--- a/extension/docs/kwork/KW001_AI_NATIVE_YANDEX_ALICE/tests/OKNO_MSK/OKNO_MSK_RESEARCH_RELEASE_CORRECTED_2026-09-05/editable/01_OKNO_MSK_CLIENT_RESEARCH_REPORT_RU_2026-09-05.docx
+++ b/extension/docs/kwork/KW001_AI_NATIVE_YANDEX_ALICE/tests/OKNO_MSK/OKNO_MSK_RESEARCH_RELEASE_CORRECTED_2026-09-05/editable/01_OKNO_MSK_CLIENT_RESEARCH_REPORT_RU_2026-09-05.docx
@@ -578,7 +578,7 @@
         <w:rPr>
           <w:rFonts w:ascii="Calibri" w:hAnsi="Calibri" w:eastAsia="Calibri"/>
         </w:rPr>
-        <w:t xml:space="preserve">. Ни одна representative phrase не совпадает буквально с 75 строками Step-09; у QF020 есть связанное, но не тождественное наблюдение</w:t>
+        <w:t xml:space="preserve">. Ни одна stored representative phrase не совпадает буквально с 75 строками Step-09; у QF020 есть связанное, но не тождественное наблюдение</w:t>
       </w:r>
       <w:r>
         <w:rPr>
@@ -597,7 +597,7 @@
         <w:rPr>
           <w:rFonts w:ascii="Calibri" w:hAnsi="Calibri" w:eastAsia="Calibri"/>
         </w:rPr>
-        <w:t xml:space="preserve">. Для</w:t>
+        <w:t xml:space="preserve">. Текущие классы доказательства:</w:t>
       </w:r>
       <w:r>
         <w:rPr>
@@ -623,7 +623,78 @@
         <w:rPr>
           <w:rFonts w:ascii="Calibri" w:hAnsi="Calibri" w:eastAsia="Calibri"/>
         </w:rPr>
-        <w:t xml:space="preserve">representative phrases сохранён отдельный более поздний точный Search-проход Stage 13; в пяти family-level карточках representative phrase не была зафиксирована.</w:t>
+        <w:t xml:space="preserve">карточек имеют сохранённую representative phrase и отдельный точный Stage-13 Search-проход;</w:t>
+      </w:r>
+      <w:r>
+        <w:rPr>
+          <w:rFonts w:ascii="Calibri" w:hAnsi="Calibri" w:eastAsia="Calibri"/>
+        </w:rPr>
+        <w:t xml:space="preserve"> </w:t>
+      </w:r>
+      <w:r>
+        <w:rPr>
+          <w:bCs/>
+          <w:rFonts w:ascii="Calibri" w:hAnsi="Calibri" w:eastAsia="Calibri"/>
+          <w:b/>
+        </w:rPr>
+        <w:t xml:space="preserve">1</w:t>
+      </w:r>
+      <w:r>
+        <w:rPr>
+          <w:rFonts w:ascii="Calibri" w:hAnsi="Calibri" w:eastAsia="Calibri"/>
+        </w:rPr>
+        <w:t xml:space="preserve"> </w:t>
+      </w:r>
+      <w:r>
+        <w:rPr>
+          <w:rFonts w:ascii="Calibri" w:hAnsi="Calibri" w:eastAsia="Calibri"/>
+        </w:rPr>
+        <w:t xml:space="preserve">карточка не имеет сохранённого</w:t>
+      </w:r>
+      <w:r>
+        <w:rPr>
+          <w:rFonts w:ascii="Calibri" w:hAnsi="Calibri" w:eastAsia="Calibri"/>
+        </w:rPr>
+        <w:t xml:space="preserve"> </w:t>
+      </w:r>
+      <w:r>
+        <w:rPr>
+          <w:rStyle w:val="VerbatimChar"/>
+          <w:rFonts w:ascii="Calibri" w:hAnsi="Calibri" w:eastAsia="Calibri"/>
+        </w:rPr>
+        <w:t xml:space="preserve">representative_query</w:t>
+      </w:r>
+      <w:r>
+        <w:rPr>
+          <w:rFonts w:ascii="Calibri" w:hAnsi="Calibri" w:eastAsia="Calibri"/>
+        </w:rPr>
+        <w:t xml:space="preserve">, но её заголовок буквально совпадает с текущей Stage-5-фразой;</w:t>
+      </w:r>
+      <w:r>
+        <w:rPr>
+          <w:rFonts w:ascii="Calibri" w:hAnsi="Calibri" w:eastAsia="Calibri"/>
+        </w:rPr>
+        <w:t xml:space="preserve"> </w:t>
+      </w:r>
+      <w:r>
+        <w:rPr>
+          <w:bCs/>
+          <w:rFonts w:ascii="Calibri" w:hAnsi="Calibri" w:eastAsia="Calibri"/>
+          <w:b/>
+        </w:rPr>
+        <w:t xml:space="preserve">4</w:t>
+      </w:r>
+      <w:r>
+        <w:rPr>
+          <w:rFonts w:ascii="Calibri" w:hAnsi="Calibri" w:eastAsia="Calibri"/>
+        </w:rPr>
+        <w:t xml:space="preserve"> </w:t>
+      </w:r>
+      <w:r>
+        <w:rPr>
+          <w:rFonts w:ascii="Calibri" w:hAnsi="Calibri" w:eastAsia="Calibri"/>
+        </w:rPr>
+        <w:t xml:space="preserve">карточки не имеют ни сохранённой representative phrase, ни буквального title-match в Stage-5. Stage-5 semantic assignment не считается Search-наблюдением.</w:t>
       </w:r>
     </w:p>
     <w:p>
@@ -1536,7 +1607,7 @@
         <w:rPr>
           <w:rFonts w:ascii="Calibri" w:hAnsi="Calibri" w:eastAsia="Calibri"/>
         </w:rPr>
-        <w:t xml:space="preserve">Обычный Search не спрятан за счётчиками. Для 16 representative phrases существует сохранённый точный Stage-13-проход; 75 Step-09-наблюдений приведены отдельно и не подменяют его. В каждой карточке сначала показана текущая Stage-5-семантика точной фразы, затем — отдельная семейная интерпретация и реальная доказательная опора.</w:t>
+        <w:t xml:space="preserve">Обычный Search не спрятан за счётчиками. Для 16 сохранённых representative phrases существует отдельный точный Stage-13-проход; ещё 1 карточка разрешается по буквальному Stage-5 title-match без подмены Search evidence; 4 карточки остаются истинно family-only. Все 75 Step-09-наблюдений приведены отдельно. В каждой карточке сначала показана текущая Stage-5-семантика точной фразы, затем — отдельная семейная интерпретация и реальная доказательная опора.</w:t>
       </w:r>
     </w:p>
     <w:bookmarkStart w:id="39" w:name="qf001--алюминиевые-окна-на-балкон"/>
@@ -1597,7 +1668,7 @@
           <w:rFonts w:ascii="Calibri" w:hAnsi="Calibri" w:eastAsia="Calibri"/>
           <w:b/>
         </w:rPr>
-        <w:t xml:space="preserve">Репрезентативная точная фраза:</w:t>
+        <w:t xml:space="preserve">Сохранённая representative phrase:</w:t>
       </w:r>
       <w:r>
         <w:rPr>
@@ -2198,7 +2269,7 @@
           <w:rFonts w:ascii="Calibri" w:hAnsi="Calibri" w:eastAsia="Calibri"/>
           <w:b/>
         </w:rPr>
-        <w:t xml:space="preserve">Репрезентативная точная фраза:</w:t>
+        <w:t xml:space="preserve">Сохранённая representative phrase:</w:t>
       </w:r>
       <w:r>
         <w:rPr>
@@ -2813,19 +2884,45 @@
           <w:rFonts w:ascii="Calibri" w:hAnsi="Calibri" w:eastAsia="Calibri"/>
           <w:b/>
         </w:rPr>
-        <w:t xml:space="preserve">Репрезентативная точная фраза:</w:t>
-      </w:r>
-      <w:r>
-        <w:rPr>
-          <w:rFonts w:ascii="Calibri" w:hAnsi="Calibri" w:eastAsia="Calibri"/>
-        </w:rPr>
-        <w:t xml:space="preserve"> </w:t>
-      </w:r>
-      <w:r>
-        <w:rPr>
-          <w:rFonts w:ascii="Calibri" w:hAnsi="Calibri" w:eastAsia="Calibri"/>
-        </w:rPr>
-        <w:t xml:space="preserve">не зафиксирована; заголовок описывает тему family-level карточки.</w:t>
+        <w:t xml:space="preserve">Исходное поле representative_query:</w:t>
+      </w:r>
+      <w:r>
+        <w:rPr>
+          <w:rFonts w:ascii="Calibri" w:hAnsi="Calibri" w:eastAsia="Calibri"/>
+        </w:rPr>
+        <w:t xml:space="preserve"> </w:t>
+      </w:r>
+      <w:r>
+        <w:rPr>
+          <w:rFonts w:ascii="Calibri" w:hAnsi="Calibri" w:eastAsia="Calibri"/>
+        </w:rPr>
+        <w:t xml:space="preserve">не было заполнено.</w:t>
+      </w:r>
+      <w:r>
+        <w:rPr>
+          <w:rFonts w:ascii="Calibri" w:hAnsi="Calibri" w:eastAsia="Calibri"/>
+        </w:rPr>
+        <w:t xml:space="preserve"> </w:t>
+      </w:r>
+      <w:r>
+        <w:rPr>
+          <w:bCs/>
+          <w:rFonts w:ascii="Calibri" w:hAnsi="Calibri" w:eastAsia="Calibri"/>
+          <w:b/>
+        </w:rPr>
+        <w:t xml:space="preserve">Разрешение по заголовку:</w:t>
+      </w:r>
+      <w:r>
+        <w:rPr>
+          <w:rFonts w:ascii="Calibri" w:hAnsi="Calibri" w:eastAsia="Calibri"/>
+        </w:rPr>
+        <w:t xml:space="preserve"> </w:t>
+      </w:r>
+      <w:r>
+        <w:rPr>
+          <w:rFonts w:ascii="Calibri" w:hAnsi="Calibri" w:eastAsia="Calibri"/>
+        </w:rPr>
+        <w:t xml:space="preserve">текст «алюминиевые окна для частного дома» буквально присутствует как точная фраза в текущей Stage-5; историческое поле QF-authority не переписывается.</w:t>
       </w:r>
       <w:r>
         <w:rPr>
@@ -2851,7 +2948,32 @@
         <w:rPr>
           <w:rFonts w:ascii="Calibri" w:hAnsi="Calibri" w:eastAsia="Calibri"/>
         </w:rPr>
-        <w:t xml:space="preserve">Репрезентативная точная фраза не была зафиксирована; exact Search и exact owner по этой карточке не заявляются.</w:t>
+        <w:t xml:space="preserve">В исходной QF-authority отдельное поле</w:t>
+      </w:r>
+      <w:r>
+        <w:rPr>
+          <w:rFonts w:ascii="Calibri" w:hAnsi="Calibri" w:eastAsia="Calibri"/>
+        </w:rPr>
+        <w:t xml:space="preserve"> </w:t>
+      </w:r>
+      <w:r>
+        <w:rPr>
+          <w:rStyle w:val="VerbatimChar"/>
+          <w:rFonts w:ascii="Calibri" w:hAnsi="Calibri" w:eastAsia="Calibri"/>
+        </w:rPr>
+        <w:t xml:space="preserve">representative_query</w:t>
+      </w:r>
+      <w:r>
+        <w:rPr>
+          <w:rFonts w:ascii="Calibri" w:hAnsi="Calibri" w:eastAsia="Calibri"/>
+        </w:rPr>
+        <w:t xml:space="preserve"> </w:t>
+      </w:r>
+      <w:r>
+        <w:rPr>
+          <w:rFonts w:ascii="Calibri" w:hAnsi="Calibri" w:eastAsia="Calibri"/>
+        </w:rPr>
+        <w:t xml:space="preserve">не было заполнено. Точного Step-09-наблюдения для текста заголовка нет. Отдельный точный Stage-13 Search-проход для него не сохранён. Это не означает, что для фразы был выполнен отдельный exact Search-проход: показанный ниже owner следует из текущей Stage-5-семантики, а не из выдуманного Search-наблюдения.</w:t>
       </w:r>
     </w:p>
     <w:p>
@@ -2877,7 +2999,230 @@
         <w:rPr>
           <w:rFonts w:ascii="Calibri" w:hAnsi="Calibri" w:eastAsia="Calibri"/>
         </w:rPr>
-        <w:t xml:space="preserve">Не применяется: в карточке нет одной зафиксированной representative phrase. Поэтому документ не назначает ей exact-query owner.</w:t>
+        <w:t xml:space="preserve">Состояние</w:t>
+      </w:r>
+      <w:r>
+        <w:rPr>
+          <w:rFonts w:ascii="Calibri" w:hAnsi="Calibri" w:eastAsia="Calibri"/>
+        </w:rPr>
+        <w:t xml:space="preserve"> </w:t>
+      </w:r>
+      <w:r>
+        <w:rPr>
+          <w:rStyle w:val="VerbatimChar"/>
+          <w:rFonts w:ascii="Calibri" w:hAnsi="Calibri" w:eastAsia="Calibri"/>
+        </w:rPr>
+        <w:t xml:space="preserve">ASSIGNED</w:t>
+      </w:r>
+      <w:r>
+        <w:rPr>
+          <w:rFonts w:ascii="Calibri" w:hAnsi="Calibri" w:eastAsia="Calibri"/>
+        </w:rPr>
+        <w:t xml:space="preserve">; неопределённость</w:t>
+      </w:r>
+      <w:r>
+        <w:rPr>
+          <w:rFonts w:ascii="Calibri" w:hAnsi="Calibri" w:eastAsia="Calibri"/>
+        </w:rPr>
+        <w:t xml:space="preserve"> </w:t>
+      </w:r>
+      <w:r>
+        <w:rPr>
+          <w:rStyle w:val="VerbatimChar"/>
+          <w:rFonts w:ascii="Calibri" w:hAnsi="Calibri" w:eastAsia="Calibri"/>
+        </w:rPr>
+        <w:t xml:space="preserve">NONE</w:t>
+      </w:r>
+      <w:r>
+        <w:rPr>
+          <w:rFonts w:ascii="Calibri" w:hAnsi="Calibri" w:eastAsia="Calibri"/>
+        </w:rPr>
+        <w:t xml:space="preserve">.</w:t>
+      </w:r>
+      <w:r>
+        <w:rPr>
+          <w:rFonts w:ascii="Calibri" w:hAnsi="Calibri" w:eastAsia="Calibri"/>
+        </w:rPr>
+        <w:br/>
+      </w:r>
+      <w:r>
+        <w:rPr>
+          <w:bCs/>
+          <w:rFonts w:ascii="Calibri" w:hAnsi="Calibri" w:eastAsia="Calibri"/>
+          <w:b/>
+        </w:rPr>
+        <w:t xml:space="preserve">Структурная единица и задача.</w:t>
+      </w:r>
+      <w:r>
+        <w:rPr>
+          <w:rFonts w:ascii="Calibri" w:hAnsi="Calibri" w:eastAsia="Calibri"/>
+        </w:rPr>
+        <w:t xml:space="preserve"> </w:t>
+      </w:r>
+      <w:r>
+        <w:rPr>
+          <w:rStyle w:val="VerbatimChar"/>
+          <w:rFonts w:ascii="Calibri" w:hAnsi="Calibri" w:eastAsia="Calibri"/>
+        </w:rPr>
+        <w:t xml:space="preserve">ALUMINIUM_WINDOWS_COMMERCIAL</w:t>
+      </w:r>
+      <w:r>
+        <w:rPr>
+          <w:rFonts w:ascii="Calibri" w:hAnsi="Calibri" w:eastAsia="Calibri"/>
+        </w:rPr>
+        <w:t xml:space="preserve"> </w:t>
+      </w:r>
+      <w:r>
+        <w:rPr>
+          <w:rFonts w:ascii="Calibri" w:hAnsi="Calibri" w:eastAsia="Calibri"/>
+        </w:rPr>
+        <w:t xml:space="preserve">— купить или заказать алюминиевые окна; намерение</w:t>
+      </w:r>
+      <w:r>
+        <w:rPr>
+          <w:rFonts w:ascii="Calibri" w:hAnsi="Calibri" w:eastAsia="Calibri"/>
+        </w:rPr>
+        <w:t xml:space="preserve"> </w:t>
+      </w:r>
+      <w:r>
+        <w:rPr>
+          <w:rStyle w:val="VerbatimChar"/>
+          <w:rFonts w:ascii="Calibri" w:hAnsi="Calibri" w:eastAsia="Calibri"/>
+        </w:rPr>
+        <w:t xml:space="preserve">COMMERCIAL</w:t>
+      </w:r>
+      <w:r>
+        <w:rPr>
+          <w:rFonts w:ascii="Calibri" w:hAnsi="Calibri" w:eastAsia="Calibri"/>
+        </w:rPr>
+        <w:t xml:space="preserve"> </w:t>
+      </w:r>
+      <w:r>
+        <w:rPr>
+          <w:rFonts w:ascii="Calibri" w:hAnsi="Calibri" w:eastAsia="Calibri"/>
+        </w:rPr>
+        <w:t xml:space="preserve">(коммерческий выбор/заказ).</w:t>
+      </w:r>
+      <w:r>
+        <w:rPr>
+          <w:rFonts w:ascii="Calibri" w:hAnsi="Calibri" w:eastAsia="Calibri"/>
+        </w:rPr>
+        <w:br/>
+      </w:r>
+      <w:r>
+        <w:rPr>
+          <w:bCs/>
+          <w:rFonts w:ascii="Calibri" w:hAnsi="Calibri" w:eastAsia="Calibri"/>
+          <w:b/>
+        </w:rPr>
+        <w:t xml:space="preserve">Exact-query owner:</w:t>
+      </w:r>
+      <w:r>
+        <w:rPr>
+          <w:rFonts w:ascii="Calibri" w:hAnsi="Calibri" w:eastAsia="Calibri"/>
+        </w:rPr>
+        <w:t xml:space="preserve"> </w:t>
+      </w:r>
+      <w:hyperlink r:id="rId35">
+        <w:r>
+          <w:rPr>
+            <w:rStyle w:val="Hyperlink"/>
+          </w:rPr>
+          <w:t xml:space="preserve">https://okno-msk.ru/alyuminievye-okna/</w:t>
+        </w:r>
+      </w:hyperlink>
+      <w:r>
+        <w:rPr>
+          <w:rFonts w:ascii="Calibri" w:hAnsi="Calibri" w:eastAsia="Calibri"/>
+        </w:rPr>
+        <w:br/>
+      </w:r>
+      <w:r>
+        <w:rPr>
+          <w:bCs/>
+          <w:rFonts w:ascii="Calibri" w:hAnsi="Calibri" w:eastAsia="Calibri"/>
+          <w:b/>
+        </w:rPr>
+        <w:t xml:space="preserve">Канонические supporting pages:</w:t>
+      </w:r>
+      <w:r>
+        <w:rPr>
+          <w:rFonts w:ascii="Calibri" w:hAnsi="Calibri" w:eastAsia="Calibri"/>
+        </w:rPr>
+        <w:t xml:space="preserve"> </w:t>
+      </w:r>
+      <w:hyperlink r:id="rId36">
+        <w:r>
+          <w:rPr>
+            <w:rStyle w:val="Hyperlink"/>
+          </w:rPr>
+          <w:t xml:space="preserve">https://okno-msk.ru/alyuminievye-okna/provedal</w:t>
+        </w:r>
+      </w:hyperlink>
+      <w:r>
+        <w:rPr>
+          <w:rFonts w:ascii="Calibri" w:hAnsi="Calibri" w:eastAsia="Calibri"/>
+        </w:rPr>
+        <w:br/>
+      </w:r>
+      <w:r>
+        <w:rPr>
+          <w:bCs/>
+          <w:rFonts w:ascii="Calibri" w:hAnsi="Calibri" w:eastAsia="Calibri"/>
+          <w:b/>
+        </w:rPr>
+        <w:t xml:space="preserve">Структурное решение:</w:t>
+      </w:r>
+      <w:r>
+        <w:rPr>
+          <w:rFonts w:ascii="Calibri" w:hAnsi="Calibri" w:eastAsia="Calibri"/>
+        </w:rPr>
+        <w:t xml:space="preserve"> </w:t>
+      </w:r>
+      <w:r>
+        <w:rPr>
+          <w:rStyle w:val="VerbatimChar"/>
+          <w:rFonts w:ascii="Calibri" w:hAnsi="Calibri" w:eastAsia="Calibri"/>
+        </w:rPr>
+        <w:t xml:space="preserve">KEEP_EXISTING_STRUCTURE</w:t>
+      </w:r>
+      <w:r>
+        <w:rPr>
+          <w:rFonts w:ascii="Calibri" w:hAnsi="Calibri" w:eastAsia="Calibri"/>
+        </w:rPr>
+        <w:t xml:space="preserve"> </w:t>
+      </w:r>
+      <w:r>
+        <w:rPr>
+          <w:rFonts w:ascii="Calibri" w:hAnsi="Calibri" w:eastAsia="Calibri"/>
+        </w:rPr>
+        <w:t xml:space="preserve">(сохранить существующую структуру).</w:t>
+      </w:r>
+      <w:r>
+        <w:rPr>
+          <w:rFonts w:ascii="Calibri" w:hAnsi="Calibri" w:eastAsia="Calibri"/>
+        </w:rPr>
+        <w:br/>
+      </w:r>
+      <w:r>
+        <w:rPr>
+          <w:bCs/>
+          <w:rFonts w:ascii="Calibri" w:hAnsi="Calibri" w:eastAsia="Calibri"/>
+          <w:b/>
+        </w:rPr>
+        <w:t xml:space="preserve">Проверка единицы.</w:t>
+      </w:r>
+      <w:r>
+        <w:rPr>
+          <w:rFonts w:ascii="Calibri" w:hAnsi="Calibri" w:eastAsia="Calibri"/>
+        </w:rPr>
+        <w:t xml:space="preserve"> </w:t>
+      </w:r>
+      <w:r>
+        <w:rPr>
+          <w:rFonts w:ascii="Calibri" w:hAnsi="Calibri" w:eastAsia="Calibri"/>
+        </w:rPr>
+        <w:t xml:space="preserve">Каноническая власть структурной единицы совпадает с exact-query owner.</w:t>
       </w:r>
     </w:p>
     <w:p>
@@ -2943,7 +3288,7 @@
         <w:rPr>
           <w:rFonts w:ascii="Calibri" w:hAnsi="Calibri" w:eastAsia="Calibri"/>
         </w:rPr>
-        <w:t xml:space="preserve">. Это только семейная интерпретация; она не создаёт владельца для отсутствующей точной фразы.</w:t>
+        <w:t xml:space="preserve">. Семейный основной URL не противоречит exact-query owner.</w:t>
       </w:r>
     </w:p>
     <w:p>
@@ -2969,7 +3314,7 @@
         <w:rPr>
           <w:rFonts w:ascii="Calibri" w:hAnsi="Calibri" w:eastAsia="Calibri"/>
         </w:rPr>
-        <w:t xml:space="preserve">В карточке нет одной репрезентативной точной фразы. Семейный вывод основан на совокупности текущих алюминиевых назначений и различии материала «алюминий» от PVC-сценария частного дома; exact owner не заявляется. Техническая трасса:</w:t>
+        <w:t xml:space="preserve">В исходной QF-authority поле representative_query не заполнено, но заголовок карточки буквально совпадает с текущей Stage-5-фразой. Поэтому exact semantic owner известен: алюминиевый коммерческий раздел. Это семантическое назначение не создаёт отсутствующее Search-наблюдение и не доказывает историческую конкуренцию. Техническая трасса:</w:t>
       </w:r>
       <w:r>
         <w:rPr>
@@ -3172,7 +3517,7 @@
           <w:rFonts w:ascii="Calibri" w:hAnsi="Calibri" w:eastAsia="Calibri"/>
           <w:b/>
         </w:rPr>
-        <w:t xml:space="preserve">Репрезентативная точная фраза:</w:t>
+        <w:t xml:space="preserve">Сохранённая representative phrase:</w:t>
       </w:r>
       <w:r>
         <w:rPr>
@@ -3773,7 +4118,7 @@
           <w:rFonts w:ascii="Calibri" w:hAnsi="Calibri" w:eastAsia="Calibri"/>
           <w:b/>
         </w:rPr>
-        <w:t xml:space="preserve">Репрезентативная точная фраза:</w:t>
+        <w:t xml:space="preserve">Сохранённая representative phrase:</w:t>
       </w:r>
       <w:r>
         <w:rPr>
@@ -4372,7 +4717,7 @@
           <w:rFonts w:ascii="Calibri" w:hAnsi="Calibri" w:eastAsia="Calibri"/>
           <w:b/>
         </w:rPr>
-        <w:t xml:space="preserve">Репрезентативная точная фраза:</w:t>
+        <w:t xml:space="preserve">Сохранённая representative phrase:</w:t>
       </w:r>
       <w:r>
         <w:rPr>
@@ -4973,7 +5318,7 @@
           <w:rFonts w:ascii="Calibri" w:hAnsi="Calibri" w:eastAsia="Calibri"/>
           <w:b/>
         </w:rPr>
-        <w:t xml:space="preserve">Репрезентативная точная фраза:</w:t>
+        <w:t xml:space="preserve">Сохранённая representative phrase:</w:t>
       </w:r>
       <w:r>
         <w:rPr>
@@ -5602,19 +5947,19 @@
           <w:rFonts w:ascii="Calibri" w:hAnsi="Calibri" w:eastAsia="Calibri"/>
           <w:b/>
         </w:rPr>
-        <w:t xml:space="preserve">Репрезентативная точная фраза:</w:t>
-      </w:r>
-      <w:r>
-        <w:rPr>
-          <w:rFonts w:ascii="Calibri" w:hAnsi="Calibri" w:eastAsia="Calibri"/>
-        </w:rPr>
-        <w:t xml:space="preserve"> </w:t>
-      </w:r>
-      <w:r>
-        <w:rPr>
-          <w:rFonts w:ascii="Calibri" w:hAnsi="Calibri" w:eastAsia="Calibri"/>
-        </w:rPr>
-        <w:t xml:space="preserve">не зафиксирована; заголовок описывает тему family-level карточки.</w:t>
+        <w:t xml:space="preserve">Исходное поле representative_query:</w:t>
+      </w:r>
+      <w:r>
+        <w:rPr>
+          <w:rFonts w:ascii="Calibri" w:hAnsi="Calibri" w:eastAsia="Calibri"/>
+        </w:rPr>
+        <w:t xml:space="preserve"> </w:t>
+      </w:r>
+      <w:r>
+        <w:rPr>
+          <w:rFonts w:ascii="Calibri" w:hAnsi="Calibri" w:eastAsia="Calibri"/>
+        </w:rPr>
+        <w:t xml:space="preserve">не было заполнено; заголовок описывает family-level тему и не имеет буквального совпадения в текущей Stage-5.</w:t>
       </w:r>
       <w:r>
         <w:rPr>
@@ -5640,7 +5985,7 @@
         <w:rPr>
           <w:rFonts w:ascii="Calibri" w:hAnsi="Calibri" w:eastAsia="Calibri"/>
         </w:rPr>
-        <w:t xml:space="preserve">Репрезентативная точная фраза не была зафиксирована; exact Search и exact owner по этой карточке не заявляются.</w:t>
+        <w:t xml:space="preserve">Репрезентативная точная фраза не была зафиксирована, и заголовок не имеет буквального совпадения в текущей Stage-5; exact Search и exact owner по этой карточке не заявляются.</w:t>
       </w:r>
     </w:p>
     <w:p>
@@ -5666,7 +6011,7 @@
         <w:rPr>
           <w:rFonts w:ascii="Calibri" w:hAnsi="Calibri" w:eastAsia="Calibri"/>
         </w:rPr>
-        <w:t xml:space="preserve">Не применяется: в карточке нет одной зафиксированной representative phrase. Поэтому документ не назначает ей exact-query owner.</w:t>
+        <w:t xml:space="preserve">Не применяется: нет ни сохранённой representative phrase, ни буквального совпадения заголовка с текущей Stage-5. Поэтому документ не назначает карточке exact-query owner.</w:t>
       </w:r>
     </w:p>
     <w:p>
@@ -5961,19 +6306,19 @@
           <w:rFonts w:ascii="Calibri" w:hAnsi="Calibri" w:eastAsia="Calibri"/>
           <w:b/>
         </w:rPr>
-        <w:t xml:space="preserve">Репрезентативная точная фраза:</w:t>
-      </w:r>
-      <w:r>
-        <w:rPr>
-          <w:rFonts w:ascii="Calibri" w:hAnsi="Calibri" w:eastAsia="Calibri"/>
-        </w:rPr>
-        <w:t xml:space="preserve"> </w:t>
-      </w:r>
-      <w:r>
-        <w:rPr>
-          <w:rFonts w:ascii="Calibri" w:hAnsi="Calibri" w:eastAsia="Calibri"/>
-        </w:rPr>
-        <w:t xml:space="preserve">не зафиксирована; заголовок описывает тему family-level карточки.</w:t>
+        <w:t xml:space="preserve">Исходное поле representative_query:</w:t>
+      </w:r>
+      <w:r>
+        <w:rPr>
+          <w:rFonts w:ascii="Calibri" w:hAnsi="Calibri" w:eastAsia="Calibri"/>
+        </w:rPr>
+        <w:t xml:space="preserve"> </w:t>
+      </w:r>
+      <w:r>
+        <w:rPr>
+          <w:rFonts w:ascii="Calibri" w:hAnsi="Calibri" w:eastAsia="Calibri"/>
+        </w:rPr>
+        <w:t xml:space="preserve">не было заполнено; заголовок описывает family-level тему и не имеет буквального совпадения в текущей Stage-5.</w:t>
       </w:r>
       <w:r>
         <w:rPr>
@@ -5999,7 +6344,7 @@
         <w:rPr>
           <w:rFonts w:ascii="Calibri" w:hAnsi="Calibri" w:eastAsia="Calibri"/>
         </w:rPr>
-        <w:t xml:space="preserve">Репрезентативная точная фраза не была зафиксирована; exact Search и exact owner по этой карточке не заявляются.</w:t>
+        <w:t xml:space="preserve">Репрезентативная точная фраза не была зафиксирована, и заголовок не имеет буквального совпадения в текущей Stage-5; exact Search и exact owner по этой карточке не заявляются.</w:t>
       </w:r>
     </w:p>
     <w:p>
@@ -6025,7 +6370,7 @@
         <w:rPr>
           <w:rFonts w:ascii="Calibri" w:hAnsi="Calibri" w:eastAsia="Calibri"/>
         </w:rPr>
-        <w:t xml:space="preserve">Не применяется: в карточке нет одной зафиксированной representative phrase. Поэтому документ не назначает ей exact-query owner.</w:t>
+        <w:t xml:space="preserve">Не применяется: нет ни сохранённой representative phrase, ни буквального совпадения заголовка с текущей Stage-5. Поэтому документ не назначает карточке exact-query owner.</w:t>
       </w:r>
     </w:p>
     <w:p>
@@ -6314,7 +6659,7 @@
           <w:rFonts w:ascii="Calibri" w:hAnsi="Calibri" w:eastAsia="Calibri"/>
           <w:b/>
         </w:rPr>
-        <w:t xml:space="preserve">Репрезентативная точная фраза:</w:t>
+        <w:t xml:space="preserve">Сохранённая representative phrase:</w:t>
       </w:r>
       <w:r>
         <w:rPr>
@@ -6913,19 +7258,19 @@
           <w:rFonts w:ascii="Calibri" w:hAnsi="Calibri" w:eastAsia="Calibri"/>
           <w:b/>
         </w:rPr>
-        <w:t xml:space="preserve">Репрезентативная точная фраза:</w:t>
-      </w:r>
-      <w:r>
-        <w:rPr>
-          <w:rFonts w:ascii="Calibri" w:hAnsi="Calibri" w:eastAsia="Calibri"/>
-        </w:rPr>
-        <w:t xml:space="preserve"> </w:t>
-      </w:r>
-      <w:r>
-        <w:rPr>
-          <w:rFonts w:ascii="Calibri" w:hAnsi="Calibri" w:eastAsia="Calibri"/>
-        </w:rPr>
-        <w:t xml:space="preserve">не зафиксирована; заголовок описывает тему family-level карточки.</w:t>
+        <w:t xml:space="preserve">Исходное поле representative_query:</w:t>
+      </w:r>
+      <w:r>
+        <w:rPr>
+          <w:rFonts w:ascii="Calibri" w:hAnsi="Calibri" w:eastAsia="Calibri"/>
+        </w:rPr>
+        <w:t xml:space="preserve"> </w:t>
+      </w:r>
+      <w:r>
+        <w:rPr>
+          <w:rFonts w:ascii="Calibri" w:hAnsi="Calibri" w:eastAsia="Calibri"/>
+        </w:rPr>
+        <w:t xml:space="preserve">не было заполнено; заголовок описывает family-level тему и не имеет буквального совпадения в текущей Stage-5.</w:t>
       </w:r>
       <w:r>
         <w:rPr>
@@ -6951,7 +7296,7 @@
         <w:rPr>
           <w:rFonts w:ascii="Calibri" w:hAnsi="Calibri" w:eastAsia="Calibri"/>
         </w:rPr>
-        <w:t xml:space="preserve">Репрезентативная точная фраза не была зафиксирована; exact Search и exact owner по этой карточке не заявляются.</w:t>
+        <w:t xml:space="preserve">Репрезентативная точная фраза не была зафиксирована, и заголовок не имеет буквального совпадения в текущей Stage-5; exact Search и exact owner по этой карточке не заявляются.</w:t>
       </w:r>
     </w:p>
     <w:p>
@@ -6977,7 +7322,7 @@
         <w:rPr>
           <w:rFonts w:ascii="Calibri" w:hAnsi="Calibri" w:eastAsia="Calibri"/>
         </w:rPr>
-        <w:t xml:space="preserve">Не применяется: в карточке нет одной зафиксированной representative phrase. Поэтому документ не назначает ей exact-query owner.</w:t>
+        <w:t xml:space="preserve">Не применяется: нет ни сохранённой representative phrase, ни буквального совпадения заголовка с текущей Stage-5. Поэтому документ не назначает карточке exact-query owner.</w:t>
       </w:r>
     </w:p>
     <w:p>
@@ -7272,7 +7617,7 @@
           <w:rFonts w:ascii="Calibri" w:hAnsi="Calibri" w:eastAsia="Calibri"/>
           <w:b/>
         </w:rPr>
-        <w:t xml:space="preserve">Репрезентативная точная фраза:</w:t>
+        <w:t xml:space="preserve">Сохранённая representative phrase:</w:t>
       </w:r>
       <w:r>
         <w:rPr>
@@ -7871,7 +8216,7 @@
           <w:rFonts w:ascii="Calibri" w:hAnsi="Calibri" w:eastAsia="Calibri"/>
           <w:b/>
         </w:rPr>
-        <w:t xml:space="preserve">Репрезентативная точная фраза:</w:t>
+        <w:t xml:space="preserve">Сохранённая representative phrase:</w:t>
       </w:r>
       <w:r>
         <w:rPr>
@@ -8486,7 +8831,7 @@
           <w:rFonts w:ascii="Calibri" w:hAnsi="Calibri" w:eastAsia="Calibri"/>
           <w:b/>
         </w:rPr>
-        <w:t xml:space="preserve">Репрезентативная точная фраза:</w:t>
+        <w:t xml:space="preserve">Сохранённая representative phrase:</w:t>
       </w:r>
       <w:r>
         <w:rPr>
@@ -9087,7 +9432,7 @@
           <w:rFonts w:ascii="Calibri" w:hAnsi="Calibri" w:eastAsia="Calibri"/>
           <w:b/>
         </w:rPr>
-        <w:t xml:space="preserve">Репрезентативная точная фраза:</w:t>
+        <w:t xml:space="preserve">Сохранённая representative phrase:</w:t>
       </w:r>
       <w:r>
         <w:rPr>
@@ -9686,7 +10031,7 @@
           <w:rFonts w:ascii="Calibri" w:hAnsi="Calibri" w:eastAsia="Calibri"/>
           <w:b/>
         </w:rPr>
-        <w:t xml:space="preserve">Репрезентативная точная фраза:</w:t>
+        <w:t xml:space="preserve">Сохранённая representative phrase:</w:t>
       </w:r>
       <w:r>
         <w:rPr>
@@ -10301,7 +10646,7 @@
           <w:rFonts w:ascii="Calibri" w:hAnsi="Calibri" w:eastAsia="Calibri"/>
           <w:b/>
         </w:rPr>
-        <w:t xml:space="preserve">Репрезентативная точная фраза:</w:t>
+        <w:t xml:space="preserve">Сохранённая representative phrase:</w:t>
       </w:r>
       <w:r>
         <w:rPr>
@@ -10916,7 +11261,7 @@
           <w:rFonts w:ascii="Calibri" w:hAnsi="Calibri" w:eastAsia="Calibri"/>
           <w:b/>
         </w:rPr>
-        <w:t xml:space="preserve">Репрезентативная точная фраза:</w:t>
+        <w:t xml:space="preserve">Сохранённая representative phrase:</w:t>
       </w:r>
       <w:r>
         <w:rPr>
@@ -11517,7 +11862,7 @@
           <w:rFonts w:ascii="Calibri" w:hAnsi="Calibri" w:eastAsia="Calibri"/>
           <w:b/>
         </w:rPr>
-        <w:t xml:space="preserve">Репрезентативная точная фраза:</w:t>
+        <w:t xml:space="preserve">Сохранённая representative phrase:</w:t>
       </w:r>
       <w:r>
         <w:rPr>
@@ -12118,7 +12463,7 @@
           <w:rFonts w:ascii="Calibri" w:hAnsi="Calibri" w:eastAsia="Calibri"/>
           <w:b/>
         </w:rPr>
-        <w:t xml:space="preserve">Репрезентативная точная фраза:</w:t>
+        <w:t xml:space="preserve">Сохранённая representative phrase:</w:t>
       </w:r>
       <w:r>
         <w:rPr>
@@ -12744,19 +13089,19 @@
           <w:rFonts w:ascii="Calibri" w:hAnsi="Calibri" w:eastAsia="Calibri"/>
           <w:b/>
         </w:rPr>
-        <w:t xml:space="preserve">Репрезентативная точная фраза:</w:t>
-      </w:r>
-      <w:r>
-        <w:rPr>
-          <w:rFonts w:ascii="Calibri" w:hAnsi="Calibri" w:eastAsia="Calibri"/>
-        </w:rPr>
-        <w:t xml:space="preserve"> </w:t>
-      </w:r>
-      <w:r>
-        <w:rPr>
-          <w:rFonts w:ascii="Calibri" w:hAnsi="Calibri" w:eastAsia="Calibri"/>
-        </w:rPr>
-        <w:t xml:space="preserve">не зафиксирована; заголовок описывает тему family-level карточки.</w:t>
+        <w:t xml:space="preserve">Исходное поле representative_query:</w:t>
+      </w:r>
+      <w:r>
+        <w:rPr>
+          <w:rFonts w:ascii="Calibri" w:hAnsi="Calibri" w:eastAsia="Calibri"/>
+        </w:rPr>
+        <w:t xml:space="preserve"> </w:t>
+      </w:r>
+      <w:r>
+        <w:rPr>
+          <w:rFonts w:ascii="Calibri" w:hAnsi="Calibri" w:eastAsia="Calibri"/>
+        </w:rPr>
+        <w:t xml:space="preserve">не было заполнено; заголовок описывает family-level тему и не имеет буквального совпадения в текущей Stage-5.</w:t>
       </w:r>
       <w:r>
         <w:rPr>
@@ -12782,7 +13127,7 @@
         <w:rPr>
           <w:rFonts w:ascii="Calibri" w:hAnsi="Calibri" w:eastAsia="Calibri"/>
         </w:rPr>
-        <w:t xml:space="preserve">Репрезентативная точная фраза не была зафиксирована; exact Search и exact owner по этой карточке не заявляются.</w:t>
+        <w:t xml:space="preserve">Репрезентативная точная фраза не была зафиксирована, и заголовок не имеет буквального совпадения в текущей Stage-5; exact Search и exact owner по этой карточке не заявляются.</w:t>
       </w:r>
     </w:p>
     <w:p>
@@ -12808,7 +13153,7 @@
         <w:rPr>
           <w:rFonts w:ascii="Calibri" w:hAnsi="Calibri" w:eastAsia="Calibri"/>
         </w:rPr>
-        <w:t xml:space="preserve">Не применяется: в карточке нет одной зафиксированной representative phrase. Поэтому документ не назначает ей exact-query owner.</w:t>
+        <w:t xml:space="preserve">Не применяется: нет ни сохранённой representative phrase, ни буквального совпадения заголовка с текущей Stage-5. Поэтому документ не назначает карточке exact-query owner.</w:t>
       </w:r>
     </w:p>
     <w:p>

--- a/extension/docs/kwork/KW001_AI_NATIVE_YANDEX_ALICE/tests/OKNO_MSK/OKNO_MSK_RESEARCH_RELEASE_CORRECTED_2026-09-05/editable/01_OKNO_MSK_CLIENT_RESEARCH_REPORT_RU_2026-09-05.docx
+++ b/extension/docs/kwork/KW001_AI_NATIVE_YANDEX_ALICE/tests/OKNO_MSK/OKNO_MSK_RESEARCH_RELEASE_CORRECTED_2026-09-05/editable/01_OKNO_MSK_CLIENT_RESEARCH_REPORT_RU_2026-09-05.docx
@@ -56,7 +56,7 @@
         <w:spacing w:after="100"/>
       </w:pPr>
       <w:r>
-        <w:t>Сайту не требуется массовое создание новых посадочных страниц. Основная структура в целом соответствует исследованным задачам. Полностью готовы семь физических изменений существующих страниц. Ещё одна работа готова только частично: безопасную нейтральную часть можно выполнить сейчас, а фактический состав монтажной услуги должен подтвердить бизнес. Девятнадцать решений являются только аналитическим назначением страниц и не требуют физической правки сайта. Четыре вопроса требуют дополнительной проверки. Пятнадцать предполагаемых внутренних ссылок нельзя внедрять, пока не установлены точное место и естественный контекст каждой ссылки.</w:t>
+        <w:t>Исследование показало, что сайт уже закрывает значительную часть изученного спроса существующими страницами. Практический результат исследования — семь конкретных улучшений существующих страниц, которые делают выбор, параметры и навигацию понятнее для пользователя.</w:t>
       </w:r>
     </w:p>
     <w:p>
@@ -64,23 +64,23 @@
         <w:spacing w:after="100"/>
       </w:pPr>
       <w:r>
-        <w:t>Обычная выдача Яндекса использовалась как основной внешний слой для понимания задачи пользователя и ожидаемого типа страницы. Поисковый помощник применялся только в восьми заранее выбранных спорных случаях. Он не дал основания создать ни одной новой страницы или перестроить архитектуру: в четырёх случаях снизил риск неверного решения, в трёх подтвердил отсутствие необходимости изменений, в одном доказательств оказалось недостаточно.</w:t>
+        <w:t>В работу можно передать семь полностью сформулированных доработок: французские окна, окна для частного дома, практический блок о вентиляции алюминиевого остекления, выбор размеров пластиковых дверей, навигацию портфолио, панорамный сценарий в разделе алюминиевых окон и обновление статьи о лучших окнах.</w:t>
       </w:r>
     </w:p>
     <w:p>
       <w:pPr>
-        <w:pStyle w:val="Heading1"/>
+        <w:spacing w:after="100"/>
       </w:pPr>
       <w:r>
-        <w:t>1. Что исследовали</w:t>
+        <w:t>Для основных групп поискового спроса определены подходящие существующие страницы и подтверждены случаи, где текущая структура уже отвечает задаче пользователя. В результате владелец получает не только список доработок, но и понятную основу для дальнейшей работы с содержанием сайта без лишнего дублирования.</w:t>
       </w:r>
     </w:p>
     <w:p>
       <w:pPr>
-        <w:pStyle w:val="ListBullet"/>
+        <w:pStyle w:val="Heading1"/>
       </w:pPr>
       <w:r>
-        <w:t>Полный исходный корпус — 2 840 поисковых фраз.</w:t>
+        <w:t>1. Что на сайте уже работает правильно</w:t>
       </w:r>
     </w:p>
     <w:p>
@@ -88,7 +88,7 @@
         <w:pStyle w:val="ListBullet"/>
       </w:pPr>
       <w:r>
-        <w:t>2 313 фраз получили итоговое назначение; для 19 нужна отдельная поисковая проверка; 174 отложены на дополнительный разбор; 334 исключены из активного спроса с сохранением причины.</w:t>
+        <w:t>Основные коммерческие темы уже имеют подходящие страницы, поэтому значительная часть работы — усиление существующего содержания, а не создание параллельных разделов.</w:t>
       </w:r>
     </w:p>
     <w:p>
@@ -96,7 +96,7 @@
         <w:pStyle w:val="ListBullet"/>
       </w:pPr>
       <w:r>
-        <w:t>Структурная модель содержит 168 пользовательских задач и подзадач.</w:t>
+        <w:t>На сайте уже есть отдельные страницы для отделки балкона, раздвижного балконного остекления, окон в деревянный дом, стеклопакетов и раздвижных окон веранды. Эти страницы позволяют отвечать на более точные запросы без дублирования широких разделов.</w:t>
       </w:r>
     </w:p>
     <w:p>
@@ -104,7 +104,7 @@
         <w:pStyle w:val="ListBullet"/>
       </w:pPr>
       <w:r>
-        <w:t>Сохранены 75 наблюдений по конкретным запросам обычной выдачи Яндекса. Каждое относится только к тому запросу, который действительно проверялся.</w:t>
+        <w:t>Для общего выбора остекления веранды подходит общая страница веранды, а безрамный и раздвижной сценарии раскрываются на специализированных страницах.</w:t>
       </w:r>
     </w:p>
     <w:p>
@@ -112,7 +112,7 @@
         <w:pStyle w:val="ListBullet"/>
       </w:pPr>
       <w:r>
-        <w:t>Отдельно разобрано 21 материальное семейство, где важно не смешивать точную формулировку, более широкую задачу и поддерживающую страницу.</w:t>
+        <w:t>Общая панорамная страница и страница панорамных окон REHAU отвечают на разные уровни выбора: широкий и брендовый.</w:t>
       </w:r>
     </w:p>
     <w:p>
@@ -120,7 +120,7 @@
         <w:pStyle w:val="ListBullet"/>
       </w:pPr>
       <w:r>
-        <w:t>Восемь спорных случаев дополнительно проверены через поискового помощника; этот слой не заменял обычную выдачу.</w:t>
+        <w:t>Страница окон для частного дома и страница для коттеджей отвечают на широкий и более узкий сценарии объекта.</w:t>
       </w:r>
     </w:p>
     <w:p>
@@ -128,135 +128,31 @@
         <w:pStyle w:val="ListBullet"/>
       </w:pPr>
       <w:r>
-        <w:t>Практическая карта содержит 34 решения: готовые изменения, аналитические назначения, повторные проверки, ожидание данных и сохранение текущего состояния.</w:t>
+        <w:t>Продуктовый блок сравнения REHAU и отдельная статья сравнения дополняют друг друга: один помогает быстро выбрать систему, другая даёт подробное объяснение.</w:t>
       </w:r>
     </w:p>
     <w:p>
       <w:pPr>
-        <w:pStyle w:val="Heading1"/>
+        <w:pStyle w:val="ListBullet"/>
       </w:pPr>
       <w:r>
-        <w:t>2. Как читать выводы</w:t>
+        <w:t>На странице пластиковых дверей уже есть цены, калькулятор и путь к замеру — их нужно сохранить при будущих доработках.</w:t>
       </w:r>
     </w:p>
     <w:p>
       <w:pPr>
-        <w:pStyle w:val="ListBullet"/>
+        <w:pStyle w:val="Heading1"/>
       </w:pPr>
       <w:r>
-        <w:t>Наблюдение по одному точному запросу нельзя автоматически переносить на всё семейство запросов.</w:t>
+        <w:t>2. Семь приоритетных улучшений существующих страниц</w:t>
       </w:r>
     </w:p>
     <w:p>
       <w:pPr>
-        <w:pStyle w:val="ListBullet"/>
+        <w:pStyle w:val="Heading2"/>
       </w:pPr>
       <w:r>
-        <w:t>Связанность двух страниц не означает доказанную каннибализацию и не разрешает объединение, удаление или перенаправление.</w:t>
-      </w:r>
-    </w:p>
-    <w:p>
-      <w:pPr>
-        <w:pStyle w:val="ListBullet"/>
-      </w:pPr>
-      <w:r>
-        <w:t>Назначение запроса существующей странице не означает, что нужно физически менять меню, навигацию, ссылки или текст.</w:t>
-      </w:r>
-    </w:p>
-    <w:p>
-      <w:pPr>
-        <w:pStyle w:val="ListBullet"/>
-      </w:pPr>
-      <w:r>
-        <w:t>Отсутствие страницы в конкретной поисковой выдаче не означает, что страницы нет на сайте.</w:t>
-      </w:r>
-    </w:p>
-    <w:p>
-      <w:pPr>
-        <w:pStyle w:val="ListBullet"/>
-      </w:pPr>
-      <w:r>
-        <w:t>Ни обычная выдача, ни поисковый помощник не доказывают прибыль, конверсию, долгосрочную стабильность позиции или исторический ущерб без дополнительных данных.</w:t>
-      </w:r>
-    </w:p>
-    <w:p>
-      <w:pPr>
-        <w:pStyle w:val="Heading1"/>
-      </w:pPr>
-      <w:r>
-        <w:t>3. Что на сайте уже правильно и что нужно сохранить</w:t>
-      </w:r>
-    </w:p>
-    <w:p>
-      <w:pPr>
-        <w:pStyle w:val="ListBullet"/>
-      </w:pPr>
-      <w:r>
-        <w:t>Для 168 структурных задач не доказана необходимость массового создания новых страниц. Новые страницы ради полноты структуры создавать не нужно.</w:t>
-      </w:r>
-    </w:p>
-    <w:p>
-      <w:pPr>
-        <w:pStyle w:val="ListBullet"/>
-      </w:pPr>
-      <w:r>
-        <w:t>Связанные страницы не следует автоматически считать конкурирующими. Для неоднозначных пар разрушительные действия запрещены до отдельного доказательства.</w:t>
-      </w:r>
-    </w:p>
-    <w:p>
-      <w:pPr>
-        <w:pStyle w:val="ListBullet"/>
-      </w:pPr>
-      <w:r>
-        <w:t>Для общего сценария остекления веранды сохраняется общая страница веранды; узкие страницы нужны только для соответствующих специализированных задач.</w:t>
-      </w:r>
-    </w:p>
-    <w:p>
-      <w:pPr>
-        <w:pStyle w:val="ListBullet"/>
-      </w:pPr>
-      <w:r>
-        <w:t>На сайте уже есть отдельные страницы для отделки балкона, раздвижного балконного остекления, окон в деревянный дом, стеклопакетов и раздвижных окон веранды. Дубли для этих задач не нужны.</w:t>
-      </w:r>
-    </w:p>
-    <w:p>
-      <w:pPr>
-        <w:pStyle w:val="ListBullet"/>
-      </w:pPr>
-      <w:r>
-        <w:t>В восьми проверках поискового помощника не подтверждено ни одного архитектурного изменения.</w:t>
-      </w:r>
-    </w:p>
-    <w:p>
-      <w:pPr>
-        <w:pStyle w:val="ListBullet"/>
-      </w:pPr>
-      <w:r>
-        <w:t>На странице пластиковых дверей уже есть цены, калькулятор и путь к замеру — эти элементы нужно сохранить.</w:t>
-      </w:r>
-    </w:p>
-    <w:p>
-      <w:pPr>
-        <w:pStyle w:val="ListBullet"/>
-      </w:pPr>
-      <w:r>
-        <w:t>Неопределённость не нужно искусственно закрывать. Если доказательств недостаточно, это нормальный итог исследования.</w:t>
-      </w:r>
-    </w:p>
-    <w:p>
-      <w:pPr>
-        <w:pStyle w:val="Heading1"/>
-      </w:pPr>
-      <w:r>
-        <w:t>4. Семь изменений, которые можно внедрять</w:t>
-      </w:r>
-    </w:p>
-    <w:p>
-      <w:pPr>
-        <w:pStyle w:val="Heading2"/>
-      </w:pPr>
-      <w:r>
-        <w:t>1. Французские окна</w:t>
+        <w:t>1. Французские окна — сделать выбор решения понятнее</w:t>
       </w:r>
     </w:p>
     <w:p>
@@ -284,10 +180,38 @@
         <w:rPr>
           <w:b/>
         </w:rPr>
-        <w:t xml:space="preserve">Что сделать: </w:t>
+        <w:t xml:space="preserve">Что обнаружено: </w:t>
       </w:r>
       <w:r>
-        <w:t>Уточнить конфигурации, замену балконного блока и понятное отличие французского решения от общего панорамного остекления.</w:t>
+        <w:t>Страница уже объясняет базовое понятие французских окон и содержит цены, но пользователю недостаточно ясно, чем французское окно отличается от общего панорамного остекления и от замены обычного балконного блока.</w:t>
+      </w:r>
+    </w:p>
+    <w:p>
+      <w:pPr>
+        <w:spacing w:after="100"/>
+      </w:pPr>
+      <w:r>
+        <w:rPr>
+          <w:b/>
+        </w:rPr>
+        <w:t xml:space="preserve">Почему это важно: </w:t>
+      </w:r>
+      <w:r>
+        <w:t>Это разные сценарии выбора. Человеку важно понять, какое решение подходит его проёму и что именно нужно обсуждать на замере. Исследование показывает, что эту задачу можно полноценно закрыть на существующей странице.</w:t>
+      </w:r>
+    </w:p>
+    <w:p>
+      <w:pPr>
+        <w:spacing w:after="100"/>
+      </w:pPr>
+      <w:r>
+        <w:rPr>
+          <w:b/>
+        </w:rPr>
+        <w:t xml:space="preserve">Что рекомендуется сделать: </w:t>
+      </w:r>
+      <w:r>
+        <w:t>Добавить короткий сравнительный блок «французское окно / замена балконного блока / панорамное остекление». Для каждого варианта объяснить суть решения, когда его выбирают и что определяется только после замера и, если требуется, согласования.</w:t>
       </w:r>
     </w:p>
     <w:p>
@@ -301,7 +225,7 @@
         <w:t xml:space="preserve">Где: </w:t>
       </w:r>
       <w:r>
-        <w:t>После вводного определения, до цен и вариантов конфигурации.</w:t>
+        <w:t>После вводного объяснения французских окон, до цен и вариантов конфигурации.</w:t>
       </w:r>
     </w:p>
     <w:p>
@@ -312,10 +236,10 @@
         <w:rPr>
           <w:b/>
         </w:rPr>
-        <w:t xml:space="preserve">Ограничение: </w:t>
+        <w:t xml:space="preserve">Что сохранить: </w:t>
       </w:r>
       <w:r>
-        <w:t>Не дублировать уже существующее базовое определение. Не обещать возможность перепланировки без замера и согласования. Сохранить существующую ценовую часть и переход к заявке.</w:t>
+        <w:t>Существующее базовое определение, ценовой блок и переход к заявке.</w:t>
       </w:r>
     </w:p>
     <w:p>
@@ -326,18 +250,32 @@
         <w:rPr>
           <w:b/>
         </w:rPr>
-        <w:t xml:space="preserve">Проверка результата: </w:t>
+        <w:t xml:space="preserve">Как должен выглядеть результат: </w:t>
       </w:r>
       <w:r>
-        <w:t>Различия понятны, базовый текст не повторён, неподтверждённых обещаний нет.</w:t>
+        <w:t>После чтения блока человек понимает разницу между тремя сценариями и знает, какие вопросы нужно уточнить на замере.</w:t>
       </w:r>
     </w:p>
     <w:p>
       <w:pPr>
+        <w:spacing w:after="100"/>
+      </w:pPr>
+      <w:r>
+        <w:rPr>
+          <w:b/>
+        </w:rPr>
+        <w:t xml:space="preserve">Как проверить: </w:t>
+      </w:r>
+      <w:r>
+        <w:t>Нет повторения существующего определения и нет обещаний перепланировки или применимости решения без замера и необходимого согласования.</w:t>
+      </w:r>
+    </w:p>
+    <w:p>
+      <w:pPr>
         <w:pStyle w:val="Heading2"/>
       </w:pPr>
       <w:r>
-        <w:t>2. Окна для частного дома</w:t>
+        <w:t>2. Окна для частного дома — объяснить размеры и роль замера</w:t>
       </w:r>
     </w:p>
     <w:p>
@@ -365,10 +303,38 @@
         <w:rPr>
           <w:b/>
         </w:rPr>
-        <w:t xml:space="preserve">Что сделать: </w:t>
+        <w:t xml:space="preserve">Что обнаружено: </w:t>
       </w:r>
       <w:r>
-        <w:t>Добавить понятную модель типовых и нетиповых проёмов и объяснить, почему окончательные размеры определяет индивидуальный замер.</w:t>
+        <w:t>Страница помогает выбрать окна для частного дома, но недостаточно ясно объясняет разницу между типовыми и нетиповыми проёмами и почему окончательные размеры определяются индивидуальным замером.</w:t>
+      </w:r>
+    </w:p>
+    <w:p>
+      <w:pPr>
+        <w:spacing w:after="100"/>
+      </w:pPr>
+      <w:r>
+        <w:rPr>
+          <w:b/>
+        </w:rPr>
+        <w:t xml:space="preserve">Почему это важно: </w:t>
+      </w:r>
+      <w:r>
+        <w:t>Пользователь может воспринимать примеры размеров как универсальный стандарт. Понятное объяснение помогает сравнивать варианты без ложного ожидания, что одна конфигурация подходит любому дому.</w:t>
+      </w:r>
+    </w:p>
+    <w:p>
+      <w:pPr>
+        <w:spacing w:after="100"/>
+      </w:pPr>
+      <w:r>
+        <w:rPr>
+          <w:b/>
+        </w:rPr>
+        <w:t xml:space="preserve">Что рекомендуется сделать: </w:t>
+      </w:r>
+      <w:r>
+        <w:t>Добавить таблицу или короткий блок «ситуация / что проверяет замерщик / что влияет на конфигурацию» и объяснить роль типовых и индивидуальных проёмов.</w:t>
       </w:r>
     </w:p>
     <w:p>
@@ -393,10 +359,10 @@
         <w:rPr>
           <w:b/>
         </w:rPr>
-        <w:t xml:space="preserve">Ограничение: </w:t>
+        <w:t xml:space="preserve">Что сохранить: </w:t>
       </w:r>
       <w:r>
-        <w:t>Не придумывать универсальные размеры. Лучше таблица «ситуация - что проверяет замерщик - что влияет на конфигурацию».</w:t>
+        <w:t>Существующий калькулятор, предложение замера и путь к заявке.</w:t>
       </w:r>
     </w:p>
     <w:p>
@@ -407,18 +373,32 @@
         <w:rPr>
           <w:b/>
         </w:rPr>
-        <w:t xml:space="preserve">Проверка результата: </w:t>
+        <w:t xml:space="preserve">Как должен выглядеть результат: </w:t>
       </w:r>
       <w:r>
-        <w:t>Есть практическое объяснение стандартности, а замер явно остаётся окончательным источником размеров.</w:t>
+        <w:t>Пользователь понимает, какие параметры влияют на конфигурацию и почему окончательные размеры фиксируются только после замера.</w:t>
       </w:r>
     </w:p>
     <w:p>
       <w:pPr>
+        <w:spacing w:after="100"/>
+      </w:pPr>
+      <w:r>
+        <w:rPr>
+          <w:b/>
+        </w:rPr>
+        <w:t xml:space="preserve">Как проверить: </w:t>
+      </w:r>
+      <w:r>
+        <w:t>В тексте нет универсальных размеров, выдаваемых за обязательный стандарт; индивидуальный замер явно остаётся источником окончательных размеров.</w:t>
+      </w:r>
+    </w:p>
+    <w:p>
+      <w:pPr>
         <w:pStyle w:val="Heading2"/>
       </w:pPr>
       <w:r>
-        <w:t>3. Алюминиевое остекление и вентиляция</w:t>
+        <w:t>3. Алюминиевое остекление — добавить практический блок о вентиляции</w:t>
       </w:r>
     </w:p>
     <w:p>
@@ -446,10 +426,38 @@
         <w:rPr>
           <w:b/>
         </w:rPr>
-        <w:t xml:space="preserve">Что сделать: </w:t>
+        <w:t xml:space="preserve">Что обнаружено: </w:t>
       </w:r>
       <w:r>
-        <w:t>Добавить практическое объяснение вентиляции, микропроветривания, клапанов, конденсата и различий между жилым и сезонным использованием.</w:t>
+        <w:t>Статья раскрывает преимущества и недостатки алюминиевого остекления, но практическая связь между типом системы, вентиляцией, конденсатом и режимом использования раскрыта недостаточно.</w:t>
+      </w:r>
+    </w:p>
+    <w:p>
+      <w:pPr>
+        <w:spacing w:after="100"/>
+      </w:pPr>
+      <w:r>
+        <w:rPr>
+          <w:b/>
+        </w:rPr>
+        <w:t xml:space="preserve">Почему это важно: </w:t>
+      </w:r>
+      <w:r>
+        <w:t>Для выбора между холодным и тёплым решением человеку важно понимать не только свойства профиля, но и то, как помещение будет проветриваться и использоваться в разные сезоны.</w:t>
+      </w:r>
+    </w:p>
+    <w:p>
+      <w:pPr>
+        <w:spacing w:after="100"/>
+      </w:pPr>
+      <w:r>
+        <w:rPr>
+          <w:b/>
+        </w:rPr>
+        <w:t xml:space="preserve">Что рекомендуется сделать: </w:t>
+      </w:r>
+      <w:r>
+        <w:t>Добавить практический блок о проветривании, микропроветривании, клапанах, конденсате и различиях между жилым и сезонным использованием.</w:t>
       </w:r>
     </w:p>
     <w:p>
@@ -474,10 +482,10 @@
         <w:rPr>
           <w:b/>
         </w:rPr>
-        <w:t xml:space="preserve">Ограничение: </w:t>
+        <w:t xml:space="preserve">Что сохранить: </w:t>
       </w:r>
       <w:r>
-        <w:t>Не обещать функцию, которой может не быть в выбранной системе. Холодный профиль не представлять как решение для постоянно отапливаемого жилого помещения.</w:t>
+        <w:t>Существующее описание преимуществ, недостатков и типов алюминиевого остекления.</w:t>
       </w:r>
     </w:p>
     <w:p>
@@ -488,18 +496,32 @@
         <w:rPr>
           <w:b/>
         </w:rPr>
-        <w:t xml:space="preserve">Проверка результата: </w:t>
+        <w:t xml:space="preserve">Как должен выглядеть результат: </w:t>
       </w:r>
       <w:r>
-        <w:t>Рекомендации связаны с типом открывания и условиями эксплуатации; нет универсальных обещаний.</w:t>
+        <w:t>Пользователь видит, как режим эксплуатации связан с выбором системы и способом проветривания.</w:t>
       </w:r>
     </w:p>
     <w:p>
       <w:pPr>
+        <w:spacing w:after="100"/>
+      </w:pPr>
+      <w:r>
+        <w:rPr>
+          <w:b/>
+        </w:rPr>
+        <w:t xml:space="preserve">Как проверить: </w:t>
+      </w:r>
+      <w:r>
+        <w:t>Текст не обещает функции, которой может не быть в выбранной системе, и не представляет холодный профиль как решение для постоянно отапливаемого жилого помещения.</w:t>
+      </w:r>
+    </w:p>
+    <w:p>
+      <w:pPr>
         <w:pStyle w:val="Heading2"/>
       </w:pPr>
       <w:r>
-        <w:t>4. Размеры и выбор пластиковых дверей</w:t>
+        <w:t>4. Пластиковые двери — объяснить, какие размеры и параметры влияют на выбор</w:t>
       </w:r>
     </w:p>
     <w:p>
@@ -527,10 +549,38 @@
         <w:rPr>
           <w:b/>
         </w:rPr>
-        <w:t xml:space="preserve">Что сделать: </w:t>
+        <w:t xml:space="preserve">Что обнаружено: </w:t>
       </w:r>
       <w:r>
-        <w:t>Добавить ориентиры по ширине и высоте как проектным параметрам, объяснить типовой и индивидуальный блок, порог, направление открывания и роль замера.</w:t>
+        <w:t>На странице уже есть цены, калькулятор и путь к замеру, но до расчёта пользователю не хватает понятного объяснения ширины, высоты, порога, направления открывания и различия между типовым и индивидуальным блоком.</w:t>
+      </w:r>
+    </w:p>
+    <w:p>
+      <w:pPr>
+        <w:spacing w:after="100"/>
+      </w:pPr>
+      <w:r>
+        <w:rPr>
+          <w:b/>
+        </w:rPr>
+        <w:t xml:space="preserve">Почему это важно: </w:t>
+      </w:r>
+      <w:r>
+        <w:t>Эти параметры влияют на конфигурацию двери. Если их не объяснить заранее, человек видит цену, но хуже понимает, от чего зависит итоговое решение и зачем нужен замер.</w:t>
+      </w:r>
+    </w:p>
+    <w:p>
+      <w:pPr>
+        <w:spacing w:after="100"/>
+      </w:pPr>
+      <w:r>
+        <w:rPr>
+          <w:b/>
+        </w:rPr>
+        <w:t xml:space="preserve">Что рекомендуется сделать: </w:t>
+      </w:r>
+      <w:r>
+        <w:t>Добавить ориентиры по основным параметрам двери и объяснить, какие из них определяются на замере.</w:t>
       </w:r>
     </w:p>
     <w:p>
@@ -544,7 +594,7 @@
         <w:t xml:space="preserve">Где: </w:t>
       </w:r>
       <w:r>
-        <w:t>После видов дверных створок, до цен.</w:t>
+        <w:t>После описания видов дверных створок, до цен.</w:t>
       </w:r>
     </w:p>
     <w:p>
@@ -555,10 +605,10 @@
         <w:rPr>
           <w:b/>
         </w:rPr>
-        <w:t xml:space="preserve">Ограничение: </w:t>
+        <w:t xml:space="preserve">Что сохранить: </w:t>
       </w:r>
       <w:r>
-        <w:t>Не публиковать неподтверждённые универсальные размеры. Указать, что итоговая конфигурация определяется после замера.</w:t>
+        <w:t>Существующие цены, калькулятор и предложение замера.</w:t>
       </w:r>
     </w:p>
     <w:p>
@@ -569,18 +619,32 @@
         <w:rPr>
           <w:b/>
         </w:rPr>
-        <w:t xml:space="preserve">Проверка результата: </w:t>
+        <w:t xml:space="preserve">Как должен выглядеть результат: </w:t>
       </w:r>
       <w:r>
-        <w:t>Пользователь понимает, что влияет на выбор двери, а ориентиры не выдаются за окончательные размеры.</w:t>
+        <w:t>Пользователь понимает, какие параметры двери нужно выбрать или измерить до окончательного расчёта.</w:t>
       </w:r>
     </w:p>
     <w:p>
       <w:pPr>
+        <w:spacing w:after="100"/>
+      </w:pPr>
+      <w:r>
+        <w:rPr>
+          <w:b/>
+        </w:rPr>
+        <w:t xml:space="preserve">Как проверить: </w:t>
+      </w:r>
+      <w:r>
+        <w:t>Ориентиры не выдаются за универсальные размеры; итоговая конфигурация по-прежнему определяется после замера.</w:t>
+      </w:r>
+    </w:p>
+    <w:p>
+      <w:pPr>
         <w:pStyle w:val="Heading2"/>
       </w:pPr>
       <w:r>
-        <w:t>5. Навигация по портфолио</w:t>
+        <w:t>5. Портфолио — сделать примеры работ удобными для выбора</w:t>
       </w:r>
     </w:p>
     <w:p>
@@ -608,10 +672,38 @@
         <w:rPr>
           <w:b/>
         </w:rPr>
-        <w:t xml:space="preserve">Что сделать: </w:t>
+        <w:t xml:space="preserve">Что обнаружено: </w:t>
       </w:r>
       <w:r>
-        <w:t>Добавить понятную навигацию по подтверждённым типам работ: балконы, веранды, панорамные и французские решения, материал и режим использования.</w:t>
+        <w:t>На странице собраны выполненные работы, но пользователю сложно быстро найти примеры, похожие на его объект и тип остекления.</w:t>
+      </w:r>
+    </w:p>
+    <w:p>
+      <w:pPr>
+        <w:spacing w:after="100"/>
+      </w:pPr>
+      <w:r>
+        <w:rPr>
+          <w:b/>
+        </w:rPr>
+        <w:t xml:space="preserve">Почему это важно: </w:t>
+      </w:r>
+      <w:r>
+        <w:t>Человек обычно ищет не все проекты подряд, а пример, близкий к своему балкону, веранде, панорамному или французскому решению. Навигация помогает быстрее найти такой пример в уже существующем портфолио.</w:t>
+      </w:r>
+    </w:p>
+    <w:p>
+      <w:pPr>
+        <w:spacing w:after="100"/>
+      </w:pPr>
+      <w:r>
+        <w:rPr>
+          <w:b/>
+        </w:rPr>
+        <w:t xml:space="preserve">Что рекомендуется сделать: </w:t>
+      </w:r>
+      <w:r>
+        <w:t>Добавить навигацию по реально представленным типам работ: балконы, веранды, панорамные и французские решения, материал и режим использования.</w:t>
       </w:r>
     </w:p>
     <w:p>
@@ -636,10 +728,10 @@
         <w:rPr>
           <w:b/>
         </w:rPr>
-        <w:t xml:space="preserve">Ограничение: </w:t>
+        <w:t xml:space="preserve">Что сохранить: </w:t>
       </w:r>
       <w:r>
-        <w:t>Создавать только категории, для которых в портфолио действительно есть подтверждённые работы.</w:t>
+        <w:t>Все существующие работы и возможность посмотреть полный список без фильтра.</w:t>
       </w:r>
     </w:p>
     <w:p>
@@ -650,18 +742,32 @@
         <w:rPr>
           <w:b/>
         </w:rPr>
-        <w:t xml:space="preserve">Проверка результата: </w:t>
+        <w:t xml:space="preserve">Как должен выглядеть результат: </w:t>
       </w:r>
       <w:r>
-        <w:t>Пользователь может выбрать категорию, увидеть подходящие работы и вернуться к полному списку.</w:t>
+        <w:t>Пользователь может выбрать подходящую категорию, увидеть релевантные примеры и вернуться к полному списку.</w:t>
       </w:r>
     </w:p>
     <w:p>
       <w:pPr>
+        <w:spacing w:after="100"/>
+      </w:pPr>
+      <w:r>
+        <w:rPr>
+          <w:b/>
+        </w:rPr>
+        <w:t xml:space="preserve">Как проверить: </w:t>
+      </w:r>
+      <w:r>
+        <w:t>Категории создаются только там, где в портфолио действительно есть соответствующие работы.</w:t>
+      </w:r>
+    </w:p>
+    <w:p>
+      <w:pPr>
         <w:pStyle w:val="Heading2"/>
       </w:pPr>
       <w:r>
-        <w:t>6. Панорамные решения из алюминия</w:t>
+        <w:t>6. Алюминиевые окна — раскрыть панорамный сценарий на существующей странице</w:t>
       </w:r>
     </w:p>
     <w:p>
@@ -689,10 +795,38 @@
         <w:rPr>
           <w:b/>
         </w:rPr>
-        <w:t xml:space="preserve">Что сделать: </w:t>
+        <w:t xml:space="preserve">Что обнаружено: </w:t>
       </w:r>
       <w:r>
-        <w:t>Расширить существующий раздел блоком о панорамном формате, тёплом и холодном сценариях, крупных проёмах и проектных ограничениях. Новую страницу не создавать.</w:t>
+        <w:t>Исследование показало спрос на панорамные алюминиевые решения, при этом основная коммерческая страница алюминиевых окон уже подходит для этой задачи.</w:t>
+      </w:r>
+    </w:p>
+    <w:p>
+      <w:pPr>
+        <w:spacing w:after="100"/>
+      </w:pPr>
+      <w:r>
+        <w:rPr>
+          <w:b/>
+        </w:rPr>
+        <w:t xml:space="preserve">Почему это важно: </w:t>
+      </w:r>
+      <w:r>
+        <w:t>Пользователю с крупным проёмом нужно понять различия тёплого и холодного сценария, возможности больших конструкций и необходимость проектной проверки. Эту информацию логично дать там же, где он уже выбирает алюминиевую систему.</w:t>
+      </w:r>
+    </w:p>
+    <w:p>
+      <w:pPr>
+        <w:spacing w:after="100"/>
+      </w:pPr>
+      <w:r>
+        <w:rPr>
+          <w:b/>
+        </w:rPr>
+        <w:t xml:space="preserve">Что рекомендуется сделать: </w:t>
+      </w:r>
+      <w:r>
+        <w:t>Добавить блок о панорамном формате, тёплом и холодном сценариях, крупных проёмах и проектных ограничениях.</w:t>
       </w:r>
     </w:p>
     <w:p>
@@ -717,10 +851,10 @@
         <w:rPr>
           <w:b/>
         </w:rPr>
-        <w:t xml:space="preserve">Ограничение: </w:t>
+        <w:t xml:space="preserve">Что сохранить: </w:t>
       </w:r>
       <w:r>
-        <w:t>Не обещать применимость без замера и проектной проверки; не смешивать тёплый и холодный сценарии.</w:t>
+        <w:t>Существующее описание алюминиевых систем, способов открывания и базовых сценариев применения.</w:t>
       </w:r>
     </w:p>
     <w:p>
@@ -731,18 +865,32 @@
         <w:rPr>
           <w:b/>
         </w:rPr>
-        <w:t xml:space="preserve">Проверка результата: </w:t>
+        <w:t xml:space="preserve">Как должен выглядеть результат: </w:t>
       </w:r>
       <w:r>
-        <w:t>Новый адрес не создаётся; выбор системы и ограничения объяснены без неподтверждённых обещаний.</w:t>
+        <w:t>Панорамный сценарий становится понятной частью выбора алюминиевых окон без дробления информации между дублирующими страницами.</w:t>
       </w:r>
     </w:p>
     <w:p>
       <w:pPr>
+        <w:spacing w:after="100"/>
+      </w:pPr>
+      <w:r>
+        <w:rPr>
+          <w:b/>
+        </w:rPr>
+        <w:t xml:space="preserve">Как проверить: </w:t>
+      </w:r>
+      <w:r>
+        <w:t>Нет обещаний применимости без замера и проектной проверки; тёплый и холодный сценарии описаны раздельно.</w:t>
+      </w:r>
+    </w:p>
+    <w:p>
+      <w:pPr>
         <w:pStyle w:val="Heading2"/>
       </w:pPr>
       <w:r>
-        <w:t>7. Актуальность статьи о лучших окнах</w:t>
+        <w:t>7. Статья о лучших окнах — обновить актуальность и критерии сравнения</w:t>
       </w:r>
     </w:p>
     <w:p>
@@ -770,10 +918,38 @@
         <w:rPr>
           <w:b/>
         </w:rPr>
-        <w:t xml:space="preserve">Что сделать: </w:t>
+        <w:t xml:space="preserve">Что обнаружено: </w:t>
       </w:r>
       <w:r>
-        <w:t>Обновить дату и методику сравнения, раскрыть критерии и различие между брендом и конкретной моделью. Архитектуру страниц не менять.</w:t>
+        <w:t>Материал помогает сравнивать варианты, но для темы «лучшие окна» особенно важны актуальная дата, понятные критерии и различие между брендом и конкретной моделью.</w:t>
+      </w:r>
+    </w:p>
+    <w:p>
+      <w:pPr>
+        <w:spacing w:after="100"/>
+      </w:pPr>
+      <w:r>
+        <w:rPr>
+          <w:b/>
+        </w:rPr>
+        <w:t xml:space="preserve">Почему это важно: </w:t>
+      </w:r>
+      <w:r>
+        <w:t>Без видимой методики сравнения читателю трудно понять, на чём основан список и насколько он актуален. Это снижает полезность статьи как руководства по выбору.</w:t>
+      </w:r>
+    </w:p>
+    <w:p>
+      <w:pPr>
+        <w:spacing w:after="100"/>
+      </w:pPr>
+      <w:r>
+        <w:rPr>
+          <w:b/>
+        </w:rPr>
+        <w:t xml:space="preserve">Что рекомендуется сделать: </w:t>
+      </w:r>
+      <w:r>
+        <w:t>Обновить дату актуальности, описать критерии сравнения и явно разделить оценку бренда и конкретной модели или системы.</w:t>
       </w:r>
     </w:p>
     <w:p>
@@ -798,10 +974,10 @@
         <w:rPr>
           <w:b/>
         </w:rPr>
-        <w:t xml:space="preserve">Ограничение: </w:t>
+        <w:t xml:space="preserve">Что сохранить: </w:t>
       </w:r>
       <w:r>
-        <w:t>Не использовать формулировку «в этом году» рядом с устаревшей датой. Рекламное мнение не выдавать за независимый рейтинг.</w:t>
+        <w:t>Полезные существующие сравнения и объяснения, которые остаются актуальными.</w:t>
       </w:r>
     </w:p>
     <w:p>
@@ -812,26 +988,48 @@
         <w:rPr>
           <w:b/>
         </w:rPr>
-        <w:t xml:space="preserve">Проверка результата: </w:t>
+        <w:t xml:space="preserve">Как должен выглядеть результат: </w:t>
       </w:r>
       <w:r>
-        <w:t>Дата актуальности и критерии видимы; читателю понятно, как сформирован список и что именно сравнивается.</w:t>
+        <w:t>Читателю понятно, когда материал обновлялся, что именно сравнивается и по каким критериям.</w:t>
       </w:r>
     </w:p>
     <w:p>
       <w:pPr>
-        <w:pStyle w:val="Heading1"/>
+        <w:spacing w:after="100"/>
       </w:pPr>
       <w:r>
-        <w:t>5. Одна частично готовая работа</w:t>
+        <w:rPr>
+          <w:b/>
+        </w:rPr>
+        <w:t xml:space="preserve">Как проверить: </w:t>
+      </w:r>
+      <w:r>
+        <w:t>Формулировки о текущем годе согласованы с датой; рекламное мнение не выдаётся за независимый рейтинг без подтверждения.</w:t>
       </w:r>
     </w:p>
     <w:p>
       <w:pPr>
+        <w:pStyle w:val="Heading1"/>
+      </w:pPr>
+      <w:r>
+        <w:t>3. Что уточнить у компании для двух следующих улучшений</w:t>
+      </w:r>
+    </w:p>
+    <w:p>
+      <w:pPr>
+        <w:spacing w:after="100"/>
+      </w:pPr>
+      <w:r>
+        <w:t>Для двух следующих улучшений достаточно получить от компании конкретные факты об услуге и ассортименте. После подтверждения их можно оформить так же точно, как семь рекомендаций из раздела 2.</w:t>
+      </w:r>
+    </w:p>
+    <w:p>
+      <w:pPr>
         <w:pStyle w:val="Heading2"/>
       </w:pPr>
       <w:r>
-        <w:t>Монтаж пластиковых дверей</w:t>
+        <w:t>1. Состав услуги по монтажу пластиковых дверей</w:t>
       </w:r>
     </w:p>
     <w:p>
@@ -859,10 +1057,10 @@
         <w:rPr>
           <w:b/>
         </w:rPr>
-        <w:t xml:space="preserve">Что можно сделать сейчас: </w:t>
+        <w:t xml:space="preserve">Что показало исследование: </w:t>
       </w:r>
       <w:r>
-        <w:t>Сохранить существующие цены, калькулятор и путь к замеру. Можно добавить только нейтральное объяснение: профессиональный монтаж является отдельным этапом, а точный состав работ определяется после замера.</w:t>
+        <w:t>Исследование показало, что пользователю важно понимать, что именно входит в монтаж. На странице уже есть цены, калькулятор и путь к замеру, но точный состав услуги нельзя достоверно описать без данных компании.</w:t>
       </w:r>
     </w:p>
     <w:p>
@@ -873,10 +1071,10 @@
         <w:rPr>
           <w:b/>
         </w:rPr>
-        <w:t xml:space="preserve">Где: </w:t>
+        <w:t xml:space="preserve">Что нужно подтвердить: </w:t>
       </w:r>
       <w:r>
-        <w:t>Короткий поясняющий блок после цен и калькулятора либо перед формой бесплатного замера.</w:t>
+        <w:t>Подтвердить, входят ли демонтаж, вывоз, откосы, отделка, герметизация, регулировка, какие работы должен подготовить клиент и какие гарантийные границы действуют.</w:t>
       </w:r>
     </w:p>
     <w:p>
@@ -887,40 +1085,18 @@
         <w:rPr>
           <w:b/>
         </w:rPr>
-        <w:t xml:space="preserve">Что пока нельзя публиковать: </w:t>
+        <w:t xml:space="preserve">Что будет сделано после подтверждения: </w:t>
       </w:r>
       <w:r>
-        <w:t>До подтверждения компанией нельзя публиковать как факт, какие операции входят и не входят, что должен подготовить клиент, входят ли демонтаж, вывоз, откосы, отделка, герметизация, регулировка и какие точные гарантийные границы действуют.</w:t>
+        <w:t>После подтверждения можно подготовить точный клиентский блок о составе монтажа и разместить его рядом с ценами и калькулятором.</w:t>
       </w:r>
     </w:p>
     <w:p>
       <w:pPr>
-        <w:spacing w:after="100"/>
+        <w:pStyle w:val="Heading2"/>
       </w:pPr>
       <w:r>
-        <w:rPr>
-          <w:b/>
-        </w:rPr>
-        <w:t xml:space="preserve">Проверка результата: </w:t>
-      </w:r>
-      <w:r>
-        <w:t>Цена и калькулятор сохранены; новый текст не обещает неподтверждённый состав работ; перечень услуги публикуется только после документированного подтверждения компании.</w:t>
-      </w:r>
-    </w:p>
-    <w:p>
-      <w:pPr>
-        <w:pStyle w:val="Heading1"/>
-      </w:pPr>
-      <w:r>
-        <w:t>6. Четыре вопроса, где изменения пока запрещены</w:t>
-      </w:r>
-    </w:p>
-    <w:p>
-      <w:pPr>
-        <w:pStyle w:val="Heading2"/>
-      </w:pPr>
-      <w:r>
-        <w:t>1. Панорамные страницы</w:t>
+        <w:t>2. Фактическая доступность брендов фурнитуры</w:t>
       </w:r>
     </w:p>
     <w:p>
@@ -928,108 +1104,9 @@
         <w:rPr>
           <w:b/>
         </w:rPr>
-        <w:t xml:space="preserve">Связанная страница: </w:t>
+        <w:t xml:space="preserve">Страница: </w:t>
       </w:r>
       <w:hyperlink r:id="rId17">
-        <w:r>
-          <w:rPr>
-            <w:color w:val="0563C1"/>
-            <w:u w:val="single"/>
-          </w:rPr>
-          <w:t>страница панорамных окон REHAU</w:t>
-        </w:r>
-      </w:hyperlink>
-    </w:p>
-    <w:p>
-      <w:pPr>
-        <w:spacing w:after="100"/>
-      </w:pPr>
-      <w:r>
-        <w:t>Сохранить общую панорамную страницу и текущую страницу панорамных окон REHAU. Не объединять, не удалять и не перенаправлять, пока отдельная проверка не докажет вред пересечения и правильный вариант консолидации.</w:t>
-      </w:r>
-    </w:p>
-    <w:p>
-      <w:pPr>
-        <w:pStyle w:val="Heading2"/>
-      </w:pPr>
-      <w:r>
-        <w:t>2. Частный дом и коттедж</w:t>
-      </w:r>
-    </w:p>
-    <w:p>
-      <w:r>
-        <w:rPr>
-          <w:b/>
-        </w:rPr>
-        <w:t xml:space="preserve">Связанная страница: </w:t>
-      </w:r>
-      <w:hyperlink r:id="rId18">
-        <w:r>
-          <w:rPr>
-            <w:color w:val="0563C1"/>
-            <w:u w:val="single"/>
-          </w:rPr>
-          <w:t>страница окон для коттеджей и загородных домов</w:t>
-        </w:r>
-      </w:hyperlink>
-    </w:p>
-    <w:p>
-      <w:pPr>
-        <w:spacing w:after="100"/>
-      </w:pPr>
-      <w:r>
-        <w:t>Сохранить основную страницу окон для частного дома и отдельную страницу для коттеджей и загородных домов. Разрушительные действия пока не обоснованы.</w:t>
-      </w:r>
-    </w:p>
-    <w:p>
-      <w:pPr>
-        <w:pStyle w:val="Heading2"/>
-      </w:pPr>
-      <w:r>
-        <w:t>3. Сравнение REHAU</w:t>
-      </w:r>
-    </w:p>
-    <w:p>
-      <w:r>
-        <w:rPr>
-          <w:b/>
-        </w:rPr>
-        <w:t xml:space="preserve">Связанная страница: </w:t>
-      </w:r>
-      <w:hyperlink r:id="rId19">
-        <w:r>
-          <w:rPr>
-            <w:color w:val="0563C1"/>
-            <w:u w:val="single"/>
-          </w:rPr>
-          <w:t>статья сравнения профилей REHAU</w:t>
-        </w:r>
-      </w:hyperlink>
-    </w:p>
-    <w:p>
-      <w:pPr>
-        <w:spacing w:after="100"/>
-      </w:pPr>
-      <w:r>
-        <w:t>Сохранить продуктовый блок сравнения и отдельную статью. До дополнительной проверки продуктовый раздел считать основным; не объединять и не удалять.</w:t>
-      </w:r>
-    </w:p>
-    <w:p>
-      <w:pPr>
-        <w:pStyle w:val="Heading2"/>
-      </w:pPr>
-      <w:r>
-        <w:t>4. Фурнитура</w:t>
-      </w:r>
-    </w:p>
-    <w:p>
-      <w:r>
-        <w:rPr>
-          <w:b/>
-        </w:rPr>
-        <w:t xml:space="preserve">Связанная страница: </w:t>
-      </w:r>
-      <w:hyperlink r:id="rId20">
         <w:r>
           <w:rPr>
             <w:color w:val="0563C1"/>
@@ -1044,15 +1121,27 @@
         <w:spacing w:after="100"/>
       </w:pPr>
       <w:r>
-        <w:t>До расширения текста подтвердить, что Accado, Vorne и Futurus действительно доступны компании. Неподтверждённые бренды не обещать.</w:t>
+        <w:rPr>
+          <w:b/>
+        </w:rPr>
+        <w:t xml:space="preserve">Что показало исследование: </w:t>
+      </w:r>
+      <w:r>
+        <w:t>В материалах встречаются Accado, Vorne и Futurus. Прежде чем расширять текст о выборе фурнитуры, нужно убедиться, что эти бренды действительно доступны в текущем предложении компании.</w:t>
       </w:r>
     </w:p>
     <w:p>
       <w:pPr>
-        <w:pStyle w:val="Heading1"/>
+        <w:spacing w:after="100"/>
       </w:pPr>
       <w:r>
-        <w:t>7. Двадцать одно спорное семейство запросов</w:t>
+        <w:rPr>
+          <w:b/>
+        </w:rPr>
+        <w:t xml:space="preserve">Что нужно подтвердить: </w:t>
+      </w:r>
+      <w:r>
+        <w:t>Подтвердить текущий ассортимент фурнитуры, который компания реально продаёт или устанавливает.</w:t>
       </w:r>
     </w:p>
     <w:p>
@@ -1060,7 +1149,29 @@
         <w:spacing w:after="100"/>
       </w:pPr>
       <w:r>
-        <w:t>Ниже показан клиентский вывод по каждому материальному семейству. Там, где точной поисковой проверки недостаточно, вывод не выдаётся за наблюдение выдачи и не становится основанием для физической правки сайта.</w:t>
+        <w:rPr>
+          <w:b/>
+        </w:rPr>
+        <w:t xml:space="preserve">Что будет сделано после подтверждения: </w:t>
+      </w:r>
+      <w:r>
+        <w:t>После подтверждения можно обновить раздел выбора фурнитуры без риска обещать отсутствующий ассортимент.</w:t>
+      </w:r>
+    </w:p>
+    <w:p>
+      <w:pPr>
+        <w:pStyle w:val="Heading1"/>
+      </w:pPr>
+      <w:r>
+        <w:t>4. Как распределены основные группы поискового спроса</w:t>
+      </w:r>
+    </w:p>
+    <w:p>
+      <w:pPr>
+        <w:spacing w:after="100"/>
+      </w:pPr>
+      <w:r>
+        <w:t>Ниже показано, какая страница лучше отвечает на каждую из 21 важных тем и почему. Карта помогает владельцу и редактору понимать роль каждой страницы при дальнейшей работе с содержанием сайта.</w:t>
       </w:r>
     </w:p>
     <w:p>
@@ -1076,7 +1187,7 @@
         <w:spacing w:after="100"/>
       </w:pPr>
       <w:r>
-        <w:t>В широком разборе балконная страница описывает объектный сценарий, но точная формулировка про алюминиевые окна относится к коммерческому разделу алюминиевых окон. Обе страницы сохраняются; объединение не доказано.</w:t>
+        <w:t>Запрос о покупке алюминиевых окон должен вести в раздел алюминиевых окон. Балконный раздел полезен для более широкого выбора решения по объекту, поэтому две страницы отвечают на разные вопросы пользователя.</w:t>
       </w:r>
     </w:p>
     <w:p>
@@ -1092,7 +1203,7 @@
         <w:spacing w:after="100"/>
       </w:pPr>
       <w:r>
-        <w:t>Явное холодное или раздвижное балконное намерение относится к специализированной странице холодного остекления.</w:t>
+        <w:t>Запросы с явным холодным или раздвижным сценарием должны вести на специализированную страницу холодного остекления.</w:t>
       </w:r>
     </w:p>
     <w:p>
@@ -1108,7 +1219,7 @@
         <w:spacing w:after="100"/>
       </w:pPr>
       <w:r>
-        <w:t>Задача остаётся у раздела алюминиевых окон; историческая конкуренция с другими страницами не доказана. Для этой формулировки вывод о странице следует из итоговой семантической модели, а не из отдельного наблюдения выдачи.</w:t>
+        <w:t>Когда пользователь выбирает именно алюминиевые окна для дома, основной ответ должен давать раздел алюминиевых окон; страница частного дома остаётся более широким контекстом по объекту.</w:t>
       </w:r>
     </w:p>
     <w:p>
@@ -1124,7 +1235,7 @@
         <w:spacing w:after="100"/>
       </w:pPr>
       <w:r>
-        <w:t>Коммерческая задача остаётся у раздела алюминиевых окон; панорамный материал нужен как поддерживающее объяснение, но не как новая отдельная страница.</w:t>
+        <w:t>Панорамный алюминиевый сценарий лучше раскрывать в разделе алюминиевых окон отдельным содержательным блоком, потому что пользователь выбирает прежде всего материал и конструкцию.</w:t>
       </w:r>
     </w:p>
     <w:p>
@@ -1140,7 +1251,7 @@
         <w:spacing w:after="100"/>
       </w:pPr>
       <w:r>
-        <w:t>Семейный разбор различает алюминиевый продукт и общую услугу монтажа; точная установочная задача относится к странице профессионального монтажа.</w:t>
+        <w:t>Запрос об установке относится к профессиональному монтажу; раздел алюминиевых окон остаётся местом выбора самого изделия.</w:t>
       </w:r>
     </w:p>
     <w:p>
@@ -1156,7 +1267,7 @@
         <w:spacing w:after="100"/>
       </w:pPr>
       <w:r>
-        <w:t>Общий объектный сценарий веранды сохраняется за общей страницей веранды, но коммерческий выбор алюминиевых окон относится к разделу алюминиевых окон.</w:t>
+        <w:t>При выборе алюминиевых окон основной ответ даёт раздел алюминиевых окон, а общая страница веранды помогает пользователю выбрать решение для объекта в целом.</w:t>
       </w:r>
     </w:p>
     <w:p>
@@ -1172,7 +1283,7 @@
         <w:spacing w:after="100"/>
       </w:pPr>
       <w:r>
-        <w:t>Специализированная страница панорамного остекления балкона остаётся основной; менять архитектуру оснований нет.</w:t>
+        <w:t>Для явного панорамного остекления балкона основным ответом остаётся специализированная балконная страница.</w:t>
       </w:r>
     </w:p>
     <w:p>
@@ -1188,7 +1299,7 @@
         <w:spacing w:after="100"/>
       </w:pPr>
       <w:r>
-        <w:t>Покупка пластиковой двери и общая услуга монтажа имеют разные роли. Вред пересечения не доказан, поэтому страницы сохраняются.</w:t>
+        <w:t>Покупка двери и её монтаж — разные вопросы. Страница дверей отвечает за выбор изделия, а монтажная страница — за установку.</w:t>
       </w:r>
     </w:p>
     <w:p>
@@ -1204,7 +1315,7 @@
         <w:spacing w:after="100"/>
       </w:pPr>
       <w:r>
-        <w:t>Отдельное точное семейство в исходном корпусе не сформировано. Существующие страницы балконных и раздвижных дверей сохраняются; нового владельца не придумывать.</w:t>
+        <w:t>Формулировки этой темы лучше распределять между существующими страницами балконных и раздвижных дверей в зависимости от того, что именно ищет пользователь.</w:t>
       </w:r>
     </w:p>
     <w:p>
@@ -1220,7 +1331,7 @@
         <w:spacing w:after="100"/>
       </w:pPr>
       <w:r>
-        <w:t>Точная установочная задача относится к профессиональной отделочной услуге; товарная страница подоконника остаётся поддержкой.</w:t>
+        <w:t>Запрос об установке подоконника относится к профессиональной отделочной услуге; товарная страница подоконника помогает выбрать само изделие.</w:t>
       </w:r>
     </w:p>
     <w:p>
@@ -1236,7 +1347,7 @@
         <w:spacing w:after="100"/>
       </w:pPr>
       <w:r>
-        <w:t>Декоративные раскладки и шпросы относятся к аксессуарной задаче; страница французских окон даёт контекст, но не заменяет её.</w:t>
+        <w:t>Шпросы и декоративные раскладки относятся к аксессуарам, а страница французских окон даёт контекст применения такого оформления.</w:t>
       </w:r>
     </w:p>
     <w:p>
@@ -1252,7 +1363,7 @@
         <w:spacing w:after="100"/>
       </w:pPr>
       <w:r>
-        <w:t>Ремонт ручки относится к ремонтной услуге, а покупка ручки - к товарной странице. Эти задачи нельзя смешивать.</w:t>
+        <w:t>Если пользователь хочет починить ручку, ему нужна ремонтная услуга; если хочет купить ручку, ему нужна товарная страница фурнитуры.</w:t>
       </w:r>
     </w:p>
     <w:p>
@@ -1268,7 +1379,7 @@
         <w:spacing w:after="100"/>
       </w:pPr>
       <w:r>
-        <w:t>Французская страница сохраняет отдельную терминологическую и конфигурационную роль, а общая панорамная страница отвечает за более широкий коммерческий сценарий.</w:t>
+        <w:t>Страница французских окон отвечает за специальную конфигурацию и терминологию, а общая панорамная страница — за более широкий выбор панорамного решения.</w:t>
       </w:r>
     </w:p>
     <w:p>
@@ -1284,7 +1395,7 @@
         <w:spacing w:after="100"/>
       </w:pPr>
       <w:r>
-        <w:t>Французская страница остаётся точной для специальной конфигурации внутри более широкой задачи остекления частного дома.</w:t>
+        <w:t>При явном запросе французской конфигурации основной ответ должна давать страница французских окон, а раздел частного дома остаётся более широким контекстом.</w:t>
       </w:r>
     </w:p>
     <w:p>
@@ -1300,7 +1411,7 @@
         <w:spacing w:after="100"/>
       </w:pPr>
       <w:r>
-        <w:t>Французская страница сохраняет продуктовую роль, а точная установочная задача относится к общей странице профессионального монтажа.</w:t>
+        <w:t>Страница французских окон отвечает за выбор решения, а запрос об установке должен вести к профессиональному монтажу.</w:t>
       </w:r>
     </w:p>
     <w:p>
@@ -1316,7 +1427,7 @@
         <w:spacing w:after="100"/>
       </w:pPr>
       <w:r>
-        <w:t>Отдельная панорамная страница домов обнаружена, но сама по себе её наличность не является основанием автоматически менять принятое назначение общей страницы окон для частного дома.</w:t>
+        <w:t>Для широкого выбора окон в частный дом основным остаётся раздел частного дома; специализированная панорамная страница нужна, когда пользователь явно выбирает панорамное решение.</w:t>
       </w:r>
     </w:p>
     <w:p>
@@ -1332,7 +1443,7 @@
         <w:spacing w:after="100"/>
       </w:pPr>
       <w:r>
-        <w:t>Отдельная страница панорамных окон на террасу существует, но её наличие само по себе не разрешает переназначение общей задачи веранды и террасы.</w:t>
+        <w:t>Общая страница веранды и террасы отвечает на широкий выбор остекления объекта, а специализированная панорамная страница — на явный панорамный сценарий.</w:t>
       </w:r>
     </w:p>
     <w:p>
@@ -1348,7 +1459,7 @@
         <w:spacing w:after="100"/>
       </w:pPr>
       <w:r>
-        <w:t>Замена окна остаётся на специализированной странице замены; общая страница монтажа поддерживает объяснение процесса.</w:t>
+        <w:t>Запрос о замене окна должен вести на специализированную страницу замены; страница монтажа дополняет её объяснением процесса установки.</w:t>
       </w:r>
     </w:p>
     <w:p>
@@ -1364,7 +1475,7 @@
         <w:spacing w:after="100"/>
       </w:pPr>
       <w:r>
-        <w:t>Формулировка двусмысленна. Узкую аварийную инструкцию нельзя расширять до общей инструкции без нового доказательства.</w:t>
+        <w:t>Формулировка может означать обычное использование или аварийную ситуацию. Узкая инструкция подходит только для явно аварийного сценария, а общий вопрос требует более широкого объяснения.</w:t>
       </w:r>
     </w:p>
     <w:p>
@@ -1380,7 +1491,7 @@
         <w:spacing w:after="100"/>
       </w:pPr>
       <w:r>
-        <w:t>Статья о лучших окнах и широкое руководство по выбору имеют разные роли. Обновление методики рейтинга допустимо, а перестройка архитектуры не доказана.</w:t>
+        <w:t>Статья о лучших окнах нужна для сравнения вариантов, а общее руководство по выбору — для более широкого процесса выбора. Эти материалы выполняют разные задачи.</w:t>
       </w:r>
     </w:p>
     <w:p>
@@ -1396,7 +1507,7 @@
         <w:spacing w:after="100"/>
       </w:pPr>
       <w:r>
-        <w:t>Панорамный информационный материал отвечает за специальный выбор; общее руководство по пластиковым окнам остаётся поддержкой.</w:t>
+        <w:t>Материал о панорамных окнах помогает сравнить специальный сценарий, а общее руководство по пластиковым окнам даёт базовые критерии выбора.</w:t>
       </w:r>
     </w:p>
     <w:p>
@@ -1404,7 +1515,7 @@
         <w:pStyle w:val="Heading1"/>
       </w:pPr>
       <w:r>
-        <w:t>8. Восемь проверок поискового помощника</w:t>
+        <w:t>5. Дополнительная проверка восьми важных тем</w:t>
       </w:r>
     </w:p>
     <w:p>
@@ -1412,15 +1523,23 @@
         <w:spacing w:after="100"/>
       </w:pPr>
       <w:r>
-        <w:t>Эти проверки были дополнительным слоем. Проверялся отдельный поисковый режим Яндекса, а не пользовательская Алиса. Результаты использовались только для проверки уже сформулированных спорных решений, не переносились на поведение Алисы и не создавали архитектуру сайта самостоятельно.</w:t>
+        <w:t>Для восьми важных тем выводы дополнительно сверили с автоматическими ответами в поиске Яндекса. Эта сверка использовалась, чтобы проверить выбор страниц и содержание рекомендаций; прогноз позиций, трафика или будущего поведения пользователей в неё не входил.</w:t>
       </w:r>
     </w:p>
     <w:p>
       <w:pPr>
+        <w:spacing w:after="100"/>
+      </w:pPr>
+      <w:r>
+        <w:t>Это были автоматические ответы в поисковой выдаче Яндекса, а не отдельные ответы Алисы.</w:t>
+      </w:r>
+    </w:p>
+    <w:p>
+      <w:pPr>
         <w:pStyle w:val="Heading2"/>
       </w:pPr>
       <w:r>
-        <w:t>1. Запрос: «Панорамные алюминиевые окна»</w:t>
+        <w:t>1. «Панорамные алюминиевые окна»</w:t>
       </w:r>
     </w:p>
     <w:p>
@@ -1431,18 +1550,18 @@
         <w:rPr>
           <w:b/>
         </w:rPr>
-        <w:t xml:space="preserve">Итог: </w:t>
+        <w:t xml:space="preserve">Что добавила проверка: </w:t>
       </w:r>
       <w:r>
-        <w:t>Снижен риск ошибочного решения.</w:t>
+        <w:t>Дополнительная проверка подтвердила, что панорамный сценарий логично раскрывать в существующем разделе алюминиевых окон. Рекомендация — усилить эту страницу объяснением панорамного формата, тёплого и холодного сценария и проектных ограничений.</w:t>
       </w:r>
     </w:p>
     <w:p>
       <w:pPr>
-        <w:spacing w:after="100"/>
+        <w:pStyle w:val="Heading2"/>
       </w:pPr>
       <w:r>
-        <w:t>Коммерческий раздел алюминиевых окон остаётся основным. Допустимо усилить существующую страницу объяснением панорамного формата, тёплого и холодного сценария и проектных ограничений. Новая страница не нужна.</w:t>
+        <w:t>2. «Алюминиевые окна для веранды»</w:t>
       </w:r>
     </w:p>
     <w:p>
@@ -1453,10 +1572,10 @@
         <w:rPr>
           <w:b/>
         </w:rPr>
-        <w:t xml:space="preserve">Ограничение: </w:t>
+        <w:t xml:space="preserve">Что добавила проверка: </w:t>
       </w:r>
       <w:r>
-        <w:t>вывод относится к этому проверенному случаю и не доказывает долгосрочную стабильность выдачи, приоритет источников, трафик или конверсию.</w:t>
+        <w:t>Дополнительная проверка подтвердила текущую логику: общий выбор решения для веранды раскрывается на странице веранды, а выбор алюминиевых окон — в разделе алюминиевых окон.</w:t>
       </w:r>
     </w:p>
     <w:p>
@@ -1464,7 +1583,7 @@
         <w:pStyle w:val="Heading2"/>
       </w:pPr>
       <w:r>
-        <w:t>2. Запрос: «Алюминиевые окна для веранды»</w:t>
+        <w:t>3. «Панорамное остекление балкона»</w:t>
       </w:r>
     </w:p>
     <w:p>
@@ -1475,18 +1594,18 @@
         <w:rPr>
           <w:b/>
         </w:rPr>
-        <w:t xml:space="preserve">Итог: </w:t>
+        <w:t xml:space="preserve">Что добавила проверка: </w:t>
       </w:r>
       <w:r>
-        <w:t>Снижен риск ошибочного решения.</w:t>
+        <w:t>Дополнительная проверка подтвердила специализированную балконную страницу как подходящий ответ на явный панорамный сценарий.</w:t>
       </w:r>
     </w:p>
     <w:p>
       <w:pPr>
-        <w:spacing w:after="100"/>
+        <w:pStyle w:val="Heading2"/>
       </w:pPr>
       <w:r>
-        <w:t>Общий сценарий веранды сохраняется. Ответ помощника не дал оснований создавать новое действие или менять основную страницу.</w:t>
+        <w:t>4. «Установка подоконника на пластиковые окна»</w:t>
       </w:r>
     </w:p>
     <w:p>
@@ -1497,10 +1616,10 @@
         <w:rPr>
           <w:b/>
         </w:rPr>
-        <w:t xml:space="preserve">Ограничение: </w:t>
+        <w:t xml:space="preserve">Что добавила проверка: </w:t>
       </w:r>
       <w:r>
-        <w:t>вывод относится к этому проверенному случаю и не доказывает долгосрочную стабильность выдачи, приоритет источников, трафик или конверсию.</w:t>
+        <w:t>Дополнительная проверка подтвердила профессиональную монтажную и отделочную страницу как правильный ответ на запрос об установке; товарная страница подоконника остаётся местом выбора самого изделия.</w:t>
       </w:r>
     </w:p>
     <w:p>
@@ -1508,7 +1627,7 @@
         <w:pStyle w:val="Heading2"/>
       </w:pPr>
       <w:r>
-        <w:t>3. Запрос: «Панорамное остекление балкона»</w:t>
+        <w:t>5. «Французские панорамные окна»</w:t>
       </w:r>
     </w:p>
     <w:p>
@@ -1519,18 +1638,18 @@
         <w:rPr>
           <w:b/>
         </w:rPr>
-        <w:t xml:space="preserve">Итог: </w:t>
+        <w:t xml:space="preserve">Что добавила проверка: </w:t>
       </w:r>
       <w:r>
-        <w:t>Снижен риск ошибочного решения.</w:t>
+        <w:t>Дополнительная проверка подтвердила самостоятельную роль французского решения и поддержала рекомендацию яснее сравнить его с общим панорамным остеклением на существующей странице.</w:t>
       </w:r>
     </w:p>
     <w:p>
       <w:pPr>
-        <w:spacing w:after="100"/>
+        <w:pStyle w:val="Heading2"/>
       </w:pPr>
       <w:r>
-        <w:t>Специализированная балконная страница подтверждается; содержательный пробел, требующий отдельной работы, не доказан.</w:t>
+        <w:t>6. «Замена окна на пластиковое, цена в Москве»</w:t>
       </w:r>
     </w:p>
     <w:p>
@@ -1541,10 +1660,10 @@
         <w:rPr>
           <w:b/>
         </w:rPr>
-        <w:t xml:space="preserve">Ограничение: </w:t>
+        <w:t xml:space="preserve">Что добавила проверка: </w:t>
       </w:r>
       <w:r>
-        <w:t>вывод относится к этому проверенному случаю и не доказывает долгосрочную стабильность выдачи, приоритет источников, трафик или конверсию.</w:t>
+        <w:t>Дополнительная проверка подтвердила специализированную страницу замены как основной ответ на эту задачу.</w:t>
       </w:r>
     </w:p>
     <w:p>
@@ -1552,7 +1671,7 @@
         <w:pStyle w:val="Heading2"/>
       </w:pPr>
       <w:r>
-        <w:t>4. Запрос: «Установка подоконника на пластиковые окна»</w:t>
+        <w:t>7. «Как открыть пластиковое окно»</w:t>
       </w:r>
     </w:p>
     <w:p>
@@ -1563,18 +1682,18 @@
         <w:rPr>
           <w:b/>
         </w:rPr>
-        <w:t xml:space="preserve">Итог: </w:t>
+        <w:t xml:space="preserve">Что добавила проверка: </w:t>
       </w:r>
       <w:r>
-        <w:t>Изменения не требуются.</w:t>
+        <w:t>Дополнительная проверка подтвердила, что запрос может означать обычное использование или аварийную ситуацию. Поэтому общий материал должен различать эти два сценария и направлять пользователя к подходящему объяснению.</w:t>
       </w:r>
     </w:p>
     <w:p>
       <w:pPr>
-        <w:spacing w:after="100"/>
+        <w:pStyle w:val="Heading2"/>
       </w:pPr>
       <w:r>
-        <w:t>Процедурная форма ответа совместима с уже принятой страницей. Расширять страницу только из-за ответа помощника не нужно.</w:t>
+        <w:t>8. «Лучшие пластиковые окна»</w:t>
       </w:r>
     </w:p>
     <w:p>
@@ -1585,202 +1704,194 @@
         <w:rPr>
           <w:b/>
         </w:rPr>
-        <w:t xml:space="preserve">Ограничение: </w:t>
+        <w:t xml:space="preserve">Что добавила проверка: </w:t>
       </w:r>
       <w:r>
-        <w:t>вывод относится к этому проверенному случаю и не доказывает долгосрочную стабильность выдачи, приоритет источников, трафик или конверсию.</w:t>
+        <w:t>Дополнительная проверка поддержала практический вывод: для статьи важнее всего актуальная дата, понятные критерии и прозрачная методика сравнения.</w:t>
       </w:r>
     </w:p>
     <w:p>
       <w:pPr>
-        <w:pStyle w:val="Heading2"/>
+        <w:pStyle w:val="Heading1"/>
       </w:pPr>
       <w:r>
-        <w:t>5. Запрос: «Французские панорамные окна»</w:t>
+        <w:t>6. Что передать в работу в первую очередь</w:t>
       </w:r>
     </w:p>
     <w:p>
       <w:pPr>
-        <w:spacing w:after="100"/>
+        <w:pStyle w:val="ListBullet"/>
       </w:pPr>
       <w:r>
-        <w:rPr>
-          <w:b/>
-        </w:rPr>
-        <w:t xml:space="preserve">Итог: </w:t>
-      </w:r>
-      <w:r>
-        <w:t>Снижен риск ошибочного решения.</w:t>
+        <w:t>Передать редактору или разработчику семь рекомендаций из раздела 2 вместе с указанными причинами и критериями проверки.</w:t>
       </w:r>
     </w:p>
     <w:p>
       <w:pPr>
-        <w:spacing w:after="100"/>
+        <w:pStyle w:val="ListBullet"/>
       </w:pPr>
       <w:r>
-        <w:t>Самостоятельная роль французского решения сохраняется. На существующей странице полезно яснее объяснить отличие от общего панорамного остекления.</w:t>
+        <w:t>Получить у компании подтверждение состава монтажа пластиковых дверей и фактического ассортимента фурнитуры; после этого завершить две соответствующие доработки текста.</w:t>
       </w:r>
     </w:p>
     <w:p>
       <w:pPr>
-        <w:spacing w:after="100"/>
+        <w:pStyle w:val="ListBullet"/>
       </w:pPr>
       <w:r>
-        <w:rPr>
-          <w:b/>
-        </w:rPr>
-        <w:t xml:space="preserve">Ограничение: </w:t>
-      </w:r>
-      <w:r>
-        <w:t>вывод относится к этому проверенному случаю и не доказывает долгосрочную стабильность выдачи, приоритет источников, трафик или конверсию.</w:t>
+        <w:t>При обновлении страниц использовать карту спроса из раздела 4, чтобы каждая страница отвечала на свою пользовательскую задачу и не дублировала соседние страницы.</w:t>
       </w:r>
     </w:p>
     <w:p>
       <w:pPr>
-        <w:pStyle w:val="Heading2"/>
+        <w:pStyle w:val="ListBullet"/>
       </w:pPr>
       <w:r>
-        <w:t>6. Запрос: «Замена окна на пластиковое, цена в Москве»</w:t>
+        <w:t>После внедрения проверить каждую из семи доработок по критериям из её карточки.</w:t>
       </w:r>
     </w:p>
     <w:p>
       <w:pPr>
-        <w:spacing w:after="100"/>
+        <w:pStyle w:val="Heading1"/>
       </w:pPr>
       <w:r>
-        <w:rPr>
-          <w:b/>
-        </w:rPr>
-        <w:t xml:space="preserve">Итог: </w:t>
-      </w:r>
-      <w:r>
-        <w:t>Изменения не требуются.</w:t>
+        <w:t>7. Что было проверено</w:t>
       </w:r>
     </w:p>
     <w:p>
       <w:pPr>
-        <w:spacing w:after="100"/>
+        <w:pStyle w:val="ListBullet"/>
       </w:pPr>
       <w:r>
-        <w:t>Специализированная страница замены сохраняется. Содержательный пробел по использованным источникам не доказан.</w:t>
+        <w:t>Проанализированы 2 840 поисковых фраз.</w:t>
       </w:r>
     </w:p>
     <w:p>
       <w:pPr>
-        <w:spacing w:after="100"/>
+        <w:pStyle w:val="ListBullet"/>
       </w:pPr>
       <w:r>
-        <w:rPr>
-          <w:b/>
-        </w:rPr>
-        <w:t xml:space="preserve">Ограничение: </w:t>
-      </w:r>
-      <w:r>
-        <w:t>вывод относится к этому проверенному случаю и не доказывает долгосрочную стабильность выдачи, приоритет источников, трафик или конверсию.</w:t>
+        <w:t>Для 2 313 запросов определено, какая существующая страница лучше отвечает на задачу пользователя; редкие и неоднозначные формулировки сохранены отдельно для возможной дополнительной проверки.</w:t>
       </w:r>
     </w:p>
     <w:p>
       <w:pPr>
-        <w:pStyle w:val="Heading2"/>
+        <w:pStyle w:val="ListBullet"/>
       </w:pPr>
       <w:r>
-        <w:t>7. Запрос: «Как открыть пластиковое окно»</w:t>
+        <w:t>Спрос сгруппирован в 168 пользовательских задач и подзадач.</w:t>
       </w:r>
     </w:p>
     <w:p>
       <w:pPr>
-        <w:spacing w:after="100"/>
+        <w:pStyle w:val="ListBullet"/>
       </w:pPr>
       <w:r>
-        <w:rPr>
-          <w:b/>
-        </w:rPr>
-        <w:t xml:space="preserve">Итог: </w:t>
-      </w:r>
-      <w:r>
-        <w:t>Изменения не требуются.</w:t>
+        <w:t>Сохранены 75 наблюдений по конкретным запросам обычной выдачи Яндекса. Каждое относится только к той формулировке, которая действительно проверялась.</w:t>
       </w:r>
     </w:p>
     <w:p>
       <w:pPr>
-        <w:spacing w:after="100"/>
+        <w:pStyle w:val="ListBullet"/>
       </w:pPr>
       <w:r>
-        <w:t>Неоднозначность запроса подтверждена; нельзя расширять узкую инструкцию догадкой.</w:t>
+        <w:t>Отдельно разобрана 21 важная тема спроса, где пользователю могут отвечать несколько близких по теме страниц.</w:t>
       </w:r>
     </w:p>
     <w:p>
       <w:pPr>
-        <w:spacing w:after="100"/>
+        <w:pStyle w:val="ListBullet"/>
       </w:pPr>
       <w:r>
-        <w:rPr>
-          <w:b/>
-        </w:rPr>
-        <w:t xml:space="preserve">Ограничение: </w:t>
-      </w:r>
-      <w:r>
-        <w:t>вывод относится к этому проверенному случаю и не доказывает долгосрочную стабильность выдачи, приоритет источников, трафик или конверсию.</w:t>
+        <w:t>Для восьми важных тем выводы дополнительно сверены с автоматическими ответами поиска Яндекса.</w:t>
       </w:r>
     </w:p>
     <w:p>
       <w:pPr>
-        <w:pStyle w:val="Heading2"/>
+        <w:pStyle w:val="ListBullet"/>
       </w:pPr>
       <w:r>
-        <w:t>8. Запрос: «Лучшие пластиковые окна»</w:t>
+        <w:t>Сформирована сводная карта 34 значимых выводов исследования и отдельный список реальных доработок.</w:t>
       </w:r>
     </w:p>
     <w:p>
       <w:pPr>
-        <w:spacing w:after="100"/>
+        <w:pStyle w:val="Heading2"/>
       </w:pPr>
       <w:r>
-        <w:rPr>
-          <w:b/>
-        </w:rPr>
-        <w:t xml:space="preserve">Итог: </w:t>
-      </w:r>
-      <w:r>
-        <w:t>Доказательств недостаточно.</w:t>
+        <w:t>Что важно учитывать при использовании результатов</w:t>
       </w:r>
     </w:p>
     <w:p>
       <w:pPr>
-        <w:spacing w:after="100"/>
+        <w:pStyle w:val="ListBullet"/>
       </w:pPr>
       <w:r>
-        <w:t>Ответ не доказал новую иерархию страниц. Допустима только проверка свежести, критериев и методики рейтинга.</w:t>
+        <w:t>Наблюдение по одному точному запросу относится именно к этой формулировке и не переносится автоматически на все похожие запросы.</w:t>
       </w:r>
     </w:p>
     <w:p>
       <w:pPr>
-        <w:spacing w:after="100"/>
+        <w:pStyle w:val="ListBullet"/>
       </w:pPr>
       <w:r>
-        <w:rPr>
-          <w:b/>
-        </w:rPr>
-        <w:t xml:space="preserve">Ограничение: </w:t>
-      </w:r>
-      <w:r>
-        <w:t>вывод относится к этому проверенному случаю и не доказывает долгосрочную стабильность выдачи, приоритет источников, трафик или конверсию.</w:t>
+        <w:t>Если несколько страниц отвечают на похожие вопросы, их нужно оценивать по задаче пользователя: какую именно часть выбора или услуги объясняет каждая страница.</w:t>
       </w:r>
     </w:p>
     <w:p>
       <w:pPr>
-        <w:pStyle w:val="Heading1"/>
+        <w:pStyle w:val="ListBullet"/>
       </w:pPr>
       <w:r>
-        <w:t>9. Все 75 сохранённых наблюдений обычного Яндекса</w:t>
+        <w:t>Если существующая страница уже подходит для запроса, изменение меню, ссылок или текста требуется только при наличии конкретной рекомендации в разделе 2.</w:t>
       </w:r>
     </w:p>
     <w:p>
       <w:pPr>
+        <w:pStyle w:val="ListBullet"/>
+      </w:pPr>
+      <w:r>
+        <w:t>Отсутствие страницы в одной конкретной выдаче Яндекса не означает, что такой страницы нет на сайте.</w:t>
+      </w:r>
+    </w:p>
+    <w:p>
+      <w:pPr>
+        <w:pStyle w:val="ListBullet"/>
+      </w:pPr>
+      <w:r>
+        <w:t>Исследование не обещает рост позиций, трафика, заявок или выручки без отдельных данных, которые могли бы это подтвердить.</w:t>
+      </w:r>
+    </w:p>
+    <w:p>
+      <w:pPr>
+        <w:pStyle w:val="Heading1"/>
+      </w:pPr>
+      <w:r>
+        <w:t>Итог</w:t>
+      </w:r>
+    </w:p>
+    <w:p>
+      <w:pPr>
         <w:spacing w:after="100"/>
       </w:pPr>
       <w:r>
-        <w:t>Каждая строка ниже относится к одному конкретному исходному запросу. Формулировки запросов сохранены в исходном написании, включая названия брендов латиницей там, где они так были зафиксированы. Наблюдение по одной строке не переносится автоматически на соседние запросы и само по себе не определяет владельца страницы.</w:t>
+        <w:t>Исследование дало владельцу понятную карту спроса по существующим страницам и конкретный план точечных улучшений. Семь доработок можно передавать в работу сразу. Ещё для двух тем достаточно получить короткое подтверждение от компании, после чего их можно сформулировать так же точно. Остальная часть исследования показывает, какие страницы уже правильно отвечают на свои группы запросов и какие роли между близкими темами важно сохранить при дальнейшей работе с сайтом.</w:t>
+      </w:r>
+    </w:p>
+    <w:p>
+      <w:pPr>
+        <w:pStyle w:val="Heading1"/>
+      </w:pPr>
+      <w:r>
+        <w:t>Приложение 1. Что показала выдача Яндекса по 75 конкретным запросам</w:t>
+      </w:r>
+    </w:p>
+    <w:p>
+      <w:pPr>
+        <w:spacing w:after="100"/>
+      </w:pPr>
+      <w:r>
+        <w:t>Каждая строка относится к одному конкретному исходному запросу. Формулировки сохранены в исходном написании, включая бренды латиницей там, где они так были зафиксированы. Наблюдение по одной строке не переносится автоматически на соседние запросы.</w:t>
       </w:r>
     </w:p>
     <w:tbl>
@@ -5602,7 +5713,7 @@
         <w:pStyle w:val="Heading1"/>
       </w:pPr>
       <w:r>
-        <w:t>10. Полная карта 34 решений</w:t>
+        <w:t>Приложение 2. Сводная карта результатов исследования</w:t>
       </w:r>
     </w:p>
     <w:p>
@@ -5610,7 +5721,7 @@
         <w:spacing w:after="100"/>
       </w:pPr>
       <w:r>
-        <w:t>Эта таблица нужна, чтобы не перепутать реальную задачу на сайт с аналитическим назначением или вопросом, который ещё нельзя внедрять.</w:t>
+        <w:t>Это справочная карта всех 34 значимых выводов исследования. Основной список реальных работ находится в разделе 2.</w:t>
       </w:r>
     </w:p>
     <w:tbl>
@@ -5656,22 +5767,22 @@
                 <w:rFonts w:ascii="Liberation Sans" w:hAnsi="Liberation Sans"/>
                 <w:sz w:val="17"/>
               </w:rPr>
-              <w:t>Решение</w:t>
-            </w:r>
-          </w:p>
-        </w:tc>
-        <w:tc>
-          <w:tcPr>
-            <w:tcW w:type="dxa" w:w="3400"/>
-            <w:vAlign w:val="center"/>
-          </w:tcPr>
-          <w:p>
-            <w:r>
-              <w:rPr>
-                <w:rFonts w:ascii="Liberation Sans" w:hAnsi="Liberation Sans"/>
-                <w:sz w:val="17"/>
-              </w:rPr>
-              <w:t>Состояние</w:t>
+              <w:t>Результат исследования</w:t>
+            </w:r>
+          </w:p>
+        </w:tc>
+        <w:tc>
+          <w:tcPr>
+            <w:tcW w:type="dxa" w:w="3400"/>
+            <w:vAlign w:val="center"/>
+          </w:tcPr>
+          <w:p>
+            <w:r>
+              <w:rPr>
+                <w:rFonts w:ascii="Liberation Sans" w:hAnsi="Liberation Sans"/>
+                <w:sz w:val="17"/>
+              </w:rPr>
+              <w:t>Что это означает для владельца</w:t>
             </w:r>
           </w:p>
         </w:tc>
@@ -5706,22 +5817,22 @@
                 <w:rFonts w:ascii="Liberation Sans" w:hAnsi="Liberation Sans"/>
                 <w:sz w:val="17"/>
               </w:rPr>
-              <w:t>Закрепить страницу отделки балкона за запросами об отделке без остекления; общую страницу балконов сохранить для комплексного остекления с ремонтом.</w:t>
-            </w:r>
-          </w:p>
-        </w:tc>
-        <w:tc>
-          <w:tcPr>
-            <w:tcW w:type="dxa" w:w="3400"/>
-            <w:vAlign w:val="center"/>
-          </w:tcPr>
-          <w:p>
-            <w:r>
-              <w:rPr>
-                <w:rFonts w:ascii="Liberation Sans" w:hAnsi="Liberation Sans"/>
-                <w:sz w:val="17"/>
-              </w:rPr>
-              <w:t>Только аналитическое назначение; физически сайт по этой строке не менять.</w:t>
+              <w:t>Запросы об отделке балкона без остекления относятся к странице отделки; общая страница балконов отвечает за комплексное остекление с ремонтом.</w:t>
+            </w:r>
+          </w:p>
+        </w:tc>
+        <w:tc>
+          <w:tcPr>
+            <w:tcW w:type="dxa" w:w="3400"/>
+            <w:vAlign w:val="center"/>
+          </w:tcPr>
+          <w:p>
+            <w:r>
+              <w:rPr>
+                <w:rFonts w:ascii="Liberation Sans" w:hAnsi="Liberation Sans"/>
+                <w:sz w:val="17"/>
+              </w:rPr>
+              <w:t>Роль существующей страницы подтверждена.</w:t>
             </w:r>
           </w:p>
         </w:tc>
@@ -5756,22 +5867,22 @@
                 <w:rFonts w:ascii="Liberation Sans" w:hAnsi="Liberation Sans"/>
                 <w:sz w:val="17"/>
               </w:rPr>
-              <w:t>Закрепить отдельную страницу раздвижных окон на балкон за точным раздвижным намерением; страницу холодного остекления сохранить для явно холодного сценария.</w:t>
-            </w:r>
-          </w:p>
-        </w:tc>
-        <w:tc>
-          <w:tcPr>
-            <w:tcW w:type="dxa" w:w="3400"/>
-            <w:vAlign w:val="center"/>
-          </w:tcPr>
-          <w:p>
-            <w:r>
-              <w:rPr>
-                <w:rFonts w:ascii="Liberation Sans" w:hAnsi="Liberation Sans"/>
-                <w:sz w:val="17"/>
-              </w:rPr>
-              <w:t>Только аналитическое назначение; физически сайт по этой строке не менять.</w:t>
+              <w:t>Раздвижное балконное остекление относится к специализированной странице раздвижных окон; холодный сценарий остаётся на странице холодного остекления.</w:t>
+            </w:r>
+          </w:p>
+        </w:tc>
+        <w:tc>
+          <w:tcPr>
+            <w:tcW w:type="dxa" w:w="3400"/>
+            <w:vAlign w:val="center"/>
+          </w:tcPr>
+          <w:p>
+            <w:r>
+              <w:rPr>
+                <w:rFonts w:ascii="Liberation Sans" w:hAnsi="Liberation Sans"/>
+                <w:sz w:val="17"/>
+              </w:rPr>
+              <w:t>Роль существующей страницы подтверждена.</w:t>
             </w:r>
           </w:p>
         </w:tc>
@@ -5806,22 +5917,22 @@
                 <w:rFonts w:ascii="Liberation Sans" w:hAnsi="Liberation Sans"/>
                 <w:sz w:val="17"/>
               </w:rPr>
-              <w:t>Развести роли общей панорамной страницы и страницы панорамных окон REHAU; до появления сильных данных не объединять и не удалять.</w:t>
-            </w:r>
-          </w:p>
-        </w:tc>
-        <w:tc>
-          <w:tcPr>
-            <w:tcW w:type="dxa" w:w="3400"/>
-            <w:vAlign w:val="center"/>
-          </w:tcPr>
-          <w:p>
-            <w:r>
-              <w:rPr>
-                <w:rFonts w:ascii="Liberation Sans" w:hAnsi="Liberation Sans"/>
-                <w:sz w:val="17"/>
-              </w:rPr>
-              <w:t>Нужна дополнительная проверка; до неё сайт не менять.</w:t>
+              <w:t>Общая панорамная страница и страница панорамных окон REHAU отвечают на разные уровни выбора: широкий и брендовый.</w:t>
+            </w:r>
+          </w:p>
+        </w:tc>
+        <w:tc>
+          <w:tcPr>
+            <w:tcW w:type="dxa" w:w="3400"/>
+            <w:vAlign w:val="center"/>
+          </w:tcPr>
+          <w:p>
+            <w:r>
+              <w:rPr>
+                <w:rFonts w:ascii="Liberation Sans" w:hAnsi="Liberation Sans"/>
+                <w:sz w:val="17"/>
+              </w:rPr>
+              <w:t>Текущее разделение страниц подтверждено; возвращаться к переработке стоит только при появлении новых данных.</w:t>
             </w:r>
           </w:p>
         </w:tc>
@@ -5856,22 +5967,22 @@
                 <w:rFonts w:ascii="Liberation Sans" w:hAnsi="Liberation Sans"/>
                 <w:sz w:val="17"/>
               </w:rPr>
-              <w:t>Развести роли основной страницы окон для частного дома и страницы для коттеджей и загородных домов; разрушительные действия не выполнять.</w:t>
-            </w:r>
-          </w:p>
-        </w:tc>
-        <w:tc>
-          <w:tcPr>
-            <w:tcW w:type="dxa" w:w="3400"/>
-            <w:vAlign w:val="center"/>
-          </w:tcPr>
-          <w:p>
-            <w:r>
-              <w:rPr>
-                <w:rFonts w:ascii="Liberation Sans" w:hAnsi="Liberation Sans"/>
-                <w:sz w:val="17"/>
-              </w:rPr>
-              <w:t>Нужна дополнительная проверка; до неё сайт не менять.</w:t>
+              <w:t>Страница окон для частного дома отвечает на широкую задачу, а страница для коттеджей и загородных домов — на более узкий контекст.</w:t>
+            </w:r>
+          </w:p>
+        </w:tc>
+        <w:tc>
+          <w:tcPr>
+            <w:tcW w:type="dxa" w:w="3400"/>
+            <w:vAlign w:val="center"/>
+          </w:tcPr>
+          <w:p>
+            <w:r>
+              <w:rPr>
+                <w:rFonts w:ascii="Liberation Sans" w:hAnsi="Liberation Sans"/>
+                <w:sz w:val="17"/>
+              </w:rPr>
+              <w:t>Текущее разделение страниц подтверждено; возвращаться к переработке стоит только при появлении новых данных.</w:t>
             </w:r>
           </w:p>
         </w:tc>
@@ -5906,22 +6017,22 @@
                 <w:rFonts w:ascii="Liberation Sans" w:hAnsi="Liberation Sans"/>
                 <w:sz w:val="17"/>
               </w:rPr>
-              <w:t>Закрепить страницу окон в деревянный дом за точным намерением; общую страницу частного дома оставить поддерживающей.</w:t>
-            </w:r>
-          </w:p>
-        </w:tc>
-        <w:tc>
-          <w:tcPr>
-            <w:tcW w:type="dxa" w:w="3400"/>
-            <w:vAlign w:val="center"/>
-          </w:tcPr>
-          <w:p>
-            <w:r>
-              <w:rPr>
-                <w:rFonts w:ascii="Liberation Sans" w:hAnsi="Liberation Sans"/>
-                <w:sz w:val="17"/>
-              </w:rPr>
-              <w:t>Только аналитическое назначение; физически сайт по этой строке не менять.</w:t>
+              <w:t>Запросы об окнах в деревянный дом относятся к специализированной странице, а общая страница частного дома даёт более широкий контекст.</w:t>
+            </w:r>
+          </w:p>
+        </w:tc>
+        <w:tc>
+          <w:tcPr>
+            <w:tcW w:type="dxa" w:w="3400"/>
+            <w:vAlign w:val="center"/>
+          </w:tcPr>
+          <w:p>
+            <w:r>
+              <w:rPr>
+                <w:rFonts w:ascii="Liberation Sans" w:hAnsi="Liberation Sans"/>
+                <w:sz w:val="17"/>
+              </w:rPr>
+              <w:t>Роль существующей страницы подтверждена.</w:t>
             </w:r>
           </w:p>
         </w:tc>
@@ -5956,22 +6067,22 @@
                 <w:rFonts w:ascii="Liberation Sans" w:hAnsi="Liberation Sans"/>
                 <w:sz w:val="17"/>
               </w:rPr>
-              <w:t>Коммерческий выбор стеклопакета направлять на товарный раздел стеклопакетов; информационную задачу о видах стеклопакетов сохранять отдельно.</w:t>
-            </w:r>
-          </w:p>
-        </w:tc>
-        <w:tc>
-          <w:tcPr>
-            <w:tcW w:type="dxa" w:w="3400"/>
-            <w:vAlign w:val="center"/>
-          </w:tcPr>
-          <w:p>
-            <w:r>
-              <w:rPr>
-                <w:rFonts w:ascii="Liberation Sans" w:hAnsi="Liberation Sans"/>
-                <w:sz w:val="17"/>
-              </w:rPr>
-              <w:t>Только аналитическое назначение; физически сайт по этой строке не менять.</w:t>
+              <w:t>Коммерческий выбор стеклопакета относится к товарному разделу; объяснение видов стеклопакетов остаётся в информационном материале.</w:t>
+            </w:r>
+          </w:p>
+        </w:tc>
+        <w:tc>
+          <w:tcPr>
+            <w:tcW w:type="dxa" w:w="3400"/>
+            <w:vAlign w:val="center"/>
+          </w:tcPr>
+          <w:p>
+            <w:r>
+              <w:rPr>
+                <w:rFonts w:ascii="Liberation Sans" w:hAnsi="Liberation Sans"/>
+                <w:sz w:val="17"/>
+              </w:rPr>
+              <w:t>Роль существующей страницы подтверждена.</w:t>
             </w:r>
           </w:p>
         </w:tc>
@@ -6006,22 +6117,22 @@
                 <w:rFonts w:ascii="Liberation Sans" w:hAnsi="Liberation Sans"/>
                 <w:sz w:val="17"/>
               </w:rPr>
-              <w:t>Развести продуктовый блок сравнения REHAU и отдельную статью сравнения; до проверки сохранить продуктовый раздел основным.</w:t>
-            </w:r>
-          </w:p>
-        </w:tc>
-        <w:tc>
-          <w:tcPr>
-            <w:tcW w:type="dxa" w:w="3400"/>
-            <w:vAlign w:val="center"/>
-          </w:tcPr>
-          <w:p>
-            <w:r>
-              <w:rPr>
-                <w:rFonts w:ascii="Liberation Sans" w:hAnsi="Liberation Sans"/>
-                <w:sz w:val="17"/>
-              </w:rPr>
-              <w:t>Нужна дополнительная проверка; до неё сайт не менять.</w:t>
+              <w:t>Продуктовый блок сравнения REHAU и отдельная статья выполняют разные задачи: быстрый выбор и подробное объяснение.</w:t>
+            </w:r>
+          </w:p>
+        </w:tc>
+        <w:tc>
+          <w:tcPr>
+            <w:tcW w:type="dxa" w:w="3400"/>
+            <w:vAlign w:val="center"/>
+          </w:tcPr>
+          <w:p>
+            <w:r>
+              <w:rPr>
+                <w:rFonts w:ascii="Liberation Sans" w:hAnsi="Liberation Sans"/>
+                <w:sz w:val="17"/>
+              </w:rPr>
+              <w:t>Текущее разделение страниц подтверждено; возвращаться к переработке стоит только при появлении новых данных.</w:t>
             </w:r>
           </w:p>
         </w:tc>
@@ -6056,22 +6167,22 @@
                 <w:rFonts w:ascii="Liberation Sans" w:hAnsi="Liberation Sans"/>
                 <w:sz w:val="17"/>
               </w:rPr>
-              <w:t>Закрепить страницу раздвижных окон на веранду за точным раздвижным намерением; общую страницу веранды сохранить для общего сценария.</w:t>
-            </w:r>
-          </w:p>
-        </w:tc>
-        <w:tc>
-          <w:tcPr>
-            <w:tcW w:type="dxa" w:w="3400"/>
-            <w:vAlign w:val="center"/>
-          </w:tcPr>
-          <w:p>
-            <w:r>
-              <w:rPr>
-                <w:rFonts w:ascii="Liberation Sans" w:hAnsi="Liberation Sans"/>
-                <w:sz w:val="17"/>
-              </w:rPr>
-              <w:t>Только аналитическое назначение; физически сайт по этой строке не менять.</w:t>
+              <w:t>Раздвижные окна на веранду относятся к специализированной странице; общая страница веранды отвечает за общий выбор остекления.</w:t>
+            </w:r>
+          </w:p>
+        </w:tc>
+        <w:tc>
+          <w:tcPr>
+            <w:tcW w:type="dxa" w:w="3400"/>
+            <w:vAlign w:val="center"/>
+          </w:tcPr>
+          <w:p>
+            <w:r>
+              <w:rPr>
+                <w:rFonts w:ascii="Liberation Sans" w:hAnsi="Liberation Sans"/>
+                <w:sz w:val="17"/>
+              </w:rPr>
+              <w:t>Роль существующей страницы подтверждена.</w:t>
             </w:r>
           </w:p>
         </w:tc>
@@ -6106,22 +6217,22 @@
                 <w:rFonts w:ascii="Liberation Sans" w:hAnsi="Liberation Sans"/>
                 <w:sz w:val="17"/>
               </w:rPr>
-              <w:t>Усилить существующую страницу французских окон: конфигурации, замена балконного блока и ясное отличие французского решения от общего панорамного остекления.</w:t>
-            </w:r>
-          </w:p>
-        </w:tc>
-        <w:tc>
-          <w:tcPr>
-            <w:tcW w:type="dxa" w:w="3400"/>
-            <w:vAlign w:val="center"/>
-          </w:tcPr>
-          <w:p>
-            <w:r>
-              <w:rPr>
-                <w:rFonts w:ascii="Liberation Sans" w:hAnsi="Liberation Sans"/>
-                <w:sz w:val="17"/>
-              </w:rPr>
-              <w:t>Готово к внедрению на сайте.</w:t>
+              <w:t>Страницу французских окон нужно усилить сравнением конфигураций, заменой балконного блока и отличием от общего панорамного остекления.</w:t>
+            </w:r>
+          </w:p>
+        </w:tc>
+        <w:tc>
+          <w:tcPr>
+            <w:tcW w:type="dxa" w:w="3400"/>
+            <w:vAlign w:val="center"/>
+          </w:tcPr>
+          <w:p>
+            <w:r>
+              <w:rPr>
+                <w:rFonts w:ascii="Liberation Sans" w:hAnsi="Liberation Sans"/>
+                <w:sz w:val="17"/>
+              </w:rPr>
+              <w:t>Готово к доработке.</w:t>
             </w:r>
           </w:p>
         </w:tc>
@@ -6156,22 +6267,22 @@
                 <w:rFonts w:ascii="Liberation Sans" w:hAnsi="Liberation Sans"/>
                 <w:sz w:val="17"/>
               </w:rPr>
-              <w:t>Добавить на страницу окон для частного дома понятную модель типовых и нетиповых проёмов и объяснить приоритет индивидуального замера.</w:t>
-            </w:r>
-          </w:p>
-        </w:tc>
-        <w:tc>
-          <w:tcPr>
-            <w:tcW w:type="dxa" w:w="3400"/>
-            <w:vAlign w:val="center"/>
-          </w:tcPr>
-          <w:p>
-            <w:r>
-              <w:rPr>
-                <w:rFonts w:ascii="Liberation Sans" w:hAnsi="Liberation Sans"/>
-                <w:sz w:val="17"/>
-              </w:rPr>
-              <w:t>Готово к внедрению на сайте.</w:t>
+              <w:t>На странице окон для частного дома нужно объяснить типовые и нетиповые проёмы и роль индивидуального замера.</w:t>
+            </w:r>
+          </w:p>
+        </w:tc>
+        <w:tc>
+          <w:tcPr>
+            <w:tcW w:type="dxa" w:w="3400"/>
+            <w:vAlign w:val="center"/>
+          </w:tcPr>
+          <w:p>
+            <w:r>
+              <w:rPr>
+                <w:rFonts w:ascii="Liberation Sans" w:hAnsi="Liberation Sans"/>
+                <w:sz w:val="17"/>
+              </w:rPr>
+              <w:t>Готово к доработке.</w:t>
             </w:r>
           </w:p>
         </w:tc>
@@ -6206,22 +6317,22 @@
                 <w:rFonts w:ascii="Liberation Sans" w:hAnsi="Liberation Sans"/>
                 <w:sz w:val="17"/>
               </w:rPr>
-              <w:t>Проверить фактическую доступность Accado, Vorne и Futurus до расширения раздела о фурнитуре; неподтверждённые бренды не обещать.</w:t>
-            </w:r>
-          </w:p>
-        </w:tc>
-        <w:tc>
-          <w:tcPr>
-            <w:tcW w:type="dxa" w:w="3400"/>
-            <w:vAlign w:val="center"/>
-          </w:tcPr>
-          <w:p>
-            <w:r>
-              <w:rPr>
-                <w:rFonts w:ascii="Liberation Sans" w:hAnsi="Liberation Sans"/>
-                <w:sz w:val="17"/>
-              </w:rPr>
-              <w:t>Нужна дополнительная проверка; до неё сайт не менять.</w:t>
+              <w:t>Перед расширением раздела о фурнитуре нужно подтвердить фактическую доступность Accado, Vorne и Futurus.</w:t>
+            </w:r>
+          </w:p>
+        </w:tc>
+        <w:tc>
+          <w:tcPr>
+            <w:tcW w:type="dxa" w:w="3400"/>
+            <w:vAlign w:val="center"/>
+          </w:tcPr>
+          <w:p>
+            <w:r>
+              <w:rPr>
+                <w:rFonts w:ascii="Liberation Sans" w:hAnsi="Liberation Sans"/>
+                <w:sz w:val="17"/>
+              </w:rPr>
+              <w:t>Нужно подтвердить ассортимент компании перед доработкой текста.</w:t>
             </w:r>
           </w:p>
         </w:tc>
@@ -6256,22 +6367,22 @@
                 <w:rFonts w:ascii="Liberation Sans" w:hAnsi="Liberation Sans"/>
                 <w:sz w:val="17"/>
               </w:rPr>
-              <w:t>Сохранить существующие цену, калькулятор и путь к замеру; добавить только нейтральное объяснение роли профессионального монтажа, а фактический состав услуги раскрывать после подтверждения компанией.</w:t>
-            </w:r>
-          </w:p>
-        </w:tc>
-        <w:tc>
-          <w:tcPr>
-            <w:tcW w:type="dxa" w:w="3400"/>
-            <w:vAlign w:val="center"/>
-          </w:tcPr>
-          <w:p>
-            <w:r>
-              <w:rPr>
-                <w:rFonts w:ascii="Liberation Sans" w:hAnsi="Liberation Sans"/>
-                <w:sz w:val="17"/>
-              </w:rPr>
-              <w:t>Готова только нейтральная часть; фактический состав услуги требует подтверждения компании.</w:t>
+              <w:t>Для точного блока о монтаже пластиковых дверей компания должна подтвердить состав услуги; существующие цены, калькулятор и путь к замеру уже полезны и сохраняются.</w:t>
+            </w:r>
+          </w:p>
+        </w:tc>
+        <w:tc>
+          <w:tcPr>
+            <w:tcW w:type="dxa" w:w="3400"/>
+            <w:vAlign w:val="center"/>
+          </w:tcPr>
+          <w:p>
+            <w:r>
+              <w:rPr>
+                <w:rFonts w:ascii="Liberation Sans" w:hAnsi="Liberation Sans"/>
+                <w:sz w:val="17"/>
+              </w:rPr>
+              <w:t>Нужны данные компании, после чего можно подготовить точный блок.</w:t>
             </w:r>
           </w:p>
         </w:tc>
@@ -6306,22 +6417,22 @@
                 <w:rFonts w:ascii="Liberation Sans" w:hAnsi="Liberation Sans"/>
                 <w:sz w:val="17"/>
               </w:rPr>
-              <w:t>Учитывать страницу Provedal как узкую поддержку алюминиевых и холодных раздвижных задач; общих владельцев не заменять.</w:t>
-            </w:r>
-          </w:p>
-        </w:tc>
-        <w:tc>
-          <w:tcPr>
-            <w:tcW w:type="dxa" w:w="3400"/>
-            <w:vAlign w:val="center"/>
-          </w:tcPr>
-          <w:p>
-            <w:r>
-              <w:rPr>
-                <w:rFonts w:ascii="Liberation Sans" w:hAnsi="Liberation Sans"/>
-                <w:sz w:val="17"/>
-              </w:rPr>
-              <w:t>Только аналитическое назначение; физически сайт по этой строке не менять.</w:t>
+              <w:t>Страница Provedal служит специализированной поддержкой для алюминиевых и холодных раздвижных решений.</w:t>
+            </w:r>
+          </w:p>
+        </w:tc>
+        <w:tc>
+          <w:tcPr>
+            <w:tcW w:type="dxa" w:w="3400"/>
+            <w:vAlign w:val="center"/>
+          </w:tcPr>
+          <w:p>
+            <w:r>
+              <w:rPr>
+                <w:rFonts w:ascii="Liberation Sans" w:hAnsi="Liberation Sans"/>
+                <w:sz w:val="17"/>
+              </w:rPr>
+              <w:t>Роль существующей страницы подтверждена.</w:t>
             </w:r>
           </w:p>
         </w:tc>
@@ -6356,22 +6467,22 @@
                 <w:rFonts w:ascii="Liberation Sans" w:hAnsi="Liberation Sans"/>
                 <w:sz w:val="17"/>
               </w:rPr>
-              <w:t>Учитывать балконную страницу французского остекления как поддержку пересечения; основные французский и панорамно-балконный владельцы сохраняются.</w:t>
-            </w:r>
-          </w:p>
-        </w:tc>
-        <w:tc>
-          <w:tcPr>
-            <w:tcW w:type="dxa" w:w="3400"/>
-            <w:vAlign w:val="center"/>
-          </w:tcPr>
-          <w:p>
-            <w:r>
-              <w:rPr>
-                <w:rFonts w:ascii="Liberation Sans" w:hAnsi="Liberation Sans"/>
-                <w:sz w:val="17"/>
-              </w:rPr>
-              <w:t>Только аналитическое назначение; физически сайт по этой строке не менять.</w:t>
+              <w:t>Балконная страница французского остекления дополняет основные страницы французского и панорамно-балконного решения.</w:t>
+            </w:r>
+          </w:p>
+        </w:tc>
+        <w:tc>
+          <w:tcPr>
+            <w:tcW w:type="dxa" w:w="3400"/>
+            <w:vAlign w:val="center"/>
+          </w:tcPr>
+          <w:p>
+            <w:r>
+              <w:rPr>
+                <w:rFonts w:ascii="Liberation Sans" w:hAnsi="Liberation Sans"/>
+                <w:sz w:val="17"/>
+              </w:rPr>
+              <w:t>Роль существующей страницы подтверждена.</w:t>
             </w:r>
           </w:p>
         </w:tc>
@@ -6406,22 +6517,22 @@
                 <w:rFonts w:ascii="Liberation Sans" w:hAnsi="Liberation Sans"/>
                 <w:sz w:val="17"/>
               </w:rPr>
-              <w:t>Учитывать страницу холодного панорамного балкона для точного пересечения; вне него сохранять общих владельцев.</w:t>
-            </w:r>
-          </w:p>
-        </w:tc>
-        <w:tc>
-          <w:tcPr>
-            <w:tcW w:type="dxa" w:w="3400"/>
-            <w:vAlign w:val="center"/>
-          </w:tcPr>
-          <w:p>
-            <w:r>
-              <w:rPr>
-                <w:rFonts w:ascii="Liberation Sans" w:hAnsi="Liberation Sans"/>
-                <w:sz w:val="17"/>
-              </w:rPr>
-              <w:t>Только аналитическое назначение; физически сайт по этой строке не менять.</w:t>
+              <w:t>Страница холодного панорамного балкона отвечает на точное сочетание холодного и панорамного сценария.</w:t>
+            </w:r>
+          </w:p>
+        </w:tc>
+        <w:tc>
+          <w:tcPr>
+            <w:tcW w:type="dxa" w:w="3400"/>
+            <w:vAlign w:val="center"/>
+          </w:tcPr>
+          <w:p>
+            <w:r>
+              <w:rPr>
+                <w:rFonts w:ascii="Liberation Sans" w:hAnsi="Liberation Sans"/>
+                <w:sz w:val="17"/>
+              </w:rPr>
+              <w:t>Роль существующей страницы подтверждена.</w:t>
             </w:r>
           </w:p>
         </w:tc>
@@ -6456,22 +6567,22 @@
                 <w:rFonts w:ascii="Liberation Sans" w:hAnsi="Liberation Sans"/>
                 <w:sz w:val="17"/>
               </w:rPr>
-              <w:t>Учитывать страницу остекления системой Provedal как точную поддержку; широкого и холодного владельца выбирать по намерению.</w:t>
-            </w:r>
-          </w:p>
-        </w:tc>
-        <w:tc>
-          <w:tcPr>
-            <w:tcW w:type="dxa" w:w="3400"/>
-            <w:vAlign w:val="center"/>
-          </w:tcPr>
-          <w:p>
-            <w:r>
-              <w:rPr>
-                <w:rFonts w:ascii="Liberation Sans" w:hAnsi="Liberation Sans"/>
-                <w:sz w:val="17"/>
-              </w:rPr>
-              <w:t>Только аналитическое назначение; физически сайт по этой строке не менять.</w:t>
+              <w:t>Страница остекления системой Provedal отвечает на точный сценарий этой системы; общий и холодный выбор остаются на соответствующих более широких страницах.</w:t>
+            </w:r>
+          </w:p>
+        </w:tc>
+        <w:tc>
+          <w:tcPr>
+            <w:tcW w:type="dxa" w:w="3400"/>
+            <w:vAlign w:val="center"/>
+          </w:tcPr>
+          <w:p>
+            <w:r>
+              <w:rPr>
+                <w:rFonts w:ascii="Liberation Sans" w:hAnsi="Liberation Sans"/>
+                <w:sz w:val="17"/>
+              </w:rPr>
+              <w:t>Роль существующей страницы подтверждена.</w:t>
             </w:r>
           </w:p>
         </w:tc>
@@ -6506,22 +6617,22 @@
                 <w:rFonts w:ascii="Liberation Sans" w:hAnsi="Liberation Sans"/>
                 <w:sz w:val="17"/>
               </w:rPr>
-              <w:t>Маршрутизировать изготовление стеклопакетов на заказ на существующую специализированную страницу внутри коммерческого семейства.</w:t>
-            </w:r>
-          </w:p>
-        </w:tc>
-        <w:tc>
-          <w:tcPr>
-            <w:tcW w:type="dxa" w:w="3400"/>
-            <w:vAlign w:val="center"/>
-          </w:tcPr>
-          <w:p>
-            <w:r>
-              <w:rPr>
-                <w:rFonts w:ascii="Liberation Sans" w:hAnsi="Liberation Sans"/>
-                <w:sz w:val="17"/>
-              </w:rPr>
-              <w:t>Только аналитическое назначение; физически сайт по этой строке не менять.</w:t>
+              <w:t>Изготовление стеклопакетов на заказ относится к существующей специализированной коммерческой странице.</w:t>
+            </w:r>
+          </w:p>
+        </w:tc>
+        <w:tc>
+          <w:tcPr>
+            <w:tcW w:type="dxa" w:w="3400"/>
+            <w:vAlign w:val="center"/>
+          </w:tcPr>
+          <w:p>
+            <w:r>
+              <w:rPr>
+                <w:rFonts w:ascii="Liberation Sans" w:hAnsi="Liberation Sans"/>
+                <w:sz w:val="17"/>
+              </w:rPr>
+              <w:t>Роль существующей страницы подтверждена.</w:t>
             </w:r>
           </w:p>
         </w:tc>
@@ -6556,22 +6667,22 @@
                 <w:rFonts w:ascii="Liberation Sans" w:hAnsi="Liberation Sans"/>
                 <w:sz w:val="17"/>
               </w:rPr>
-              <w:t>Учитывать страницу окон на кухню как комнатную поддержку; не выделять новую страницу для агрегированной комнатной группы.</w:t>
-            </w:r>
-          </w:p>
-        </w:tc>
-        <w:tc>
-          <w:tcPr>
-            <w:tcW w:type="dxa" w:w="3400"/>
-            <w:vAlign w:val="center"/>
-          </w:tcPr>
-          <w:p>
-            <w:r>
-              <w:rPr>
-                <w:rFonts w:ascii="Liberation Sans" w:hAnsi="Liberation Sans"/>
-                <w:sz w:val="17"/>
-              </w:rPr>
-              <w:t>Только аналитическое назначение; физически сайт по этой строке не менять.</w:t>
+              <w:t>Страница окон на кухню помогает ответить на комнатный сценарий внутри уже существующей структуры сайта.</w:t>
+            </w:r>
+          </w:p>
+        </w:tc>
+        <w:tc>
+          <w:tcPr>
+            <w:tcW w:type="dxa" w:w="3400"/>
+            <w:vAlign w:val="center"/>
+          </w:tcPr>
+          <w:p>
+            <w:r>
+              <w:rPr>
+                <w:rFonts w:ascii="Liberation Sans" w:hAnsi="Liberation Sans"/>
+                <w:sz w:val="17"/>
+              </w:rPr>
+              <w:t>Роль существующей страницы подтверждена.</w:t>
             </w:r>
           </w:p>
         </w:tc>
@@ -6606,22 +6717,22 @@
                 <w:rFonts w:ascii="Liberation Sans" w:hAnsi="Liberation Sans"/>
                 <w:sz w:val="17"/>
               </w:rPr>
-              <w:t>Учитывать коммерческий раздел типовых размеров как поддержку, сохраняя информационного владельца размерной задачи.</w:t>
-            </w:r>
-          </w:p>
-        </w:tc>
-        <w:tc>
-          <w:tcPr>
-            <w:tcW w:type="dxa" w:w="3400"/>
-            <w:vAlign w:val="center"/>
-          </w:tcPr>
-          <w:p>
-            <w:r>
-              <w:rPr>
-                <w:rFonts w:ascii="Liberation Sans" w:hAnsi="Liberation Sans"/>
-                <w:sz w:val="17"/>
-              </w:rPr>
-              <w:t>Только аналитическое назначение; физически сайт по этой строке не менять.</w:t>
+              <w:t>Коммерческий раздел типовых размеров дополняет информационный материал о размерах.</w:t>
+            </w:r>
+          </w:p>
+        </w:tc>
+        <w:tc>
+          <w:tcPr>
+            <w:tcW w:type="dxa" w:w="3400"/>
+            <w:vAlign w:val="center"/>
+          </w:tcPr>
+          <w:p>
+            <w:r>
+              <w:rPr>
+                <w:rFonts w:ascii="Liberation Sans" w:hAnsi="Liberation Sans"/>
+                <w:sz w:val="17"/>
+              </w:rPr>
+              <w:t>Роль существующей страницы подтверждена.</w:t>
             </w:r>
           </w:p>
         </w:tc>
@@ -6656,22 +6767,22 @@
                 <w:rFonts w:ascii="Liberation Sans" w:hAnsi="Liberation Sans"/>
                 <w:sz w:val="17"/>
               </w:rPr>
-              <w:t>Учитывать каталог типовых окон как коммерческую поддержку информационной задачи о размерах.</w:t>
-            </w:r>
-          </w:p>
-        </w:tc>
-        <w:tc>
-          <w:tcPr>
-            <w:tcW w:type="dxa" w:w="3400"/>
-            <w:vAlign w:val="center"/>
-          </w:tcPr>
-          <w:p>
-            <w:r>
-              <w:rPr>
-                <w:rFonts w:ascii="Liberation Sans" w:hAnsi="Liberation Sans"/>
-                <w:sz w:val="17"/>
-              </w:rPr>
-              <w:t>Только аналитическое назначение; физически сайт по этой строке не менять.</w:t>
+              <w:t>Каталог типовых окон дополняет информационный материал о размерах конкретными вариантами.</w:t>
+            </w:r>
+          </w:p>
+        </w:tc>
+        <w:tc>
+          <w:tcPr>
+            <w:tcW w:type="dxa" w:w="3400"/>
+            <w:vAlign w:val="center"/>
+          </w:tcPr>
+          <w:p>
+            <w:r>
+              <w:rPr>
+                <w:rFonts w:ascii="Liberation Sans" w:hAnsi="Liberation Sans"/>
+                <w:sz w:val="17"/>
+              </w:rPr>
+              <w:t>Роль существующей страницы подтверждена.</w:t>
             </w:r>
           </w:p>
         </w:tc>
@@ -6706,22 +6817,22 @@
                 <w:rFonts w:ascii="Liberation Sans" w:hAnsi="Liberation Sans"/>
                 <w:sz w:val="17"/>
               </w:rPr>
-              <w:t>Учитывать квартирное руководство как узкую поддержку, не заменяя им широкие страницы выбора и сравнения.</w:t>
-            </w:r>
-          </w:p>
-        </w:tc>
-        <w:tc>
-          <w:tcPr>
-            <w:tcW w:type="dxa" w:w="3400"/>
-            <w:vAlign w:val="center"/>
-          </w:tcPr>
-          <w:p>
-            <w:r>
-              <w:rPr>
-                <w:rFonts w:ascii="Liberation Sans" w:hAnsi="Liberation Sans"/>
-                <w:sz w:val="17"/>
-              </w:rPr>
-              <w:t>Только аналитическое назначение; физически сайт по этой строке не менять.</w:t>
+              <w:t>Квартирное руководство дополняет широкие страницы выбора и сравнения окон.</w:t>
+            </w:r>
+          </w:p>
+        </w:tc>
+        <w:tc>
+          <w:tcPr>
+            <w:tcW w:type="dxa" w:w="3400"/>
+            <w:vAlign w:val="center"/>
+          </w:tcPr>
+          <w:p>
+            <w:r>
+              <w:rPr>
+                <w:rFonts w:ascii="Liberation Sans" w:hAnsi="Liberation Sans"/>
+                <w:sz w:val="17"/>
+              </w:rPr>
+              <w:t>Роль существующей страницы подтверждена.</w:t>
             </w:r>
           </w:p>
         </w:tc>
@@ -6756,22 +6867,22 @@
                 <w:rFonts w:ascii="Liberation Sans" w:hAnsi="Liberation Sans"/>
                 <w:sz w:val="17"/>
               </w:rPr>
-              <w:t>Учитывать статью о профиле и производителе как узкую поддержку, не заменяя широкую страницу выбора.</w:t>
-            </w:r>
-          </w:p>
-        </w:tc>
-        <w:tc>
-          <w:tcPr>
-            <w:tcW w:type="dxa" w:w="3400"/>
-            <w:vAlign w:val="center"/>
-          </w:tcPr>
-          <w:p>
-            <w:r>
-              <w:rPr>
-                <w:rFonts w:ascii="Liberation Sans" w:hAnsi="Liberation Sans"/>
-                <w:sz w:val="17"/>
-              </w:rPr>
-              <w:t>Только аналитическое назначение; физически сайт по этой строке не менять.</w:t>
+              <w:t>Статья о профиле и производителе дополняет широкую страницу выбора.</w:t>
+            </w:r>
+          </w:p>
+        </w:tc>
+        <w:tc>
+          <w:tcPr>
+            <w:tcW w:type="dxa" w:w="3400"/>
+            <w:vAlign w:val="center"/>
+          </w:tcPr>
+          <w:p>
+            <w:r>
+              <w:rPr>
+                <w:rFonts w:ascii="Liberation Sans" w:hAnsi="Liberation Sans"/>
+                <w:sz w:val="17"/>
+              </w:rPr>
+              <w:t>Роль существующей страницы подтверждена.</w:t>
             </w:r>
           </w:p>
         </w:tc>
@@ -6806,22 +6917,22 @@
                 <w:rFonts w:ascii="Liberation Sans" w:hAnsi="Liberation Sans"/>
                 <w:sz w:val="17"/>
               </w:rPr>
-              <w:t>Информационную статью о видах стеклопакетов использовать как поддержку, не смешивая её с коммерческим товарным разделом.</w:t>
-            </w:r>
-          </w:p>
-        </w:tc>
-        <w:tc>
-          <w:tcPr>
-            <w:tcW w:type="dxa" w:w="3400"/>
-            <w:vAlign w:val="center"/>
-          </w:tcPr>
-          <w:p>
-            <w:r>
-              <w:rPr>
-                <w:rFonts w:ascii="Liberation Sans" w:hAnsi="Liberation Sans"/>
-                <w:sz w:val="17"/>
-              </w:rPr>
-              <w:t>Только аналитическое назначение; физически сайт по этой строке не менять.</w:t>
+              <w:t>Информационная статья о видах стеклопакетов объясняет выбор, а товарный раздел отвечает за покупку.</w:t>
+            </w:r>
+          </w:p>
+        </w:tc>
+        <w:tc>
+          <w:tcPr>
+            <w:tcW w:type="dxa" w:w="3400"/>
+            <w:vAlign w:val="center"/>
+          </w:tcPr>
+          <w:p>
+            <w:r>
+              <w:rPr>
+                <w:rFonts w:ascii="Liberation Sans" w:hAnsi="Liberation Sans"/>
+                <w:sz w:val="17"/>
+              </w:rPr>
+              <w:t>Роль существующей страницы подтверждена.</w:t>
             </w:r>
           </w:p>
         </w:tc>
@@ -6856,22 +6967,22 @@
                 <w:rFonts w:ascii="Liberation Sans" w:hAnsi="Liberation Sans"/>
                 <w:sz w:val="17"/>
               </w:rPr>
-              <w:t>Статью о видах остекления веранды использовать для объяснения выбора, а общую страницу веранды сохранить коммерческой.</w:t>
-            </w:r>
-          </w:p>
-        </w:tc>
-        <w:tc>
-          <w:tcPr>
-            <w:tcW w:type="dxa" w:w="3400"/>
-            <w:vAlign w:val="center"/>
-          </w:tcPr>
-          <w:p>
-            <w:r>
-              <w:rPr>
-                <w:rFonts w:ascii="Liberation Sans" w:hAnsi="Liberation Sans"/>
-                <w:sz w:val="17"/>
-              </w:rPr>
-              <w:t>Только аналитическое назначение; физически сайт по этой строке не менять.</w:t>
+              <w:t>Статья о видах остекления веранды объясняет варианты, а общая страница веранды отвечает за коммерческий выбор.</w:t>
+            </w:r>
+          </w:p>
+        </w:tc>
+        <w:tc>
+          <w:tcPr>
+            <w:tcW w:type="dxa" w:w="3400"/>
+            <w:vAlign w:val="center"/>
+          </w:tcPr>
+          <w:p>
+            <w:r>
+              <w:rPr>
+                <w:rFonts w:ascii="Liberation Sans" w:hAnsi="Liberation Sans"/>
+                <w:sz w:val="17"/>
+              </w:rPr>
+              <w:t>Роль существующей страницы подтверждена.</w:t>
             </w:r>
           </w:p>
         </w:tc>
@@ -6906,22 +7017,22 @@
                 <w:rFonts w:ascii="Liberation Sans" w:hAnsi="Liberation Sans"/>
                 <w:sz w:val="17"/>
               </w:rPr>
-              <w:t>Страницу безрамного остекления веранды использовать для точного безрамного намерения; общую страницу веранды оставить для общего сценария.</w:t>
-            </w:r>
-          </w:p>
-        </w:tc>
-        <w:tc>
-          <w:tcPr>
-            <w:tcW w:type="dxa" w:w="3400"/>
-            <w:vAlign w:val="center"/>
-          </w:tcPr>
-          <w:p>
-            <w:r>
-              <w:rPr>
-                <w:rFonts w:ascii="Liberation Sans" w:hAnsi="Liberation Sans"/>
-                <w:sz w:val="17"/>
-              </w:rPr>
-              <w:t>Только аналитическое назначение; физически сайт по этой строке не менять.</w:t>
+              <w:t>Страница безрамного остекления веранды отвечает на явный безрамный сценарий, общая страница — на общий выбор.</w:t>
+            </w:r>
+          </w:p>
+        </w:tc>
+        <w:tc>
+          <w:tcPr>
+            <w:tcW w:type="dxa" w:w="3400"/>
+            <w:vAlign w:val="center"/>
+          </w:tcPr>
+          <w:p>
+            <w:r>
+              <w:rPr>
+                <w:rFonts w:ascii="Liberation Sans" w:hAnsi="Liberation Sans"/>
+                <w:sz w:val="17"/>
+              </w:rPr>
+              <w:t>Роль существующей страницы подтверждена.</w:t>
             </w:r>
           </w:p>
         </w:tc>
@@ -6956,22 +7067,22 @@
                 <w:rFonts w:ascii="Liberation Sans" w:hAnsi="Liberation Sans"/>
                 <w:sz w:val="17"/>
               </w:rPr>
-              <w:t>Добавить в техническую статью об алюминиевом остеклении практическую модель вентиляции, микропроветривания, клапанов и конденсата.</w:t>
-            </w:r>
-          </w:p>
-        </w:tc>
-        <w:tc>
-          <w:tcPr>
-            <w:tcW w:type="dxa" w:w="3400"/>
-            <w:vAlign w:val="center"/>
-          </w:tcPr>
-          <w:p>
-            <w:r>
-              <w:rPr>
-                <w:rFonts w:ascii="Liberation Sans" w:hAnsi="Liberation Sans"/>
-                <w:sz w:val="17"/>
-              </w:rPr>
-              <w:t>Готово к внедрению на сайте.</w:t>
+              <w:t>В техническую статью об алюминиевом остеклении нужно добавить практический блок о вентиляции, микропроветривании, клапанах и конденсате.</w:t>
+            </w:r>
+          </w:p>
+        </w:tc>
+        <w:tc>
+          <w:tcPr>
+            <w:tcW w:type="dxa" w:w="3400"/>
+            <w:vAlign w:val="center"/>
+          </w:tcPr>
+          <w:p>
+            <w:r>
+              <w:rPr>
+                <w:rFonts w:ascii="Liberation Sans" w:hAnsi="Liberation Sans"/>
+                <w:sz w:val="17"/>
+              </w:rPr>
+              <w:t>Готово к доработке.</w:t>
             </w:r>
           </w:p>
         </w:tc>
@@ -7006,22 +7117,22 @@
                 <w:rFonts w:ascii="Liberation Sans" w:hAnsi="Liberation Sans"/>
                 <w:sz w:val="17"/>
               </w:rPr>
-              <w:t>Не создавать отдельный блок с повторным базовым определением французского окна; остаточную терминологию включить в уже готовую работу по французским окнам.</w:t>
-            </w:r>
-          </w:p>
-        </w:tc>
-        <w:tc>
-          <w:tcPr>
-            <w:tcW w:type="dxa" w:w="3400"/>
-            <w:vAlign w:val="center"/>
-          </w:tcPr>
-          <w:p>
-            <w:r>
-              <w:rPr>
-                <w:rFonts w:ascii="Liberation Sans" w:hAnsi="Liberation Sans"/>
-                <w:sz w:val="17"/>
-              </w:rPr>
-              <w:t>Отдельное изменение не требуется.</w:t>
+              <w:t>Базовое определение французского окна уже достаточно раскрыто; доработка должна сосредоточиться на сравнении конфигураций.</w:t>
+            </w:r>
+          </w:p>
+        </w:tc>
+        <w:tc>
+          <w:tcPr>
+            <w:tcW w:type="dxa" w:w="3400"/>
+            <w:vAlign w:val="center"/>
+          </w:tcPr>
+          <w:p>
+            <w:r>
+              <w:rPr>
+                <w:rFonts w:ascii="Liberation Sans" w:hAnsi="Liberation Sans"/>
+                <w:sz w:val="17"/>
+              </w:rPr>
+              <w:t>Текущий материал уже закрывает эту часть задачи.</w:t>
             </w:r>
           </w:p>
         </w:tc>
@@ -7056,22 +7167,22 @@
                 <w:rFonts w:ascii="Liberation Sans" w:hAnsi="Liberation Sans"/>
                 <w:sz w:val="17"/>
               </w:rPr>
-              <w:t>Добавить на страницу пластиковых дверей ориентиры по ширине, высоте, типовому и индивидуальному блоку и критериям выбора.</w:t>
-            </w:r>
-          </w:p>
-        </w:tc>
-        <w:tc>
-          <w:tcPr>
-            <w:tcW w:type="dxa" w:w="3400"/>
-            <w:vAlign w:val="center"/>
-          </w:tcPr>
-          <w:p>
-            <w:r>
-              <w:rPr>
-                <w:rFonts w:ascii="Liberation Sans" w:hAnsi="Liberation Sans"/>
-                <w:sz w:val="17"/>
-              </w:rPr>
-              <w:t>Готово к внедрению на сайте.</w:t>
+              <w:t>На странице пластиковых дверей нужно объяснить размеры, типовой и индивидуальный блок, порог, направление открывания и роль замера.</w:t>
+            </w:r>
+          </w:p>
+        </w:tc>
+        <w:tc>
+          <w:tcPr>
+            <w:tcW w:type="dxa" w:w="3400"/>
+            <w:vAlign w:val="center"/>
+          </w:tcPr>
+          <w:p>
+            <w:r>
+              <w:rPr>
+                <w:rFonts w:ascii="Liberation Sans" w:hAnsi="Liberation Sans"/>
+                <w:sz w:val="17"/>
+              </w:rPr>
+              <w:t>Готово к доработке.</w:t>
             </w:r>
           </w:p>
         </w:tc>
@@ -7106,22 +7217,22 @@
                 <w:rFonts w:ascii="Liberation Sans" w:hAnsi="Liberation Sans"/>
                 <w:sz w:val="17"/>
               </w:rPr>
-              <w:t>Сделать портфолио навигируемым по подтверждённым типам работ: балконы, веранды, панорамные и французские решения, материал и режим использования.</w:t>
-            </w:r>
-          </w:p>
-        </w:tc>
-        <w:tc>
-          <w:tcPr>
-            <w:tcW w:type="dxa" w:w="3400"/>
-            <w:vAlign w:val="center"/>
-          </w:tcPr>
-          <w:p>
-            <w:r>
-              <w:rPr>
-                <w:rFonts w:ascii="Liberation Sans" w:hAnsi="Liberation Sans"/>
-                <w:sz w:val="17"/>
-              </w:rPr>
-              <w:t>Готово к внедрению на сайте.</w:t>
+              <w:t>Портфолио нужно сделать навигируемым по реально представленным типам работ.</w:t>
+            </w:r>
+          </w:p>
+        </w:tc>
+        <w:tc>
+          <w:tcPr>
+            <w:tcW w:type="dxa" w:w="3400"/>
+            <w:vAlign w:val="center"/>
+          </w:tcPr>
+          <w:p>
+            <w:r>
+              <w:rPr>
+                <w:rFonts w:ascii="Liberation Sans" w:hAnsi="Liberation Sans"/>
+                <w:sz w:val="17"/>
+              </w:rPr>
+              <w:t>Готово к доработке.</w:t>
             </w:r>
           </w:p>
         </w:tc>
@@ -7156,22 +7267,22 @@
                 <w:rFonts w:ascii="Liberation Sans" w:hAnsi="Liberation Sans"/>
                 <w:sz w:val="17"/>
               </w:rPr>
-              <w:t>Усилить раздел алюминиевых окон блоком о панорамном формате, тёплом и холодном сценарии и проектных ограничениях; новую страницу не создавать.</w:t>
-            </w:r>
-          </w:p>
-        </w:tc>
-        <w:tc>
-          <w:tcPr>
-            <w:tcW w:type="dxa" w:w="3400"/>
-            <w:vAlign w:val="center"/>
-          </w:tcPr>
-          <w:p>
-            <w:r>
-              <w:rPr>
-                <w:rFonts w:ascii="Liberation Sans" w:hAnsi="Liberation Sans"/>
-                <w:sz w:val="17"/>
-              </w:rPr>
-              <w:t>Готово к внедрению на сайте.</w:t>
+              <w:t>Раздел алюминиевых окон нужно усилить блоком о панорамном формате, тёплом и холодном сценариях и проектных ограничениях.</w:t>
+            </w:r>
+          </w:p>
+        </w:tc>
+        <w:tc>
+          <w:tcPr>
+            <w:tcW w:type="dxa" w:w="3400"/>
+            <w:vAlign w:val="center"/>
+          </w:tcPr>
+          <w:p>
+            <w:r>
+              <w:rPr>
+                <w:rFonts w:ascii="Liberation Sans" w:hAnsi="Liberation Sans"/>
+                <w:sz w:val="17"/>
+              </w:rPr>
+              <w:t>Готово к доработке.</w:t>
             </w:r>
           </w:p>
         </w:tc>
@@ -7206,22 +7317,22 @@
                 <w:rFonts w:ascii="Liberation Sans" w:hAnsi="Liberation Sans"/>
                 <w:sz w:val="17"/>
               </w:rPr>
-              <w:t>Обновить дату и методику рейтинга лучших окон, раскрыть критерии и различие бренда и модели; архитектуру страниц не менять.</w:t>
-            </w:r>
-          </w:p>
-        </w:tc>
-        <w:tc>
-          <w:tcPr>
-            <w:tcW w:type="dxa" w:w="3400"/>
-            <w:vAlign w:val="center"/>
-          </w:tcPr>
-          <w:p>
-            <w:r>
-              <w:rPr>
-                <w:rFonts w:ascii="Liberation Sans" w:hAnsi="Liberation Sans"/>
-                <w:sz w:val="17"/>
-              </w:rPr>
-              <w:t>Готово к внедрению на сайте.</w:t>
+              <w:t>Статью о лучших окнах нужно обновить по дате, критериям и методике сравнения брендов и моделей.</w:t>
+            </w:r>
+          </w:p>
+        </w:tc>
+        <w:tc>
+          <w:tcPr>
+            <w:tcW w:type="dxa" w:w="3400"/>
+            <w:vAlign w:val="center"/>
+          </w:tcPr>
+          <w:p>
+            <w:r>
+              <w:rPr>
+                <w:rFonts w:ascii="Liberation Sans" w:hAnsi="Liberation Sans"/>
+                <w:sz w:val="17"/>
+              </w:rPr>
+              <w:t>Готово к доработке.</w:t>
             </w:r>
           </w:p>
         </w:tc>
@@ -7256,22 +7367,22 @@
                 <w:rFonts w:ascii="Liberation Sans" w:hAnsi="Liberation Sans"/>
                 <w:sz w:val="17"/>
               </w:rPr>
-              <w:t>Сохранить пятнадцать аналитически принятых связей между страницами, но не внедрять ссылки, пока не доказаны точное место и контекст каждой ссылки.</w:t>
-            </w:r>
-          </w:p>
-        </w:tc>
-        <w:tc>
-          <w:tcPr>
-            <w:tcW w:type="dxa" w:w="3400"/>
-            <w:vAlign w:val="center"/>
-          </w:tcPr>
-          <w:p>
-            <w:r>
-              <w:rPr>
-                <w:rFonts w:ascii="Liberation Sans" w:hAnsi="Liberation Sans"/>
-                <w:sz w:val="17"/>
-              </w:rPr>
-              <w:t>Связь обоснована, но место ссылки не доказано; пока не внедрять.</w:t>
+              <w:t>Для пятнадцати потенциальных внутренних ссылок следующий шаг — выбрать точное место на странице и естественный текст ссылки.</w:t>
+            </w:r>
+          </w:p>
+        </w:tc>
+        <w:tc>
+          <w:tcPr>
+            <w:tcW w:type="dxa" w:w="3400"/>
+            <w:vAlign w:val="center"/>
+          </w:tcPr>
+          <w:p>
+            <w:r>
+              <w:rPr>
+                <w:rFonts w:ascii="Liberation Sans" w:hAnsi="Liberation Sans"/>
+                <w:sz w:val="17"/>
+              </w:rPr>
+              <w:t>Следующий шаг — определить место и естественный текст каждой ссылки.</w:t>
             </w:r>
           </w:p>
         </w:tc>
@@ -7306,22 +7417,22 @@
                 <w:rFonts w:ascii="Liberation Sans" w:hAnsi="Liberation Sans"/>
                 <w:sz w:val="17"/>
               </w:rPr>
-              <w:t>Сохранить сорок шесть назначений подзадач на существующие страницы в семантической карте и плане содержания; это не означает изменение сайта.</w:t>
-            </w:r>
-          </w:p>
-        </w:tc>
-        <w:tc>
-          <w:tcPr>
-            <w:tcW w:type="dxa" w:w="3400"/>
-            <w:vAlign w:val="center"/>
-          </w:tcPr>
-          <w:p>
-            <w:r>
-              <w:rPr>
-                <w:rFonts w:ascii="Liberation Sans" w:hAnsi="Liberation Sans"/>
-                <w:sz w:val="17"/>
-              </w:rPr>
-              <w:t>Только аналитическое назначение; физически сайт по этой строке не менять.</w:t>
+              <w:t>Сорок шесть групп подзадач уже распределены по существующим страницам и могут использоваться как карта содержания.</w:t>
+            </w:r>
+          </w:p>
+        </w:tc>
+        <w:tc>
+          <w:tcPr>
+            <w:tcW w:type="dxa" w:w="3400"/>
+            <w:vAlign w:val="center"/>
+          </w:tcPr>
+          <w:p>
+            <w:r>
+              <w:rPr>
+                <w:rFonts w:ascii="Liberation Sans" w:hAnsi="Liberation Sans"/>
+                <w:sz w:val="17"/>
+              </w:rPr>
+              <w:t>Роль существующей страницы подтверждена.</w:t>
             </w:r>
           </w:p>
         </w:tc>
@@ -7356,22 +7467,22 @@
                 <w:rFonts w:ascii="Liberation Sans" w:hAnsi="Liberation Sans"/>
                 <w:sz w:val="17"/>
               </w:rPr>
-              <w:t>Сохранить двадцать структурных единиц в ожидании доказательств и не придумывать страницы, услуги или содержание до появления названного основания.</w:t>
-            </w:r>
-          </w:p>
-        </w:tc>
-        <w:tc>
-          <w:tcPr>
-            <w:tcW w:type="dxa" w:w="3400"/>
-            <w:vAlign w:val="center"/>
-          </w:tcPr>
-          <w:p>
-            <w:r>
-              <w:rPr>
-                <w:rFonts w:ascii="Liberation Sans" w:hAnsi="Liberation Sans"/>
-                <w:sz w:val="17"/>
-              </w:rPr>
-              <w:t>Ожидание доказательств; физическое изменение запрещено.</w:t>
+              <w:t>Для двадцати дополнительных тем следующий шаг зависит от новых данных о спросе, странице, услуге или содержании.</w:t>
+            </w:r>
+          </w:p>
+        </w:tc>
+        <w:tc>
+          <w:tcPr>
+            <w:tcW w:type="dxa" w:w="3400"/>
+            <w:vAlign w:val="center"/>
+          </w:tcPr>
+          <w:p>
+            <w:r>
+              <w:rPr>
+                <w:rFonts w:ascii="Liberation Sans" w:hAnsi="Liberation Sans"/>
+                <w:sz w:val="17"/>
+              </w:rPr>
+              <w:t>Следующий шаг зависит от новых данных; текущие рекомендации не блокируются.</w:t>
             </w:r>
           </w:p>
         </w:tc>
@@ -7382,7 +7493,7 @@
         <w:pStyle w:val="Heading1"/>
       </w:pPr>
       <w:r>
-        <w:t>11. Неопределённость и условия повторного открытия</w:t>
+        <w:t>Границы применения выводов</w:t>
       </w:r>
     </w:p>
     <w:p>
@@ -7390,7 +7501,7 @@
         <w:pStyle w:val="ListBullet"/>
       </w:pPr>
       <w:r>
-        <w:t>19 фраз требуют отдельной точной проверки обычной выдачи. До неё нельзя принудительно назначать страницу только ради заполнения таблицы.</w:t>
+        <w:t>Часть редких и неоднозначных формулировок сохранена вне текущего плана до тех пор, пока не появится отдельная точная проверка или новый факт. Это не блокирует семь готовых доработок.</w:t>
       </w:r>
     </w:p>
     <w:p>
@@ -7398,7 +7509,7 @@
         <w:pStyle w:val="ListBullet"/>
       </w:pPr>
       <w:r>
-        <w:t>174 фразы отложены на дополнительный разбор. Они возвращаются в работу, когда появляется достаточное основание для однозначной классификации.</w:t>
+        <w:t>Для потенциальных внутренних ссылок следующий шаг — выбрать реальное место на странице и естественный окружающий текст; после этого каждую ссылку можно оценивать как отдельную доработку.</w:t>
       </w:r>
     </w:p>
     <w:p>
@@ -7406,7 +7517,7 @@
         <w:pStyle w:val="ListBullet"/>
       </w:pPr>
       <w:r>
-        <w:t>20 структурных единиц остаются в ожидании доказательств. Новую страницу, услугу или содержание для них нельзя придумывать.</w:t>
+        <w:t>Выводы следует пересматривать, если на сайте появится новая страница, изменится ассортимент компании, изменится состав услуги или новая точная проверка покажет иную задачу пользователя.</w:t>
       </w:r>
     </w:p>
     <w:p>
@@ -7414,107 +7525,11 @@
         <w:pStyle w:val="ListBullet"/>
       </w:pPr>
       <w:r>
-        <w:t>15 связей между страницами считаются аналитически допустимыми, но для каждой ещё нужно доказать точный блок, окружающий текст и естественный смысл ссылки.</w:t>
-      </w:r>
-    </w:p>
-    <w:p>
-      <w:pPr>
-        <w:pStyle w:val="ListBullet"/>
-      </w:pPr>
-      <w:r>
-        <w:t>Для монтажа пластиковых дверей отдельные фактические границы услуги возвращаются в работу только после подтверждения компанией.</w:t>
-      </w:r>
-    </w:p>
-    <w:p>
-      <w:pPr>
-        <w:pStyle w:val="ListBullet"/>
-      </w:pPr>
-      <w:r>
-        <w:t>Если новая проверка покажет иное намерение запроса, новую публичную страницу, изменившийся ассортимент или иной подтверждённый бизнес-факт, соответствующее решение можно переоткрыть.</w:t>
-      </w:r>
-    </w:p>
-    <w:p>
-      <w:pPr>
-        <w:pStyle w:val="Heading1"/>
-      </w:pPr>
-      <w:r>
-        <w:t>12. Приоритет действий владельца</w:t>
-      </w:r>
-    </w:p>
-    <w:p>
-      <w:pPr>
-        <w:pStyle w:val="ListBullet"/>
-      </w:pPr>
-      <w:r>
-        <w:t>Сначала внедрить семь полностью готовых изменений существующих страниц.</w:t>
-      </w:r>
-    </w:p>
-    <w:p>
-      <w:pPr>
-        <w:pStyle w:val="ListBullet"/>
-      </w:pPr>
-      <w:r>
-        <w:t>Параллельно выполнить только безопасную нейтральную часть по монтажу пластиковых дверей и запросить у компании фактический состав услуги.</w:t>
-      </w:r>
-    </w:p>
-    <w:p>
-      <w:pPr>
-        <w:pStyle w:val="ListBullet"/>
-      </w:pPr>
-      <w:r>
-        <w:t>Не создавать новые страницы по девятнадцати аналитическим назначениям.</w:t>
-      </w:r>
-    </w:p>
-    <w:p>
-      <w:pPr>
-        <w:pStyle w:val="ListBullet"/>
-      </w:pPr>
-      <w:r>
-        <w:t>Не объединять и не удалять страницы в четырёх спорных случаях до отдельной проверки.</w:t>
-      </w:r>
-    </w:p>
-    <w:p>
-      <w:pPr>
-        <w:pStyle w:val="ListBullet"/>
-      </w:pPr>
-      <w:r>
-        <w:t>Не внедрять пакет из пятнадцати внутренних ссылок без проверки места каждой ссылки.</w:t>
-      </w:r>
-    </w:p>
-    <w:p>
-      <w:pPr>
-        <w:pStyle w:val="ListBullet"/>
-      </w:pPr>
-      <w:r>
-        <w:t>Сохранить положительные результаты: существующих специализированных страниц уже достаточно для значительной части исследованного спроса.</w:t>
-      </w:r>
-    </w:p>
-    <w:p>
-      <w:pPr>
-        <w:pStyle w:val="ListBullet"/>
-      </w:pPr>
-      <w:r>
-        <w:t>Возвращаться к отложенным решениям только по явно указанному новому доказательству, а не ради формального закрытия списка.</w:t>
-      </w:r>
-    </w:p>
-    <w:p>
-      <w:pPr>
-        <w:pStyle w:val="Heading1"/>
-      </w:pPr>
-      <w:r>
-        <w:t>Итог</w:t>
-      </w:r>
-    </w:p>
-    <w:p>
-      <w:pPr>
-        <w:spacing w:after="100"/>
-      </w:pPr>
-      <w:r>
-        <w:t>Главный результат исследования — не расширение сайта любой ценой, а более точное распределение пользовательских задач по уже существующим страницам. Для текущего состояния подтверждены семь готовых изменений существующего содержания и навигации, одна частично готовая работа, четыре обязательные повторные проверки и большой слой решений, где правильное действие — ничего физически не менять. Это снижает риск дублей, разрушительных объединений и публикации неподтверждённых коммерческих обещаний.</w:t>
+        <w:t>Любое обещание о составе услуги, ассортименте, гарантии или технической возможности должно опираться на подтверждённый факт компании.</w:t>
       </w:r>
     </w:p>
     <w:sectPr>
-      <w:footerReference w:type="default" r:id="rId21"/>
+      <w:footerReference w:type="default" r:id="rId18"/>
       <w:pgSz w:w="12240" w:h="15840"/>
       <w:pgMar w:top="907" w:right="1020" w:bottom="907" w:left="1020" w:header="720" w:footer="720" w:gutter="0"/>
       <w:cols w:space="720"/>

--- a/extension/docs/kwork/KW001_AI_NATIVE_YANDEX_ALICE/tests/OKNO_MSK/OKNO_MSK_RESEARCH_RELEASE_CORRECTED_2026-09-05/editable/01_OKNO_MSK_CLIENT_RESEARCH_REPORT_RU_2026-09-05.docx
+++ b/extension/docs/kwork/KW001_AI_NATIVE_YANDEX_ALICE/tests/OKNO_MSK/OKNO_MSK_RESEARCH_RELEASE_CORRECTED_2026-09-05/editable/01_OKNO_MSK_CLIENT_RESEARCH_REPORT_RU_2026-09-05.docx
@@ -16,7 +16,7 @@
         <w:rPr>
           <w:rFonts w:ascii="Liberation Sans" w:hAnsi="Liberation Sans"/>
         </w:rPr>
-        <w:t>Отчёт для владельца сайта «Окно Москва». Здесь собраны выводы, которые влияют на реальные страницы: что уже работает правильно, что стоит улучшить сейчас, что показали обычная выдача Яндекса и выдача Алисы и какие два факта нужно подтвердить у компании перед следующими изменениями.</w:t>
+        <w:t>Задача работы — проверить, насколько текущие страницы сайта «Окно Москва» соответствуют реальному поисковому спросу в Яндексе, где действительно нужны изменения и что дополнительно показывает выдача Алисы в тех темах, где она может уточнить решение по странице или её содержанию.</w:t>
       </w:r>
     </w:p>
     <w:p>
@@ -24,7 +24,7 @@
         <w:pStyle w:val="Heading1"/>
       </w:pPr>
       <w:r>
-        <w:t>Главное за одну минуту</w:t>
+        <w:t>Результат исследования</w:t>
       </w:r>
     </w:p>
     <w:p>
@@ -33,7 +33,7 @@
         <w:rPr>
           <w:rFonts w:ascii="Liberation Sans" w:hAnsi="Liberation Sans"/>
         </w:rPr>
-        <w:t>Исследование дало семь готовых доработок существующих страниц: французские окна, окна для частного дома, вентиляция алюминиевого остекления, параметры пластиковых дверей, навигация портфолио, панорамный сценарий в разделе алюминиевых окон и актуализация статьи о лучших окнах.</w:t>
+        <w:t>По исследованному спросу сайт в целом построен правильно: основные пользовательские задачи уже распределены между существующими страницами, поэтому оснований для массового создания новых страниц или общей перестройки структуры не найдено. Главные проблемы находятся не в самой структуре сайта, а в содержании и навигации нескольких существующих страниц. Семь доработок можно передавать в работу сейчас. Ещё две можно подготовить после того, как компания подтвердит фактический состав услуги по монтажу пластиковых дверей и актуальный ассортимент фурнитуры.</w:t>
       </w:r>
     </w:p>
     <w:p>
@@ -42,7 +42,7 @@
         <w:rPr>
           <w:rFonts w:ascii="Liberation Sans" w:hAnsi="Liberation Sans"/>
         </w:rPr>
-        <w:t>Для двух следующих доработок пока не хватает только фактов компании: точного состава услуги по монтажу пластиковых дверей и фактически доступных брендов фурнитуры. Эти пункты не блокируют семь готовых изменений.</w:t>
+        <w:t>Обычная выдача Яндекса в большинстве проверенных случаев подтвердила, что специализированные страницы сайта отвечают на свои пользовательские задачи логично. Там, где формулировка запроса могла означать разные вещи, выдача помогла отделить покупку от монтажа, объект остекления от материала, информационный запрос от коммерческого и общий сценарий от специализированного.</w:t>
       </w:r>
     </w:p>
     <w:p>
@@ -51,7 +51,7 @@
         <w:rPr>
           <w:rFonts w:ascii="Liberation Sans" w:hAnsi="Liberation Sans"/>
         </w:rPr>
-        <w:t>Массово создавать новые страницы по результатам исследования не требуется. Во многих проверенных темах существующие страницы уже разделены по задачам пользователя правильно; основная практическая ценность сейчас — усилить конкретные страницы там, где выявлен понятный пробел в содержании или навигации.</w:t>
+        <w:t>Алиса не дала оснований пересматривать общий вывод по структуре сайта. Её польза оказалась другой: в нескольких темах она показала, какого объяснения не хватает уже существующей странице, а контрольные проверки подтвердили, что решения, полученные по обычной выдаче, остаются устойчивыми. Поэтому итог исследования — не новая архитектура сайта, а точечное усиление тех страниц, где найден конкретный пробел.</w:t>
       </w:r>
     </w:p>
     <w:p>
@@ -59,7 +59,7 @@
         <w:pStyle w:val="Heading1"/>
       </w:pPr>
       <w:r>
-        <w:t>1. Что именно было исследовано</w:t>
+        <w:t>Как проводилась работа</w:t>
       </w:r>
     </w:p>
     <w:p>
@@ -68,55 +68,7 @@
         <w:rPr>
           <w:rFonts w:ascii="Liberation Sans" w:hAnsi="Liberation Sans"/>
         </w:rPr>
-        <w:t>Работа шла от полного набора принятых запросов к точечным проверкам там, где они могли изменить решение по сайту.</w:t>
-      </w:r>
-    </w:p>
-    <w:p>
-      <w:pPr/>
-      <w:r>
-        <w:rPr>
-          <w:rFonts w:ascii="Liberation Sans" w:hAnsi="Liberation Sans"/>
-          <w:b/>
-        </w:rPr>
-        <w:t>2 840 принятых запросов</w:t>
-      </w:r>
-      <w:r>
-        <w:rPr>
-          <w:rFonts w:ascii="Liberation Sans" w:hAnsi="Liberation Sans"/>
-        </w:rPr>
-        <w:t xml:space="preserve"> — полный принятый объём фраз после очистки и отбора. На этом наборе изучался спрос и формировалось понимание пользовательских задач.</w:t>
-      </w:r>
-    </w:p>
-    <w:p>
-      <w:pPr/>
-      <w:r>
-        <w:rPr>
-          <w:rFonts w:ascii="Liberation Sans" w:hAnsi="Liberation Sans"/>
-          <w:b/>
-        </w:rPr>
-        <w:t>2 313 запросов</w:t>
-      </w:r>
-      <w:r>
-        <w:rPr>
-          <w:rFonts w:ascii="Liberation Sans" w:hAnsi="Liberation Sans"/>
-        </w:rPr>
-        <w:t xml:space="preserve"> получили подтверждённое назначение: определено, какую пользовательскую задачу они выражают и какая существующая страница сайта лучше всего должна на неё отвечать. Остальные формулировки не были принудительно «дотянуты» до решения, если данных для этого не хватало.</w:t>
-      </w:r>
-    </w:p>
-    <w:p>
-      <w:pPr/>
-      <w:r>
-        <w:rPr>
-          <w:rFonts w:ascii="Liberation Sans" w:hAnsi="Liberation Sans"/>
-          <w:b/>
-        </w:rPr>
-        <w:t>168 пользовательских задач и подзадач</w:t>
-      </w:r>
-      <w:r>
-        <w:rPr>
-          <w:rFonts w:ascii="Liberation Sans" w:hAnsi="Liberation Sans"/>
-        </w:rPr>
-        <w:t xml:space="preserve"> — структура, в которую были сведены связанные запросы. Это позволило анализировать не отдельные слова, а реальные ситуации выбора: материал окна, объект остекления, монтаж, ремонт, сравнение, конкретная система и другие задачи.</w:t>
+        <w:t>Сначала был изучен сам сайт: его услуги, товарные направления, информационные материалы и существующие страницы, на которые потенциально может приходиться поисковый спрос. После этого был собран спрос в Wordstat. Первый проход дал 2 415 исходных строк, дополнительное расширение — ещё 550. Всего перед очисткой было 2 965 исходных строк.</w:t>
       </w:r>
     </w:p>
     <w:p>
@@ -125,59 +77,7 @@
         <w:rPr>
           <w:rFonts w:ascii="Liberation Sans" w:hAnsi="Liberation Sans"/>
         </w:rPr>
-        <w:t xml:space="preserve">После этого применялись два более глубоких уровня проверки. Для обычной выдачи Яндекса сохранено </w:t>
-      </w:r>
-      <w:r>
-        <w:rPr>
-          <w:rFonts w:ascii="Liberation Sans" w:hAnsi="Liberation Sans"/>
-          <w:b/>
-        </w:rPr>
-        <w:t>75 точных наблюдений по конкретным формулировкам</w:t>
-      </w:r>
-      <w:r>
-        <w:rPr>
-          <w:rFonts w:ascii="Liberation Sans" w:hAnsi="Liberation Sans"/>
-        </w:rPr>
-        <w:t xml:space="preserve">. Для исследования выдачи Алисы сначала рассмотрено </w:t>
-      </w:r>
-      <w:r>
-        <w:rPr>
-          <w:rFonts w:ascii="Liberation Sans" w:hAnsi="Liberation Sans"/>
-          <w:b/>
-        </w:rPr>
-        <w:t>25 возможных тем</w:t>
-      </w:r>
-      <w:r>
-        <w:rPr>
-          <w:rFonts w:ascii="Liberation Sans" w:hAnsi="Liberation Sans"/>
-        </w:rPr>
-        <w:t xml:space="preserve">, затем выбраны и полностью проверены </w:t>
-      </w:r>
-      <w:r>
-        <w:rPr>
-          <w:rFonts w:ascii="Liberation Sans" w:hAnsi="Liberation Sans"/>
-          <w:b/>
-        </w:rPr>
-        <w:t>8 случаев</w:t>
-      </w:r>
-      <w:r>
-        <w:rPr>
-          <w:rFonts w:ascii="Liberation Sans" w:hAnsi="Liberation Sans"/>
-        </w:rPr>
-        <w:t xml:space="preserve">. Итоговая рабочая карта содержит </w:t>
-      </w:r>
-      <w:r>
-        <w:rPr>
-          <w:rFonts w:ascii="Liberation Sans" w:hAnsi="Liberation Sans"/>
-          <w:b/>
-        </w:rPr>
-        <w:t>34 значимых результата и решения</w:t>
-      </w:r>
-      <w:r>
-        <w:rPr>
-          <w:rFonts w:ascii="Liberation Sans" w:hAnsi="Liberation Sans"/>
-        </w:rPr>
-        <w:t>: готовые изменения, подтверждённые текущие решения, пункты, требующие данных компании, и темы, к которым стоит возвращаться только при появлении новых оснований.</w:t>
+        <w:t>После очистки и объединения повторов осталось 2 840 точных поисковых формулировок. Из них 334 были исключены как нерелевантные, выходящие за рамки задачи или механические, ещё 174 оставлены отдельно до появления более сильных оснований. В дальнейший разбор страниц и пользовательских задач вошли 2 332 активные формулировки.</w:t>
       </w:r>
     </w:p>
     <w:p>
@@ -186,28 +86,7 @@
         <w:rPr>
           <w:rFonts w:ascii="Liberation Sans" w:hAnsi="Liberation Sans"/>
         </w:rPr>
-        <w:t>Связь цифр выглядит так:</w:t>
-      </w:r>
-    </w:p>
-    <w:p>
-      <w:pPr>
-        <w:pStyle w:val="Callout"/>
-        <w:shd w:fill="F2F4F6"/>
-      </w:pPr>
-      <w:r>
-        <w:rPr>
-          <w:rFonts w:ascii="Liberation Sans" w:hAnsi="Liberation Sans"/>
-          <w:b/>
-        </w:rPr>
-        <w:t>2 840 запросов → 2 313 назначенных запросов → 168 пользовательских задач → 75 точных проверок обычной выдачи → 25 кандидатов для Алисы → 8 полных проверок Алисы → 34 значимых результата и решения.</w:t>
-      </w:r>
-    </w:p>
-    <w:p>
-      <w:pPr>
-        <w:pStyle w:val="Heading1"/>
-      </w:pPr>
-      <w:r>
-        <w:t>2. Почему отдельно проверялись 75 формулировок в обычной выдаче</w:t>
+        <w:t>Для 2 313 из этих 2 332 формулировок удалось определить пользовательскую задачу и подходящую существующую страницу. Ещё 19 остались без принудительного назначения, потому что имеющихся данных было недостаточно для уверенного решения. Связанные запросы были сведены в 168 пользовательских задач и подзадач: например, выбор конкретного типа окна, остекление определённого объекта, монтаж, ремонт, сравнение систем, покупка аксессуара или информационный вопрос.</w:t>
       </w:r>
     </w:p>
     <w:p>
@@ -216,7 +95,7 @@
         <w:rPr>
           <w:rFonts w:ascii="Liberation Sans" w:hAnsi="Liberation Sans"/>
         </w:rPr>
-        <w:t>75 наблюдений — это не размер всего исследования. Полный принятый объём составляет 2 840 запросов. Точная обычная выдача сохранялась там, где она была нужна как дополнительное доказательство: например, чтобы понять, какой тип страницы отвечает на неоднозначную формулировку, разделить две близкие пользовательские задачи или проверить, не конкурируют ли между собой похожие страницы.</w:t>
+        <w:t>После этого обычная выдача Яндекса использовалась как дополнительная проверка там, где смысл запроса или роль страницы нельзя было надёжно определить только по формулировке и содержанию сайта. По 75 конкретным запросам сохранена точная выдача и зафиксировано, какой тип ответа преобладал. Это не означает, что исследование ограничилось 75 запросами: 2 840 формулировок были разобраны на предыдущих шагах, а эти 75 использовались как более глубокая проверка отдельных решений.</w:t>
       </w:r>
     </w:p>
     <w:p>
@@ -225,15 +104,7 @@
         <w:rPr>
           <w:rFonts w:ascii="Liberation Sans" w:hAnsi="Liberation Sans"/>
         </w:rPr>
-        <w:t>Каждое из 75 наблюдений относится только к той формулировке, которая действительно проверялась. Вывод по одному запросу не переносился автоматически на соседние запросы без отдельного основания. Полный список этих наблюдений приведён в приложении 1.</w:t>
-      </w:r>
-    </w:p>
-    <w:p>
-      <w:pPr>
-        <w:pStyle w:val="Heading1"/>
-      </w:pPr>
-      <w:r>
-        <w:t>3. Почему для Алисы выбраны именно 8 запросов и почему этого достаточно</w:t>
+        <w:t>Для Алисы отдельно рассмотрели 25 тем, в которых её выдача могла дать новую информацию для решения по сайту. Из них выбрали восемь: шесть тем, где результат Алисы действительно мог изменить или уточнить решение по странице, и два контрольных запроса, где обычная выдача уже давала ясный ответ. Ещё 16 тем не добавляли нового типа решения и повторяли уже проверенные ситуации, одну тему оставили без дальнейшей проверки. Поэтому восемь выбранных запросов — полный объём проверки Алисы в этой работе и достаточный набор для тех вопросов, где её ответ мог реально повлиять на вывод.</w:t>
       </w:r>
     </w:p>
     <w:p>
@@ -242,20 +113,15 @@
         <w:rPr>
           <w:rFonts w:ascii="Liberation Sans" w:hAnsi="Liberation Sans"/>
         </w:rPr>
-        <w:t xml:space="preserve">Для исследования выдачи Алисы выполнены </w:t>
+        <w:t>В итоге результаты обычной выдачи, Алисы, структуры сайта и содержания страниц были сведены в 34 значимых вывода. В этом отчёте подробно показаны те из них, которые приводят к реальному изменению, подтверждают важное существующее решение или требуют конкретного факта от компании.</w:t>
       </w:r>
+    </w:p>
+    <w:p>
+      <w:pPr>
+        <w:pStyle w:val="Heading1"/>
+      </w:pPr>
       <w:r>
-        <w:rPr>
-          <w:rFonts w:ascii="Liberation Sans" w:hAnsi="Liberation Sans"/>
-          <w:b/>
-        </w:rPr>
-        <w:t>8 проверок — это полный объём этого этапа для данного исследования</w:t>
-      </w:r>
-      <w:r>
-        <w:rPr>
-          <w:rFonts w:ascii="Liberation Sans" w:hAnsi="Liberation Sans"/>
-        </w:rPr>
-        <w:t>.</w:t>
+        <w:t>Что показала обычная выдача Яндекса</w:t>
       </w:r>
     </w:p>
     <w:p>
@@ -264,64 +130,7 @@
         <w:rPr>
           <w:rFonts w:ascii="Liberation Sans" w:hAnsi="Liberation Sans"/>
         </w:rPr>
-        <w:t xml:space="preserve">Перед отбором было рассмотрено </w:t>
-      </w:r>
-      <w:r>
-        <w:rPr>
-          <w:rFonts w:ascii="Liberation Sans" w:hAnsi="Liberation Sans"/>
-          <w:b/>
-        </w:rPr>
-        <w:t>25 возможных тем</w:t>
-      </w:r>
-      <w:r>
-        <w:rPr>
-          <w:rFonts w:ascii="Liberation Sans" w:hAnsi="Liberation Sans"/>
-        </w:rPr>
-        <w:t>. Из них в итоговую проверку вошли:</w:t>
-      </w:r>
-    </w:p>
-    <w:p>
-      <w:pPr>
-        <w:spacing w:after="60"/>
-        <w:ind w:left="255" w:hanging="142"/>
-      </w:pPr>
-      <w:r>
-        <w:t xml:space="preserve">• </w:t>
-      </w:r>
-      <w:r>
-        <w:rPr>
-          <w:rFonts w:ascii="Liberation Sans" w:hAnsi="Liberation Sans"/>
-          <w:b/>
-        </w:rPr>
-        <w:t>6 случаев</w:t>
-      </w:r>
-      <w:r>
-        <w:rPr>
-          <w:rFonts w:ascii="Liberation Sans" w:hAnsi="Liberation Sans"/>
-        </w:rPr>
-        <w:t>, где выдача Алисы могла реально изменить или уточнить решение: показать другую основную задачу пользователя, изменить роль страницы, подтвердить необходимость более глубокого объяснения или, наоборот, показать, что дополнительная страница не нужна;</w:t>
-      </w:r>
-    </w:p>
-    <w:p>
-      <w:pPr>
-        <w:spacing w:after="60"/>
-        <w:ind w:left="255" w:hanging="142"/>
-      </w:pPr>
-      <w:r>
-        <w:t xml:space="preserve">• </w:t>
-      </w:r>
-      <w:r>
-        <w:rPr>
-          <w:rFonts w:ascii="Liberation Sans" w:hAnsi="Liberation Sans"/>
-          <w:b/>
-        </w:rPr>
-        <w:t>2 контрольных случая</w:t>
-      </w:r>
-      <w:r>
-        <w:rPr>
-          <w:rFonts w:ascii="Liberation Sans" w:hAnsi="Liberation Sans"/>
-        </w:rPr>
-        <w:t>, где обычная выдача уже давала ясный результат. Они нужны, чтобы проверить, не переворачивает ли Алиса устойчивый вывод без достаточного основания.</w:t>
+        <w:t>75 точных проверок понадобились не для повторного просмотра всех 2 840 запросов, а для тех случаев, где от выдачи зависело решение. Например, по запросам о панорамном остеклении балкона выдача была специализированной и подтверждала роль балконной страницы. По французским панорамным окнам преобладали материалы именно о французских окнах, поэтому отдельная страница для этой темы оправдана. По замене окна на пластиковое выдача сохраняла отдельный коммерческий сценарий замены, а не сводила его к общей странице монтажа.</w:t>
       </w:r>
     </w:p>
     <w:p>
@@ -330,41 +139,51 @@
         <w:rPr>
           <w:rFonts w:ascii="Liberation Sans" w:hAnsi="Liberation Sans"/>
         </w:rPr>
-        <w:t xml:space="preserve">Оставшиеся </w:t>
+        <w:t>В других случаях выдача, наоборот, показывала смешанную задачу. Запрос «как открыть пластиковое окно» мог означать обычную эксплуатацию, заклинивание или аварийное открывание снаружи, поэтому одну узкую инструкцию нельзя считать ответом на все варианты этой формулировки. Запрос об установке подоконника сочетал профессиональную услугу и самостоятельные инструкции, что подтверждает необходимость различать страницу самого изделия и страницу монтажной услуги.</w:t>
       </w:r>
-      <w:r>
-        <w:rPr>
-          <w:rFonts w:ascii="Liberation Sans" w:hAnsi="Liberation Sans"/>
-          <w:b/>
-        </w:rPr>
-        <w:t>16 тем</w:t>
-      </w:r>
+    </w:p>
+    <w:p>
+      <w:pPr/>
       <w:r>
         <w:rPr>
           <w:rFonts w:ascii="Liberation Sans" w:hAnsi="Liberation Sans"/>
         </w:rPr>
-        <w:t xml:space="preserve"> не добавляли нового типа решения и поэтому не включались только ради увеличения количества проверок; </w:t>
+        <w:t>Общий вывод по обычной выдаче такой: основные роли существующих страниц в большинстве проверенных тем выбраны верно. Доработки нужны там, где страница уже подходит по задаче, но не объясняет пользователю важную часть выбора, либо где навигация мешает быстро найти подходящий материал.</w:t>
       </w:r>
-      <w:r>
-        <w:rPr>
-          <w:rFonts w:ascii="Liberation Sans" w:hAnsi="Liberation Sans"/>
-          <w:b/>
-        </w:rPr>
-        <w:t>1 тема</w:t>
-      </w:r>
+    </w:p>
+    <w:p>
+      <w:pPr/>
       <w:r>
         <w:rPr>
           <w:rFonts w:ascii="Liberation Sans" w:hAnsi="Liberation Sans"/>
         </w:rPr>
-        <w:t xml:space="preserve"> была отложена. Восьми выбранных случаев достаточно для поставленной задачи, потому что они покрывают разные типы решений, для которых Алиса действительно могла повлиять на вывод, и одновременно включают два контроля уже понятных сценариев.</w:t>
+        <w:t>Полный список 75 проверенных формулировок и краткое описание выдачи приведены в приложении.</w:t>
       </w:r>
     </w:p>
     <w:p>
       <w:pPr>
-        <w:pStyle w:val="Heading2"/>
+        <w:pStyle w:val="Heading1"/>
       </w:pPr>
       <w:r>
-        <w:t>Что показали восемь проверок Алисы</w:t>
+        <w:t>Что добавила Алиса</w:t>
+      </w:r>
+    </w:p>
+    <w:p>
+      <w:pPr/>
+      <w:r>
+        <w:rPr>
+          <w:rFonts w:ascii="Liberation Sans" w:hAnsi="Liberation Sans"/>
+        </w:rPr>
+        <w:t>Перед проверкой Алисы рассматривались 25 тем. Восемь были выбраны не случайно: шесть могли изменить или уточнить решение по странице, а два использовались как контроль уже понятного результата. Остальные 16 тем повторяли уже охваченные типы решений и не давали новой причины обращаться к Алисе ещё раз; одну тему оставили на будущее.</w:t>
+      </w:r>
+    </w:p>
+    <w:p>
+      <w:pPr/>
+      <w:r>
+        <w:rPr>
+          <w:rFonts w:ascii="Liberation Sans" w:hAnsi="Liberation Sans"/>
+        </w:rPr>
+        <w:t>Главное, что показала Алиса: она не перевернула картину, полученную по обычной выдаче и текущим страницам сайта. Там, где существующая страница уже правильно отвечала на запрос, Алиса это в основном подтверждала. Там, где страница нуждалась в доработке, Алиса помогла точнее понять, какое объяснение стоит добавить.</w:t>
       </w:r>
     </w:p>
     <w:tbl>
@@ -419,7 +238,7 @@
                 <w:rFonts w:ascii="Liberation Sans" w:hAnsi="Liberation Sans"/>
                 <w:sz w:val="18"/>
               </w:rPr>
-              <w:t>Проверить, останется ли основной задачей выбор алюминиевых окон или ответ уйдёт в общее объяснение панорамного остекления</w:t>
+              <w:t>Нужно было понять, останется ли основной задачей выбор алюминиевых окон или тема уйдёт в общее панорамное остекление</w:t>
             </w:r>
           </w:p>
           <w:p>
@@ -440,7 +259,7 @@
                 <w:rFonts w:ascii="Liberation Sans" w:hAnsi="Liberation Sans"/>
                 <w:sz w:val="18"/>
               </w:rPr>
-              <w:t>Алиса сохранила алюминиевый коммерческий сценарий, но подробнее раскрыла особенности панорамного решения</w:t>
+              <w:t>Алиса сохранила алюминиевый сценарий, но подробнее раскрыла особенности панорамного решения</w:t>
             </w:r>
           </w:p>
           <w:p>
@@ -454,14 +273,14 @@
                 <w:b/>
                 <w:sz w:val="18"/>
               </w:rPr>
-              <w:t xml:space="preserve">Что это изменило для сайта: </w:t>
+              <w:t xml:space="preserve">Что это значит для сайта: </w:t>
             </w:r>
             <w:r>
               <w:rPr>
                 <w:rFonts w:ascii="Liberation Sans" w:hAnsi="Liberation Sans"/>
                 <w:sz w:val="18"/>
               </w:rPr>
-              <w:t>Основную страницу не менять; добавить на ней более глубокий панорамный блок</w:t>
+              <w:t>Основную страницу алюминиевых окон сохраняем и усиливаем на ней панорамный блок</w:t>
             </w:r>
           </w:p>
         </w:tc>
@@ -524,7 +343,7 @@
                 <w:rFonts w:ascii="Liberation Sans" w:hAnsi="Liberation Sans"/>
                 <w:sz w:val="18"/>
               </w:rPr>
-              <w:t>Проверить, что важнее: сама веранда или материал/механизм окна</w:t>
+              <w:t>Нужно было проверить, что важнее для пользователя: сама веранда или материал окна</w:t>
             </w:r>
           </w:p>
           <w:p>
@@ -545,7 +364,7 @@
                 <w:rFonts w:ascii="Liberation Sans" w:hAnsi="Liberation Sans"/>
                 <w:sz w:val="18"/>
               </w:rPr>
-              <w:t>Алиса сохранила сценарий веранды и использовала материал как уточнение выбора</w:t>
+              <w:t>Алиса сохранила сценарий веранды и использовала алюминий как уточнение выбора</w:t>
             </w:r>
           </w:p>
           <w:p>
@@ -559,14 +378,14 @@
                 <w:b/>
                 <w:sz w:val="18"/>
               </w:rPr>
-              <w:t xml:space="preserve">Что это изменило для сайта: </w:t>
+              <w:t xml:space="preserve">Что это значит для сайта: </w:t>
             </w:r>
             <w:r>
               <w:rPr>
                 <w:rFonts w:ascii="Liberation Sans" w:hAnsi="Liberation Sans"/>
                 <w:sz w:val="18"/>
               </w:rPr>
-              <w:t>Сохранять текущие роли страниц; отдельное новое действие не требуется</w:t>
+              <w:t>Страницы веранды и алюминиевых окон продолжают отвечать на разные части выбора; отдельная новая страница не нужна</w:t>
             </w:r>
           </w:p>
         </w:tc>
@@ -629,7 +448,7 @@
                 <w:rFonts w:ascii="Liberation Sans" w:hAnsi="Liberation Sans"/>
                 <w:sz w:val="18"/>
               </w:rPr>
-              <w:t>Контроль уже ясного результата обычной выдачи</w:t>
+              <w:t>Контрольный запрос: обычная выдача уже явно указывала на специализированную балконную страницу</w:t>
             </w:r>
           </w:p>
           <w:p>
@@ -650,7 +469,7 @@
                 <w:rFonts w:ascii="Liberation Sans" w:hAnsi="Liberation Sans"/>
                 <w:sz w:val="18"/>
               </w:rPr>
-              <w:t>Алиса также осталась в балконном сценарии</w:t>
+              <w:t>Алиса тоже осталась в балконном сценарии</w:t>
             </w:r>
           </w:p>
           <w:p>
@@ -664,14 +483,14 @@
                 <w:b/>
                 <w:sz w:val="18"/>
               </w:rPr>
-              <w:t xml:space="preserve">Что это изменило для сайта: </w:t>
+              <w:t xml:space="preserve">Что это значит для сайта: </w:t>
             </w:r>
             <w:r>
               <w:rPr>
                 <w:rFonts w:ascii="Liberation Sans" w:hAnsi="Liberation Sans"/>
                 <w:sz w:val="18"/>
               </w:rPr>
-              <w:t>Специализированную балконную страницу сохранять основной</w:t>
+              <w:t>Специализированная страница панорамного остекления балкона остаётся основной</w:t>
             </w:r>
           </w:p>
         </w:tc>
@@ -734,7 +553,7 @@
                 <w:rFonts w:ascii="Liberation Sans" w:hAnsi="Liberation Sans"/>
                 <w:sz w:val="18"/>
               </w:rPr>
-              <w:t>Проверить смешанную задачу: товар, услуга или инструкция</w:t>
+              <w:t>Нужно было проверить смешанную задачу: изделие, услуга или инструкция</w:t>
             </w:r>
           </w:p>
           <w:p>
@@ -755,7 +574,7 @@
                 <w:rFonts w:ascii="Liberation Sans" w:hAnsi="Liberation Sans"/>
                 <w:sz w:val="18"/>
               </w:rPr>
-              <w:t>Алиса раскрыла порядок установки, но сохранила и профессиональную услугу</w:t>
+              <w:t>Алиса подробно раскрыла процесс установки, но сохранила и профессиональную услугу</w:t>
             </w:r>
           </w:p>
           <w:p>
@@ -769,14 +588,14 @@
                 <w:b/>
                 <w:sz w:val="18"/>
               </w:rPr>
-              <w:t xml:space="preserve">Что это изменило для сайта: </w:t>
+              <w:t xml:space="preserve">Что это значит для сайта: </w:t>
             </w:r>
             <w:r>
               <w:rPr>
                 <w:rFonts w:ascii="Liberation Sans" w:hAnsi="Liberation Sans"/>
                 <w:sz w:val="18"/>
               </w:rPr>
-              <w:t>Текущая связка товарной информации и услуги соответствует задаче; отдельная перестройка не нужна</w:t>
+              <w:t>Товарная информация о подоконнике и монтажная услуга должны оставаться разными, но связанными сценариями</w:t>
             </w:r>
           </w:p>
         </w:tc>
@@ -839,7 +658,7 @@
                 <w:rFonts w:ascii="Liberation Sans" w:hAnsi="Liberation Sans"/>
                 <w:sz w:val="18"/>
               </w:rPr>
-              <w:t>Проверить, сохраняется ли отдельная тема французских окон</w:t>
+              <w:t>Нужно было проверить, сохраняется ли отдельная тема французских окон</w:t>
             </w:r>
           </w:p>
           <w:p>
@@ -860,7 +679,7 @@
                 <w:rFonts w:ascii="Liberation Sans" w:hAnsi="Liberation Sans"/>
                 <w:sz w:val="18"/>
               </w:rPr>
-              <w:t>Алиса сохранила отдельное понятие французского окна</w:t>
+              <w:t>Алиса сохранила французское окно как отдельное понятие</w:t>
             </w:r>
           </w:p>
           <w:p>
@@ -874,14 +693,14 @@
                 <w:b/>
                 <w:sz w:val="18"/>
               </w:rPr>
-              <w:t xml:space="preserve">Что это изменило для сайта: </w:t>
+              <w:t xml:space="preserve">Что это значит для сайта: </w:t>
             </w:r>
             <w:r>
               <w:rPr>
                 <w:rFonts w:ascii="Liberation Sans" w:hAnsi="Liberation Sans"/>
                 <w:sz w:val="18"/>
               </w:rPr>
-              <w:t>Отдельную страницу сохранять; усилить различие между французским и общим панорамным решением</w:t>
+              <w:t>Отдельную страницу сохраняем и яснее объясняем отличие французского решения от общего панорамного остекления</w:t>
             </w:r>
           </w:p>
         </w:tc>
@@ -944,7 +763,7 @@
                 <w:rFonts w:ascii="Liberation Sans" w:hAnsi="Liberation Sans"/>
                 <w:sz w:val="18"/>
               </w:rPr>
-              <w:t>Контроль ясной коммерческой задачи по замене окна</w:t>
+              <w:t>Контрольный запрос: обычная выдача уже давала ясный коммерческий сценарий замены</w:t>
             </w:r>
           </w:p>
           <w:p>
@@ -979,14 +798,14 @@
                 <w:b/>
                 <w:sz w:val="18"/>
               </w:rPr>
-              <w:t xml:space="preserve">Что это изменило для сайта: </w:t>
+              <w:t xml:space="preserve">Что это значит для сайта: </w:t>
             </w:r>
             <w:r>
               <w:rPr>
                 <w:rFonts w:ascii="Liberation Sans" w:hAnsi="Liberation Sans"/>
                 <w:sz w:val="18"/>
               </w:rPr>
-              <w:t>Специализированную страницу замены сохранять основной</w:t>
+              <w:t>Специализированная страница замены остаётся правильным ответом</w:t>
             </w:r>
           </w:p>
         </w:tc>
@@ -1049,7 +868,7 @@
                 <w:rFonts w:ascii="Liberation Sans" w:hAnsi="Liberation Sans"/>
                 <w:sz w:val="18"/>
               </w:rPr>
-              <w:t>Проверить неоднозначную формулировку</w:t>
+              <w:t>Формулировка неоднозначна и могла означать несколько разных проблем</w:t>
             </w:r>
           </w:p>
           <w:p>
@@ -1070,7 +889,7 @@
                 <w:rFonts w:ascii="Liberation Sans" w:hAnsi="Liberation Sans"/>
                 <w:sz w:val="18"/>
               </w:rPr>
-              <w:t>Алиса, как и обычная выдача, смешала заклинивание/неправильное положение и аварийное открывание снаружи</w:t>
+              <w:t>Алиса, как и обычная выдача, смешала эксплуатационную проблему и аварийное открывание</w:t>
             </w:r>
           </w:p>
           <w:p>
@@ -1084,14 +903,14 @@
                 <w:b/>
                 <w:sz w:val="18"/>
               </w:rPr>
-              <w:t xml:space="preserve">Что это изменило для сайта: </w:t>
+              <w:t xml:space="preserve">Что это значит для сайта: </w:t>
             </w:r>
             <w:r>
               <w:rPr>
                 <w:rFonts w:ascii="Liberation Sans" w:hAnsi="Liberation Sans"/>
                 <w:sz w:val="18"/>
               </w:rPr>
-              <w:t>Не расширять узкую статью под все значения фразы; разные ситуации нужно разделять</w:t>
+              <w:t>Не стоит расширять одну узкую инструкцию на все значения запроса; разные ситуации лучше объяснять отдельно</w:t>
             </w:r>
           </w:p>
         </w:tc>
@@ -1154,7 +973,7 @@
                 <w:rFonts w:ascii="Liberation Sans" w:hAnsi="Liberation Sans"/>
                 <w:sz w:val="18"/>
               </w:rPr>
-              <w:t>Проверить, не смешиваются ли рейтинг, общий выбор и сравнение профилей</w:t>
+              <w:t>Нужно было понять, что важнее: рейтинг, общее руководство по выбору или сравнение профилей</w:t>
             </w:r>
           </w:p>
           <w:p>
@@ -1175,7 +994,7 @@
                 <w:rFonts w:ascii="Liberation Sans" w:hAnsi="Liberation Sans"/>
                 <w:sz w:val="18"/>
               </w:rPr>
-              <w:t>Алиса усилила значение свежести данных, критериев и понятной методики сравнения</w:t>
+              <w:t>Алиса усилила значение свежести данных, понятных критериев и методики сравнения</w:t>
             </w:r>
           </w:p>
           <w:p>
@@ -1189,14 +1008,14 @@
                 <w:b/>
                 <w:sz w:val="18"/>
               </w:rPr>
-              <w:t xml:space="preserve">Что это изменило для сайта: </w:t>
+              <w:t xml:space="preserve">Что это значит для сайта: </w:t>
             </w:r>
             <w:r>
               <w:rPr>
                 <w:rFonts w:ascii="Liberation Sans" w:hAnsi="Liberation Sans"/>
                 <w:sz w:val="18"/>
               </w:rPr>
-              <w:t>Обновить статью о лучших окнах, не меняя из-за этой проверки структуру сайта</w:t>
+              <w:t>Структуру менять не нужно; статью о лучших окнах нужно обновить по дате и критериям</w:t>
             </w:r>
           </w:p>
         </w:tc>
@@ -1213,7 +1032,7 @@
         <w:rPr>
           <w:rFonts w:ascii="Liberation Sans" w:hAnsi="Liberation Sans"/>
         </w:rPr>
-        <w:t>Главный результат этого этапа: Алиса не потребовала перестраивать уже обоснованные роли страниц, но помогла точнее определить содержание нескольких доработок и отдельно подтвердила устойчивость двух ясных решений.</w:t>
+        <w:t>Таким образом, Алиса дала практическую пользу не количеством новых страниц, а проверкой и уточнением уже принятых решений. Она подтвердила устойчивые роли страниц в контрольных случаях и помогла точнее сформулировать содержание нескольких доработок.</w:t>
       </w:r>
     </w:p>
     <w:p>
@@ -1221,7 +1040,7 @@
         <w:pStyle w:val="Heading1"/>
       </w:pPr>
       <w:r>
-        <w:t>4. Семь изменений, которые можно передавать в работу</w:t>
+        <w:t>Что нужно изменить на сайте</w:t>
       </w:r>
     </w:p>
     <w:p>
@@ -1229,987 +1048,7 @@
         <w:pStyle w:val="Heading2"/>
       </w:pPr>
       <w:r>
-        <w:t>1. Французские окна — сделать выбор решения понятнее</w:t>
-      </w:r>
-    </w:p>
-    <w:p>
-      <w:pPr/>
-      <w:r>
-        <w:rPr>
-          <w:rFonts w:ascii="Liberation Sans" w:hAnsi="Liberation Sans"/>
-          <w:b/>
-        </w:rPr>
-        <w:t>Страница:</w:t>
-      </w:r>
-      <w:r>
-        <w:rPr>
-          <w:rFonts w:ascii="Liberation Sans" w:hAnsi="Liberation Sans"/>
-        </w:rPr>
-        <w:t xml:space="preserve"> https://okno-msk.ru/okna-rehau/francuzskie-okna</w:t>
-      </w:r>
-    </w:p>
-    <w:p>
-      <w:pPr/>
-      <w:r>
-        <w:rPr>
-          <w:rFonts w:ascii="Liberation Sans" w:hAnsi="Liberation Sans"/>
-          <w:b/>
-        </w:rPr>
-        <w:t>Что обнаружено:</w:t>
-      </w:r>
-      <w:r>
-        <w:rPr>
-          <w:rFonts w:ascii="Liberation Sans" w:hAnsi="Liberation Sans"/>
-        </w:rPr>
-        <w:t xml:space="preserve"> страница уже объясняет базовое понятие французских окон и содержит цены, но пользователю недостаточно ясно, чем французское окно отличается от общего панорамного остекления и от замены обычного балконного блока.</w:t>
-      </w:r>
-    </w:p>
-    <w:p>
-      <w:pPr/>
-      <w:r>
-        <w:rPr>
-          <w:rFonts w:ascii="Liberation Sans" w:hAnsi="Liberation Sans"/>
-          <w:b/>
-        </w:rPr>
-        <w:t>Почему это важно:</w:t>
-      </w:r>
-      <w:r>
-        <w:rPr>
-          <w:rFonts w:ascii="Liberation Sans" w:hAnsi="Liberation Sans"/>
-        </w:rPr>
-        <w:t xml:space="preserve"> это разные сценарии выбора. Человеку важно понять, какое решение подходит его проёму и что именно нужно обсуждать на замере. Исследование показывает, что эту задачу можно полноценно закрыть на существующей странице.</w:t>
-      </w:r>
-    </w:p>
-    <w:p>
-      <w:pPr/>
-      <w:r>
-        <w:rPr>
-          <w:rFonts w:ascii="Liberation Sans" w:hAnsi="Liberation Sans"/>
-          <w:b/>
-        </w:rPr>
-        <w:t>Что изменить:</w:t>
-      </w:r>
-      <w:r>
-        <w:rPr>
-          <w:rFonts w:ascii="Liberation Sans" w:hAnsi="Liberation Sans"/>
-        </w:rPr>
-        <w:t xml:space="preserve"> добавить короткий сравнительный блок «французское окно / замена балконного блока / панорамное остекление». Для каждого варианта объяснить суть решения, когда его выбирают и что определяется только после замера и, если требуется, согласования.</w:t>
-      </w:r>
-    </w:p>
-    <w:p>
-      <w:pPr/>
-      <w:r>
-        <w:rPr>
-          <w:rFonts w:ascii="Liberation Sans" w:hAnsi="Liberation Sans"/>
-          <w:b/>
-        </w:rPr>
-        <w:t>Где:</w:t>
-      </w:r>
-      <w:r>
-        <w:rPr>
-          <w:rFonts w:ascii="Liberation Sans" w:hAnsi="Liberation Sans"/>
-        </w:rPr>
-        <w:t xml:space="preserve"> после вводного объяснения французских окон, до цен и вариантов конфигурации.</w:t>
-      </w:r>
-    </w:p>
-    <w:p>
-      <w:pPr>
-        <w:keepNext/>
-      </w:pPr>
-      <w:r>
-        <w:rPr>
-          <w:rFonts w:ascii="Liberation Sans" w:hAnsi="Liberation Sans"/>
-          <w:b/>
-        </w:rPr>
-        <w:t>Что сохранить:</w:t>
-      </w:r>
-      <w:r>
-        <w:rPr>
-          <w:rFonts w:ascii="Liberation Sans" w:hAnsi="Liberation Sans"/>
-        </w:rPr>
-        <w:t xml:space="preserve"> существующее базовое определение, ценовой блок и переход к заявке.</w:t>
-      </w:r>
-    </w:p>
-    <w:p>
-      <w:pPr>
-        <w:keepNext/>
-      </w:pPr>
-      <w:r>
-        <w:rPr>
-          <w:rFonts w:ascii="Liberation Sans" w:hAnsi="Liberation Sans"/>
-          <w:b/>
-        </w:rPr>
-        <w:t>Как должен выглядеть результат:</w:t>
-      </w:r>
-      <w:r>
-        <w:rPr>
-          <w:rFonts w:ascii="Liberation Sans" w:hAnsi="Liberation Sans"/>
-        </w:rPr>
-        <w:t xml:space="preserve"> после чтения блока человек понимает разницу между тремя сценариями и знает, какие вопросы нужно уточнить на замере.</w:t>
-      </w:r>
-    </w:p>
-    <w:p>
-      <w:pPr/>
-      <w:r>
-        <w:rPr>
-          <w:rFonts w:ascii="Liberation Sans" w:hAnsi="Liberation Sans"/>
-          <w:b/>
-        </w:rPr>
-        <w:t>Как проверить:</w:t>
-      </w:r>
-      <w:r>
-        <w:rPr>
-          <w:rFonts w:ascii="Liberation Sans" w:hAnsi="Liberation Sans"/>
-        </w:rPr>
-        <w:t xml:space="preserve"> нет повторения существующего определения и нет обещаний перепланировки или применимости решения без замера и необходимого согласования.</w:t>
-      </w:r>
-    </w:p>
-    <w:p>
-      <w:pPr>
-        <w:pStyle w:val="Heading2"/>
-      </w:pPr>
-      <w:r>
-        <w:t>2. Окна для частного дома — объяснить размеры и роль замера</w:t>
-      </w:r>
-    </w:p>
-    <w:p>
-      <w:pPr/>
-      <w:r>
-        <w:rPr>
-          <w:rFonts w:ascii="Liberation Sans" w:hAnsi="Liberation Sans"/>
-          <w:b/>
-        </w:rPr>
-        <w:t>Страница:</w:t>
-      </w:r>
-      <w:r>
-        <w:rPr>
-          <w:rFonts w:ascii="Liberation Sans" w:hAnsi="Liberation Sans"/>
-        </w:rPr>
-        <w:t xml:space="preserve"> https://okno-msk.ru/okna-rehau/po-tipu-doma/okna-v-chastnyj-dom</w:t>
-      </w:r>
-    </w:p>
-    <w:p>
-      <w:pPr/>
-      <w:r>
-        <w:rPr>
-          <w:rFonts w:ascii="Liberation Sans" w:hAnsi="Liberation Sans"/>
-          <w:b/>
-        </w:rPr>
-        <w:t>Что обнаружено:</w:t>
-      </w:r>
-      <w:r>
-        <w:rPr>
-          <w:rFonts w:ascii="Liberation Sans" w:hAnsi="Liberation Sans"/>
-        </w:rPr>
-        <w:t xml:space="preserve"> страница помогает выбрать окна для частного дома, но недостаточно ясно объясняет разницу между типовыми и нетиповыми проёмами и почему окончательные размеры определяются индивидуальным замером.</w:t>
-      </w:r>
-    </w:p>
-    <w:p>
-      <w:pPr/>
-      <w:r>
-        <w:rPr>
-          <w:rFonts w:ascii="Liberation Sans" w:hAnsi="Liberation Sans"/>
-          <w:b/>
-        </w:rPr>
-        <w:t>Почему это важно:</w:t>
-      </w:r>
-      <w:r>
-        <w:rPr>
-          <w:rFonts w:ascii="Liberation Sans" w:hAnsi="Liberation Sans"/>
-        </w:rPr>
-        <w:t xml:space="preserve"> пользователь может воспринимать примеры размеров как универсальный стандарт. Понятное объяснение помогает сравнивать варианты без ложного ожидания, что одна конфигурация подходит любому дому.</w:t>
-      </w:r>
-    </w:p>
-    <w:p>
-      <w:pPr/>
-      <w:r>
-        <w:rPr>
-          <w:rFonts w:ascii="Liberation Sans" w:hAnsi="Liberation Sans"/>
-          <w:b/>
-        </w:rPr>
-        <w:t>Что изменить:</w:t>
-      </w:r>
-      <w:r>
-        <w:rPr>
-          <w:rFonts w:ascii="Liberation Sans" w:hAnsi="Liberation Sans"/>
-        </w:rPr>
-        <w:t xml:space="preserve"> добавить таблицу или короткий блок «ситуация / что проверяет замерщик / что влияет на конфигурацию» и объяснить роль типовых и индивидуальных проёмов.</w:t>
-      </w:r>
-    </w:p>
-    <w:p>
-      <w:pPr/>
-      <w:r>
-        <w:rPr>
-          <w:rFonts w:ascii="Liberation Sans" w:hAnsi="Liberation Sans"/>
-          <w:b/>
-        </w:rPr>
-        <w:t>Где:</w:t>
-      </w:r>
-      <w:r>
-        <w:rPr>
-          <w:rFonts w:ascii="Liberation Sans" w:hAnsi="Liberation Sans"/>
-        </w:rPr>
-        <w:t xml:space="preserve"> в блоке выбора и замера перед калькулятором или формой заявки.</w:t>
-      </w:r>
-    </w:p>
-    <w:p>
-      <w:pPr>
-        <w:keepNext/>
-      </w:pPr>
-      <w:r>
-        <w:rPr>
-          <w:rFonts w:ascii="Liberation Sans" w:hAnsi="Liberation Sans"/>
-          <w:b/>
-        </w:rPr>
-        <w:t>Что сохранить:</w:t>
-      </w:r>
-      <w:r>
-        <w:rPr>
-          <w:rFonts w:ascii="Liberation Sans" w:hAnsi="Liberation Sans"/>
-        </w:rPr>
-        <w:t xml:space="preserve"> существующий калькулятор, предложение замера и путь к заявке.</w:t>
-      </w:r>
-    </w:p>
-    <w:p>
-      <w:pPr>
-        <w:keepNext/>
-      </w:pPr>
-      <w:r>
-        <w:rPr>
-          <w:rFonts w:ascii="Liberation Sans" w:hAnsi="Liberation Sans"/>
-          <w:b/>
-        </w:rPr>
-        <w:t>Как должен выглядеть результат:</w:t>
-      </w:r>
-      <w:r>
-        <w:rPr>
-          <w:rFonts w:ascii="Liberation Sans" w:hAnsi="Liberation Sans"/>
-        </w:rPr>
-        <w:t xml:space="preserve"> пользователь понимает, какие параметры влияют на конфигурацию и почему окончательные размеры фиксируются только после замера.</w:t>
-      </w:r>
-    </w:p>
-    <w:p>
-      <w:pPr/>
-      <w:r>
-        <w:rPr>
-          <w:rFonts w:ascii="Liberation Sans" w:hAnsi="Liberation Sans"/>
-          <w:b/>
-        </w:rPr>
-        <w:t>Как проверить:</w:t>
-      </w:r>
-      <w:r>
-        <w:rPr>
-          <w:rFonts w:ascii="Liberation Sans" w:hAnsi="Liberation Sans"/>
-        </w:rPr>
-        <w:t xml:space="preserve"> в тексте нет универсальных размеров, выдаваемых за обязательный стандарт; индивидуальный замер явно остаётся источником окончательных размеров.</w:t>
-      </w:r>
-    </w:p>
-    <w:p>
-      <w:pPr>
-        <w:pStyle w:val="Heading2"/>
-      </w:pPr>
-      <w:r>
-        <w:t>3. Алюминиевое остекление — добавить практический блок о вентиляции</w:t>
-      </w:r>
-    </w:p>
-    <w:p>
-      <w:pPr/>
-      <w:r>
-        <w:rPr>
-          <w:rFonts w:ascii="Liberation Sans" w:hAnsi="Liberation Sans"/>
-          <w:b/>
-        </w:rPr>
-        <w:t>Страница:</w:t>
-      </w:r>
-      <w:r>
-        <w:rPr>
-          <w:rFonts w:ascii="Liberation Sans" w:hAnsi="Liberation Sans"/>
-        </w:rPr>
-        <w:t xml:space="preserve"> https://okno-msk.ru/stati/plyusy-i-minusy-ostekleniya-alyuminievymi-oknami</w:t>
-      </w:r>
-    </w:p>
-    <w:p>
-      <w:pPr/>
-      <w:r>
-        <w:rPr>
-          <w:rFonts w:ascii="Liberation Sans" w:hAnsi="Liberation Sans"/>
-          <w:b/>
-        </w:rPr>
-        <w:t>Что обнаружено:</w:t>
-      </w:r>
-      <w:r>
-        <w:rPr>
-          <w:rFonts w:ascii="Liberation Sans" w:hAnsi="Liberation Sans"/>
-        </w:rPr>
-        <w:t xml:space="preserve"> статья раскрывает преимущества и недостатки алюминиевого остекления, но практическая связь между типом системы, вентиляцией, конденсатом и режимом использования раскрыта недостаточно.</w:t>
-      </w:r>
-    </w:p>
-    <w:p>
-      <w:pPr/>
-      <w:r>
-        <w:rPr>
-          <w:rFonts w:ascii="Liberation Sans" w:hAnsi="Liberation Sans"/>
-          <w:b/>
-        </w:rPr>
-        <w:t>Почему это важно:</w:t>
-      </w:r>
-      <w:r>
-        <w:rPr>
-          <w:rFonts w:ascii="Liberation Sans" w:hAnsi="Liberation Sans"/>
-        </w:rPr>
-        <w:t xml:space="preserve"> для выбора между холодным и тёплым решением человеку важно понимать не только свойства профиля, но и то, как помещение будет проветриваться и использоваться в разные сезоны.</w:t>
-      </w:r>
-    </w:p>
-    <w:p>
-      <w:pPr/>
-      <w:r>
-        <w:rPr>
-          <w:rFonts w:ascii="Liberation Sans" w:hAnsi="Liberation Sans"/>
-          <w:b/>
-        </w:rPr>
-        <w:t>Что изменить:</w:t>
-      </w:r>
-      <w:r>
-        <w:rPr>
-          <w:rFonts w:ascii="Liberation Sans" w:hAnsi="Liberation Sans"/>
-        </w:rPr>
-        <w:t xml:space="preserve"> добавить практический блок о проветривании, микропроветривании, клапанах, конденсате и различиях между жилым и сезонным использованием.</w:t>
-      </w:r>
-    </w:p>
-    <w:p>
-      <w:pPr/>
-      <w:r>
-        <w:rPr>
-          <w:rFonts w:ascii="Liberation Sans" w:hAnsi="Liberation Sans"/>
-          <w:b/>
-        </w:rPr>
-        <w:t>Где:</w:t>
-      </w:r>
-      <w:r>
-        <w:rPr>
-          <w:rFonts w:ascii="Liberation Sans" w:hAnsi="Liberation Sans"/>
-        </w:rPr>
-        <w:t xml:space="preserve"> после раздела недостатков или в советах по эксплуатации остекления.</w:t>
-      </w:r>
-    </w:p>
-    <w:p>
-      <w:pPr>
-        <w:keepNext/>
-      </w:pPr>
-      <w:r>
-        <w:rPr>
-          <w:rFonts w:ascii="Liberation Sans" w:hAnsi="Liberation Sans"/>
-          <w:b/>
-        </w:rPr>
-        <w:t>Что сохранить:</w:t>
-      </w:r>
-      <w:r>
-        <w:rPr>
-          <w:rFonts w:ascii="Liberation Sans" w:hAnsi="Liberation Sans"/>
-        </w:rPr>
-        <w:t xml:space="preserve"> существующее описание преимуществ, недостатков и типов алюминиевого остекления.</w:t>
-      </w:r>
-    </w:p>
-    <w:p>
-      <w:pPr>
-        <w:keepNext/>
-      </w:pPr>
-      <w:r>
-        <w:rPr>
-          <w:rFonts w:ascii="Liberation Sans" w:hAnsi="Liberation Sans"/>
-          <w:b/>
-        </w:rPr>
-        <w:t>Как должен выглядеть результат:</w:t>
-      </w:r>
-      <w:r>
-        <w:rPr>
-          <w:rFonts w:ascii="Liberation Sans" w:hAnsi="Liberation Sans"/>
-        </w:rPr>
-        <w:t xml:space="preserve"> пользователь видит, как режим эксплуатации связан с выбором системы и способом проветривания.</w:t>
-      </w:r>
-    </w:p>
-    <w:p>
-      <w:pPr/>
-      <w:r>
-        <w:rPr>
-          <w:rFonts w:ascii="Liberation Sans" w:hAnsi="Liberation Sans"/>
-          <w:b/>
-        </w:rPr>
-        <w:t>Как проверить:</w:t>
-      </w:r>
-      <w:r>
-        <w:rPr>
-          <w:rFonts w:ascii="Liberation Sans" w:hAnsi="Liberation Sans"/>
-        </w:rPr>
-        <w:t xml:space="preserve"> текст не обещает функции, которой может не быть в выбранной системе, и не представляет холодный профиль как решение для постоянно отапливаемого жилого помещения.</w:t>
-      </w:r>
-    </w:p>
-    <w:p>
-      <w:pPr>
-        <w:pStyle w:val="Heading2"/>
-      </w:pPr>
-      <w:r>
-        <w:t>4. Пластиковые двери — объяснить, какие размеры и параметры влияют на выбор</w:t>
-      </w:r>
-    </w:p>
-    <w:p>
-      <w:pPr/>
-      <w:r>
-        <w:rPr>
-          <w:rFonts w:ascii="Liberation Sans" w:hAnsi="Liberation Sans"/>
-          <w:b/>
-        </w:rPr>
-        <w:t>Страница:</w:t>
-      </w:r>
-      <w:r>
-        <w:rPr>
-          <w:rFonts w:ascii="Liberation Sans" w:hAnsi="Liberation Sans"/>
-        </w:rPr>
-        <w:t xml:space="preserve"> https://okno-msk.ru/dveri-rehau</w:t>
-      </w:r>
-    </w:p>
-    <w:p>
-      <w:pPr/>
-      <w:r>
-        <w:rPr>
-          <w:rFonts w:ascii="Liberation Sans" w:hAnsi="Liberation Sans"/>
-          <w:b/>
-        </w:rPr>
-        <w:t>Что обнаружено:</w:t>
-      </w:r>
-      <w:r>
-        <w:rPr>
-          <w:rFonts w:ascii="Liberation Sans" w:hAnsi="Liberation Sans"/>
-        </w:rPr>
-        <w:t xml:space="preserve"> на странице уже есть цены, калькулятор и путь к замеру, но до расчёта пользователю не хватает понятного объяснения ширины, высоты, порога, направления открывания и различия между типовым и индивидуальным блоком.</w:t>
-      </w:r>
-    </w:p>
-    <w:p>
-      <w:pPr/>
-      <w:r>
-        <w:rPr>
-          <w:rFonts w:ascii="Liberation Sans" w:hAnsi="Liberation Sans"/>
-          <w:b/>
-        </w:rPr>
-        <w:t>Почему это важно:</w:t>
-      </w:r>
-      <w:r>
-        <w:rPr>
-          <w:rFonts w:ascii="Liberation Sans" w:hAnsi="Liberation Sans"/>
-        </w:rPr>
-        <w:t xml:space="preserve"> эти параметры влияют на конфигурацию двери. Если их не объяснить заранее, человек видит цену, но хуже понимает, от чего зависит итоговое решение и зачем нужен замер.</w:t>
-      </w:r>
-    </w:p>
-    <w:p>
-      <w:pPr/>
-      <w:r>
-        <w:rPr>
-          <w:rFonts w:ascii="Liberation Sans" w:hAnsi="Liberation Sans"/>
-          <w:b/>
-        </w:rPr>
-        <w:t>Что изменить:</w:t>
-      </w:r>
-      <w:r>
-        <w:rPr>
-          <w:rFonts w:ascii="Liberation Sans" w:hAnsi="Liberation Sans"/>
-        </w:rPr>
-        <w:t xml:space="preserve"> добавить ориентиры по основным параметрам двери и объяснить, какие из них определяются на замере.</w:t>
-      </w:r>
-    </w:p>
-    <w:p>
-      <w:pPr/>
-      <w:r>
-        <w:rPr>
-          <w:rFonts w:ascii="Liberation Sans" w:hAnsi="Liberation Sans"/>
-          <w:b/>
-        </w:rPr>
-        <w:t>Где:</w:t>
-      </w:r>
-      <w:r>
-        <w:rPr>
-          <w:rFonts w:ascii="Liberation Sans" w:hAnsi="Liberation Sans"/>
-        </w:rPr>
-        <w:t xml:space="preserve"> после описания видов дверных створок, до цен.</w:t>
-      </w:r>
-    </w:p>
-    <w:p>
-      <w:pPr>
-        <w:keepNext/>
-      </w:pPr>
-      <w:r>
-        <w:rPr>
-          <w:rFonts w:ascii="Liberation Sans" w:hAnsi="Liberation Sans"/>
-          <w:b/>
-        </w:rPr>
-        <w:t>Что сохранить:</w:t>
-      </w:r>
-      <w:r>
-        <w:rPr>
-          <w:rFonts w:ascii="Liberation Sans" w:hAnsi="Liberation Sans"/>
-        </w:rPr>
-        <w:t xml:space="preserve"> существующие цены, калькулятор и предложение замера.</w:t>
-      </w:r>
-    </w:p>
-    <w:p>
-      <w:pPr>
-        <w:keepNext/>
-      </w:pPr>
-      <w:r>
-        <w:rPr>
-          <w:rFonts w:ascii="Liberation Sans" w:hAnsi="Liberation Sans"/>
-          <w:b/>
-        </w:rPr>
-        <w:t>Как должен выглядеть результат:</w:t>
-      </w:r>
-      <w:r>
-        <w:rPr>
-          <w:rFonts w:ascii="Liberation Sans" w:hAnsi="Liberation Sans"/>
-        </w:rPr>
-        <w:t xml:space="preserve"> пользователь понимает, какие параметры двери нужно выбрать или измерить до окончательного расчёта.</w:t>
-      </w:r>
-    </w:p>
-    <w:p>
-      <w:pPr/>
-      <w:r>
-        <w:rPr>
-          <w:rFonts w:ascii="Liberation Sans" w:hAnsi="Liberation Sans"/>
-          <w:b/>
-        </w:rPr>
-        <w:t>Как проверить:</w:t>
-      </w:r>
-      <w:r>
-        <w:rPr>
-          <w:rFonts w:ascii="Liberation Sans" w:hAnsi="Liberation Sans"/>
-        </w:rPr>
-        <w:t xml:space="preserve"> ориентиры не выдаются за универсальные размеры; итоговая конфигурация по-прежнему определяется после замера.</w:t>
-      </w:r>
-    </w:p>
-    <w:p>
-      <w:pPr>
-        <w:pStyle w:val="Heading2"/>
-      </w:pPr>
-      <w:r>
-        <w:t>5. Портфолио — сделать примеры работ удобными для выбора</w:t>
-      </w:r>
-    </w:p>
-    <w:p>
-      <w:pPr/>
-      <w:r>
-        <w:rPr>
-          <w:rFonts w:ascii="Liberation Sans" w:hAnsi="Liberation Sans"/>
-          <w:b/>
-        </w:rPr>
-        <w:t>Страница:</w:t>
-      </w:r>
-      <w:r>
-        <w:rPr>
-          <w:rFonts w:ascii="Liberation Sans" w:hAnsi="Liberation Sans"/>
-        </w:rPr>
-        <w:t xml:space="preserve"> https://okno-msk.ru/nashi-raboty</w:t>
-      </w:r>
-    </w:p>
-    <w:p>
-      <w:pPr/>
-      <w:r>
-        <w:rPr>
-          <w:rFonts w:ascii="Liberation Sans" w:hAnsi="Liberation Sans"/>
-          <w:b/>
-        </w:rPr>
-        <w:t>Что обнаружено:</w:t>
-      </w:r>
-      <w:r>
-        <w:rPr>
-          <w:rFonts w:ascii="Liberation Sans" w:hAnsi="Liberation Sans"/>
-        </w:rPr>
-        <w:t xml:space="preserve"> на странице собраны выполненные работы, но пользователю сложно быстро найти примеры, похожие на его объект и тип остекления.</w:t>
-      </w:r>
-    </w:p>
-    <w:p>
-      <w:pPr/>
-      <w:r>
-        <w:rPr>
-          <w:rFonts w:ascii="Liberation Sans" w:hAnsi="Liberation Sans"/>
-          <w:b/>
-        </w:rPr>
-        <w:t>Почему это важно:</w:t>
-      </w:r>
-      <w:r>
-        <w:rPr>
-          <w:rFonts w:ascii="Liberation Sans" w:hAnsi="Liberation Sans"/>
-        </w:rPr>
-        <w:t xml:space="preserve"> человек обычно ищет не все проекты подряд, а пример, близкий к своему балкону, веранде, панорамному или французскому решению. Навигация помогает быстрее найти такой пример в уже существующем портфолио.</w:t>
-      </w:r>
-    </w:p>
-    <w:p>
-      <w:pPr/>
-      <w:r>
-        <w:rPr>
-          <w:rFonts w:ascii="Liberation Sans" w:hAnsi="Liberation Sans"/>
-          <w:b/>
-        </w:rPr>
-        <w:t>Что изменить:</w:t>
-      </w:r>
-      <w:r>
-        <w:rPr>
-          <w:rFonts w:ascii="Liberation Sans" w:hAnsi="Liberation Sans"/>
-        </w:rPr>
-        <w:t xml:space="preserve"> добавить навигацию по реально представленным типам работ: балконы, веранды, панорамные и французские решения, материал и режим использования.</w:t>
-      </w:r>
-    </w:p>
-    <w:p>
-      <w:pPr/>
-      <w:r>
-        <w:rPr>
-          <w:rFonts w:ascii="Liberation Sans" w:hAnsi="Liberation Sans"/>
-          <w:b/>
-        </w:rPr>
-        <w:t>Где:</w:t>
-      </w:r>
-      <w:r>
-        <w:rPr>
-          <w:rFonts w:ascii="Liberation Sans" w:hAnsi="Liberation Sans"/>
-        </w:rPr>
-        <w:t xml:space="preserve"> над списком или сеткой работ.</w:t>
-      </w:r>
-    </w:p>
-    <w:p>
-      <w:pPr>
-        <w:keepNext/>
-      </w:pPr>
-      <w:r>
-        <w:rPr>
-          <w:rFonts w:ascii="Liberation Sans" w:hAnsi="Liberation Sans"/>
-          <w:b/>
-        </w:rPr>
-        <w:t>Что сохранить:</w:t>
-      </w:r>
-      <w:r>
-        <w:rPr>
-          <w:rFonts w:ascii="Liberation Sans" w:hAnsi="Liberation Sans"/>
-        </w:rPr>
-        <w:t xml:space="preserve"> все существующие работы и возможность посмотреть полный список без фильтра.</w:t>
-      </w:r>
-    </w:p>
-    <w:p>
-      <w:pPr>
-        <w:keepNext/>
-      </w:pPr>
-      <w:r>
-        <w:rPr>
-          <w:rFonts w:ascii="Liberation Sans" w:hAnsi="Liberation Sans"/>
-          <w:b/>
-        </w:rPr>
-        <w:t>Как должен выглядеть результат:</w:t>
-      </w:r>
-      <w:r>
-        <w:rPr>
-          <w:rFonts w:ascii="Liberation Sans" w:hAnsi="Liberation Sans"/>
-        </w:rPr>
-        <w:t xml:space="preserve"> пользователь может выбрать подходящую категорию, увидеть релевантные примеры и вернуться к полному списку.</w:t>
-      </w:r>
-    </w:p>
-    <w:p>
-      <w:pPr/>
-      <w:r>
-        <w:rPr>
-          <w:rFonts w:ascii="Liberation Sans" w:hAnsi="Liberation Sans"/>
-          <w:b/>
-        </w:rPr>
-        <w:t>Как проверить:</w:t>
-      </w:r>
-      <w:r>
-        <w:rPr>
-          <w:rFonts w:ascii="Liberation Sans" w:hAnsi="Liberation Sans"/>
-        </w:rPr>
-        <w:t xml:space="preserve"> категории создаются только там, где в портфолио действительно есть соответствующие работы.</w:t>
-      </w:r>
-    </w:p>
-    <w:p>
-      <w:pPr>
-        <w:pStyle w:val="Heading2"/>
-      </w:pPr>
-      <w:r>
-        <w:t>6. Алюминиевые окна — раскрыть панорамный сценарий на существующей странице</w:t>
-      </w:r>
-    </w:p>
-    <w:p>
-      <w:pPr/>
-      <w:r>
-        <w:rPr>
-          <w:rFonts w:ascii="Liberation Sans" w:hAnsi="Liberation Sans"/>
-          <w:b/>
-        </w:rPr>
-        <w:t>Страница:</w:t>
-      </w:r>
-      <w:r>
-        <w:rPr>
-          <w:rFonts w:ascii="Liberation Sans" w:hAnsi="Liberation Sans"/>
-        </w:rPr>
-        <w:t xml:space="preserve"> https://okno-msk.ru/alyuminievye-okna/</w:t>
-      </w:r>
-    </w:p>
-    <w:p>
-      <w:pPr/>
-      <w:r>
-        <w:rPr>
-          <w:rFonts w:ascii="Liberation Sans" w:hAnsi="Liberation Sans"/>
-          <w:b/>
-        </w:rPr>
-        <w:t>Что обнаружено:</w:t>
-      </w:r>
-      <w:r>
-        <w:rPr>
-          <w:rFonts w:ascii="Liberation Sans" w:hAnsi="Liberation Sans"/>
-        </w:rPr>
-        <w:t xml:space="preserve"> обычная выдача и Алиса подтвердили спрос на панорамные алюминиевые решения, при этом существующий коммерческий раздел алюминиевых окон уже подходит для этой задачи.</w:t>
-      </w:r>
-    </w:p>
-    <w:p>
-      <w:pPr/>
-      <w:r>
-        <w:rPr>
-          <w:rFonts w:ascii="Liberation Sans" w:hAnsi="Liberation Sans"/>
-          <w:b/>
-        </w:rPr>
-        <w:t>Почему это важно:</w:t>
-      </w:r>
-      <w:r>
-        <w:rPr>
-          <w:rFonts w:ascii="Liberation Sans" w:hAnsi="Liberation Sans"/>
-        </w:rPr>
-        <w:t xml:space="preserve"> пользователю с крупным проёмом нужно понять различия тёплого и холодного сценария, возможности больших конструкций и необходимость проектной проверки. Эту информацию логично дать там же, где он уже выбирает алюминиевую систему.</w:t>
-      </w:r>
-    </w:p>
-    <w:p>
-      <w:pPr/>
-      <w:r>
-        <w:rPr>
-          <w:rFonts w:ascii="Liberation Sans" w:hAnsi="Liberation Sans"/>
-          <w:b/>
-        </w:rPr>
-        <w:t>Что изменить:</w:t>
-      </w:r>
-      <w:r>
-        <w:rPr>
-          <w:rFonts w:ascii="Liberation Sans" w:hAnsi="Liberation Sans"/>
-        </w:rPr>
-        <w:t xml:space="preserve"> добавить блок о панорамном формате, тёплом и холодном сценариях, крупных проёмах и проектных ограничениях.</w:t>
-      </w:r>
-    </w:p>
-    <w:p>
-      <w:pPr/>
-      <w:r>
-        <w:rPr>
-          <w:rFonts w:ascii="Liberation Sans" w:hAnsi="Liberation Sans"/>
-          <w:b/>
-        </w:rPr>
-        <w:t>Где:</w:t>
-      </w:r>
-      <w:r>
-        <w:rPr>
-          <w:rFonts w:ascii="Liberation Sans" w:hAnsi="Liberation Sans"/>
-        </w:rPr>
-        <w:t xml:space="preserve"> после описания способов открывания или сравнения систем.</w:t>
-      </w:r>
-    </w:p>
-    <w:p>
-      <w:pPr>
-        <w:keepNext/>
-      </w:pPr>
-      <w:r>
-        <w:rPr>
-          <w:rFonts w:ascii="Liberation Sans" w:hAnsi="Liberation Sans"/>
-          <w:b/>
-        </w:rPr>
-        <w:t>Что сохранить:</w:t>
-      </w:r>
-      <w:r>
-        <w:rPr>
-          <w:rFonts w:ascii="Liberation Sans" w:hAnsi="Liberation Sans"/>
-        </w:rPr>
-        <w:t xml:space="preserve"> существующее описание алюминиевых систем, способов открывания и базовых сценариев применения.</w:t>
-      </w:r>
-    </w:p>
-    <w:p>
-      <w:pPr>
-        <w:keepNext/>
-      </w:pPr>
-      <w:r>
-        <w:rPr>
-          <w:rFonts w:ascii="Liberation Sans" w:hAnsi="Liberation Sans"/>
-          <w:b/>
-        </w:rPr>
-        <w:t>Как должен выглядеть результат:</w:t>
-      </w:r>
-      <w:r>
-        <w:rPr>
-          <w:rFonts w:ascii="Liberation Sans" w:hAnsi="Liberation Sans"/>
-        </w:rPr>
-        <w:t xml:space="preserve"> панорамный сценарий становится понятной частью выбора алюминиевых окон без дробления информации между дублирующими страницами.</w:t>
-      </w:r>
-    </w:p>
-    <w:p>
-      <w:pPr/>
-      <w:r>
-        <w:rPr>
-          <w:rFonts w:ascii="Liberation Sans" w:hAnsi="Liberation Sans"/>
-          <w:b/>
-        </w:rPr>
-        <w:t>Как проверить:</w:t>
-      </w:r>
-      <w:r>
-        <w:rPr>
-          <w:rFonts w:ascii="Liberation Sans" w:hAnsi="Liberation Sans"/>
-        </w:rPr>
-        <w:t xml:space="preserve"> нет обещаний применимости без замера и проектной проверки; тёплый и холодный сценарии описаны раздельно.</w:t>
-      </w:r>
-    </w:p>
-    <w:p>
-      <w:pPr>
-        <w:pStyle w:val="Heading2"/>
-      </w:pPr>
-      <w:r>
-        <w:t>7. Статья о лучших окнах — обновить актуальность и критерии сравнения</w:t>
-      </w:r>
-    </w:p>
-    <w:p>
-      <w:pPr/>
-      <w:r>
-        <w:rPr>
-          <w:rFonts w:ascii="Liberation Sans" w:hAnsi="Liberation Sans"/>
-          <w:b/>
-        </w:rPr>
-        <w:t>Страница:</w:t>
-      </w:r>
-      <w:r>
-        <w:rPr>
-          <w:rFonts w:ascii="Liberation Sans" w:hAnsi="Liberation Sans"/>
-        </w:rPr>
-        <w:t xml:space="preserve"> https://okno-msk.ru/stati/kakie-okna-samye-luchshie</w:t>
-      </w:r>
-    </w:p>
-    <w:p>
-      <w:pPr/>
-      <w:r>
-        <w:rPr>
-          <w:rFonts w:ascii="Liberation Sans" w:hAnsi="Liberation Sans"/>
-          <w:b/>
-        </w:rPr>
-        <w:t>Что обнаружено:</w:t>
-      </w:r>
-      <w:r>
-        <w:rPr>
-          <w:rFonts w:ascii="Liberation Sans" w:hAnsi="Liberation Sans"/>
-        </w:rPr>
-        <w:t xml:space="preserve"> материал помогает сравнивать варианты, но для темы «лучшие окна» особенно важны актуальная дата, понятные критерии и различие между брендом и конкретной моделью.</w:t>
-      </w:r>
-    </w:p>
-    <w:p>
-      <w:pPr/>
-      <w:r>
-        <w:rPr>
-          <w:rFonts w:ascii="Liberation Sans" w:hAnsi="Liberation Sans"/>
-          <w:b/>
-        </w:rPr>
-        <w:t>Почему это важно:</w:t>
-      </w:r>
-      <w:r>
-        <w:rPr>
-          <w:rFonts w:ascii="Liberation Sans" w:hAnsi="Liberation Sans"/>
-        </w:rPr>
-        <w:t xml:space="preserve"> без видимой методики сравнения читателю трудно понять, на чём основан список и насколько он актуален. Это снижает полезность статьи как руководства по выбору.</w:t>
-      </w:r>
-    </w:p>
-    <w:p>
-      <w:pPr/>
-      <w:r>
-        <w:rPr>
-          <w:rFonts w:ascii="Liberation Sans" w:hAnsi="Liberation Sans"/>
-          <w:b/>
-        </w:rPr>
-        <w:t>Что изменить:</w:t>
-      </w:r>
-      <w:r>
-        <w:rPr>
-          <w:rFonts w:ascii="Liberation Sans" w:hAnsi="Liberation Sans"/>
-        </w:rPr>
-        <w:t xml:space="preserve"> обновить дату актуальности, описать критерии сравнения и явно разделить оценку бренда и конкретной модели или системы.</w:t>
-      </w:r>
-    </w:p>
-    <w:p>
-      <w:pPr/>
-      <w:r>
-        <w:rPr>
-          <w:rFonts w:ascii="Liberation Sans" w:hAnsi="Liberation Sans"/>
-          <w:b/>
-        </w:rPr>
-        <w:t>Где:</w:t>
-      </w:r>
-      <w:r>
-        <w:rPr>
-          <w:rFonts w:ascii="Liberation Sans" w:hAnsi="Liberation Sans"/>
-        </w:rPr>
-        <w:t xml:space="preserve"> в разделе с рейтингом производителей оконных профилей.</w:t>
-      </w:r>
-    </w:p>
-    <w:p>
-      <w:pPr>
-        <w:keepNext/>
-      </w:pPr>
-      <w:r>
-        <w:rPr>
-          <w:rFonts w:ascii="Liberation Sans" w:hAnsi="Liberation Sans"/>
-          <w:b/>
-        </w:rPr>
-        <w:t>Что сохранить:</w:t>
-      </w:r>
-      <w:r>
-        <w:rPr>
-          <w:rFonts w:ascii="Liberation Sans" w:hAnsi="Liberation Sans"/>
-        </w:rPr>
-        <w:t xml:space="preserve"> полезные существующие сравнения и объяснения, которые остаются актуальными.</w:t>
-      </w:r>
-    </w:p>
-    <w:p>
-      <w:pPr>
-        <w:keepNext/>
-      </w:pPr>
-      <w:r>
-        <w:rPr>
-          <w:rFonts w:ascii="Liberation Sans" w:hAnsi="Liberation Sans"/>
-          <w:b/>
-        </w:rPr>
-        <w:t>Как должен выглядеть результат:</w:t>
-      </w:r>
-      <w:r>
-        <w:rPr>
-          <w:rFonts w:ascii="Liberation Sans" w:hAnsi="Liberation Sans"/>
-        </w:rPr>
-        <w:t xml:space="preserve"> читателю понятно, когда материал обновлялся, что именно сравнивается и по каким критериям.</w:t>
-      </w:r>
-    </w:p>
-    <w:p>
-      <w:pPr/>
-      <w:r>
-        <w:rPr>
-          <w:rFonts w:ascii="Liberation Sans" w:hAnsi="Liberation Sans"/>
-          <w:b/>
-        </w:rPr>
-        <w:t>Как проверить:</w:t>
-      </w:r>
-      <w:r>
-        <w:rPr>
-          <w:rFonts w:ascii="Liberation Sans" w:hAnsi="Liberation Sans"/>
-        </w:rPr>
-        <w:t xml:space="preserve"> формулировки о текущем годе согласованы с датой; рекламное мнение не выдаётся за независимый рейтинг без подтверждения.</w:t>
-      </w:r>
-    </w:p>
-    <w:p>
-      <w:pPr>
-        <w:pStyle w:val="Heading1"/>
-      </w:pPr>
-      <w:r>
-        <w:t>5. Что уже подтверждено как правильное</w:t>
+        <w:t>Французские окна</w:t>
       </w:r>
     </w:p>
     <w:p>
@@ -2218,97 +1057,7 @@
         <w:rPr>
           <w:rFonts w:ascii="Liberation Sans" w:hAnsi="Liberation Sans"/>
         </w:rPr>
-        <w:t>Подробный каталог всех подтверждённых назначений не нужен для принятия решений по сайту, поэтому здесь оставлены только выводы, которые помогают не тратить ресурсы на лишнюю перестройку.</w:t>
-      </w:r>
-    </w:p>
-    <w:p>
-      <w:pPr>
-        <w:spacing w:after="60"/>
-        <w:ind w:left="255" w:hanging="142"/>
-      </w:pPr>
-      <w:r>
-        <w:t xml:space="preserve">• </w:t>
-      </w:r>
-      <w:r>
-        <w:rPr>
-          <w:rFonts w:ascii="Liberation Sans" w:hAnsi="Liberation Sans"/>
-        </w:rPr>
-        <w:t>Специализированная страница панорамного остекления балкона правильно отвечает на этот сценарий; расширять его до общего панорамного раздела не требуется.</w:t>
-      </w:r>
-    </w:p>
-    <w:p>
-      <w:pPr>
-        <w:spacing w:after="60"/>
-        <w:ind w:left="255" w:hanging="142"/>
-      </w:pPr>
-      <w:r>
-        <w:t xml:space="preserve">• </w:t>
-      </w:r>
-      <w:r>
-        <w:rPr>
-          <w:rFonts w:ascii="Liberation Sans" w:hAnsi="Liberation Sans"/>
-        </w:rPr>
-        <w:t>Для веранды широкий выбор решения и выбор конкретной алюминиевой системы должны оставаться разными уровнями: объектная страница и материал дополняют друг друга.</w:t>
-      </w:r>
-    </w:p>
-    <w:p>
-      <w:pPr>
-        <w:spacing w:after="60"/>
-        <w:ind w:left="255" w:hanging="142"/>
-      </w:pPr>
-      <w:r>
-        <w:t xml:space="preserve">• </w:t>
-      </w:r>
-      <w:r>
-        <w:rPr>
-          <w:rFonts w:ascii="Liberation Sans" w:hAnsi="Liberation Sans"/>
-        </w:rPr>
-        <w:t>Страница замены окна и общая страница монтажа отвечают на разные этапы задачи; оснований сливать их нет.</w:t>
-      </w:r>
-    </w:p>
-    <w:p>
-      <w:pPr>
-        <w:spacing w:after="60"/>
-        <w:ind w:left="255" w:hanging="142"/>
-      </w:pPr>
-      <w:r>
-        <w:t xml:space="preserve">• </w:t>
-      </w:r>
-      <w:r>
-        <w:rPr>
-          <w:rFonts w:ascii="Liberation Sans" w:hAnsi="Liberation Sans"/>
-        </w:rPr>
-        <w:t>Товарная информация о подоконнике и профессиональная монтажная услуга дополняют друг друга; исследование не требует перестраивать эту связку.</w:t>
-      </w:r>
-    </w:p>
-    <w:p>
-      <w:pPr>
-        <w:spacing w:after="60"/>
-        <w:ind w:left="255" w:hanging="142"/>
-      </w:pPr>
-      <w:r>
-        <w:t xml:space="preserve">• </w:t>
-      </w:r>
-      <w:r>
-        <w:rPr>
-          <w:rFonts w:ascii="Liberation Sans" w:hAnsi="Liberation Sans"/>
-        </w:rPr>
-        <w:t>Неоднозначную формулировку «как открыть пластиковое окно» нельзя безопасно использовать как основание для расширения одной узкой инструкции на все аварийные и эксплуатационные ситуации.</w:t>
-      </w:r>
-    </w:p>
-    <w:p>
-      <w:pPr>
-        <w:spacing w:after="60"/>
-        <w:ind w:left="255" w:hanging="142"/>
-      </w:pPr>
-      <w:r>
-        <w:t xml:space="preserve">• </w:t>
-      </w:r>
-      <w:r>
-        <w:rPr>
-          <w:rFonts w:ascii="Liberation Sans" w:hAnsi="Liberation Sans"/>
-        </w:rPr>
-        <w:t>По нескольким темам исследование подтвердило, что новая отдельная страница не даст нового решения пользователю; практический резерв находится в улучшении уже существующих страниц.</w:t>
+        <w:t>Страница https://okno-msk.ru/okna-rehau/francuzskie-okna уже объясняет, что такое французские окна, показывает цены и ведёт к заявке. Проблема в другом: человеку трудно понять разницу между французским окном, заменой обычного балконного блока и общим панорамным остеклением. Обычная выдача и Алиса подтверждают, что французские окна воспринимаются как отдельный сценарий, поэтому отдельную страницу сохраняем, но делаем выбор внутри неё понятнее.</w:t>
       </w:r>
     </w:p>
     <w:p>
@@ -2317,15 +1066,7 @@
         <w:rPr>
           <w:rFonts w:ascii="Liberation Sans" w:hAnsi="Liberation Sans"/>
         </w:rPr>
-        <w:t>Полная рабочая карта из 34 значимых результатов сохраняется в структурированных материалах исследования. В основной части отчёта подробно показаны только те пункты, которые ведут к реальному изменению, требуют конкретного решения или защищают от очевидно лишней переделки.</w:t>
-      </w:r>
-    </w:p>
-    <w:p>
-      <w:pPr>
-        <w:pStyle w:val="Heading1"/>
-      </w:pPr>
-      <w:r>
-        <w:t>6. Что уточнить у компании для двух следующих улучшений</w:t>
+        <w:t>Нужно добавить короткое сравнение трёх вариантов: что представляет собой каждый вариант, когда его выбирают и что можно определить только после замера и, при необходимости, согласования. Логичное место — после вводного объяснения французских окон и до цен. После доработки человек должен понимать, какой сценарий ему ближе и что именно уточнять на замере.</w:t>
       </w:r>
     </w:p>
     <w:p>
@@ -2333,143 +1074,7 @@
         <w:pStyle w:val="Heading2"/>
       </w:pPr>
       <w:r>
-        <w:t>1. Состав услуги по монтажу пластиковых дверей</w:t>
-      </w:r>
-    </w:p>
-    <w:p>
-      <w:pPr/>
-      <w:r>
-        <w:rPr>
-          <w:rFonts w:ascii="Liberation Sans" w:hAnsi="Liberation Sans"/>
-          <w:b/>
-        </w:rPr>
-        <w:t>Страница:</w:t>
-      </w:r>
-      <w:r>
-        <w:rPr>
-          <w:rFonts w:ascii="Liberation Sans" w:hAnsi="Liberation Sans"/>
-        </w:rPr>
-        <w:t xml:space="preserve"> https://okno-msk.ru/dveri-rehau</w:t>
-      </w:r>
-    </w:p>
-    <w:p>
-      <w:pPr/>
-      <w:r>
-        <w:rPr>
-          <w:rFonts w:ascii="Liberation Sans" w:hAnsi="Liberation Sans"/>
-          <w:b/>
-        </w:rPr>
-        <w:t>Что уже известно:</w:t>
-      </w:r>
-      <w:r>
-        <w:rPr>
-          <w:rFonts w:ascii="Liberation Sans" w:hAnsi="Liberation Sans"/>
-        </w:rPr>
-        <w:t xml:space="preserve"> пользователю важно понимать, что именно входит в монтаж. На странице есть цены, калькулятор и путь к замеру, но точный состав услуги нельзя достоверно описать без данных компании.</w:t>
-      </w:r>
-    </w:p>
-    <w:p>
-      <w:pPr/>
-      <w:r>
-        <w:rPr>
-          <w:rFonts w:ascii="Liberation Sans" w:hAnsi="Liberation Sans"/>
-          <w:b/>
-        </w:rPr>
-        <w:t>Что нужно подтвердить:</w:t>
-      </w:r>
-      <w:r>
-        <w:rPr>
-          <w:rFonts w:ascii="Liberation Sans" w:hAnsi="Liberation Sans"/>
-        </w:rPr>
-        <w:t xml:space="preserve"> входят ли демонтаж, вывоз, откосы, отделка, герметизация, регулировка; какие работы должен подготовить клиент; какие гарантийные границы действуют.</w:t>
-      </w:r>
-    </w:p>
-    <w:p>
-      <w:pPr/>
-      <w:r>
-        <w:rPr>
-          <w:rFonts w:ascii="Liberation Sans" w:hAnsi="Liberation Sans"/>
-          <w:b/>
-        </w:rPr>
-        <w:t>Что будет сделано после подтверждения:</w:t>
-      </w:r>
-      <w:r>
-        <w:rPr>
-          <w:rFonts w:ascii="Liberation Sans" w:hAnsi="Liberation Sans"/>
-        </w:rPr>
-        <w:t xml:space="preserve"> подготовить точный клиентский блок о составе монтажа и разместить его рядом с ценами и калькулятором.</w:t>
-      </w:r>
-    </w:p>
-    <w:p>
-      <w:pPr>
-        <w:pStyle w:val="Heading2"/>
-      </w:pPr>
-      <w:r>
-        <w:t>2. Фактическая доступность брендов фурнитуры</w:t>
-      </w:r>
-    </w:p>
-    <w:p>
-      <w:pPr/>
-      <w:r>
-        <w:rPr>
-          <w:rFonts w:ascii="Liberation Sans" w:hAnsi="Liberation Sans"/>
-          <w:b/>
-        </w:rPr>
-        <w:t>Страница:</w:t>
-      </w:r>
-      <w:r>
-        <w:rPr>
-          <w:rFonts w:ascii="Liberation Sans" w:hAnsi="Liberation Sans"/>
-        </w:rPr>
-        <w:t xml:space="preserve"> https://okno-msk.ru/stati/kak-vybrat-plastikovye-okna</w:t>
-      </w:r>
-    </w:p>
-    <w:p>
-      <w:pPr/>
-      <w:r>
-        <w:rPr>
-          <w:rFonts w:ascii="Liberation Sans" w:hAnsi="Liberation Sans"/>
-          <w:b/>
-        </w:rPr>
-        <w:t>Что уже известно:</w:t>
-      </w:r>
-      <w:r>
-        <w:rPr>
-          <w:rFonts w:ascii="Liberation Sans" w:hAnsi="Liberation Sans"/>
-        </w:rPr>
-        <w:t xml:space="preserve"> в материалах встречаются Accado, Vorne и Futurus. Расширять текст о выборе фурнитуры безопасно только после подтверждения текущего ассортимента.</w:t>
-      </w:r>
-    </w:p>
-    <w:p>
-      <w:pPr/>
-      <w:r>
-        <w:rPr>
-          <w:rFonts w:ascii="Liberation Sans" w:hAnsi="Liberation Sans"/>
-          <w:b/>
-        </w:rPr>
-        <w:t>Что нужно подтвердить:</w:t>
-      </w:r>
-      <w:r>
-        <w:rPr>
-          <w:rFonts w:ascii="Liberation Sans" w:hAnsi="Liberation Sans"/>
-        </w:rPr>
-        <w:t xml:space="preserve"> какие бренды фурнитуры компания реально продаёт или устанавливает сейчас.</w:t>
-      </w:r>
-    </w:p>
-    <w:p>
-      <w:pPr/>
-      <w:r>
-        <w:rPr>
-          <w:rFonts w:ascii="Liberation Sans" w:hAnsi="Liberation Sans"/>
-          <w:b/>
-        </w:rPr>
-        <w:t>Что будет сделано после подтверждения:</w:t>
-      </w:r>
-      <w:r>
-        <w:rPr>
-          <w:rFonts w:ascii="Liberation Sans" w:hAnsi="Liberation Sans"/>
-        </w:rPr>
-        <w:t xml:space="preserve"> обновить раздел выбора фурнитуры так, чтобы он не обещал отсутствующий ассортимент.</w:t>
+        <w:t>Окна для частного дома</w:t>
       </w:r>
     </w:p>
     <w:p>
@@ -2478,7 +1083,146 @@
         <w:rPr>
           <w:rFonts w:ascii="Liberation Sans" w:hAnsi="Liberation Sans"/>
         </w:rPr>
-        <w:t>Эти два уточнения не блокируют семь готовых рекомендаций из раздела 4.</w:t>
+        <w:t>На странице https://okno-msk.ru/okna-rehau/po-tipu-doma/okna-v-chastnyj-dom уже есть путь к расчёту и замеру, но недостаточно ясно объяснено, почему примеры размеров нельзя воспринимать как универсальный стандарт. Для частного дома итоговая конфигурация зависит от конкретного проёма, конструкции дома и замера.</w:t>
+      </w:r>
+    </w:p>
+    <w:p>
+      <w:pPr/>
+      <w:r>
+        <w:rPr>
+          <w:rFonts w:ascii="Liberation Sans" w:hAnsi="Liberation Sans"/>
+        </w:rPr>
+        <w:t>Стоит добавить понятный блок о типовых и нетиповых проёмах: какие параметры проверяются на замере и что именно влияет на конфигурацию окна. Это лучше разместить перед калькулятором или формой заявки. Существующий калькулятор и предложение замера сохраняются; задача доработки — не дать человеку принять пример размера за готовое решение для любого дома.</w:t>
+      </w:r>
+    </w:p>
+    <w:p>
+      <w:pPr>
+        <w:pStyle w:val="Heading2"/>
+      </w:pPr>
+      <w:r>
+        <w:t>Алюминиевое остекление: вентиляция и конденсат</w:t>
+      </w:r>
+    </w:p>
+    <w:p>
+      <w:pPr/>
+      <w:r>
+        <w:rPr>
+          <w:rFonts w:ascii="Liberation Sans" w:hAnsi="Liberation Sans"/>
+        </w:rPr>
+        <w:t>Статья https://okno-msk.ru/stati/plyusy-i-minusy-ostekleniya-alyuminievymi-oknami хорошо раскрывает преимущества и недостатки алюминиевого остекления, но связь между типом системы, режимом использования помещения, вентиляцией и конденсатом раскрыта слабо.</w:t>
+      </w:r>
+    </w:p>
+    <w:p>
+      <w:pPr/>
+      <w:r>
+        <w:rPr>
+          <w:rFonts w:ascii="Liberation Sans" w:hAnsi="Liberation Sans"/>
+        </w:rPr>
+        <w:t>Нужно добавить практический фрагмент о проветривании, микропроветривании, клапанах, конденсате и различии между сезонным и постоянно используемым помещением. Важно не обещать функции, которых может не быть у конкретной системы, и не описывать холодный профиль как решение для постоянно отапливаемого жилого помещения. Такой блок логично поставить после разбора недостатков или в советах по эксплуатации.</w:t>
+      </w:r>
+    </w:p>
+    <w:p>
+      <w:pPr>
+        <w:pStyle w:val="Heading2"/>
+      </w:pPr>
+      <w:r>
+        <w:t>Пластиковые двери</w:t>
+      </w:r>
+    </w:p>
+    <w:p>
+      <w:pPr/>
+      <w:r>
+        <w:rPr>
+          <w:rFonts w:ascii="Liberation Sans" w:hAnsi="Liberation Sans"/>
+        </w:rPr>
+        <w:t>На странице https://okno-msk.ru/dveri-rehau есть цены, калькулятор и предложение замера, но до расчёта пользователю не хватает простого объяснения основных параметров двери: ширины, высоты, порога, направления открывания и различия между типовым и индивидуальным блоком.</w:t>
+      </w:r>
+    </w:p>
+    <w:p>
+      <w:pPr/>
+      <w:r>
+        <w:rPr>
+          <w:rFonts w:ascii="Liberation Sans" w:hAnsi="Liberation Sans"/>
+        </w:rPr>
+        <w:t>Нужно объяснить эти параметры перед ценовым блоком и отдельно указать, какие из них окончательно определяются только после замера. Это сделает расчёт понятнее и объяснит, откуда берётся итоговая конфигурация. Универсальные размеры как обязательный стандарт указывать не нужно.</w:t>
+      </w:r>
+    </w:p>
+    <w:p>
+      <w:pPr>
+        <w:pStyle w:val="Heading2"/>
+      </w:pPr>
+      <w:r>
+        <w:t>Портфолио</w:t>
+      </w:r>
+    </w:p>
+    <w:p>
+      <w:pPr/>
+      <w:r>
+        <w:rPr>
+          <w:rFonts w:ascii="Liberation Sans" w:hAnsi="Liberation Sans"/>
+        </w:rPr>
+        <w:t>На странице https://okno-msk.ru/nashi-raboty уже есть выполненные проекты, но человеку сложно быстро найти пример, похожий на его задачу. При выборе окон обычно нужен не весь список работ, а понятный пример: балкон, веранда, панорамное или французское решение, определённый материал или режим использования.</w:t>
+      </w:r>
+    </w:p>
+    <w:p>
+      <w:pPr/>
+      <w:r>
+        <w:rPr>
+          <w:rFonts w:ascii="Liberation Sans" w:hAnsi="Liberation Sans"/>
+        </w:rPr>
+        <w:t>Над списком работ стоит добавить простую навигацию по тем типам проектов, которые реально представлены в портфолио. Все существующие работы сохраняются, как и возможность посмотреть полный список. Смысл доработки — быстрее привести человека к релевантному примеру, а не создавать новые страницы ради каждой категории.</w:t>
+      </w:r>
+    </w:p>
+    <w:p>
+      <w:pPr>
+        <w:pStyle w:val="Heading2"/>
+      </w:pPr>
+      <w:r>
+        <w:t>Панорамные алюминиевые окна</w:t>
+      </w:r>
+    </w:p>
+    <w:p>
+      <w:pPr/>
+      <w:r>
+        <w:rPr>
+          <w:rFonts w:ascii="Liberation Sans" w:hAnsi="Liberation Sans"/>
+        </w:rPr>
+        <w:t>Раздел https://okno-msk.ru/alyuminievye-okna/ уже является подходящей коммерческой страницей для выбора алюминиевых окон. Обычная выдача и Алиса показали, что панорамный сценарий не требует отдельной новой страницы: пользователю по-прежнему важен выбор самой алюминиевой системы, но при больших проёмах появляется дополнительный набор вопросов.</w:t>
+      </w:r>
+    </w:p>
+    <w:p>
+      <w:pPr/>
+      <w:r>
+        <w:rPr>
+          <w:rFonts w:ascii="Liberation Sans" w:hAnsi="Liberation Sans"/>
+        </w:rPr>
+        <w:t>Поэтому на существующей странице стоит добавить блок о панорамном формате: различии тёплого и холодного решения, крупных проёмах и необходимости проектной проверки. Его можно разместить после описания способов открывания или сравнения систем. После доработки панорамный вариант должен восприниматься как понятная часть выбора алюминиевых окон, а не как отдельная дублирующая тема.</w:t>
+      </w:r>
+    </w:p>
+    <w:p>
+      <w:pPr>
+        <w:pStyle w:val="Heading2"/>
+      </w:pPr>
+      <w:r>
+        <w:t>Статья о лучших пластиковых окнах</w:t>
+      </w:r>
+    </w:p>
+    <w:p>
+      <w:pPr/>
+      <w:r>
+        <w:rPr>
+          <w:rFonts w:ascii="Liberation Sans" w:hAnsi="Liberation Sans"/>
+        </w:rPr>
+        <w:t>Статья https://okno-msk.ru/stati/kakie-okna-samye-luchshie соответствует информационной задаче сравнения окон, и Алиса это подтвердила. Слабое место — актуальность и прозрачность сравнения: читателю должно быть понятно, когда материал обновлён, по каким критериям сравниваются варианты и где речь идёт о бренде, а где о конкретной модели или системе.</w:t>
+      </w:r>
+    </w:p>
+    <w:p>
+      <w:pPr/>
+      <w:r>
+        <w:rPr>
+          <w:rFonts w:ascii="Liberation Sans" w:hAnsi="Liberation Sans"/>
+        </w:rPr>
+        <w:t>Нужно обновить дату актуальности и коротко описать методику сравнения. Полезные существующие сравнения можно сохранить, если они по-прежнему верны. После доработки читатель должен видеть не просто список «лучших», а понятное основание, по которому этот список составлен.</w:t>
       </w:r>
     </w:p>
     <w:p>
@@ -2486,83 +1230,25 @@
         <w:pStyle w:val="Heading1"/>
       </w:pPr>
       <w:r>
-        <w:t>7. Что передать в работу в первую очередь</w:t>
+        <w:t>Что уже сделано правильно</w:t>
       </w:r>
     </w:p>
     <w:p>
-      <w:pPr>
-        <w:spacing w:after="60"/>
-        <w:ind w:left="283" w:hanging="181"/>
-      </w:pPr>
-      <w:r>
-        <w:rPr>
-          <w:rFonts w:ascii="Liberation Sans" w:hAnsi="Liberation Sans"/>
-          <w:b/>
-        </w:rPr>
-        <w:t xml:space="preserve">1. </w:t>
-      </w:r>
+      <w:pPr/>
       <w:r>
         <w:rPr>
           <w:rFonts w:ascii="Liberation Sans" w:hAnsi="Liberation Sans"/>
         </w:rPr>
-        <w:t>Передать редактору или разработчику семь рекомендаций из раздела 4 вместе с указанными причинами, местом изменения, тем, что нужно сохранить, и критериями проверки.</w:t>
+        <w:t>Исследование подтвердило, что значительную часть структуры сайта не нужно переделывать. Специализированная страница панорамного остекления балкона соответствует своему сценарию. Общая страница веранды и раздел алюминиевых окон отвечают на разные вопросы: первая помогает выбрать решение для объекта, второй — материал и систему. Страница замены окна и общая страница монтажа тоже не дублируют друг друга, потому что одна отвечает на задачу замены, а другая — на процесс установки.</w:t>
       </w:r>
     </w:p>
     <w:p>
-      <w:pPr>
-        <w:spacing w:after="60"/>
-        <w:ind w:left="283" w:hanging="181"/>
-      </w:pPr>
-      <w:r>
-        <w:rPr>
-          <w:rFonts w:ascii="Liberation Sans" w:hAnsi="Liberation Sans"/>
-          <w:b/>
-        </w:rPr>
-        <w:t xml:space="preserve">2. </w:t>
-      </w:r>
+      <w:pPr/>
       <w:r>
         <w:rPr>
           <w:rFonts w:ascii="Liberation Sans" w:hAnsi="Liberation Sans"/>
         </w:rPr>
-        <w:t>В первую очередь выполнять изменения на существующих страницах, не создавая дублирующие разделы там, где исследование уже подтвердило подходящую страницу.</w:t>
-      </w:r>
-    </w:p>
-    <w:p>
-      <w:pPr>
-        <w:spacing w:after="60"/>
-        <w:ind w:left="283" w:hanging="181"/>
-      </w:pPr>
-      <w:r>
-        <w:rPr>
-          <w:rFonts w:ascii="Liberation Sans" w:hAnsi="Liberation Sans"/>
-          <w:b/>
-        </w:rPr>
-        <w:t xml:space="preserve">3. </w:t>
-      </w:r>
-      <w:r>
-        <w:rPr>
-          <w:rFonts w:ascii="Liberation Sans" w:hAnsi="Liberation Sans"/>
-        </w:rPr>
-        <w:t>Параллельно получить у компании два недостающих факта: состав монтажа пластиковых дверей и актуальный ассортимент фурнитуры.</w:t>
-      </w:r>
-    </w:p>
-    <w:p>
-      <w:pPr>
-        <w:spacing w:after="60"/>
-        <w:ind w:left="283" w:hanging="181"/>
-      </w:pPr>
-      <w:r>
-        <w:rPr>
-          <w:rFonts w:ascii="Liberation Sans" w:hAnsi="Liberation Sans"/>
-          <w:b/>
-        </w:rPr>
-        <w:t xml:space="preserve">4. </w:t>
-      </w:r>
-      <w:r>
-        <w:rPr>
-          <w:rFonts w:ascii="Liberation Sans" w:hAnsi="Liberation Sans"/>
-        </w:rPr>
-        <w:t>После внедрения проверить каждую доработку по её критерию: изменилось только то, что требовалось, а полезные текущие элементы страницы сохранены.</w:t>
+        <w:t>То же относится к ряду товарных и информационных пар: страница изделия и статья о выборе могут дополнять друг друга, если отвечают на разные вопросы. Поэтому основной резерв улучшения — не увеличение количества страниц, а повышение качества уже существующих материалов и понятности переходов между ними.</w:t>
       </w:r>
     </w:p>
     <w:p>
@@ -2570,67 +1256,43 @@
         <w:pStyle w:val="Heading1"/>
       </w:pPr>
       <w:r>
-        <w:t>8. Как использовать результаты без лишних выводов</w:t>
+        <w:t>Что нужно уточнить у компании</w:t>
       </w:r>
     </w:p>
     <w:p>
-      <w:pPr>
-        <w:spacing w:after="60"/>
-        <w:ind w:left="255" w:hanging="142"/>
-      </w:pPr>
-      <w:r>
-        <w:t xml:space="preserve">• </w:t>
-      </w:r>
+      <w:pPr/>
       <w:r>
         <w:rPr>
           <w:rFonts w:ascii="Liberation Sans" w:hAnsi="Liberation Sans"/>
         </w:rPr>
-        <w:t>Наблюдение по одному точному запросу относится именно к этой формулировке и не переносится автоматически на все похожие запросы.</w:t>
+        <w:t>Для двух следующих изменений не хватает фактов, которые нельзя достоверно вывести из поисковой выдачи или существующего текста сайта.</w:t>
       </w:r>
     </w:p>
     <w:p>
-      <w:pPr>
-        <w:spacing w:after="60"/>
-        <w:ind w:left="255" w:hanging="142"/>
-      </w:pPr>
-      <w:r>
-        <w:t xml:space="preserve">• </w:t>
-      </w:r>
+      <w:pPr/>
       <w:r>
         <w:rPr>
           <w:rFonts w:ascii="Liberation Sans" w:hAnsi="Liberation Sans"/>
         </w:rPr>
-        <w:t>Отсутствие страницы в одной конкретной выдаче Яндекса не означает, что такой страницы нет на сайте.</w:t>
+        <w:t>Первый вопрос касается монтажа пластиковых дверей. Нужно подтвердить, что именно входит в услугу: демонтаж, вывоз, откосы, отделка, герметизация, регулировка, подготовка со стороны клиента и гарантийные границы. После этого на странице пластиковых дверей можно сделать точный блок о составе монтажа рядом с ценами и калькулятором.</w:t>
       </w:r>
     </w:p>
     <w:p>
-      <w:pPr>
-        <w:spacing w:after="60"/>
-        <w:ind w:left="255" w:hanging="142"/>
-      </w:pPr>
-      <w:r>
-        <w:t xml:space="preserve">• </w:t>
-      </w:r>
+      <w:pPr/>
       <w:r>
         <w:rPr>
           <w:rFonts w:ascii="Liberation Sans" w:hAnsi="Liberation Sans"/>
         </w:rPr>
-        <w:t>Результат Алисы по одному запросу не используется как самостоятельное основание для создания, удаления или объединения страницы: он сопоставляется с обычной выдачей, задачей пользователя и текущим содержанием сайта.</w:t>
+        <w:t>Второй вопрос — фактический ассортимент фурнитуры. В материалах встречаются Accado, Vorne и Futurus, но перед обновлением статьи о выборе пластиковых окон нужно подтвердить, какие бренды компания действительно продаёт или устанавливает сейчас. После подтверждения раздел о фурнитуре можно обновить без риска обещать отсутствующий ассортимент.</w:t>
       </w:r>
     </w:p>
     <w:p>
-      <w:pPr>
-        <w:spacing w:after="60"/>
-        <w:ind w:left="255" w:hanging="142"/>
-      </w:pPr>
-      <w:r>
-        <w:t xml:space="preserve">• </w:t>
-      </w:r>
+      <w:pPr/>
       <w:r>
         <w:rPr>
           <w:rFonts w:ascii="Liberation Sans" w:hAnsi="Liberation Sans"/>
         </w:rPr>
-        <w:t>Исследование не обещает рост позиций, трафика, заявок или выручки без отдельных данных, которые могли бы это подтвердить.</w:t>
+        <w:t>Эти два вопроса не мешают выполнять семь готовых доработок, описанных выше.</w:t>
       </w:r>
     </w:p>
     <w:p>
@@ -2647,7 +1309,7 @@
         <w:rPr>
           <w:rFonts w:ascii="Liberation Sans" w:hAnsi="Liberation Sans"/>
         </w:rPr>
-        <w:t>Исследование охватило 2 840 принятых запросов и свело их к понятным пользовательским задачам и решениям по страницам. 75 точных наблюдений обычной выдачи использовались там, где требовалась дополнительная проверка, а 8 проверок Алисы составили полный и достаточный объём отдельного этапа: они были выбраны из 25 кандидатов как шесть случаев, способных повлиять на решение, и два контрольных случая с уже ясным результатом.</w:t>
+        <w:t>По части соответствия поисковому спросу и распределения пользовательских задач между страницами сайт «Окно Москва» в целом устроен правильно. Исследование не показало необходимости массово создавать новые страницы или перестраивать всю структуру. Реальные проблемы сосредоточены в нескольких существующих материалах: где-то не хватает объяснения выбора, где-то практической информации, где-то навигации или актуальной методики сравнения.</w:t>
       </w:r>
     </w:p>
     <w:p>
@@ -2656,7 +1318,7 @@
         <w:rPr>
           <w:rFonts w:ascii="Liberation Sans" w:hAnsi="Liberation Sans"/>
         </w:rPr>
-        <w:t>Для владельца практический результат — семь готовых доработок существующих страниц, два конкретных вопроса к компании перед следующими изменениями и подтверждение, что значительную часть текущей структуры сайта не нужно переделывать без нового основания.</w:t>
+        <w:t>Обычная выдача Яндекса помогла проверить спорные и неоднозначные формулировки и в большинстве случаев подтвердила текущие роли страниц. Алиса не изменила общий вывод по структуре сайта, но помогла точнее определить содержание нескольких доработок и подтвердила устойчивость уже ясных решений. Поэтому практический результат работы — семь конкретных улучшений, которые можно делать сейчас, плюс два изменения, для которых сначала нужны факты от компании.</w:t>
       </w:r>
     </w:p>
     <w:p>
@@ -2664,7 +1326,7 @@
         <w:pStyle w:val="Heading1"/>
       </w:pPr>
       <w:r>
-        <w:t>Приложение 1. Что показала обычная выдача Яндекса по 75 конкретным запросам</w:t>
+        <w:t>Приложение. Что показала обычная выдача Яндекса по 75 конкретным запросам</w:t>
       </w:r>
     </w:p>
     <w:p>
@@ -2673,7 +1335,7 @@
         <w:rPr>
           <w:rFonts w:ascii="Liberation Sans" w:hAnsi="Liberation Sans"/>
         </w:rPr>
-        <w:t>Каждая строка относится к одному конкретному исходному запросу. Формулировки сохранены в исходном написании, включая бренды латиницей там, где они так были зафиксированы. Наблюдение по одной строке не переносится автоматически на соседние запросы.</w:t>
+        <w:t>Каждая строка ниже относится только к той формулировке, которая действительно проверялась. Написание запросов сохранено в исходном виде.</w:t>
       </w:r>
     </w:p>
     <w:tbl>
@@ -7686,7 +6348,7 @@
         <w:rFonts w:ascii="Liberation Sans" w:hAnsi="Liberation Sans"/>
         <w:sz w:val="15"/>
       </w:rPr>
-      <w:t>ОКНО МОСКВА · исследование спроса в Яндексе</w:t>
+      <w:t>ОКНО МОСКВА · спрос в Яндексе · обычная выдача и Алиса</w:t>
     </w:r>
   </w:p>
 </w:hdr>
@@ -19747,17 +18409,6 @@
         <w:shd w:val="clear" w:color="auto" w:fill="FBCAA2" w:themeFill="accent6" w:themeFillTint="7F"/>
       </w:tcPr>
     </w:tblStylePr>
-  </w:style>
-  <w:style w:type="paragraph" w:customStyle="1" w:styleId="Callout">
-    <w:name w:val="Callout"/>
-    <w:pPr>
-      <w:spacing w:before="100" w:after="140"/>
-      <w:ind w:left="198" w:right="198"/>
-    </w:pPr>
-    <w:rPr>
-      <w:rFonts w:ascii="Liberation Sans" w:hAnsi="Liberation Sans"/>
-      <w:sz w:val="20"/>
-    </w:rPr>
   </w:style>
   <w:style w:type="paragraph" w:customStyle="1" w:styleId="SmallTable">
     <w:name w:val="SmallTable"/>

--- a/extension/docs/kwork/KW001_AI_NATIVE_YANDEX_ALICE/tests/OKNO_MSK/OKNO_MSK_RESEARCH_RELEASE_CORRECTED_2026-09-05/editable/01_OKNO_MSK_CLIENT_RESEARCH_REPORT_RU_2026-09-05.docx
+++ b/extension/docs/kwork/KW001_AI_NATIVE_YANDEX_ALICE/tests/OKNO_MSK/OKNO_MSK_RESEARCH_RELEASE_CORRECTED_2026-09-05/editable/01_OKNO_MSK_CLIENT_RESEARCH_REPORT_RU_2026-09-05.docx
@@ -95,7 +95,7 @@
         <w:rPr>
           <w:rFonts w:ascii="Liberation Sans" w:hAnsi="Liberation Sans"/>
         </w:rPr>
-        <w:t>После этого обычная выдача Яндекса использовалась как дополнительная проверка там, где смысл запроса или роль страницы нельзя было надёжно определить только по формулировке и содержанию сайта. По 75 конкретным запросам сохранена точная выдача и зафиксировано, какой тип ответа преобладал. Это не означает, что исследование ограничилось 75 запросами: 2 840 формулировок были разобраны на предыдущих шагах, а эти 75 использовались как более глубокая проверка отдельных решений.</w:t>
+        <w:t>После этого обычная выдача Яндекса использовалась как дополнительная проверка там, где смысл запроса или роль страницы нельзя было надёжно определить только по формулировке и содержанию сайта. По 75 конкретным запросам сохранена точная выдача и зафиксировано, какой тип ответа преобладал. Это не означает, что исследование ограничилось 75 запросами: 2 840 формулировок уже были разобраны при анализе спроса, а эти 75 использовались как более глубокая проверка отдельных решений.</w:t>
       </w:r>
     </w:p>
     <w:p>

--- a/extension/docs/kwork/KW001_AI_NATIVE_YANDEX_ALICE/tests/OKNO_MSK/OKNO_MSK_RESEARCH_RELEASE_CORRECTED_2026-09-05/editable/01_OKNO_MSK_CLIENT_RESEARCH_REPORT_RU_2026-09-05.docx
+++ b/extension/docs/kwork/KW001_AI_NATIVE_YANDEX_ALICE/tests/OKNO_MSK/OKNO_MSK_RESEARCH_RELEASE_CORRECTED_2026-09-05/editable/01_OKNO_MSK_CLIENT_RESEARCH_REPORT_RU_2026-09-05.docx
@@ -16,7 +16,7 @@
         <w:rPr>
           <w:rFonts w:ascii="Liberation Sans" w:hAnsi="Liberation Sans"/>
         </w:rPr>
-        <w:t>Задача работы — проверить, насколько текущие страницы сайта «Окно Москва» соответствуют реальному поисковому спросу в Яндексе, где действительно нужны изменения и что дополнительно показывает выдача Алисы в тех темах, где она может уточнить решение по странице или её содержанию.</w:t>
+        <w:t>Задача работы — пересобрать поисковое ядро сайта — набор запросов и их распределение по страницам — с учётом обычной выдачи Яндекса и выдачи Алисы, а затем проверить, где текущий сайт уже соответствует спросу и где действительно нужны изменения.</w:t>
       </w:r>
     </w:p>
     <w:p>
@@ -33,7 +33,7 @@
         <w:rPr>
           <w:rFonts w:ascii="Liberation Sans" w:hAnsi="Liberation Sans"/>
         </w:rPr>
-        <w:t>По исследованному спросу сайт в целом построен правильно: основные пользовательские задачи уже распределены между существующими страницами, поэтому оснований для массового создания новых страниц или общей перестройки структуры не найдено. Главные проблемы находятся не в самой структуре сайта, а в содержании и навигации нескольких существующих страниц. Семь доработок можно передавать в работу сейчас. Ещё две можно подготовить после того, как компания подтвердит фактический состав услуги по монтажу пластиковых дверей и актуальный ассортимент фурнитуры.</w:t>
+        <w:t>По результатам пересборки поискового ядра сайт «Окно Москва» уже хорошо оптимизирован в части соответствия спросу как под обычную выдачу Яндекса, так и под выдачу Алисы. Основные пользовательские задачи распределены между существующими страницами правильно, поэтому оснований для массового создания новых страниц или общей перестройки структуры не найдено. Главные резервы улучшения находятся не в новой архитектуре сайта, а в содержании и навигации нескольких существующих страниц. Семь доработок можно передавать в работу сейчас. Ещё две можно подготовить после того, как компания подтвердит фактический состав услуги по монтажу пластиковых дверей и актуальный ассортимент фурнитуры.</w:t>
       </w:r>
     </w:p>
     <w:p>
@@ -51,7 +51,7 @@
         <w:rPr>
           <w:rFonts w:ascii="Liberation Sans" w:hAnsi="Liberation Sans"/>
         </w:rPr>
-        <w:t>Алиса не дала оснований пересматривать общий вывод по структуре сайта. Её польза оказалась другой: в нескольких темах она показала, какого объяснения не хватает уже существующей странице, а контрольные проверки подтвердили, что решения, полученные по обычной выдаче, остаются устойчивыми. Поэтому итог исследования — не новая архитектура сайта, а точечное усиление тех страниц, где найден конкретный пробел.</w:t>
+        <w:t>Сравнение с выдачей Алисы не дало оснований пересматривать общий вывод по структуре сайта. Мы использовали эту выдачу как дополнительную проверку выбранных тем: в нескольких случаях анализ помог уточнить, какого объяснения не хватает уже существующей странице, а два контрольных запроса подтвердили устойчивость решений, полученных по обычной выдаче. То есть выводы по сайту делались не самой Алисой, а по совокупности анализа спроса, текущих страниц, обычной выдачи Яндекса и дополнительной проверки выдачи Алисы.</w:t>
       </w:r>
     </w:p>
     <w:p>
@@ -104,7 +104,7 @@
         <w:rPr>
           <w:rFonts w:ascii="Liberation Sans" w:hAnsi="Liberation Sans"/>
         </w:rPr>
-        <w:t>Для Алисы отдельно рассмотрели 25 тем, в которых её выдача могла дать новую информацию для решения по сайту. Из них выбрали восемь: шесть тем, где результат Алисы действительно мог изменить или уточнить решение по странице, и два контрольных запроса, где обычная выдача уже давала ясный ответ. Ещё 16 тем не добавляли нового типа решения и повторяли уже проверенные ситуации, одну тему оставили без дальнейшей проверки. Поэтому восемь выбранных запросов — полный объём проверки Алисы в этой работе и достаточный набор для тех вопросов, где её ответ мог реально повлиять на вывод.</w:t>
+        <w:t>Для дополнительной проверки по выдаче Алисы отдельно рассмотрели 25 тем, в которых такое сравнение могло дать новую информацию для решения по сайту. Из них выбрали восемь: шесть тем, где результат Алисы действительно мог изменить или уточнить решение по странице, и два контрольных запроса, где обычная выдача уже давала ясный ответ. Ещё 16 тем не добавляли нового типа решения и повторяли уже проверенные ситуации, одну тему оставили без дальнейшей проверки. Поэтому восемь выбранных запросов — полный объём проверки Алисы в этой работе и достаточный набор для тех вопросов, где её ответ мог реально повлиять на вывод.</w:t>
       </w:r>
     </w:p>
     <w:p>
@@ -165,7 +165,7 @@
         <w:pStyle w:val="Heading1"/>
       </w:pPr>
       <w:r>
-        <w:t>Что добавила Алиса</w:t>
+        <w:t>Что дала проверка выдачи Алисы</w:t>
       </w:r>
     </w:p>
     <w:p>
@@ -183,7 +183,7 @@
         <w:rPr>
           <w:rFonts w:ascii="Liberation Sans" w:hAnsi="Liberation Sans"/>
         </w:rPr>
-        <w:t>Главное, что показала Алиса: она не перевернула картину, полученную по обычной выдаче и текущим страницам сайта. Там, где существующая страница уже правильно отвечала на запрос, Алиса это в основном подтверждала. Там, где страница нуждалась в доработке, Алиса помогла точнее понять, какое объяснение стоит добавить.</w:t>
+        <w:t>Главный результат дополнительной проверки: сравнение с выдачей Алисы не изменило картину, полученную из анализа спроса, обычной выдачи и текущих страниц сайта. Там, где существующая страница уже правильно отвечала на запрос, проверка в основном подтверждала этот вывод. Там, где страница нуждалась в доработке, сравнение помогало точнее понять, какого объяснения не хватает.</w:t>
       </w:r>
     </w:p>
     <w:tbl>
@@ -252,14 +252,14 @@
                 <w:b/>
                 <w:sz w:val="18"/>
               </w:rPr>
-              <w:t xml:space="preserve">Что показала Алиса: </w:t>
+              <w:t xml:space="preserve">Что показала проверка выдачи Алисы: </w:t>
             </w:r>
             <w:r>
               <w:rPr>
                 <w:rFonts w:ascii="Liberation Sans" w:hAnsi="Liberation Sans"/>
                 <w:sz w:val="18"/>
               </w:rPr>
-              <w:t>Алиса сохранила алюминиевый сценарий, но подробнее раскрыла особенности панорамного решения</w:t>
+              <w:t>В выдаче Алисы сохранился алюминиевый сценарий, но подробнее раскрывались особенности панорамного решения</w:t>
             </w:r>
           </w:p>
           <w:p>
@@ -357,14 +357,14 @@
                 <w:b/>
                 <w:sz w:val="18"/>
               </w:rPr>
-              <w:t xml:space="preserve">Что показала Алиса: </w:t>
+              <w:t xml:space="preserve">Что показала проверка выдачи Алисы: </w:t>
             </w:r>
             <w:r>
               <w:rPr>
                 <w:rFonts w:ascii="Liberation Sans" w:hAnsi="Liberation Sans"/>
                 <w:sz w:val="18"/>
               </w:rPr>
-              <w:t>Алиса сохранила сценарий веранды и использовала алюминий как уточнение выбора</w:t>
+              <w:t>В выдаче Алисы сохранился сценарий веранды, а алюминий выступал уточнением выбора</w:t>
             </w:r>
           </w:p>
           <w:p>
@@ -462,14 +462,14 @@
                 <w:b/>
                 <w:sz w:val="18"/>
               </w:rPr>
-              <w:t xml:space="preserve">Что показала Алиса: </w:t>
+              <w:t xml:space="preserve">Что показала проверка выдачи Алисы: </w:t>
             </w:r>
             <w:r>
               <w:rPr>
                 <w:rFonts w:ascii="Liberation Sans" w:hAnsi="Liberation Sans"/>
                 <w:sz w:val="18"/>
               </w:rPr>
-              <w:t>Алиса тоже осталась в балконном сценарии</w:t>
+              <w:t>Выдача Алисы также сохранила балконный сценарий</w:t>
             </w:r>
           </w:p>
           <w:p>
@@ -567,14 +567,14 @@
                 <w:b/>
                 <w:sz w:val="18"/>
               </w:rPr>
-              <w:t xml:space="preserve">Что показала Алиса: </w:t>
+              <w:t xml:space="preserve">Что показала проверка выдачи Алисы: </w:t>
             </w:r>
             <w:r>
               <w:rPr>
                 <w:rFonts w:ascii="Liberation Sans" w:hAnsi="Liberation Sans"/>
                 <w:sz w:val="18"/>
               </w:rPr>
-              <w:t>Алиса подробно раскрыла процесс установки, но сохранила и профессиональную услугу</w:t>
+              <w:t>В выдаче Алисы подробно раскрывался процесс установки, но сохранялась и профессиональная услуга</w:t>
             </w:r>
           </w:p>
           <w:p>
@@ -672,14 +672,14 @@
                 <w:b/>
                 <w:sz w:val="18"/>
               </w:rPr>
-              <w:t xml:space="preserve">Что показала Алиса: </w:t>
+              <w:t xml:space="preserve">Что показала проверка выдачи Алисы: </w:t>
             </w:r>
             <w:r>
               <w:rPr>
                 <w:rFonts w:ascii="Liberation Sans" w:hAnsi="Liberation Sans"/>
                 <w:sz w:val="18"/>
               </w:rPr>
-              <w:t>Алиса сохранила французское окно как отдельное понятие</w:t>
+              <w:t>В выдаче Алисы французское окно сохранилось как отдельное понятие</w:t>
             </w:r>
           </w:p>
           <w:p>
@@ -777,14 +777,14 @@
                 <w:b/>
                 <w:sz w:val="18"/>
               </w:rPr>
-              <w:t xml:space="preserve">Что показала Алиса: </w:t>
+              <w:t xml:space="preserve">Что показала проверка выдачи Алисы: </w:t>
             </w:r>
             <w:r>
               <w:rPr>
                 <w:rFonts w:ascii="Liberation Sans" w:hAnsi="Liberation Sans"/>
                 <w:sz w:val="18"/>
               </w:rPr>
-              <w:t>Алиса сохранила тему замены и цены</w:t>
+              <w:t>В выдаче Алисы сохранилась тема замены и цены</w:t>
             </w:r>
           </w:p>
           <w:p>
@@ -882,14 +882,14 @@
                 <w:b/>
                 <w:sz w:val="18"/>
               </w:rPr>
-              <w:t xml:space="preserve">Что показала Алиса: </w:t>
+              <w:t xml:space="preserve">Что показала проверка выдачи Алисы: </w:t>
             </w:r>
             <w:r>
               <w:rPr>
                 <w:rFonts w:ascii="Liberation Sans" w:hAnsi="Liberation Sans"/>
                 <w:sz w:val="18"/>
               </w:rPr>
-              <w:t>Алиса, как и обычная выдача, смешала эксплуатационную проблему и аварийное открывание</w:t>
+              <w:t>Выдача Алисы, как и обычная, смешала эксплуатационную проблему и аварийное открывание</w:t>
             </w:r>
           </w:p>
           <w:p>
@@ -987,14 +987,14 @@
                 <w:b/>
                 <w:sz w:val="18"/>
               </w:rPr>
-              <w:t xml:space="preserve">Что показала Алиса: </w:t>
+              <w:t xml:space="preserve">Что показала проверка выдачи Алисы: </w:t>
             </w:r>
             <w:r>
               <w:rPr>
                 <w:rFonts w:ascii="Liberation Sans" w:hAnsi="Liberation Sans"/>
                 <w:sz w:val="18"/>
               </w:rPr>
-              <w:t>Алиса усилила значение свежести данных, понятных критериев и методики сравнения</w:t>
+              <w:t>В выдаче Алисы сильнее проявились требования к свежести данных, понятным критериям и методике сравнения</w:t>
             </w:r>
           </w:p>
           <w:p>
@@ -1032,7 +1032,7 @@
         <w:rPr>
           <w:rFonts w:ascii="Liberation Sans" w:hAnsi="Liberation Sans"/>
         </w:rPr>
-        <w:t>Таким образом, Алиса дала практическую пользу не количеством новых страниц, а проверкой и уточнением уже принятых решений. Она подтвердила устойчивые роли страниц в контрольных случаях и помогла точнее сформулировать содержание нескольких доработок.</w:t>
+        <w:t>Таким образом, дополнительная проверка по выдаче Алисы дала практическую пользу не количеством новых страниц, а проверкой и уточнением уже принятых решений. Контрольные запросы подтвердили устойчивые роли страниц, а сравнение по спорным темам помогло точнее сформулировать содержание нескольких доработок.</w:t>
       </w:r>
     </w:p>
     <w:p>
@@ -1057,7 +1057,7 @@
         <w:rPr>
           <w:rFonts w:ascii="Liberation Sans" w:hAnsi="Liberation Sans"/>
         </w:rPr>
-        <w:t>Страница https://okno-msk.ru/okna-rehau/francuzskie-okna уже объясняет, что такое французские окна, показывает цены и ведёт к заявке. Проблема в другом: человеку трудно понять разницу между французским окном, заменой обычного балконного блока и общим панорамным остеклением. Обычная выдача и Алиса подтверждают, что французские окна воспринимаются как отдельный сценарий, поэтому отдельную страницу сохраняем, но делаем выбор внутри неё понятнее.</w:t>
+        <w:t>Страница https://okno-msk.ru/okna-rehau/francuzskie-okna уже объясняет, что такое французские окна, показывает цены и ведёт к заявке. Проблема в другом: человеку трудно понять разницу между французским окном, заменой обычного балконного блока и общим панорамным остеклением. Сопоставление обычной выдачи с выдачей Алисы подтверждает, что французские окна воспринимаются как отдельный сценарий, поэтому отдельную страницу сохраняем, но делаем выбор внутри неё понятнее.</w:t>
       </w:r>
     </w:p>
     <w:p>
@@ -1187,7 +1187,7 @@
         <w:rPr>
           <w:rFonts w:ascii="Liberation Sans" w:hAnsi="Liberation Sans"/>
         </w:rPr>
-        <w:t>Раздел https://okno-msk.ru/alyuminievye-okna/ уже является подходящей коммерческой страницей для выбора алюминиевых окон. Обычная выдача и Алиса показали, что панорамный сценарий не требует отдельной новой страницы: пользователю по-прежнему важен выбор самой алюминиевой системы, но при больших проёмах появляется дополнительный набор вопросов.</w:t>
+        <w:t>Раздел https://okno-msk.ru/alyuminievye-okna/ уже является подходящей коммерческой страницей для выбора алюминиевых окон. Сопоставление обычной выдачи с выдачей Алисы показало, что панорамный сценарий не требует отдельной новой страницы: пользователю по-прежнему важен выбор самой алюминиевой системы, но при больших проёмах появляется дополнительный набор вопросов.</w:t>
       </w:r>
     </w:p>
     <w:p>
@@ -1213,7 +1213,7 @@
         <w:rPr>
           <w:rFonts w:ascii="Liberation Sans" w:hAnsi="Liberation Sans"/>
         </w:rPr>
-        <w:t>Статья https://okno-msk.ru/stati/kakie-okna-samye-luchshie соответствует информационной задаче сравнения окон, и Алиса это подтвердила. Слабое место — актуальность и прозрачность сравнения: читателю должно быть понятно, когда материал обновлён, по каким критериям сравниваются варианты и где речь идёт о бренде, а где о конкретной модели или системе.</w:t>
+        <w:t>Статья https://okno-msk.ru/stati/kakie-okna-samye-luchshie соответствует информационной задаче сравнения окон, и проверка выдачи Алисы это подтвердила. Слабое место — актуальность и прозрачность сравнения: читателю должно быть понятно, когда материал обновлён, по каким критериям сравниваются варианты и где речь идёт о бренде, а где о конкретной модели или системе.</w:t>
       </w:r>
     </w:p>
     <w:p>
@@ -1309,7 +1309,7 @@
         <w:rPr>
           <w:rFonts w:ascii="Liberation Sans" w:hAnsi="Liberation Sans"/>
         </w:rPr>
-        <w:t>По части соответствия поисковому спросу и распределения пользовательских задач между страницами сайт «Окно Москва» в целом устроен правильно. Исследование не показало необходимости массово создавать новые страницы или перестраивать всю структуру. Реальные проблемы сосредоточены в нескольких существующих материалах: где-то не хватает объяснения выбора, где-то практической информации, где-то навигации или актуальной методики сравнения.</w:t>
+        <w:t>По результатам пересборки поискового ядра сайт «Окно Москва» уже хорошо оптимизирован в части соответствия спросу как под обычную выдачу Яндекса, так и под выдачу Алисы. Исследование не показало необходимости массово создавать новые страницы или перестраивать всю структуру. Реальные проблемы сосредоточены в нескольких существующих материалах: где-то не хватает объяснения выбора, где-то практической информации, где-то навигации или актуальной методики сравнения.</w:t>
       </w:r>
     </w:p>
     <w:p>
@@ -1318,7 +1318,7 @@
         <w:rPr>
           <w:rFonts w:ascii="Liberation Sans" w:hAnsi="Liberation Sans"/>
         </w:rPr>
-        <w:t>Обычная выдача Яндекса помогла проверить спорные и неоднозначные формулировки и в большинстве случаев подтвердила текущие роли страниц. Алиса не изменила общий вывод по структуре сайта, но помогла точнее определить содержание нескольких доработок и подтвердила устойчивость уже ясных решений. Поэтому практический результат работы — семь конкретных улучшений, которые можно делать сейчас, плюс два изменения, для которых сначала нужны факты от компании.</w:t>
+        <w:t>Обычная выдача Яндекса помогла проверить спорные и неоднозначные формулировки и в большинстве случаев подтвердила текущие роли страниц. Дополнительная проверка по выдаче Алисы не изменила общий вывод по структуре сайта, но помогла точнее определить содержание нескольких доработок и подтвердила устойчивость уже ясных решений. Поэтому практический результат работы — семь конкретных улучшений, которые можно делать сейчас, плюс два изменения, для которых сначала нужны факты от компании.</w:t>
       </w:r>
     </w:p>
     <w:p>

--- a/extension/docs/kwork/KW001_AI_NATIVE_YANDEX_ALICE/tests/OKNO_MSK/OKNO_MSK_RESEARCH_RELEASE_CORRECTED_2026-09-05/editable/01_OKNO_MSK_CLIENT_RESEARCH_REPORT_RU_2026-09-05.docx
+++ b/extension/docs/kwork/KW001_AI_NATIVE_YANDEX_ALICE/tests/OKNO_MSK/OKNO_MSK_RESEARCH_RELEASE_CORRECTED_2026-09-05/editable/01_OKNO_MSK_CLIENT_RESEARCH_REPORT_RU_2026-09-05.docx
@@ -7,7 +7,7 @@
         <w:pStyle w:val="Title"/>
       </w:pPr>
       <w:r>
-        <w:t>ОКНО МОСКВА — исследование спроса в Яндексе: обычная выдача и выдача Алисы</w:t>
+        <w:t>ОКНО МОСКВА — поисковое ядро сайта: спрос, обычный Яндекс и ответы Алисы</w:t>
       </w:r>
     </w:p>
     <w:p>
@@ -16,7 +16,7 @@
         <w:rPr>
           <w:rFonts w:ascii="Liberation Sans" w:hAnsi="Liberation Sans"/>
         </w:rPr>
-        <w:t>Задача работы — пересобрать поисковое ядро сайта — набор запросов и их распределение по страницам — с учётом обычной выдачи Яндекса и выдачи Алисы, а затем проверить, где текущий сайт уже соответствует спросу и где действительно нужны изменения.</w:t>
+        <w:t>Задача работы — пересобрать поисковое ядро сайта для Москвы: собрать поисковые формулировки, очистить и сгруппировать их, распределить спрос между существующими страницами, а затем проверить неоднозначные решения в обычной выдаче Яндекса и по выбранным темам — в ответах Алисы в поиске Яндекса. Итоговая цель — понять, какие страницы уже правильно соответствуют спросу и какие конкретные улучшения стоит передать в работу.</w:t>
       </w:r>
     </w:p>
     <w:p>
@@ -33,7 +33,7 @@
         <w:rPr>
           <w:rFonts w:ascii="Liberation Sans" w:hAnsi="Liberation Sans"/>
         </w:rPr>
-        <w:t>По результатам пересборки поискового ядра сайт «Окно Москва» уже хорошо оптимизирован в части соответствия спросу как под обычную выдачу Яндекса, так и под выдачу Алисы. Основные пользовательские задачи распределены между существующими страницами правильно, поэтому оснований для массового создания новых страниц или общей перестройки структуры не найдено. Главные резервы улучшения находятся не в новой архитектуре сайта, а в содержании и навигации нескольких существующих страниц. Семь доработок можно передавать в работу сейчас. Ещё две можно подготовить после того, как компания подтвердит фактический состав услуги по монтажу пластиковых дверей и актуальный ассортимент фурнитуры.</w:t>
+        <w:t>После пересборки ядра в дальнейший анализ вошли 2 332 активные поисковые формулировки. Для 2 313 из них определена подходящая существующая страница; 19 формулировок оставлены без принудительного назначения, потому что сохранённых данных недостаточно для уверенного выбора. Близкие запросы сведены в 168 групп поискового спроса.</w:t>
       </w:r>
     </w:p>
     <w:p>
@@ -42,7 +42,7 @@
         <w:rPr>
           <w:rFonts w:ascii="Liberation Sans" w:hAnsi="Liberation Sans"/>
         </w:rPr>
-        <w:t>Обычная выдача Яндекса в большинстве проверенных случаев подтвердила, что специализированные страницы сайта отвечают на свои пользовательские задачи логично. Там, где формулировка запроса могла означать разные вещи, выдача помогла отделить покупку от монтажа, объект остекления от материала, информационный запрос от коммерческого и общий сценарий от специализированного.</w:t>
+        <w:t>В целом существующая структура сайта хорошо соответствует выявленному спросу: основные направления уже имеют логичные страницы. Главный практический резерв находится в содержании и навигации нескольких существующих материалов. Семь доработок можно передавать в работу сейчас. Ещё две можно подготовить после того, как компания подтвердит фактический состав услуги по монтажу пластиковых дверей и актуальный ассортимент фурнитуры.</w:t>
       </w:r>
     </w:p>
     <w:p>
@@ -51,7 +51,16 @@
         <w:rPr>
           <w:rFonts w:ascii="Liberation Sans" w:hAnsi="Liberation Sans"/>
         </w:rPr>
-        <w:t>Сравнение с выдачей Алисы не дало оснований пересматривать общий вывод по структуре сайта. Мы использовали эту выдачу как дополнительную проверку выбранных тем: в нескольких случаях анализ помог уточнить, какого объяснения не хватает уже существующей странице, а два контрольных запроса подтвердили устойчивость решений, полученных по обычной выдаче. То есть выводы по сайту делались не самой Алисой, а по совокупности анализа спроса, текущих страниц, обычной выдачи Яндекса и дополнительной проверки выдачи Алисы.</w:t>
+        <w:t>Обычная выдача Яндекса использовалась для проверки тех формулировок, где по самому запросу и содержанию сайта оставалась неоднозначность: например, покупка или монтаж, объект остекления или материал, информационный интерес или коммерческая услуга. По 75 конкретным запросам сохранена выдача и зафиксирован преобладающий тип ответа.</w:t>
+      </w:r>
+    </w:p>
+    <w:p>
+      <w:pPr/>
+      <w:r>
+        <w:rPr>
+          <w:rFonts w:ascii="Liberation Sans" w:hAnsi="Liberation Sans"/>
+        </w:rPr>
+        <w:t>Для восьми выбранных тем дополнительно проверены ответы Алисы в поиске Яндекса. Эти проверки не заменяли анализ спроса и обычную выдачу: они помогали уточнить уже сформированное решение по странице или подтвердить его на контрольном запросе. В результате по нескольким темам стало яснее, какого объяснения не хватает существующему материалу.</w:t>
       </w:r>
     </w:p>
     <w:p>
@@ -68,7 +77,7 @@
         <w:rPr>
           <w:rFonts w:ascii="Liberation Sans" w:hAnsi="Liberation Sans"/>
         </w:rPr>
-        <w:t>Сначала был изучен сам сайт: его услуги, товарные направления, информационные материалы и существующие страницы, на которые потенциально может приходиться поисковый спрос. После этого был собран спрос в Wordstat. Первый проход дал 2 415 исходных строк, дополнительное расширение — ещё 550. Всего перед очисткой было 2 965 исходных строк.</w:t>
+        <w:t>Сначала был изучен сам сайт: услуги, товарные направления, информационные материалы и существующие страницы, на которые может приходиться поисковый спрос. После этого до просмотра результатов Wordstat был зафиксирован первый набор из 18 широких стартовых формулировок по основным направлениям бизнеса. Сбор выполнялся для Москвы и был предназначен для обнаружения реальной лексики спроса, синонимов и уточняющих формулировок.</w:t>
       </w:r>
     </w:p>
     <w:p>
@@ -77,7 +86,7 @@
         <w:rPr>
           <w:rFonts w:ascii="Liberation Sans" w:hAnsi="Liberation Sans"/>
         </w:rPr>
-        <w:t>После очистки и объединения повторов осталось 2 840 точных поисковых формулировок. Из них 334 были исключены как нерелевантные, выходящие за рамки задачи или механические, ещё 174 оставлены отдельно до появления более сильных оснований. В дальнейший разбор страниц и пользовательских задач вошли 2 332 активные формулировки.</w:t>
+        <w:t>Первый проход Wordstat дал 2 415 исходных строк. Затем отдельно проверили четыре направления, для которых первичный сбор оставлял заметный пробел: оконную фурнитуру, панорамные окна, остекление балкона с выносом и окна для частного дома. Это расширение добавило ещё 550 строк. Всего перед очисткой было 2 965 исходных строк.</w:t>
       </w:r>
     </w:p>
     <w:p>
@@ -86,7 +95,7 @@
         <w:rPr>
           <w:rFonts w:ascii="Liberation Sans" w:hAnsi="Liberation Sans"/>
         </w:rPr>
-        <w:t>Для 2 313 из этих 2 332 формулировок удалось определить пользовательскую задачу и подходящую существующую страницу. Ещё 19 остались без принудительного назначения, потому что имеющихся данных было недостаточно для уверенного решения. Связанные запросы были сведены в 168 пользовательских задач и подзадач: например, выбор конкретного типа окна, остекление определённого объекта, монтаж, ремонт, сравнение систем, покупка аксессуара или информационный вопрос.</w:t>
+        <w:t>Важно правильно читать эти цифры. Сбор Wordstat выполнялся в широком режиме для обнаружения формулировок, а не как отдельный замер точной частотности каждой фразы. В каждой сохранённой строке есть числовой показатель Wordstat, но 2 840 после очистки — это число уникальных поисковых формулировок после объединения повторов, а не 2 840 отдельных замеров точной частотности.</w:t>
       </w:r>
     </w:p>
     <w:p>
@@ -95,7 +104,7 @@
         <w:rPr>
           <w:rFonts w:ascii="Liberation Sans" w:hAnsi="Liberation Sans"/>
         </w:rPr>
-        <w:t>После этого обычная выдача Яндекса использовалась как дополнительная проверка там, где смысл запроса или роль страницы нельзя было надёжно определить только по формулировке и содержанию сайта. По 75 конкретным запросам сохранена точная выдача и зафиксировано, какой тип ответа преобладал. Это не означает, что исследование ограничилось 75 запросами: 2 840 формулировок уже были разобраны при анализе спроса, а эти 75 использовались как более глубокая проверка отдельных решений.</w:t>
+        <w:t>После очистки и объединения повторов осталось 2 840 уникальных формулировок. Из них 334 были исключены как нерелевантные, выходящие за рамки задачи или механические, ещё 174 оставлены отдельно до появления более сильных оснований. В дальнейший анализ распределения спроса по страницам вошли 2 332 активные формулировки.</w:t>
       </w:r>
     </w:p>
     <w:p>
@@ -104,7 +113,7 @@
         <w:rPr>
           <w:rFonts w:ascii="Liberation Sans" w:hAnsi="Liberation Sans"/>
         </w:rPr>
-        <w:t>Для дополнительной проверки по выдаче Алисы отдельно рассмотрели 25 тем, в которых такое сравнение могло дать новую информацию для решения по сайту. Из них выбрали восемь: шесть тем, где результат Алисы действительно мог изменить или уточнить решение по странице, и два контрольных запроса, где обычная выдача уже давала ясный ответ. Ещё 16 тем не добавляли нового типа решения и повторяли уже проверенные ситуации, одну тему оставили без дальнейшей проверки. Поэтому восемь выбранных запросов — полный объём проверки Алисы в этой работе и достаточный набор для тех вопросов, где её ответ мог реально повлиять на вывод.</w:t>
+        <w:t>Для 2 313 из этих 2 332 формулировок удалось определить подходящую существующую страницу. Ещё 19 оставлены без принудительного назначения. Близкие формулировки были сведены в 168 групп поискового спроса: по типу окна или двери, объекту остекления, материалу, услуге, бренду, аксессуару или информационной теме. При группировке учитывалось, что именно человек хочет найти или сделать — например, купить изделие, заказать монтаж, сравнить системы или получить инструкцию. Это было критерием для правильного объединения запросов и распределения их по страницам, а не отдельным предметом исследования.</w:t>
       </w:r>
     </w:p>
     <w:p>
@@ -113,7 +122,38 @@
         <w:rPr>
           <w:rFonts w:ascii="Liberation Sans" w:hAnsi="Liberation Sans"/>
         </w:rPr>
-        <w:t>В итоге результаты обычной выдачи, Алисы, структуры сайта и содержания страниц были сведены в 34 значимых вывода. В этом отчёте подробно показаны те из них, которые приводят к реальному изменению, подтверждают важное существующее решение или требуют конкретного факта от компании.</w:t>
+        <w:t>После этого обычная выдача Яндекса использовалась выборочно там, где границу между группами или роль страницы нельзя было уверенно определить только по формулировке запроса и содержанию сайта. По 75 конкретным запросам сохранена выдача и зафиксировано, какой тип ответа преобладал. Эти 75 проверок — не весь объём исследования, а углублённая проверка отдельных решений внутри уже разобранного поискового ядра.</w:t>
+      </w:r>
+    </w:p>
+    <w:p>
+      <w:pPr/>
+      <w:r>
+        <w:rPr>
+          <w:rFonts w:ascii="Liberation Sans" w:hAnsi="Liberation Sans"/>
+        </w:rPr>
+        <w:t>Для дополнительной проверки ответов Алисы в поиске Яндекса сначала рассмотрели 25 тем. Восемь выбрали для полного сравнения: шесть — потому что ответ мог уточнить решение по странице, две — как контроль уже ясного вывода обычной выдачи. Ещё 16 тем повторяли уже проверенные типы решений и не требовали отдельного повторения, одну тему оставили без дальнейшей проверки.</w:t>
+      </w:r>
+    </w:p>
+    <w:p>
+      <w:pPr/>
+      <w:r>
+        <w:rPr>
+          <w:rFonts w:ascii="Liberation Sans" w:hAnsi="Liberation Sans"/>
+        </w:rPr>
+        <w:t>В итоге результаты Wordstat, текущих страниц, обычной выдачи Яндекса и восьми проверок ответов Алисы были сведены в 34 значимых вывода. В клиентском отчёте подробно показаны выводы, которые приводят к реальному улучшению сайта, подтверждают важное существующее решение или требуют конкретного факта от компании.</w:t>
+      </w:r>
+    </w:p>
+    <w:p>
+      <w:pPr>
+        <w:pStyle w:val="Callout"/>
+        <w:shd w:fill="F2F4F6"/>
+      </w:pPr>
+      <w:r>
+        <w:rPr>
+          <w:rFonts w:ascii="Liberation Sans" w:hAnsi="Liberation Sans"/>
+          <w:b/>
+        </w:rPr>
+        <w:t>Сайт → Wordstat → очистка и объединение повторов → 168 групп поискового спроса → распределение запросов по страницам → 75 выборочных проверок в обычном Яндексе → 8 проверок ответов Алисы → 34 итоговых вывода → 7 готовых улучшений и 2 уточнения у компании.</w:t>
       </w:r>
     </w:p>
     <w:p>
@@ -130,7 +170,7 @@
         <w:rPr>
           <w:rFonts w:ascii="Liberation Sans" w:hAnsi="Liberation Sans"/>
         </w:rPr>
-        <w:t>75 точных проверок понадобились не для повторного просмотра всех 2 840 запросов, а для тех случаев, где от выдачи зависело решение. Например, по запросам о панорамном остеклении балкона выдача была специализированной и подтверждала роль балконной страницы. По французским панорамным окнам преобладали материалы именно о французских окнах, поэтому отдельная страница для этой темы оправдана. По замене окна на пластиковое выдача сохраняла отдельный коммерческий сценарий замены, а не сводила его к общей странице монтажа.</w:t>
+        <w:t>75 проверок конкретных формулировок понадобились не для повторного просмотра всех 2 840 уникальных запросов, а для тех случаев, где от выдачи зависело распределение спроса между страницами или понимание самой формулировки. Например, по запросам о панорамном остеклении балкона выдача была специализированной и подтверждала роль балконной страницы. По французским панорамным окнам преобладали материалы именно о французских окнах, поэтому существующая отдельная страница этой темы имеет самостоятельную роль. По замене окна на пластиковое выдача сохраняла отдельный коммерческий сценарий замены, а не сводила его к общей странице монтажа.</w:t>
       </w:r>
     </w:p>
     <w:p>
@@ -139,7 +179,7 @@
         <w:rPr>
           <w:rFonts w:ascii="Liberation Sans" w:hAnsi="Liberation Sans"/>
         </w:rPr>
-        <w:t>В других случаях выдача, наоборот, показывала смешанную задачу. Запрос «как открыть пластиковое окно» мог означать обычную эксплуатацию, заклинивание или аварийное открывание снаружи, поэтому одну узкую инструкцию нельзя считать ответом на все варианты этой формулировки. Запрос об установке подоконника сочетал профессиональную услугу и самостоятельные инструкции, что подтверждает необходимость различать страницу самого изделия и страницу монтажной услуги.</w:t>
+        <w:t>В других случаях выдача показывала смешанный смысл. Запрос «как открыть пластиковое окно» мог означать обычную эксплуатацию, заклинивание или аварийное открывание снаружи. Запрос об установке подоконника сочетал профессиональную услугу и самостоятельные инструкции. Такие проверки нужны были, чтобы не объединять разные смыслы в одну группу и не назначать одну страницу ответом на все варианты формулировки.</w:t>
       </w:r>
     </w:p>
     <w:p>
@@ -148,7 +188,7 @@
         <w:rPr>
           <w:rFonts w:ascii="Liberation Sans" w:hAnsi="Liberation Sans"/>
         </w:rPr>
-        <w:t>Общий вывод по обычной выдаче такой: основные роли существующих страниц в большинстве проверенных тем выбраны верно. Доработки нужны там, где страница уже подходит по задаче, но не объясняет пользователю важную часть выбора, либо где навигация мешает быстро найти подходящий материал.</w:t>
+        <w:t>Общий вывод по обычной выдаче: основные роли существующих страниц в большинстве проверенных тем выбраны логично. Точечные улучшения нужны там, где подходящая страница уже существует, но не объясняет важную часть выбора, либо где навигация мешает быстро найти подходящий материал.</w:t>
       </w:r>
     </w:p>
     <w:p>
@@ -165,7 +205,7 @@
         <w:pStyle w:val="Heading1"/>
       </w:pPr>
       <w:r>
-        <w:t>Что дала проверка выдачи Алисы</w:t>
+        <w:t>Что дала проверка ответов Алисы</w:t>
       </w:r>
     </w:p>
     <w:p>
@@ -174,7 +214,7 @@
         <w:rPr>
           <w:rFonts w:ascii="Liberation Sans" w:hAnsi="Liberation Sans"/>
         </w:rPr>
-        <w:t>Перед проверкой Алисы рассматривались 25 тем. Восемь были выбраны не случайно: шесть могли изменить или уточнить решение по странице, а два использовались как контроль уже понятного результата. Остальные 16 тем повторяли уже охваченные типы решений и не давали новой причины обращаться к Алисе ещё раз; одну тему оставили на будущее.</w:t>
+        <w:t>Под ответами Алисы здесь имеется в виду ответ в поиске Яндекса, сформированный с помощью технологий Алисы. Этот источник использовался как дополнительная проверка выбранных тем наряду с обычной выдачей Яндекса, а не как замена самому исследованию.</w:t>
       </w:r>
     </w:p>
     <w:p>
@@ -183,7 +223,16 @@
         <w:rPr>
           <w:rFonts w:ascii="Liberation Sans" w:hAnsi="Liberation Sans"/>
         </w:rPr>
-        <w:t>Главный результат дополнительной проверки: сравнение с выдачей Алисы не изменило картину, полученную из анализа спроса, обычной выдачи и текущих страниц сайта. Там, где существующая страница уже правильно отвечала на запрос, проверка в основном подтверждала этот вывод. Там, где страница нуждалась в доработке, сравнение помогало точнее понять, какого объяснения не хватает.</w:t>
+        <w:t>Перед этой проверкой рассматривались 25 тем. Восемь были выбраны для полного сравнения: шесть могли уточнить решение по странице, а две использовались как контроль уже понятного результата. Остальные 16 повторяли уже охваченные типы решений, одну тему оставили без дальнейшей проверки.</w:t>
+      </w:r>
+    </w:p>
+    <w:p>
+      <w:pPr/>
+      <w:r>
+        <w:rPr>
+          <w:rFonts w:ascii="Liberation Sans" w:hAnsi="Liberation Sans"/>
+        </w:rPr>
+        <w:t>Главный результат: сравнение с ответами Алисы не изменило общую картину распределения спроса по сайту. Там, где существующая страница уже подходила запросу, дополнительная проверка подтверждала её роль. Там, где странице не хватало объяснения, сравнение помогало точнее сформулировать содержание доработки.</w:t>
       </w:r>
     </w:p>
     <w:tbl>
@@ -238,7 +287,7 @@
                 <w:rFonts w:ascii="Liberation Sans" w:hAnsi="Liberation Sans"/>
                 <w:sz w:val="18"/>
               </w:rPr>
-              <w:t>Нужно было понять, останется ли основной задачей выбор алюминиевых окон или тема уйдёт в общее панорамное остекление</w:t>
+              <w:t>Проверить, останется ли основной темой выбор алюминиевых окон или запрос уйдёт в общее панорамное остекление</w:t>
             </w:r>
           </w:p>
           <w:p>
@@ -252,14 +301,14 @@
                 <w:b/>
                 <w:sz w:val="18"/>
               </w:rPr>
-              <w:t xml:space="preserve">Что показала проверка выдачи Алисы: </w:t>
+              <w:t xml:space="preserve">Что показал ответ Алисы: </w:t>
             </w:r>
             <w:r>
               <w:rPr>
                 <w:rFonts w:ascii="Liberation Sans" w:hAnsi="Liberation Sans"/>
                 <w:sz w:val="18"/>
               </w:rPr>
-              <w:t>В выдаче Алисы сохранился алюминиевый сценарий, но подробнее раскрывались особенности панорамного решения</w:t>
+              <w:t>В ответе сохранился алюминиевый сценарий, но подробнее раскрывались особенности панорамного решения</w:t>
             </w:r>
           </w:p>
           <w:p>
@@ -280,7 +329,7 @@
                 <w:rFonts w:ascii="Liberation Sans" w:hAnsi="Liberation Sans"/>
                 <w:sz w:val="18"/>
               </w:rPr>
-              <w:t>Основную страницу алюминиевых окон сохраняем и усиливаем на ней панорамный блок</w:t>
+              <w:t>Сохраняем раздел алюминиевых окон основной страницей и добавляем на нём панорамный блок</w:t>
             </w:r>
           </w:p>
         </w:tc>
@@ -343,7 +392,7 @@
                 <w:rFonts w:ascii="Liberation Sans" w:hAnsi="Liberation Sans"/>
                 <w:sz w:val="18"/>
               </w:rPr>
-              <w:t>Нужно было проверить, что важнее для пользователя: сама веранда или материал окна</w:t>
+              <w:t>Проверить, что важнее для распределения спроса: сама веранда или материал окна</w:t>
             </w:r>
           </w:p>
           <w:p>
@@ -357,14 +406,14 @@
                 <w:b/>
                 <w:sz w:val="18"/>
               </w:rPr>
-              <w:t xml:space="preserve">Что показала проверка выдачи Алисы: </w:t>
+              <w:t xml:space="preserve">Что показал ответ Алисы: </w:t>
             </w:r>
             <w:r>
               <w:rPr>
                 <w:rFonts w:ascii="Liberation Sans" w:hAnsi="Liberation Sans"/>
                 <w:sz w:val="18"/>
               </w:rPr>
-              <w:t>В выдаче Алисы сохранился сценарий веранды, а алюминий выступал уточнением выбора</w:t>
+              <w:t>В ответе сохранился сценарий веранды, а алюминий выступал уточнением выбора</w:t>
             </w:r>
           </w:p>
           <w:p>
@@ -385,7 +434,7 @@
                 <w:rFonts w:ascii="Liberation Sans" w:hAnsi="Liberation Sans"/>
                 <w:sz w:val="18"/>
               </w:rPr>
-              <w:t>Страницы веранды и алюминиевых окон продолжают отвечать на разные части выбора; отдельная новая страница не нужна</w:t>
+              <w:t>Сохраняем две существующие страницы с разными ролями: веранда отвечает за выбор решения для объекта, алюминиевые окна — за выбор материала и системы</w:t>
             </w:r>
           </w:p>
         </w:tc>
@@ -462,14 +511,14 @@
                 <w:b/>
                 <w:sz w:val="18"/>
               </w:rPr>
-              <w:t xml:space="preserve">Что показала проверка выдачи Алисы: </w:t>
+              <w:t xml:space="preserve">Что показал ответ Алисы: </w:t>
             </w:r>
             <w:r>
               <w:rPr>
                 <w:rFonts w:ascii="Liberation Sans" w:hAnsi="Liberation Sans"/>
                 <w:sz w:val="18"/>
               </w:rPr>
-              <w:t>Выдача Алисы также сохранила балконный сценарий</w:t>
+              <w:t>Ответ Алисы также сохранил балконный сценарий</w:t>
             </w:r>
           </w:p>
           <w:p>
@@ -553,7 +602,7 @@
                 <w:rFonts w:ascii="Liberation Sans" w:hAnsi="Liberation Sans"/>
                 <w:sz w:val="18"/>
               </w:rPr>
-              <w:t>Нужно было проверить смешанную задачу: изделие, услуга или инструкция</w:t>
+              <w:t>Проверить смешанный смысл: изделие, услуга или инструкция</w:t>
             </w:r>
           </w:p>
           <w:p>
@@ -567,14 +616,14 @@
                 <w:b/>
                 <w:sz w:val="18"/>
               </w:rPr>
-              <w:t xml:space="preserve">Что показала проверка выдачи Алисы: </w:t>
+              <w:t xml:space="preserve">Что показал ответ Алисы: </w:t>
             </w:r>
             <w:r>
               <w:rPr>
                 <w:rFonts w:ascii="Liberation Sans" w:hAnsi="Liberation Sans"/>
                 <w:sz w:val="18"/>
               </w:rPr>
-              <w:t>В выдаче Алисы подробно раскрывался процесс установки, но сохранялась и профессиональная услуга</w:t>
+              <w:t>В ответе подробно раскрывался процесс установки, но сохранялась и профессиональная услуга</w:t>
             </w:r>
           </w:p>
           <w:p>
@@ -595,7 +644,7 @@
                 <w:rFonts w:ascii="Liberation Sans" w:hAnsi="Liberation Sans"/>
                 <w:sz w:val="18"/>
               </w:rPr>
-              <w:t>Товарная информация о подоконнике и монтажная услуга должны оставаться разными, но связанными сценариями</w:t>
+              <w:t>Сохраняем отдельные роли товарной информации о подоконнике и монтажной услуги и связываем эти сценарии между собой</w:t>
             </w:r>
           </w:p>
         </w:tc>
@@ -658,7 +707,7 @@
                 <w:rFonts w:ascii="Liberation Sans" w:hAnsi="Liberation Sans"/>
                 <w:sz w:val="18"/>
               </w:rPr>
-              <w:t>Нужно было проверить, сохраняется ли отдельная тема французских окон</w:t>
+              <w:t>Проверить, сохраняется ли отдельная тема французских окон</w:t>
             </w:r>
           </w:p>
           <w:p>
@@ -672,14 +721,14 @@
                 <w:b/>
                 <w:sz w:val="18"/>
               </w:rPr>
-              <w:t xml:space="preserve">Что показала проверка выдачи Алисы: </w:t>
+              <w:t xml:space="preserve">Что показал ответ Алисы: </w:t>
             </w:r>
             <w:r>
               <w:rPr>
                 <w:rFonts w:ascii="Liberation Sans" w:hAnsi="Liberation Sans"/>
                 <w:sz w:val="18"/>
               </w:rPr>
-              <w:t>В выдаче Алисы французское окно сохранилось как отдельное понятие</w:t>
+              <w:t>Французское окно сохранилось как отдельное понятие</w:t>
             </w:r>
           </w:p>
           <w:p>
@@ -700,7 +749,7 @@
                 <w:rFonts w:ascii="Liberation Sans" w:hAnsi="Liberation Sans"/>
                 <w:sz w:val="18"/>
               </w:rPr>
-              <w:t>Отдельную страницу сохраняем и яснее объясняем отличие французского решения от общего панорамного остекления</w:t>
+              <w:t>Сохраняем отдельную страницу французских окон и яснее объясняем отличие от общего панорамного остекления</w:t>
             </w:r>
           </w:p>
         </w:tc>
@@ -777,14 +826,14 @@
                 <w:b/>
                 <w:sz w:val="18"/>
               </w:rPr>
-              <w:t xml:space="preserve">Что показала проверка выдачи Алисы: </w:t>
+              <w:t xml:space="preserve">Что показал ответ Алисы: </w:t>
             </w:r>
             <w:r>
               <w:rPr>
                 <w:rFonts w:ascii="Liberation Sans" w:hAnsi="Liberation Sans"/>
                 <w:sz w:val="18"/>
               </w:rPr>
-              <w:t>В выдаче Алисы сохранилась тема замены и цены</w:t>
+              <w:t>В ответе сохранилась тема замены и цены</w:t>
             </w:r>
           </w:p>
           <w:p>
@@ -805,7 +854,7 @@
                 <w:rFonts w:ascii="Liberation Sans" w:hAnsi="Liberation Sans"/>
                 <w:sz w:val="18"/>
               </w:rPr>
-              <w:t>Специализированная страница замены остаётся правильным ответом</w:t>
+              <w:t>Специализированная страница замены остаётся основной для этого спроса</w:t>
             </w:r>
           </w:p>
         </w:tc>
@@ -868,7 +917,7 @@
                 <w:rFonts w:ascii="Liberation Sans" w:hAnsi="Liberation Sans"/>
                 <w:sz w:val="18"/>
               </w:rPr>
-              <w:t>Формулировка неоднозначна и могла означать несколько разных проблем</w:t>
+              <w:t>Проверить неоднозначную формулировку</w:t>
             </w:r>
           </w:p>
           <w:p>
@@ -882,14 +931,14 @@
                 <w:b/>
                 <w:sz w:val="18"/>
               </w:rPr>
-              <w:t xml:space="preserve">Что показала проверка выдачи Алисы: </w:t>
+              <w:t xml:space="preserve">Что показал ответ Алисы: </w:t>
             </w:r>
             <w:r>
               <w:rPr>
                 <w:rFonts w:ascii="Liberation Sans" w:hAnsi="Liberation Sans"/>
                 <w:sz w:val="18"/>
               </w:rPr>
-              <w:t>Выдача Алисы, как и обычная, смешала эксплуатационную проблему и аварийное открывание</w:t>
+              <w:t>Ответ Алисы, как и обычная выдача, смешал эксплуатационную проблему и аварийное открывание</w:t>
             </w:r>
           </w:p>
           <w:p>
@@ -910,7 +959,7 @@
                 <w:rFonts w:ascii="Liberation Sans" w:hAnsi="Liberation Sans"/>
                 <w:sz w:val="18"/>
               </w:rPr>
-              <w:t>Не стоит расширять одну узкую инструкцию на все значения запроса; разные ситуации лучше объяснять отдельно</w:t>
+              <w:t>Сохраняем узкую роль существующей инструкции; разные проблемы открывания описываем как разные ситуации, а не как одну универсальную причину</w:t>
             </w:r>
           </w:p>
         </w:tc>
@@ -973,7 +1022,7 @@
                 <w:rFonts w:ascii="Liberation Sans" w:hAnsi="Liberation Sans"/>
                 <w:sz w:val="18"/>
               </w:rPr>
-              <w:t>Нужно было понять, что важнее: рейтинг, общее руководство по выбору или сравнение профилей</w:t>
+              <w:t>Проверить, что преобладает: рейтинг, руководство по выбору или сравнение профилей</w:t>
             </w:r>
           </w:p>
           <w:p>
@@ -987,14 +1036,14 @@
                 <w:b/>
                 <w:sz w:val="18"/>
               </w:rPr>
-              <w:t xml:space="preserve">Что показала проверка выдачи Алисы: </w:t>
+              <w:t xml:space="preserve">Что показал ответ Алисы: </w:t>
             </w:r>
             <w:r>
               <w:rPr>
                 <w:rFonts w:ascii="Liberation Sans" w:hAnsi="Liberation Sans"/>
                 <w:sz w:val="18"/>
               </w:rPr>
-              <w:t>В выдаче Алисы сильнее проявились требования к свежести данных, понятным критериям и методике сравнения</w:t>
+              <w:t>В ответе сильнее проявились требования к свежести данных, понятным критериям и методике сравнения</w:t>
             </w:r>
           </w:p>
           <w:p>
@@ -1015,7 +1064,7 @@
                 <w:rFonts w:ascii="Liberation Sans" w:hAnsi="Liberation Sans"/>
                 <w:sz w:val="18"/>
               </w:rPr>
-              <w:t>Структуру менять не нужно; статью о лучших окнах нужно обновить по дате и критериям</w:t>
+              <w:t>Сохраняем текущую роль статьи и обновляем её дату и критерии сравнения</w:t>
             </w:r>
           </w:p>
         </w:tc>
@@ -1032,7 +1081,7 @@
         <w:rPr>
           <w:rFonts w:ascii="Liberation Sans" w:hAnsi="Liberation Sans"/>
         </w:rPr>
-        <w:t>Таким образом, дополнительная проверка по выдаче Алисы дала практическую пользу не количеством новых страниц, а проверкой и уточнением уже принятых решений. Контрольные запросы подтвердили устойчивые роли страниц, а сравнение по спорным темам помогло точнее сформулировать содержание нескольких доработок.</w:t>
+        <w:t>Таким образом, дополнительная проверка ответов Алисы повысила точность уже принятых решений: контрольные запросы подтвердили устойчивые роли страниц, а сравнение по неоднозначным темам помогло точнее сформулировать содержание нескольких доработок.</w:t>
       </w:r>
     </w:p>
     <w:p>
@@ -1044,11 +1093,1000 @@
       </w:r>
     </w:p>
     <w:p>
+      <w:pPr/>
+      <w:r>
+        <w:rPr>
+          <w:rFonts w:ascii="Liberation Sans" w:hAnsi="Liberation Sans"/>
+        </w:rPr>
+        <w:t>Ниже семь доработок, которые уже можно передавать в работу. Для каждой указано, что обнаружено, почему это важно, что именно сделать, где разместить изменение, что сохранить и как проверить результат.</w:t>
+      </w:r>
+    </w:p>
+    <w:p>
       <w:pPr>
         <w:pStyle w:val="Heading2"/>
       </w:pPr>
       <w:r>
-        <w:t>Французские окна</w:t>
+        <w:t>1. Французские окна — сделать выбор решения понятнее</w:t>
+      </w:r>
+    </w:p>
+    <w:p>
+      <w:pPr/>
+      <w:r>
+        <w:rPr>
+          <w:rFonts w:ascii="Liberation Sans" w:hAnsi="Liberation Sans"/>
+          <w:b/>
+        </w:rPr>
+        <w:t>Страница:</w:t>
+      </w:r>
+      <w:r>
+        <w:rPr>
+          <w:rFonts w:ascii="Liberation Sans" w:hAnsi="Liberation Sans"/>
+        </w:rPr>
+        <w:t xml:space="preserve"> https://okno-msk.ru/okna-rehau/francuzskie-okna</w:t>
+      </w:r>
+    </w:p>
+    <w:p>
+      <w:pPr/>
+      <w:r>
+        <w:rPr>
+          <w:rFonts w:ascii="Liberation Sans" w:hAnsi="Liberation Sans"/>
+          <w:b/>
+        </w:rPr>
+        <w:t>Что обнаружено:</w:t>
+      </w:r>
+      <w:r>
+        <w:rPr>
+          <w:rFonts w:ascii="Liberation Sans" w:hAnsi="Liberation Sans"/>
+        </w:rPr>
+        <w:t xml:space="preserve"> страница уже объясняет базовое понятие французских окон, показывает цены и ведёт к заявке, но недостаточно ясно показывает разницу между французским окном, заменой обычного балконного блока и общим панорамным остеклением.</w:t>
+      </w:r>
+    </w:p>
+    <w:p>
+      <w:pPr/>
+      <w:r>
+        <w:rPr>
+          <w:rFonts w:ascii="Liberation Sans" w:hAnsi="Liberation Sans"/>
+          <w:b/>
+        </w:rPr>
+        <w:t>Почему это важно:</w:t>
+      </w:r>
+      <w:r>
+        <w:rPr>
+          <w:rFonts w:ascii="Liberation Sans" w:hAnsi="Liberation Sans"/>
+        </w:rPr>
+        <w:t xml:space="preserve"> это разные сценарии выбора. Человеку важно понять, какое решение подходит его проёму и что именно нужно обсуждать на замере. Обычная выдача и дополнительная проверка ответа Алисы подтверждают самостоятельную роль темы французских окон.</w:t>
+      </w:r>
+    </w:p>
+    <w:p>
+      <w:pPr/>
+      <w:r>
+        <w:rPr>
+          <w:rFonts w:ascii="Liberation Sans" w:hAnsi="Liberation Sans"/>
+          <w:b/>
+        </w:rPr>
+        <w:t>Что рекомендуется сделать:</w:t>
+      </w:r>
+      <w:r>
+        <w:rPr>
+          <w:rFonts w:ascii="Liberation Sans" w:hAnsi="Liberation Sans"/>
+        </w:rPr>
+        <w:t xml:space="preserve"> добавить короткий сравнительный блок «французское окно / замена балконного блока / панорамное остекление». Для каждого варианта объяснить суть решения, когда его выбирают и что определяется после замера и, если требуется, согласования.</w:t>
+      </w:r>
+    </w:p>
+    <w:p>
+      <w:pPr/>
+      <w:r>
+        <w:rPr>
+          <w:rFonts w:ascii="Liberation Sans" w:hAnsi="Liberation Sans"/>
+          <w:b/>
+        </w:rPr>
+        <w:t>Где:</w:t>
+      </w:r>
+      <w:r>
+        <w:rPr>
+          <w:rFonts w:ascii="Liberation Sans" w:hAnsi="Liberation Sans"/>
+        </w:rPr>
+        <w:t xml:space="preserve"> после вводного объяснения французских окон, до цен и вариантов конфигурации.</w:t>
+      </w:r>
+    </w:p>
+    <w:p>
+      <w:pPr>
+        <w:keepNext/>
+      </w:pPr>
+      <w:r>
+        <w:rPr>
+          <w:rFonts w:ascii="Liberation Sans" w:hAnsi="Liberation Sans"/>
+          <w:b/>
+        </w:rPr>
+        <w:t>Что сохранить:</w:t>
+      </w:r>
+      <w:r>
+        <w:rPr>
+          <w:rFonts w:ascii="Liberation Sans" w:hAnsi="Liberation Sans"/>
+        </w:rPr>
+        <w:t xml:space="preserve"> существующее базовое определение, ценовой блок и переход к заявке.</w:t>
+      </w:r>
+    </w:p>
+    <w:p>
+      <w:pPr>
+        <w:keepNext/>
+      </w:pPr>
+      <w:r>
+        <w:rPr>
+          <w:rFonts w:ascii="Liberation Sans" w:hAnsi="Liberation Sans"/>
+          <w:b/>
+        </w:rPr>
+        <w:t>Как должен выглядеть результат:</w:t>
+      </w:r>
+      <w:r>
+        <w:rPr>
+          <w:rFonts w:ascii="Liberation Sans" w:hAnsi="Liberation Sans"/>
+        </w:rPr>
+        <w:t xml:space="preserve"> после чтения человек понимает разницу между тремя сценариями и знает, какие вопросы нужно уточнить на замере.</w:t>
+      </w:r>
+    </w:p>
+    <w:p>
+      <w:pPr/>
+      <w:r>
+        <w:rPr>
+          <w:rFonts w:ascii="Liberation Sans" w:hAnsi="Liberation Sans"/>
+          <w:b/>
+        </w:rPr>
+        <w:t>Как проверить:</w:t>
+      </w:r>
+      <w:r>
+        <w:rPr>
+          <w:rFonts w:ascii="Liberation Sans" w:hAnsi="Liberation Sans"/>
+        </w:rPr>
+        <w:t xml:space="preserve"> базовое определение не дублируется; нет обещаний перепланировки или применимости решения без замера и необходимого согласования.</w:t>
+      </w:r>
+    </w:p>
+    <w:p>
+      <w:pPr>
+        <w:pStyle w:val="Heading2"/>
+      </w:pPr>
+      <w:r>
+        <w:t>2. Окна для частного дома — объяснить размеры и роль замера</w:t>
+      </w:r>
+    </w:p>
+    <w:p>
+      <w:pPr/>
+      <w:r>
+        <w:rPr>
+          <w:rFonts w:ascii="Liberation Sans" w:hAnsi="Liberation Sans"/>
+          <w:b/>
+        </w:rPr>
+        <w:t>Страница:</w:t>
+      </w:r>
+      <w:r>
+        <w:rPr>
+          <w:rFonts w:ascii="Liberation Sans" w:hAnsi="Liberation Sans"/>
+        </w:rPr>
+        <w:t xml:space="preserve"> https://okno-msk.ru/okna-rehau/po-tipu-doma/okna-v-chastnyj-dom</w:t>
+      </w:r>
+    </w:p>
+    <w:p>
+      <w:pPr/>
+      <w:r>
+        <w:rPr>
+          <w:rFonts w:ascii="Liberation Sans" w:hAnsi="Liberation Sans"/>
+          <w:b/>
+        </w:rPr>
+        <w:t>Что обнаружено:</w:t>
+      </w:r>
+      <w:r>
+        <w:rPr>
+          <w:rFonts w:ascii="Liberation Sans" w:hAnsi="Liberation Sans"/>
+        </w:rPr>
+        <w:t xml:space="preserve"> страница помогает перейти к расчёту и замеру, но недостаточно ясно объясняет разницу между типовыми и нетиповыми проёмами и почему окончательные размеры определяются индивидуальным замером.</w:t>
+      </w:r>
+    </w:p>
+    <w:p>
+      <w:pPr/>
+      <w:r>
+        <w:rPr>
+          <w:rFonts w:ascii="Liberation Sans" w:hAnsi="Liberation Sans"/>
+          <w:b/>
+        </w:rPr>
+        <w:t>Почему это важно:</w:t>
+      </w:r>
+      <w:r>
+        <w:rPr>
+          <w:rFonts w:ascii="Liberation Sans" w:hAnsi="Liberation Sans"/>
+        </w:rPr>
+        <w:t xml:space="preserve"> без такого пояснения пользователь может воспринимать примеры размеров как универсальный стандарт. Для частного дома итоговая конфигурация зависит от конкретного проёма, конструкции дома и замера.</w:t>
+      </w:r>
+    </w:p>
+    <w:p>
+      <w:pPr/>
+      <w:r>
+        <w:rPr>
+          <w:rFonts w:ascii="Liberation Sans" w:hAnsi="Liberation Sans"/>
+          <w:b/>
+        </w:rPr>
+        <w:t>Что рекомендуется сделать:</w:t>
+      </w:r>
+      <w:r>
+        <w:rPr>
+          <w:rFonts w:ascii="Liberation Sans" w:hAnsi="Liberation Sans"/>
+        </w:rPr>
+        <w:t xml:space="preserve"> добавить короткий блок или таблицу «ситуация / что проверяет замерщик / что влияет на конфигурацию» и объяснить роль типовых и индивидуальных проёмов.</w:t>
+      </w:r>
+    </w:p>
+    <w:p>
+      <w:pPr/>
+      <w:r>
+        <w:rPr>
+          <w:rFonts w:ascii="Liberation Sans" w:hAnsi="Liberation Sans"/>
+          <w:b/>
+        </w:rPr>
+        <w:t>Где:</w:t>
+      </w:r>
+      <w:r>
+        <w:rPr>
+          <w:rFonts w:ascii="Liberation Sans" w:hAnsi="Liberation Sans"/>
+        </w:rPr>
+        <w:t xml:space="preserve"> перед калькулятором или формой заявки.</w:t>
+      </w:r>
+    </w:p>
+    <w:p>
+      <w:pPr>
+        <w:keepNext/>
+      </w:pPr>
+      <w:r>
+        <w:rPr>
+          <w:rFonts w:ascii="Liberation Sans" w:hAnsi="Liberation Sans"/>
+          <w:b/>
+        </w:rPr>
+        <w:t>Что сохранить:</w:t>
+      </w:r>
+      <w:r>
+        <w:rPr>
+          <w:rFonts w:ascii="Liberation Sans" w:hAnsi="Liberation Sans"/>
+        </w:rPr>
+        <w:t xml:space="preserve"> существующий калькулятор, предложение замера и путь к заявке.</w:t>
+      </w:r>
+    </w:p>
+    <w:p>
+      <w:pPr>
+        <w:keepNext/>
+      </w:pPr>
+      <w:r>
+        <w:rPr>
+          <w:rFonts w:ascii="Liberation Sans" w:hAnsi="Liberation Sans"/>
+          <w:b/>
+        </w:rPr>
+        <w:t>Как должен выглядеть результат:</w:t>
+      </w:r>
+      <w:r>
+        <w:rPr>
+          <w:rFonts w:ascii="Liberation Sans" w:hAnsi="Liberation Sans"/>
+        </w:rPr>
+        <w:t xml:space="preserve"> пользователь понимает, какие параметры влияют на конфигурацию и почему окончательные размеры фиксируются только после замера.</w:t>
+      </w:r>
+    </w:p>
+    <w:p>
+      <w:pPr/>
+      <w:r>
+        <w:rPr>
+          <w:rFonts w:ascii="Liberation Sans" w:hAnsi="Liberation Sans"/>
+          <w:b/>
+        </w:rPr>
+        <w:t>Как проверить:</w:t>
+      </w:r>
+      <w:r>
+        <w:rPr>
+          <w:rFonts w:ascii="Liberation Sans" w:hAnsi="Liberation Sans"/>
+        </w:rPr>
+        <w:t xml:space="preserve"> примеры размеров не выдаются за обязательный стандарт; индивидуальный замер явно остаётся источником окончательных размеров.</w:t>
+      </w:r>
+    </w:p>
+    <w:p>
+      <w:pPr>
+        <w:pStyle w:val="Heading2"/>
+      </w:pPr>
+      <w:r>
+        <w:t>3. Алюминиевое остекление — добавить практический блок о вентиляции и конденсате</w:t>
+      </w:r>
+    </w:p>
+    <w:p>
+      <w:pPr/>
+      <w:r>
+        <w:rPr>
+          <w:rFonts w:ascii="Liberation Sans" w:hAnsi="Liberation Sans"/>
+          <w:b/>
+        </w:rPr>
+        <w:t>Страница:</w:t>
+      </w:r>
+      <w:r>
+        <w:rPr>
+          <w:rFonts w:ascii="Liberation Sans" w:hAnsi="Liberation Sans"/>
+        </w:rPr>
+        <w:t xml:space="preserve"> https://okno-msk.ru/stati/plyusy-i-minusy-ostekleniya-alyuminievymi-oknami</w:t>
+      </w:r>
+    </w:p>
+    <w:p>
+      <w:pPr/>
+      <w:r>
+        <w:rPr>
+          <w:rFonts w:ascii="Liberation Sans" w:hAnsi="Liberation Sans"/>
+          <w:b/>
+        </w:rPr>
+        <w:t>Что обнаружено:</w:t>
+      </w:r>
+      <w:r>
+        <w:rPr>
+          <w:rFonts w:ascii="Liberation Sans" w:hAnsi="Liberation Sans"/>
+        </w:rPr>
+        <w:t xml:space="preserve"> статья хорошо раскрывает преимущества и недостатки алюминиевого остекления, но практическая связь между типом системы, вентиляцией, конденсатом и режимом использования помещения раскрыта недостаточно.</w:t>
+      </w:r>
+    </w:p>
+    <w:p>
+      <w:pPr/>
+      <w:r>
+        <w:rPr>
+          <w:rFonts w:ascii="Liberation Sans" w:hAnsi="Liberation Sans"/>
+          <w:b/>
+        </w:rPr>
+        <w:t>Почему это важно:</w:t>
+      </w:r>
+      <w:r>
+        <w:rPr>
+          <w:rFonts w:ascii="Liberation Sans" w:hAnsi="Liberation Sans"/>
+        </w:rPr>
+        <w:t xml:space="preserve"> для выбора между холодным и тёплым решением человеку важно понимать не только свойства профиля, но и то, как помещение будет проветриваться и использоваться в разные сезоны.</w:t>
+      </w:r>
+    </w:p>
+    <w:p>
+      <w:pPr/>
+      <w:r>
+        <w:rPr>
+          <w:rFonts w:ascii="Liberation Sans" w:hAnsi="Liberation Sans"/>
+          <w:b/>
+        </w:rPr>
+        <w:t>Что рекомендуется сделать:</w:t>
+      </w:r>
+      <w:r>
+        <w:rPr>
+          <w:rFonts w:ascii="Liberation Sans" w:hAnsi="Liberation Sans"/>
+        </w:rPr>
+        <w:t xml:space="preserve"> добавить практический фрагмент о проветривании, микропроветривании, клапанах, конденсате и различиях между сезонным и постоянно используемым помещением.</w:t>
+      </w:r>
+    </w:p>
+    <w:p>
+      <w:pPr/>
+      <w:r>
+        <w:rPr>
+          <w:rFonts w:ascii="Liberation Sans" w:hAnsi="Liberation Sans"/>
+          <w:b/>
+        </w:rPr>
+        <w:t>Где:</w:t>
+      </w:r>
+      <w:r>
+        <w:rPr>
+          <w:rFonts w:ascii="Liberation Sans" w:hAnsi="Liberation Sans"/>
+        </w:rPr>
+        <w:t xml:space="preserve"> после разбора недостатков или в советах по эксплуатации.</w:t>
+      </w:r>
+    </w:p>
+    <w:p>
+      <w:pPr>
+        <w:keepNext/>
+      </w:pPr>
+      <w:r>
+        <w:rPr>
+          <w:rFonts w:ascii="Liberation Sans" w:hAnsi="Liberation Sans"/>
+          <w:b/>
+        </w:rPr>
+        <w:t>Что сохранить:</w:t>
+      </w:r>
+      <w:r>
+        <w:rPr>
+          <w:rFonts w:ascii="Liberation Sans" w:hAnsi="Liberation Sans"/>
+        </w:rPr>
+        <w:t xml:space="preserve"> существующее описание преимуществ, недостатков и типов алюминиевого остекления.</w:t>
+      </w:r>
+    </w:p>
+    <w:p>
+      <w:pPr>
+        <w:keepNext/>
+      </w:pPr>
+      <w:r>
+        <w:rPr>
+          <w:rFonts w:ascii="Liberation Sans" w:hAnsi="Liberation Sans"/>
+          <w:b/>
+        </w:rPr>
+        <w:t>Как должен выглядеть результат:</w:t>
+      </w:r>
+      <w:r>
+        <w:rPr>
+          <w:rFonts w:ascii="Liberation Sans" w:hAnsi="Liberation Sans"/>
+        </w:rPr>
+        <w:t xml:space="preserve"> пользователь видит, как режим эксплуатации связан с выбором системы и способом проветривания.</w:t>
+      </w:r>
+    </w:p>
+    <w:p>
+      <w:pPr/>
+      <w:r>
+        <w:rPr>
+          <w:rFonts w:ascii="Liberation Sans" w:hAnsi="Liberation Sans"/>
+          <w:b/>
+        </w:rPr>
+        <w:t>Как проверить:</w:t>
+      </w:r>
+      <w:r>
+        <w:rPr>
+          <w:rFonts w:ascii="Liberation Sans" w:hAnsi="Liberation Sans"/>
+        </w:rPr>
+        <w:t xml:space="preserve"> текст не обещает функции, которой может не быть у конкретной системы, и не представляет холодный профиль как решение для постоянно отапливаемого жилого помещения.</w:t>
+      </w:r>
+    </w:p>
+    <w:p>
+      <w:pPr>
+        <w:pStyle w:val="Heading2"/>
+      </w:pPr>
+      <w:r>
+        <w:t>4. Пластиковые двери — объяснить параметры до расчёта</w:t>
+      </w:r>
+    </w:p>
+    <w:p>
+      <w:pPr/>
+      <w:r>
+        <w:rPr>
+          <w:rFonts w:ascii="Liberation Sans" w:hAnsi="Liberation Sans"/>
+          <w:b/>
+        </w:rPr>
+        <w:t>Страница:</w:t>
+      </w:r>
+      <w:r>
+        <w:rPr>
+          <w:rFonts w:ascii="Liberation Sans" w:hAnsi="Liberation Sans"/>
+        </w:rPr>
+        <w:t xml:space="preserve"> https://okno-msk.ru/dveri-rehau</w:t>
+      </w:r>
+    </w:p>
+    <w:p>
+      <w:pPr/>
+      <w:r>
+        <w:rPr>
+          <w:rFonts w:ascii="Liberation Sans" w:hAnsi="Liberation Sans"/>
+          <w:b/>
+        </w:rPr>
+        <w:t>Что обнаружено:</w:t>
+      </w:r>
+      <w:r>
+        <w:rPr>
+          <w:rFonts w:ascii="Liberation Sans" w:hAnsi="Liberation Sans"/>
+        </w:rPr>
+        <w:t xml:space="preserve"> на странице уже есть цены, калькулятор и путь к замеру, но до расчёта пользователю не хватает понятного объяснения ширины, высоты, порога, направления открывания и различия между типовым и индивидуальным блоком.</w:t>
+      </w:r>
+    </w:p>
+    <w:p>
+      <w:pPr/>
+      <w:r>
+        <w:rPr>
+          <w:rFonts w:ascii="Liberation Sans" w:hAnsi="Liberation Sans"/>
+          <w:b/>
+        </w:rPr>
+        <w:t>Почему это важно:</w:t>
+      </w:r>
+      <w:r>
+        <w:rPr>
+          <w:rFonts w:ascii="Liberation Sans" w:hAnsi="Liberation Sans"/>
+        </w:rPr>
+        <w:t xml:space="preserve"> эти параметры влияют на конфигурацию двери. Если их не объяснить заранее, человек видит цену, но хуже понимает, от чего зависит итоговый вариант и зачем нужен замер.</w:t>
+      </w:r>
+    </w:p>
+    <w:p>
+      <w:pPr/>
+      <w:r>
+        <w:rPr>
+          <w:rFonts w:ascii="Liberation Sans" w:hAnsi="Liberation Sans"/>
+          <w:b/>
+        </w:rPr>
+        <w:t>Что рекомендуется сделать:</w:t>
+      </w:r>
+      <w:r>
+        <w:rPr>
+          <w:rFonts w:ascii="Liberation Sans" w:hAnsi="Liberation Sans"/>
+        </w:rPr>
+        <w:t xml:space="preserve"> добавить ориентиры по основным параметрам двери и объяснить, какие из них окончательно определяются на замере.</w:t>
+      </w:r>
+    </w:p>
+    <w:p>
+      <w:pPr/>
+      <w:r>
+        <w:rPr>
+          <w:rFonts w:ascii="Liberation Sans" w:hAnsi="Liberation Sans"/>
+          <w:b/>
+        </w:rPr>
+        <w:t>Где:</w:t>
+      </w:r>
+      <w:r>
+        <w:rPr>
+          <w:rFonts w:ascii="Liberation Sans" w:hAnsi="Liberation Sans"/>
+        </w:rPr>
+        <w:t xml:space="preserve"> перед ценовым блоком и калькулятором.</w:t>
+      </w:r>
+    </w:p>
+    <w:p>
+      <w:pPr>
+        <w:keepNext/>
+      </w:pPr>
+      <w:r>
+        <w:rPr>
+          <w:rFonts w:ascii="Liberation Sans" w:hAnsi="Liberation Sans"/>
+          <w:b/>
+        </w:rPr>
+        <w:t>Что сохранить:</w:t>
+      </w:r>
+      <w:r>
+        <w:rPr>
+          <w:rFonts w:ascii="Liberation Sans" w:hAnsi="Liberation Sans"/>
+        </w:rPr>
+        <w:t xml:space="preserve"> существующие цены, калькулятор и предложение замера.</w:t>
+      </w:r>
+    </w:p>
+    <w:p>
+      <w:pPr>
+        <w:keepNext/>
+      </w:pPr>
+      <w:r>
+        <w:rPr>
+          <w:rFonts w:ascii="Liberation Sans" w:hAnsi="Liberation Sans"/>
+          <w:b/>
+        </w:rPr>
+        <w:t>Как должен выглядеть результат:</w:t>
+      </w:r>
+      <w:r>
+        <w:rPr>
+          <w:rFonts w:ascii="Liberation Sans" w:hAnsi="Liberation Sans"/>
+        </w:rPr>
+        <w:t xml:space="preserve"> пользователь понимает, какие параметры двери нужно выбрать или измерить до окончательного расчёта.</w:t>
+      </w:r>
+    </w:p>
+    <w:p>
+      <w:pPr/>
+      <w:r>
+        <w:rPr>
+          <w:rFonts w:ascii="Liberation Sans" w:hAnsi="Liberation Sans"/>
+          <w:b/>
+        </w:rPr>
+        <w:t>Как проверить:</w:t>
+      </w:r>
+      <w:r>
+        <w:rPr>
+          <w:rFonts w:ascii="Liberation Sans" w:hAnsi="Liberation Sans"/>
+        </w:rPr>
+        <w:t xml:space="preserve"> ориентиры не выдаются за универсальные размеры; итоговая конфигурация по-прежнему определяется после замера.</w:t>
+      </w:r>
+    </w:p>
+    <w:p>
+      <w:pPr>
+        <w:pStyle w:val="Heading2"/>
+      </w:pPr>
+      <w:r>
+        <w:t>5. Портфолио — сделать примеры работ удобными для выбора</w:t>
+      </w:r>
+    </w:p>
+    <w:p>
+      <w:pPr/>
+      <w:r>
+        <w:rPr>
+          <w:rFonts w:ascii="Liberation Sans" w:hAnsi="Liberation Sans"/>
+          <w:b/>
+        </w:rPr>
+        <w:t>Страница:</w:t>
+      </w:r>
+      <w:r>
+        <w:rPr>
+          <w:rFonts w:ascii="Liberation Sans" w:hAnsi="Liberation Sans"/>
+        </w:rPr>
+        <w:t xml:space="preserve"> https://okno-msk.ru/nashi-raboty</w:t>
+      </w:r>
+    </w:p>
+    <w:p>
+      <w:pPr/>
+      <w:r>
+        <w:rPr>
+          <w:rFonts w:ascii="Liberation Sans" w:hAnsi="Liberation Sans"/>
+          <w:b/>
+        </w:rPr>
+        <w:t>Что обнаружено:</w:t>
+      </w:r>
+      <w:r>
+        <w:rPr>
+          <w:rFonts w:ascii="Liberation Sans" w:hAnsi="Liberation Sans"/>
+        </w:rPr>
+        <w:t xml:space="preserve"> на странице собраны выполненные проекты, но пользователю сложно быстро найти пример, похожий на его объект и тип остекления.</w:t>
+      </w:r>
+    </w:p>
+    <w:p>
+      <w:pPr/>
+      <w:r>
+        <w:rPr>
+          <w:rFonts w:ascii="Liberation Sans" w:hAnsi="Liberation Sans"/>
+          <w:b/>
+        </w:rPr>
+        <w:t>Почему это важно:</w:t>
+      </w:r>
+      <w:r>
+        <w:rPr>
+          <w:rFonts w:ascii="Liberation Sans" w:hAnsi="Liberation Sans"/>
+        </w:rPr>
+        <w:t xml:space="preserve"> человек обычно ищет не все проекты подряд, а пример, близкий к своему балкону, веранде, панорамному или французскому решению. Понятная навигация помогает быстрее найти такой пример в уже существующем портфолио.</w:t>
+      </w:r>
+    </w:p>
+    <w:p>
+      <w:pPr/>
+      <w:r>
+        <w:rPr>
+          <w:rFonts w:ascii="Liberation Sans" w:hAnsi="Liberation Sans"/>
+          <w:b/>
+        </w:rPr>
+        <w:t>Что рекомендуется сделать:</w:t>
+      </w:r>
+      <w:r>
+        <w:rPr>
+          <w:rFonts w:ascii="Liberation Sans" w:hAnsi="Liberation Sans"/>
+        </w:rPr>
+        <w:t xml:space="preserve"> добавить навигацию по тем типам проектов, которые реально представлены в портфолио: например, балконы, веранды, панорамные и французские решения, материал и режим использования.</w:t>
+      </w:r>
+    </w:p>
+    <w:p>
+      <w:pPr/>
+      <w:r>
+        <w:rPr>
+          <w:rFonts w:ascii="Liberation Sans" w:hAnsi="Liberation Sans"/>
+          <w:b/>
+        </w:rPr>
+        <w:t>Где:</w:t>
+      </w:r>
+      <w:r>
+        <w:rPr>
+          <w:rFonts w:ascii="Liberation Sans" w:hAnsi="Liberation Sans"/>
+        </w:rPr>
+        <w:t xml:space="preserve"> над списком или сеткой работ.</w:t>
+      </w:r>
+    </w:p>
+    <w:p>
+      <w:pPr>
+        <w:keepNext/>
+      </w:pPr>
+      <w:r>
+        <w:rPr>
+          <w:rFonts w:ascii="Liberation Sans" w:hAnsi="Liberation Sans"/>
+          <w:b/>
+        </w:rPr>
+        <w:t>Что сохранить:</w:t>
+      </w:r>
+      <w:r>
+        <w:rPr>
+          <w:rFonts w:ascii="Liberation Sans" w:hAnsi="Liberation Sans"/>
+        </w:rPr>
+        <w:t xml:space="preserve"> все существующие работы и возможность посмотреть полный список без фильтра.</w:t>
+      </w:r>
+    </w:p>
+    <w:p>
+      <w:pPr>
+        <w:keepNext/>
+      </w:pPr>
+      <w:r>
+        <w:rPr>
+          <w:rFonts w:ascii="Liberation Sans" w:hAnsi="Liberation Sans"/>
+          <w:b/>
+        </w:rPr>
+        <w:t>Как должен выглядеть результат:</w:t>
+      </w:r>
+      <w:r>
+        <w:rPr>
+          <w:rFonts w:ascii="Liberation Sans" w:hAnsi="Liberation Sans"/>
+        </w:rPr>
+        <w:t xml:space="preserve"> пользователь может выбрать подходящую категорию, увидеть релевантные примеры и вернуться к полному списку.</w:t>
+      </w:r>
+    </w:p>
+    <w:p>
+      <w:pPr/>
+      <w:r>
+        <w:rPr>
+          <w:rFonts w:ascii="Liberation Sans" w:hAnsi="Liberation Sans"/>
+          <w:b/>
+        </w:rPr>
+        <w:t>Как проверить:</w:t>
+      </w:r>
+      <w:r>
+        <w:rPr>
+          <w:rFonts w:ascii="Liberation Sans" w:hAnsi="Liberation Sans"/>
+        </w:rPr>
+        <w:t xml:space="preserve"> категория создаётся только там, где в портфолио действительно есть соответствующие работы.</w:t>
+      </w:r>
+    </w:p>
+    <w:p>
+      <w:pPr>
+        <w:pStyle w:val="Heading2"/>
+      </w:pPr>
+      <w:r>
+        <w:t>6. Алюминиевые окна — раскрыть панорамный сценарий на существующей странице</w:t>
+      </w:r>
+    </w:p>
+    <w:p>
+      <w:pPr/>
+      <w:r>
+        <w:rPr>
+          <w:rFonts w:ascii="Liberation Sans" w:hAnsi="Liberation Sans"/>
+          <w:b/>
+        </w:rPr>
+        <w:t>Страница:</w:t>
+      </w:r>
+      <w:r>
+        <w:rPr>
+          <w:rFonts w:ascii="Liberation Sans" w:hAnsi="Liberation Sans"/>
+        </w:rPr>
+        <w:t xml:space="preserve"> https://okno-msk.ru/alyuminievye-okna/</w:t>
+      </w:r>
+    </w:p>
+    <w:p>
+      <w:pPr/>
+      <w:r>
+        <w:rPr>
+          <w:rFonts w:ascii="Liberation Sans" w:hAnsi="Liberation Sans"/>
+          <w:b/>
+        </w:rPr>
+        <w:t>Что обнаружено:</w:t>
+      </w:r>
+      <w:r>
+        <w:rPr>
+          <w:rFonts w:ascii="Liberation Sans" w:hAnsi="Liberation Sans"/>
+        </w:rPr>
+        <w:t xml:space="preserve"> существующий раздел алюминиевых окон уже является подходящей коммерческой страницей для панорамных алюминиевых решений. Обычная выдача и дополнительная проверка ответа Алисы показывают, что при крупных проёмах пользователю нужен более подробный выбор внутри той же темы.</w:t>
+      </w:r>
+    </w:p>
+    <w:p>
+      <w:pPr/>
+      <w:r>
+        <w:rPr>
+          <w:rFonts w:ascii="Liberation Sans" w:hAnsi="Liberation Sans"/>
+          <w:b/>
+        </w:rPr>
+        <w:t>Почему это важно:</w:t>
+      </w:r>
+      <w:r>
+        <w:rPr>
+          <w:rFonts w:ascii="Liberation Sans" w:hAnsi="Liberation Sans"/>
+        </w:rPr>
+        <w:t xml:space="preserve"> при панорамном варианте появляются дополнительные вопросы о тёплом и холодном решении, больших проёмах и проектной проверке. Эти вопросы логично раскрывать там же, где пользователь уже выбирает алюминиевую систему.</w:t>
+      </w:r>
+    </w:p>
+    <w:p>
+      <w:pPr/>
+      <w:r>
+        <w:rPr>
+          <w:rFonts w:ascii="Liberation Sans" w:hAnsi="Liberation Sans"/>
+          <w:b/>
+        </w:rPr>
+        <w:t>Что рекомендуется сделать:</w:t>
+      </w:r>
+      <w:r>
+        <w:rPr>
+          <w:rFonts w:ascii="Liberation Sans" w:hAnsi="Liberation Sans"/>
+        </w:rPr>
+        <w:t xml:space="preserve"> добавить блок о панорамном формате, различии тёплого и холодного решений, крупных проёмах и необходимости проектной проверки.</w:t>
+      </w:r>
+    </w:p>
+    <w:p>
+      <w:pPr/>
+      <w:r>
+        <w:rPr>
+          <w:rFonts w:ascii="Liberation Sans" w:hAnsi="Liberation Sans"/>
+          <w:b/>
+        </w:rPr>
+        <w:t>Где:</w:t>
+      </w:r>
+      <w:r>
+        <w:rPr>
+          <w:rFonts w:ascii="Liberation Sans" w:hAnsi="Liberation Sans"/>
+        </w:rPr>
+        <w:t xml:space="preserve"> после описания способов открывания или сравнения систем.</w:t>
+      </w:r>
+    </w:p>
+    <w:p>
+      <w:pPr>
+        <w:keepNext/>
+      </w:pPr>
+      <w:r>
+        <w:rPr>
+          <w:rFonts w:ascii="Liberation Sans" w:hAnsi="Liberation Sans"/>
+          <w:b/>
+        </w:rPr>
+        <w:t>Что сохранить:</w:t>
+      </w:r>
+      <w:r>
+        <w:rPr>
+          <w:rFonts w:ascii="Liberation Sans" w:hAnsi="Liberation Sans"/>
+        </w:rPr>
+        <w:t xml:space="preserve"> существующее описание алюминиевых систем, способов открывания и базовых сценариев применения.</w:t>
+      </w:r>
+    </w:p>
+    <w:p>
+      <w:pPr>
+        <w:keepNext/>
+      </w:pPr>
+      <w:r>
+        <w:rPr>
+          <w:rFonts w:ascii="Liberation Sans" w:hAnsi="Liberation Sans"/>
+          <w:b/>
+        </w:rPr>
+        <w:t>Как должен выглядеть результат:</w:t>
+      </w:r>
+      <w:r>
+        <w:rPr>
+          <w:rFonts w:ascii="Liberation Sans" w:hAnsi="Liberation Sans"/>
+        </w:rPr>
+        <w:t xml:space="preserve"> панорамный вариант становится понятной частью выбора алюминиевых окон на существующей коммерческой странице.</w:t>
+      </w:r>
+    </w:p>
+    <w:p>
+      <w:pPr/>
+      <w:r>
+        <w:rPr>
+          <w:rFonts w:ascii="Liberation Sans" w:hAnsi="Liberation Sans"/>
+          <w:b/>
+        </w:rPr>
+        <w:t>Как проверить:</w:t>
+      </w:r>
+      <w:r>
+        <w:rPr>
+          <w:rFonts w:ascii="Liberation Sans" w:hAnsi="Liberation Sans"/>
+        </w:rPr>
+        <w:t xml:space="preserve"> нет обещаний применимости без замера и проектной проверки; тёплый и холодный сценарии описаны раздельно.</w:t>
+      </w:r>
+    </w:p>
+    <w:p>
+      <w:pPr>
+        <w:pStyle w:val="Heading2"/>
+      </w:pPr>
+      <w:r>
+        <w:t>7. Статья о лучших пластиковых окнах — обновить актуальность и критерии сравнения</w:t>
+      </w:r>
+    </w:p>
+    <w:p>
+      <w:pPr/>
+      <w:r>
+        <w:rPr>
+          <w:rFonts w:ascii="Liberation Sans" w:hAnsi="Liberation Sans"/>
+          <w:b/>
+        </w:rPr>
+        <w:t>Страница:</w:t>
+      </w:r>
+      <w:r>
+        <w:rPr>
+          <w:rFonts w:ascii="Liberation Sans" w:hAnsi="Liberation Sans"/>
+        </w:rPr>
+        <w:t xml:space="preserve"> https://okno-msk.ru/stati/kakie-okna-samye-luchshie</w:t>
+      </w:r>
+    </w:p>
+    <w:p>
+      <w:pPr/>
+      <w:r>
+        <w:rPr>
+          <w:rFonts w:ascii="Liberation Sans" w:hAnsi="Liberation Sans"/>
+          <w:b/>
+        </w:rPr>
+        <w:t>Что обнаружено:</w:t>
+      </w:r>
+      <w:r>
+        <w:rPr>
+          <w:rFonts w:ascii="Liberation Sans" w:hAnsi="Liberation Sans"/>
+        </w:rPr>
+        <w:t xml:space="preserve"> статья соответствует информационному спросу на сравнение окон, но для темы «лучшие окна» особенно важны актуальная дата, понятные критерии и различие между брендом и конкретной моделью или системой.</w:t>
+      </w:r>
+    </w:p>
+    <w:p>
+      <w:pPr/>
+      <w:r>
+        <w:rPr>
+          <w:rFonts w:ascii="Liberation Sans" w:hAnsi="Liberation Sans"/>
+          <w:b/>
+        </w:rPr>
+        <w:t>Почему это важно:</w:t>
+      </w:r>
+      <w:r>
+        <w:rPr>
+          <w:rFonts w:ascii="Liberation Sans" w:hAnsi="Liberation Sans"/>
+        </w:rPr>
+        <w:t xml:space="preserve"> без видимой методики сравнения читателю трудно понять, на чём основан список и насколько он актуален. Дополнительная проверка ответа Алисы также усилила значение свежести данных и понятных критериев.</w:t>
+      </w:r>
+    </w:p>
+    <w:p>
+      <w:pPr/>
+      <w:r>
+        <w:rPr>
+          <w:rFonts w:ascii="Liberation Sans" w:hAnsi="Liberation Sans"/>
+          <w:b/>
+        </w:rPr>
+        <w:t>Что рекомендуется сделать:</w:t>
+      </w:r>
+      <w:r>
+        <w:rPr>
+          <w:rFonts w:ascii="Liberation Sans" w:hAnsi="Liberation Sans"/>
+        </w:rPr>
+        <w:t xml:space="preserve"> обновить дату актуальности, коротко описать критерии сравнения и явно разделить оценку бренда и конкретной модели или системы.</w:t>
+      </w:r>
+    </w:p>
+    <w:p>
+      <w:pPr/>
+      <w:r>
+        <w:rPr>
+          <w:rFonts w:ascii="Liberation Sans" w:hAnsi="Liberation Sans"/>
+          <w:b/>
+        </w:rPr>
+        <w:t>Где:</w:t>
+      </w:r>
+      <w:r>
+        <w:rPr>
+          <w:rFonts w:ascii="Liberation Sans" w:hAnsi="Liberation Sans"/>
+        </w:rPr>
+        <w:t xml:space="preserve"> в начале статьи перед основным сравнением.</w:t>
+      </w:r>
+    </w:p>
+    <w:p>
+      <w:pPr>
+        <w:keepNext/>
+      </w:pPr>
+      <w:r>
+        <w:rPr>
+          <w:rFonts w:ascii="Liberation Sans" w:hAnsi="Liberation Sans"/>
+          <w:b/>
+        </w:rPr>
+        <w:t>Что сохранить:</w:t>
+      </w:r>
+      <w:r>
+        <w:rPr>
+          <w:rFonts w:ascii="Liberation Sans" w:hAnsi="Liberation Sans"/>
+        </w:rPr>
+        <w:t xml:space="preserve"> полезные существующие сравнения, если они по-прежнему верны.</w:t>
+      </w:r>
+    </w:p>
+    <w:p>
+      <w:pPr>
+        <w:keepNext/>
+      </w:pPr>
+      <w:r>
+        <w:rPr>
+          <w:rFonts w:ascii="Liberation Sans" w:hAnsi="Liberation Sans"/>
+          <w:b/>
+        </w:rPr>
+        <w:t>Как должен выглядеть результат:</w:t>
+      </w:r>
+      <w:r>
+        <w:rPr>
+          <w:rFonts w:ascii="Liberation Sans" w:hAnsi="Liberation Sans"/>
+        </w:rPr>
+        <w:t xml:space="preserve"> читатель видит не просто список «лучших», а понятное основание, по которому он составлен, и дату актуальности материала.</w:t>
+      </w:r>
+    </w:p>
+    <w:p>
+      <w:pPr/>
+      <w:r>
+        <w:rPr>
+          <w:rFonts w:ascii="Liberation Sans" w:hAnsi="Liberation Sans"/>
+          <w:b/>
+        </w:rPr>
+        <w:t>Как проверить:</w:t>
+      </w:r>
+      <w:r>
+        <w:rPr>
+          <w:rFonts w:ascii="Liberation Sans" w:hAnsi="Liberation Sans"/>
+        </w:rPr>
+        <w:t xml:space="preserve"> дата обновления видна; критерии названы; бренд и конкретная система не смешиваются в одну категорию без пояснения.</w:t>
+      </w:r>
+    </w:p>
+    <w:p>
+      <w:pPr>
+        <w:pStyle w:val="Heading1"/>
+      </w:pPr>
+      <w:r>
+        <w:t>Что на сайте уже работает правильно</w:t>
       </w:r>
     </w:p>
     <w:p>
@@ -1057,7 +2095,7 @@
         <w:rPr>
           <w:rFonts w:ascii="Liberation Sans" w:hAnsi="Liberation Sans"/>
         </w:rPr>
-        <w:t>Страница https://okno-msk.ru/okna-rehau/francuzskie-okna уже объясняет, что такое французские окна, показывает цены и ведёт к заявке. Проблема в другом: человеку трудно понять разницу между французским окном, заменой обычного балконного блока и общим панорамным остеклением. Сопоставление обычной выдачи с выдачей Алисы подтверждает, что французские окна воспринимаются как отдельный сценарий, поэтому отдельную страницу сохраняем, но делаем выбор внутри неё понятнее.</w:t>
+        <w:t>Исследование подтвердило несколько важных решений в существующей структуре. Специализированная страница панорамного остекления балкона соответствует спросу на этот вид работ. Общая страница веранды и раздел алюминиевых окон выполняют разные роли: первая помогает выбрать решение для конкретного объекта, второй — материал и систему. Страница замены окна и общая страница монтажа также отвечают на разные поисковые формулировки: одна — на замену существующего окна, другая — на установку.</w:t>
       </w:r>
     </w:p>
     <w:p>
@@ -1066,15 +2104,15 @@
         <w:rPr>
           <w:rFonts w:ascii="Liberation Sans" w:hAnsi="Liberation Sans"/>
         </w:rPr>
-        <w:t>Нужно добавить короткое сравнение трёх вариантов: что представляет собой каждый вариант, когда его выбирают и что можно определить только после замера и, при необходимости, согласования. Логичное место — после вводного объяснения французских окон и до цен. После доработки человек должен понимать, какой сценарий ему ближе и что именно уточнять на замере.</w:t>
+        <w:t>То же относится к ряду товарных и информационных материалов: страница изделия и статья о выборе могут дополнять друг друга, когда человек сначала изучает вариант, а затем переходит к покупке или услуге. Эти подтверждённые роли страниц стоит сохранять, а бюджет и работу сосредоточить на семи улучшениях выше.</w:t>
       </w:r>
     </w:p>
     <w:p>
       <w:pPr>
-        <w:pStyle w:val="Heading2"/>
+        <w:pStyle w:val="Heading1"/>
       </w:pPr>
       <w:r>
-        <w:t>Окна для частного дома</w:t>
+        <w:t>Что нужно уточнить у компании для двух следующих улучшений</w:t>
       </w:r>
     </w:p>
     <w:p>
@@ -1083,7 +2121,7 @@
         <w:rPr>
           <w:rFonts w:ascii="Liberation Sans" w:hAnsi="Liberation Sans"/>
         </w:rPr>
-        <w:t>На странице https://okno-msk.ru/okna-rehau/po-tipu-doma/okna-v-chastnyj-dom уже есть путь к расчёту и замеру, но недостаточно ясно объяснено, почему примеры размеров нельзя воспринимать как универсальный стандарт. Для частного дома итоговая конфигурация зависит от конкретного проёма, конструкции дома и замера.</w:t>
+        <w:t>Для двух следующих изменений нужны факты, которые нельзя достоверно получить из поисковой выдачи или вывести из текущего текста сайта.</w:t>
       </w:r>
     </w:p>
     <w:p>
@@ -1092,15 +2130,7 @@
         <w:rPr>
           <w:rFonts w:ascii="Liberation Sans" w:hAnsi="Liberation Sans"/>
         </w:rPr>
-        <w:t>Стоит добавить понятный блок о типовых и нетиповых проёмах: какие параметры проверяются на замере и что именно влияет на конфигурацию окна. Это лучше разместить перед калькулятором или формой заявки. Существующий калькулятор и предложение замера сохраняются; задача доработки — не дать человеку принять пример размера за готовое решение для любого дома.</w:t>
-      </w:r>
-    </w:p>
-    <w:p>
-      <w:pPr>
-        <w:pStyle w:val="Heading2"/>
-      </w:pPr>
-      <w:r>
-        <w:t>Алюминиевое остекление: вентиляция и конденсат</w:t>
+        <w:t>Первый вопрос касается монтажа пластиковых дверей. Нужно подтвердить фактический состав услуги: демонтаж, вывоз, откосы, отделка, герметизация, регулировка, подготовка со стороны клиента и гарантийные границы. После этого на странице пластиковых дверей можно подготовить точный блок о составе монтажа рядом с ценами и калькулятором.</w:t>
       </w:r>
     </w:p>
     <w:p>
@@ -1109,181 +2139,7 @@
         <w:rPr>
           <w:rFonts w:ascii="Liberation Sans" w:hAnsi="Liberation Sans"/>
         </w:rPr>
-        <w:t>Статья https://okno-msk.ru/stati/plyusy-i-minusy-ostekleniya-alyuminievymi-oknami хорошо раскрывает преимущества и недостатки алюминиевого остекления, но связь между типом системы, режимом использования помещения, вентиляцией и конденсатом раскрыта слабо.</w:t>
-      </w:r>
-    </w:p>
-    <w:p>
-      <w:pPr/>
-      <w:r>
-        <w:rPr>
-          <w:rFonts w:ascii="Liberation Sans" w:hAnsi="Liberation Sans"/>
-        </w:rPr>
-        <w:t>Нужно добавить практический фрагмент о проветривании, микропроветривании, клапанах, конденсате и различии между сезонным и постоянно используемым помещением. Важно не обещать функции, которых может не быть у конкретной системы, и не описывать холодный профиль как решение для постоянно отапливаемого жилого помещения. Такой блок логично поставить после разбора недостатков или в советах по эксплуатации.</w:t>
-      </w:r>
-    </w:p>
-    <w:p>
-      <w:pPr>
-        <w:pStyle w:val="Heading2"/>
-      </w:pPr>
-      <w:r>
-        <w:t>Пластиковые двери</w:t>
-      </w:r>
-    </w:p>
-    <w:p>
-      <w:pPr/>
-      <w:r>
-        <w:rPr>
-          <w:rFonts w:ascii="Liberation Sans" w:hAnsi="Liberation Sans"/>
-        </w:rPr>
-        <w:t>На странице https://okno-msk.ru/dveri-rehau есть цены, калькулятор и предложение замера, но до расчёта пользователю не хватает простого объяснения основных параметров двери: ширины, высоты, порога, направления открывания и различия между типовым и индивидуальным блоком.</w:t>
-      </w:r>
-    </w:p>
-    <w:p>
-      <w:pPr/>
-      <w:r>
-        <w:rPr>
-          <w:rFonts w:ascii="Liberation Sans" w:hAnsi="Liberation Sans"/>
-        </w:rPr>
-        <w:t>Нужно объяснить эти параметры перед ценовым блоком и отдельно указать, какие из них окончательно определяются только после замера. Это сделает расчёт понятнее и объяснит, откуда берётся итоговая конфигурация. Универсальные размеры как обязательный стандарт указывать не нужно.</w:t>
-      </w:r>
-    </w:p>
-    <w:p>
-      <w:pPr>
-        <w:pStyle w:val="Heading2"/>
-      </w:pPr>
-      <w:r>
-        <w:t>Портфолио</w:t>
-      </w:r>
-    </w:p>
-    <w:p>
-      <w:pPr/>
-      <w:r>
-        <w:rPr>
-          <w:rFonts w:ascii="Liberation Sans" w:hAnsi="Liberation Sans"/>
-        </w:rPr>
-        <w:t>На странице https://okno-msk.ru/nashi-raboty уже есть выполненные проекты, но человеку сложно быстро найти пример, похожий на его задачу. При выборе окон обычно нужен не весь список работ, а понятный пример: балкон, веранда, панорамное или французское решение, определённый материал или режим использования.</w:t>
-      </w:r>
-    </w:p>
-    <w:p>
-      <w:pPr/>
-      <w:r>
-        <w:rPr>
-          <w:rFonts w:ascii="Liberation Sans" w:hAnsi="Liberation Sans"/>
-        </w:rPr>
-        <w:t>Над списком работ стоит добавить простую навигацию по тем типам проектов, которые реально представлены в портфолио. Все существующие работы сохраняются, как и возможность посмотреть полный список. Смысл доработки — быстрее привести человека к релевантному примеру, а не создавать новые страницы ради каждой категории.</w:t>
-      </w:r>
-    </w:p>
-    <w:p>
-      <w:pPr>
-        <w:pStyle w:val="Heading2"/>
-      </w:pPr>
-      <w:r>
-        <w:t>Панорамные алюминиевые окна</w:t>
-      </w:r>
-    </w:p>
-    <w:p>
-      <w:pPr/>
-      <w:r>
-        <w:rPr>
-          <w:rFonts w:ascii="Liberation Sans" w:hAnsi="Liberation Sans"/>
-        </w:rPr>
-        <w:t>Раздел https://okno-msk.ru/alyuminievye-okna/ уже является подходящей коммерческой страницей для выбора алюминиевых окон. Сопоставление обычной выдачи с выдачей Алисы показало, что панорамный сценарий не требует отдельной новой страницы: пользователю по-прежнему важен выбор самой алюминиевой системы, но при больших проёмах появляется дополнительный набор вопросов.</w:t>
-      </w:r>
-    </w:p>
-    <w:p>
-      <w:pPr/>
-      <w:r>
-        <w:rPr>
-          <w:rFonts w:ascii="Liberation Sans" w:hAnsi="Liberation Sans"/>
-        </w:rPr>
-        <w:t>Поэтому на существующей странице стоит добавить блок о панорамном формате: различии тёплого и холодного решения, крупных проёмах и необходимости проектной проверки. Его можно разместить после описания способов открывания или сравнения систем. После доработки панорамный вариант должен восприниматься как понятная часть выбора алюминиевых окон, а не как отдельная дублирующая тема.</w:t>
-      </w:r>
-    </w:p>
-    <w:p>
-      <w:pPr>
-        <w:pStyle w:val="Heading2"/>
-      </w:pPr>
-      <w:r>
-        <w:t>Статья о лучших пластиковых окнах</w:t>
-      </w:r>
-    </w:p>
-    <w:p>
-      <w:pPr/>
-      <w:r>
-        <w:rPr>
-          <w:rFonts w:ascii="Liberation Sans" w:hAnsi="Liberation Sans"/>
-        </w:rPr>
-        <w:t>Статья https://okno-msk.ru/stati/kakie-okna-samye-luchshie соответствует информационной задаче сравнения окон, и проверка выдачи Алисы это подтвердила. Слабое место — актуальность и прозрачность сравнения: читателю должно быть понятно, когда материал обновлён, по каким критериям сравниваются варианты и где речь идёт о бренде, а где о конкретной модели или системе.</w:t>
-      </w:r>
-    </w:p>
-    <w:p>
-      <w:pPr/>
-      <w:r>
-        <w:rPr>
-          <w:rFonts w:ascii="Liberation Sans" w:hAnsi="Liberation Sans"/>
-        </w:rPr>
-        <w:t>Нужно обновить дату актуальности и коротко описать методику сравнения. Полезные существующие сравнения можно сохранить, если они по-прежнему верны. После доработки читатель должен видеть не просто список «лучших», а понятное основание, по которому этот список составлен.</w:t>
-      </w:r>
-    </w:p>
-    <w:p>
-      <w:pPr>
-        <w:pStyle w:val="Heading1"/>
-      </w:pPr>
-      <w:r>
-        <w:t>Что уже сделано правильно</w:t>
-      </w:r>
-    </w:p>
-    <w:p>
-      <w:pPr/>
-      <w:r>
-        <w:rPr>
-          <w:rFonts w:ascii="Liberation Sans" w:hAnsi="Liberation Sans"/>
-        </w:rPr>
-        <w:t>Исследование подтвердило, что значительную часть структуры сайта не нужно переделывать. Специализированная страница панорамного остекления балкона соответствует своему сценарию. Общая страница веранды и раздел алюминиевых окон отвечают на разные вопросы: первая помогает выбрать решение для объекта, второй — материал и систему. Страница замены окна и общая страница монтажа тоже не дублируют друг друга, потому что одна отвечает на задачу замены, а другая — на процесс установки.</w:t>
-      </w:r>
-    </w:p>
-    <w:p>
-      <w:pPr/>
-      <w:r>
-        <w:rPr>
-          <w:rFonts w:ascii="Liberation Sans" w:hAnsi="Liberation Sans"/>
-        </w:rPr>
-        <w:t>То же относится к ряду товарных и информационных пар: страница изделия и статья о выборе могут дополнять друг друга, если отвечают на разные вопросы. Поэтому основной резерв улучшения — не увеличение количества страниц, а повышение качества уже существующих материалов и понятности переходов между ними.</w:t>
-      </w:r>
-    </w:p>
-    <w:p>
-      <w:pPr>
-        <w:pStyle w:val="Heading1"/>
-      </w:pPr>
-      <w:r>
-        <w:t>Что нужно уточнить у компании</w:t>
-      </w:r>
-    </w:p>
-    <w:p>
-      <w:pPr/>
-      <w:r>
-        <w:rPr>
-          <w:rFonts w:ascii="Liberation Sans" w:hAnsi="Liberation Sans"/>
-        </w:rPr>
-        <w:t>Для двух следующих изменений не хватает фактов, которые нельзя достоверно вывести из поисковой выдачи или существующего текста сайта.</w:t>
-      </w:r>
-    </w:p>
-    <w:p>
-      <w:pPr/>
-      <w:r>
-        <w:rPr>
-          <w:rFonts w:ascii="Liberation Sans" w:hAnsi="Liberation Sans"/>
-        </w:rPr>
-        <w:t>Первый вопрос касается монтажа пластиковых дверей. Нужно подтвердить, что именно входит в услугу: демонтаж, вывоз, откосы, отделка, герметизация, регулировка, подготовка со стороны клиента и гарантийные границы. После этого на странице пластиковых дверей можно сделать точный блок о составе монтажа рядом с ценами и калькулятором.</w:t>
-      </w:r>
-    </w:p>
-    <w:p>
-      <w:pPr/>
-      <w:r>
-        <w:rPr>
-          <w:rFonts w:ascii="Liberation Sans" w:hAnsi="Liberation Sans"/>
-        </w:rPr>
-        <w:t>Второй вопрос — фактический ассортимент фурнитуры. В материалах встречаются Accado, Vorne и Futurus, но перед обновлением статьи о выборе пластиковых окон нужно подтвердить, какие бренды компания действительно продаёт или устанавливает сейчас. После подтверждения раздел о фурнитуре можно обновить без риска обещать отсутствующий ассортимент.</w:t>
+        <w:t>Второй вопрос — актуальный ассортимент фурнитуры. В материалах встречаются Accado, Vorne и Futurus, но перед обновлением статьи о выборе пластиковых окон нужно подтвердить, какие бренды компания действительно продаёт или устанавливает сейчас. После подтверждения раздел о фурнитуре можно обновить без риска обещать отсутствующий ассортимент.</w:t>
       </w:r>
     </w:p>
     <w:p>
@@ -1309,7 +2165,7 @@
         <w:rPr>
           <w:rFonts w:ascii="Liberation Sans" w:hAnsi="Liberation Sans"/>
         </w:rPr>
-        <w:t>По результатам пересборки поискового ядра сайт «Окно Москва» уже хорошо оптимизирован в части соответствия спросу как под обычную выдачу Яндекса, так и под выдачу Алисы. Исследование не показало необходимости массово создавать новые страницы или перестраивать всю структуру. Реальные проблемы сосредоточены в нескольких существующих материалах: где-то не хватает объяснения выбора, где-то практической информации, где-то навигации или актуальной методики сравнения.</w:t>
+        <w:t>В работе пересобрано поисковое ядро сайта для Москвы: собраны и очищены поисковые формулировки, близкий спрос объединён в 168 групп, а активные запросы распределены между существующими страницами. Из 2 332 активных формулировок для 2 313 определена подходящая страница; 19 оставлены без принудительного назначения до появления более сильных оснований.</w:t>
       </w:r>
     </w:p>
     <w:p>
@@ -1318,7 +2174,7 @@
         <w:rPr>
           <w:rFonts w:ascii="Liberation Sans" w:hAnsi="Liberation Sans"/>
         </w:rPr>
-        <w:t>Обычная выдача Яндекса помогла проверить спорные и неоднозначные формулировки и в большинстве случаев подтвердила текущие роли страниц. Дополнительная проверка по выдаче Алисы не изменила общий вывод по структуре сайта, но помогла точнее определить содержание нескольких доработок и подтвердила устойчивость уже ясных решений. Поэтому практический результат работы — семь конкретных улучшений, которые можно делать сейчас, плюс два изменения, для которых сначала нужны факты от компании.</w:t>
+        <w:t>Обычная выдача Яндекса помогла проверить 75 неоднозначных или важных для распределения запросов случаев. Ответы Алисы в поиске Яндекса дополнительно проверили восемь выбранных тем и помогли точнее сформулировать часть рекомендаций. Практический результат — семь конкретных улучшений, которые можно передавать в работу сейчас, и два следующих улучшения, для которых компания сначала должна подтвердить фактические данные.</w:t>
       </w:r>
     </w:p>
     <w:p>
@@ -6348,7 +7204,7 @@
         <w:rFonts w:ascii="Liberation Sans" w:hAnsi="Liberation Sans"/>
         <w:sz w:val="15"/>
       </w:rPr>
-      <w:t>ОКНО МОСКВА · спрос в Яндексе · обычная выдача и Алиса</w:t>
+      <w:t>ОКНО МОСКВА · поисковое ядро · обычный Яндекс и ответы Алисы</w:t>
     </w:r>
   </w:p>
 </w:hdr>
@@ -18409,6 +19265,17 @@
         <w:shd w:val="clear" w:color="auto" w:fill="FBCAA2" w:themeFill="accent6" w:themeFillTint="7F"/>
       </w:tcPr>
     </w:tblStylePr>
+  </w:style>
+  <w:style w:type="paragraph" w:customStyle="1" w:styleId="Callout">
+    <w:name w:val="Callout"/>
+    <w:pPr>
+      <w:spacing w:before="100" w:after="140"/>
+      <w:ind w:left="198" w:right="198"/>
+    </w:pPr>
+    <w:rPr>
+      <w:rFonts w:ascii="Liberation Sans" w:hAnsi="Liberation Sans"/>
+      <w:sz w:val="20"/>
+    </w:rPr>
   </w:style>
   <w:style w:type="paragraph" w:customStyle="1" w:styleId="SmallTable">
     <w:name w:val="SmallTable"/>

--- a/extension/docs/kwork/KW001_AI_NATIVE_YANDEX_ALICE/tests/OKNO_MSK/OKNO_MSK_RESEARCH_RELEASE_CORRECTED_2026-09-05/editable/01_OKNO_MSK_CLIENT_RESEARCH_REPORT_RU_2026-09-05.docx
+++ b/extension/docs/kwork/KW001_AI_NATIVE_YANDEX_ALICE/tests/OKNO_MSK/OKNO_MSK_RESEARCH_RELEASE_CORRECTED_2026-09-05/editable/01_OKNO_MSK_CLIENT_RESEARCH_REPORT_RU_2026-09-05.docx
@@ -95,7 +95,7 @@
         <w:rPr>
           <w:rFonts w:ascii="Liberation Sans" w:hAnsi="Liberation Sans"/>
         </w:rPr>
-        <w:t>Важно правильно читать эти цифры. Сбор Wordstat выполнялся в широком режиме для обнаружения формулировок, а не как отдельный замер точной частотности каждой фразы. В каждой сохранённой строке есть числовой показатель Wordstat, но 2 840 после очистки — это число уникальных поисковых формулировок после объединения повторов, а не 2 840 отдельных замеров точной частотности.</w:t>
+        <w:t>Важно правильно читать эти цифры. Сбор Wordstat был широким поисковым сбором без операторов точной частотности для каждой фразы. В сохранённых строках есть показатель Wordstat `count`, но 2 840 после очистки — это число уникальных поисковых формулировок после объединения повторов, а не 2 840 отдельных замеров точной частотности.</w:t>
       </w:r>
     </w:p>
     <w:p>
@@ -214,7 +214,7 @@
         <w:rPr>
           <w:rFonts w:ascii="Liberation Sans" w:hAnsi="Liberation Sans"/>
         </w:rPr>
-        <w:t>Под ответами Алисы здесь имеется в виду ответ в поиске Яндекса, сформированный с помощью технологий Алисы. Этот источник использовался как дополнительная проверка выбранных тем наряду с обычной выдачей Яндекса, а не как замена самому исследованию.</w:t>
+        <w:t>Под ответами Алисы здесь имеется в виду генеративный ответ в поиске Яндекса, работающий на технологиях Алисы. Этот источник использовался как дополнительная проверка выбранных тем наряду с обычной выдачей Яндекса, а не как замена самому исследованию.</w:t>
       </w:r>
     </w:p>
     <w:p>
@@ -232,7 +232,7 @@
         <w:rPr>
           <w:rFonts w:ascii="Liberation Sans" w:hAnsi="Liberation Sans"/>
         </w:rPr>
-        <w:t>Главный результат: сравнение с ответами Алисы не изменило общую картину распределения спроса по сайту. Там, где существующая страница уже подходила запросу, дополнительная проверка подтверждала её роль. Там, где странице не хватало объяснения, сравнение помогало точнее сформулировать содержание доработки.</w:t>
+        <w:t>Главный результат: ответы Алисы не потребовали пересматривать общую картину распределения спроса по сайту. Там, где существующая страница уже подходила запросу, дополнительная проверка подтверждала её роль. Там, где странице не хватало объяснения, сравнение помогало точнее сформулировать содержание доработки.</w:t>
       </w:r>
     </w:p>
     <w:tbl>

--- a/extension/docs/kwork/KW001_AI_NATIVE_YANDEX_ALICE/tests/OKNO_MSK/OKNO_MSK_RESEARCH_RELEASE_CORRECTED_2026-09-05/editable/01_OKNO_MSK_CLIENT_RESEARCH_REPORT_RU_2026-09-05.docx
+++ b/extension/docs/kwork/KW001_AI_NATIVE_YANDEX_ALICE/tests/OKNO_MSK/OKNO_MSK_RESEARCH_RELEASE_CORRECTED_2026-09-05/editable/01_OKNO_MSK_CLIENT_RESEARCH_REPORT_RU_2026-09-05.docx
@@ -7,7 +7,7 @@
         <w:pStyle w:val="Title"/>
       </w:pPr>
       <w:r>
-        <w:t>ОКНО МОСКВА — поисковое ядро сайта: спрос, обычный Яндекс и ответы Алисы</w:t>
+        <w:t>ОКНО МОСКВА — https://okno-msk.ru/ — исследование спроса в Яндексе: обычная выдача и выдача Алисы</w:t>
       </w:r>
     </w:p>
     <w:p>
@@ -16,7 +16,7 @@
         <w:rPr>
           <w:rFonts w:ascii="Liberation Sans" w:hAnsi="Liberation Sans"/>
         </w:rPr>
-        <w:t>Задача работы — пересобрать поисковое ядро сайта для Москвы: собрать поисковые формулировки, очистить и сгруппировать их, распределить спрос между существующими страницами, а затем проверить неоднозначные решения в обычной выдаче Яндекса и по выбранным темам — в ответах Алисы в поиске Яндекса. Итоговая цель — понять, какие страницы уже правильно соответствуют спросу и какие конкретные улучшения стоит передать в работу.</w:t>
+        <w:t>Задача работы — собрать и проверить поисковое ядро сайта для Москвы: получить реальные поисковые фразы и показатели спроса, очистить и сгруппировать фразы, сопоставить группы спроса с существующими страницами, а затем проверить неоднозначные решения в обычной выдаче Яндекса и по выбранным темам — в выдаче Алисы. Исследование должно было показать, нужна ли сайту полная пересборка ядра и структуры или достаточно точечных изменений.</w:t>
       </w:r>
     </w:p>
     <w:p>
@@ -33,7 +33,7 @@
         <w:rPr>
           <w:rFonts w:ascii="Liberation Sans" w:hAnsi="Liberation Sans"/>
         </w:rPr>
-        <w:t>После пересборки ядра в дальнейший анализ вошли 2 332 активные поисковые формулировки. Для 2 313 из них определена подходящая существующая страница; 19 формулировок оставлены без принудительного назначения, потому что сохранённых данных недостаточно для уверенного выбора. Близкие запросы сведены в 168 групп поискового спроса.</w:t>
+        <w:t>В рамках исследования для Москвы было собрано и проанализировано поисковое ядро. После очистки в основной анализ вошли 2 332 активные поисковые фразы. Для 2 313 из них определена подходящая существующая страница; 19 фраз оставлены без принудительного назначения, потому что сохранённых данных недостаточно для уверенного выбора. Близкие запросы сведены в 168 групп поискового спроса.</w:t>
       </w:r>
     </w:p>
     <w:p>
@@ -42,7 +42,7 @@
         <w:rPr>
           <w:rFonts w:ascii="Liberation Sans" w:hAnsi="Liberation Sans"/>
         </w:rPr>
-        <w:t>В целом существующая структура сайта хорошо соответствует выявленному спросу: основные направления уже имеют логичные страницы. Главный практический резерв находится в содержании и навигации нескольких существующих материалов. Семь доработок можно передавать в работу сейчас. Ещё две можно подготовить после того, как компания подтвердит фактический состав услуги по монтажу пластиковых дверей и актуальный ассортимент фурнитуры.</w:t>
+        <w:t>Главный вывод исследования: сайт «Окно Москва» уже хорошо оптимизирован под выявленный спрос как в обычной выдаче Яндекса, так и в выдаче Алисы. Существующее распределение основных групп спроса между страницами в целом подтверждено, поэтому полностью пересобирать ядро и структуру сайта не требуется. Основной резерв улучшения находится в содержании и навигации нескольких существующих материалов. Семь доработок можно передавать в работу сейчас. Ещё две можно подготовить после того, как компания подтвердит фактический состав услуги по монтажу пластиковых дверей и актуальный ассортимент фурнитуры.</w:t>
       </w:r>
     </w:p>
     <w:p>
@@ -60,7 +60,7 @@
         <w:rPr>
           <w:rFonts w:ascii="Liberation Sans" w:hAnsi="Liberation Sans"/>
         </w:rPr>
-        <w:t>Для восьми выбранных тем дополнительно проверены ответы Алисы в поиске Яндекса. Эти проверки не заменяли анализ спроса и обычную выдачу: они помогали уточнить уже сформированное решение по странице или подтвердить его на контрольном запросе. В результате по нескольким темам стало яснее, какого объяснения не хватает существующему материалу.</w:t>
+        <w:t>После анализа ядра и проверок обычной выдачи был сформирован отдельный список тем, где сравнение с выдачей Алисы действительно могло уточнить решение или проверить уже уверенный вывод. Таких тем-кандидатов получилось 25. После отбора полностью проверены 8: шесть тем, где дополнительная выдача могла уточнить решение по странице, и два контрольных запроса с уже ясным результатом обычной выдачи.</w:t>
       </w:r>
     </w:p>
     <w:p>
@@ -86,7 +86,7 @@
         <w:rPr>
           <w:rFonts w:ascii="Liberation Sans" w:hAnsi="Liberation Sans"/>
         </w:rPr>
-        <w:t>Первый проход Wordstat дал 2 415 исходных строк. Затем отдельно проверили четыре направления, для которых первичный сбор оставлял заметный пробел: оконную фурнитуру, панорамные окна, остекление балкона с выносом и окна для частного дома. Это расширение добавило ещё 550 строк. Всего перед очисткой было 2 965 исходных строк.</w:t>
+        <w:t>Первый сбор в Wordstat дал 2 415 поисковых фраз. Затем отдельно расширили четыре направления, для которых первичный сбор оставлял заметный пробел: оконную фурнитуру, панорамные окна, остекление балкона с выносом и окна для частного дома. Дополнительный сбор дал ещё 550 фраз. Всего до объединения повторов было собрано 2 965 поисковых фраз.</w:t>
       </w:r>
     </w:p>
     <w:p>
@@ -95,7 +95,7 @@
         <w:rPr>
           <w:rFonts w:ascii="Liberation Sans" w:hAnsi="Liberation Sans"/>
         </w:rPr>
-        <w:t>Важно правильно читать эти цифры. Сбор Wordstat был широким поисковым сбором без операторов точной частотности для каждой фразы. В сохранённых строках есть показатель Wordstat `count`, но 2 840 после очистки — это число уникальных поисковых формулировок после объединения повторов, а не 2 840 отдельных замеров точной частотности.</w:t>
+        <w:t>Вместе с каждой полученной фразой Wordstat сохранял числовой показатель спроса. Он отражает частотность в широком соответствии и помогал оценивать масштаб интереса по темам. Отдельная точная частотность для каждой из 2 840 уникальных формулировок операторами Wordstat не снималась, поэтому 2 840 — это количество уникальных фраз после объединения повторов, а не количество точных замеров частоты.</w:t>
       </w:r>
     </w:p>
     <w:p>
@@ -104,7 +104,7 @@
         <w:rPr>
           <w:rFonts w:ascii="Liberation Sans" w:hAnsi="Liberation Sans"/>
         </w:rPr>
-        <w:t>После очистки и объединения повторов осталось 2 840 уникальных формулировок. Из них 334 были исключены как нерелевантные, выходящие за рамки задачи или механические, ещё 174 оставлены отдельно до появления более сильных оснований. В дальнейший анализ распределения спроса по страницам вошли 2 332 активные формулировки.</w:t>
+        <w:t>После очистки и объединения повторов осталось 2 840 уникальных поисковых фраз. Из них 334 были исключены как нерелевантные, выходящие за рамки задачи или механические, ещё 174 оставлены отдельно до появления более сильных оснований. В дальнейший анализ распределения спроса по страницам вошли 2 332 активные поисковые фразы.</w:t>
       </w:r>
     </w:p>
     <w:p>
@@ -113,7 +113,7 @@
         <w:rPr>
           <w:rFonts w:ascii="Liberation Sans" w:hAnsi="Liberation Sans"/>
         </w:rPr>
-        <w:t>Для 2 313 из этих 2 332 формулировок удалось определить подходящую существующую страницу. Ещё 19 оставлены без принудительного назначения. Близкие формулировки были сведены в 168 групп поискового спроса: по типу окна или двери, объекту остекления, материалу, услуге, бренду, аксессуару или информационной теме. При группировке учитывалось, что именно человек хочет найти или сделать — например, купить изделие, заказать монтаж, сравнить системы или получить инструкцию. Это было критерием для правильного объединения запросов и распределения их по страницам, а не отдельным предметом исследования.</w:t>
+        <w:t>Для 2 313 из этих 2 332 фраз удалось определить подходящую существующую страницу. Ещё 19 оставлены без принудительного назначения. Близкие формулировки были сведены в 168 групп поискового спроса: по типу окна или двери, объекту остекления, материалу, услуге, бренду, аксессуару или информационной теме. При группировке учитывалось, что именно человек хочет найти или сделать — например, купить изделие, заказать монтаж, сравнить системы или получить инструкцию. Это было критерием для правильного объединения запросов и распределения их по страницам, а не отдельным предметом исследования.</w:t>
       </w:r>
     </w:p>
     <w:p>
@@ -131,7 +131,7 @@
         <w:rPr>
           <w:rFonts w:ascii="Liberation Sans" w:hAnsi="Liberation Sans"/>
         </w:rPr>
-        <w:t>Для дополнительной проверки ответов Алисы в поиске Яндекса сначала рассмотрели 25 тем. Восемь выбрали для полного сравнения: шесть — потому что ответ мог уточнить решение по странице, две — как контроль уже ясного вывода обычной выдачи. Ещё 16 тем повторяли уже проверенные типы решений и не требовали отдельного повторения, одну тему оставили без дальнейшей проверки.</w:t>
+        <w:t>После распределения ядра по страницам и выборочных проверок обычной выдачи мы выделили темы, где дополнительное сравнение с выдачей Алисы могло дать новый материал для решения: уточнить роль страницы, помочь сформулировать недостающий блок или проверить уже уверенный вывод. Таких кандидатов получилось 25. Из них для полной проверки выбрали 8: шесть тем, где дополнительная выдача могла уточнить решение, и два контрольных запроса с уже ясным результатом обычной выдачи. Ещё 16 тем повторяли уже охваченные типы решений, одну тему оставили без дальнейшей проверки.</w:t>
       </w:r>
     </w:p>
     <w:p>
@@ -140,7 +140,7 @@
         <w:rPr>
           <w:rFonts w:ascii="Liberation Sans" w:hAnsi="Liberation Sans"/>
         </w:rPr>
-        <w:t>В итоге результаты Wordstat, текущих страниц, обычной выдачи Яндекса и восьми проверок ответов Алисы были сведены в 34 значимых вывода. В клиентском отчёте подробно показаны выводы, которые приводят к реальному улучшению сайта, подтверждают важное существующее решение или требуют конкретного факта от компании.</w:t>
+        <w:t>В итоге результаты Wordstat, текущих страниц, обычной выдачи Яндекса и восьми проверок выдачи Алисы были сведены в 34 значимых вывода. В клиентском отчёте подробно показаны выводы, которые приводят к реальному улучшению сайта, подтверждают важное существующее решение или требуют конкретного факта от компании.</w:t>
       </w:r>
     </w:p>
     <w:p>
@@ -153,7 +153,7 @@
           <w:rFonts w:ascii="Liberation Sans" w:hAnsi="Liberation Sans"/>
           <w:b/>
         </w:rPr>
-        <w:t>Сайт → Wordstat → очистка и объединение повторов → 168 групп поискового спроса → распределение запросов по страницам → 75 выборочных проверок в обычном Яндексе → 8 проверок ответов Алисы → 34 итоговых вывода → 7 готовых улучшений и 2 уточнения у компании.</w:t>
+        <w:t>Сайт → Wordstat → очистка и объединение повторов → 168 групп поискового спроса → распределение запросов по страницам → 75 выборочных проверок в обычном Яндексе → 8 проверок выдачи Алисы → 34 итоговых вывода → 7 готовых улучшений и 2 уточнения у компании.</w:t>
       </w:r>
     </w:p>
     <w:p>
@@ -192,20 +192,11 @@
       </w:r>
     </w:p>
     <w:p>
-      <w:pPr/>
-      <w:r>
-        <w:rPr>
-          <w:rFonts w:ascii="Liberation Sans" w:hAnsi="Liberation Sans"/>
-        </w:rPr>
-        <w:t>Полный список 75 проверенных формулировок и краткое описание выдачи приведены в приложении.</w:t>
-      </w:r>
-    </w:p>
-    <w:p>
       <w:pPr>
         <w:pStyle w:val="Heading1"/>
       </w:pPr>
       <w:r>
-        <w:t>Что дала проверка ответов Алисы</w:t>
+        <w:t>Что дала проверка выдачи Алисы</w:t>
       </w:r>
     </w:p>
     <w:p>
@@ -214,7 +205,7 @@
         <w:rPr>
           <w:rFonts w:ascii="Liberation Sans" w:hAnsi="Liberation Sans"/>
         </w:rPr>
-        <w:t>Под ответами Алисы здесь имеется в виду генеративный ответ в поиске Яндекса, работающий на технологиях Алисы. Этот источник использовался как дополнительная проверка выбранных тем наряду с обычной выдачей Яндекса, а не как замена самому исследованию.</w:t>
+        <w:t>Под выдачей Алисы здесь имеются в виду ответы Алисы, которые показываются в поиске Яндекса. Мы использовали эту выдачу только как дополнительную проверку выбранных тем наряду с обычной выдачей Яндекса; само исследование выполнялось по собранному ядру, страницам сайта и сохранённым поисковым данным.</w:t>
       </w:r>
     </w:p>
     <w:p>
@@ -223,7 +214,7 @@
         <w:rPr>
           <w:rFonts w:ascii="Liberation Sans" w:hAnsi="Liberation Sans"/>
         </w:rPr>
-        <w:t>Перед этой проверкой рассматривались 25 тем. Восемь были выбраны для полного сравнения: шесть могли уточнить решение по странице, а две использовались как контроль уже понятного результата. Остальные 16 повторяли уже охваченные типы решений, одну тему оставили без дальнейшей проверки.</w:t>
+        <w:t>К моменту этой проверки ядро уже было собрано, очищено, сгруппировано и распределено по страницам, а спорные границы дополнительно проверены в обычной выдаче. После этого выделили 25 тем, где выдача Алисы могла либо уточнить решение, либо проверить уже уверенный вывод. Из этих 25 кандидатов полностью проверили 8: шесть тем, где дополнительная выдача могла изменить или уточнить решение, и два контрольных запроса. Остальные 16 повторяли уже охваченные типы решений, одну тему оставили без дальнейшей проверки.</w:t>
       </w:r>
     </w:p>
     <w:p>
@@ -232,7 +223,7 @@
         <w:rPr>
           <w:rFonts w:ascii="Liberation Sans" w:hAnsi="Liberation Sans"/>
         </w:rPr>
-        <w:t>Главный результат: ответы Алисы не потребовали пересматривать общую картину распределения спроса по сайту. Там, где существующая страница уже подходила запросу, дополнительная проверка подтверждала её роль. Там, где странице не хватало объяснения, сравнение помогало точнее сформулировать содержание доработки.</w:t>
+        <w:t>Главный результат: сравнение с выдачей Алисы не дало оснований пересматривать общую картину распределения спроса по сайту. Там, где существующая страница уже подходила запросу, дополнительная проверка подтверждала её роль. Там, где странице не хватало объяснения, сравнение помогало точнее сформулировать содержание доработки.</w:t>
       </w:r>
     </w:p>
     <w:tbl>
@@ -301,7 +292,7 @@
                 <w:b/>
                 <w:sz w:val="18"/>
               </w:rPr>
-              <w:t xml:space="preserve">Что показал ответ Алисы: </w:t>
+              <w:t xml:space="preserve">Что показала проверка выдачи Алисы: </w:t>
             </w:r>
             <w:r>
               <w:rPr>
@@ -406,7 +397,7 @@
                 <w:b/>
                 <w:sz w:val="18"/>
               </w:rPr>
-              <w:t xml:space="preserve">Что показал ответ Алисы: </w:t>
+              <w:t xml:space="preserve">Что показала проверка выдачи Алисы: </w:t>
             </w:r>
             <w:r>
               <w:rPr>
@@ -511,14 +502,14 @@
                 <w:b/>
                 <w:sz w:val="18"/>
               </w:rPr>
-              <w:t xml:space="preserve">Что показал ответ Алисы: </w:t>
+              <w:t xml:space="preserve">Что показала проверка выдачи Алисы: </w:t>
             </w:r>
             <w:r>
               <w:rPr>
                 <w:rFonts w:ascii="Liberation Sans" w:hAnsi="Liberation Sans"/>
                 <w:sz w:val="18"/>
               </w:rPr>
-              <w:t>Ответ Алисы также сохранил балконный сценарий</w:t>
+              <w:t>В выдаче Алисы также сохранился балконный сценарий</w:t>
             </w:r>
           </w:p>
           <w:p>
@@ -616,7 +607,7 @@
                 <w:b/>
                 <w:sz w:val="18"/>
               </w:rPr>
-              <w:t xml:space="preserve">Что показал ответ Алисы: </w:t>
+              <w:t xml:space="preserve">Что показала проверка выдачи Алисы: </w:t>
             </w:r>
             <w:r>
               <w:rPr>
@@ -721,7 +712,7 @@
                 <w:b/>
                 <w:sz w:val="18"/>
               </w:rPr>
-              <w:t xml:space="preserve">Что показал ответ Алисы: </w:t>
+              <w:t xml:space="preserve">Что показала проверка выдачи Алисы: </w:t>
             </w:r>
             <w:r>
               <w:rPr>
@@ -826,7 +817,7 @@
                 <w:b/>
                 <w:sz w:val="18"/>
               </w:rPr>
-              <w:t xml:space="preserve">Что показал ответ Алисы: </w:t>
+              <w:t xml:space="preserve">Что показала проверка выдачи Алисы: </w:t>
             </w:r>
             <w:r>
               <w:rPr>
@@ -931,14 +922,14 @@
                 <w:b/>
                 <w:sz w:val="18"/>
               </w:rPr>
-              <w:t xml:space="preserve">Что показал ответ Алисы: </w:t>
+              <w:t xml:space="preserve">Что показала проверка выдачи Алисы: </w:t>
             </w:r>
             <w:r>
               <w:rPr>
                 <w:rFonts w:ascii="Liberation Sans" w:hAnsi="Liberation Sans"/>
                 <w:sz w:val="18"/>
               </w:rPr>
-              <w:t>Ответ Алисы, как и обычная выдача, смешал эксплуатационную проблему и аварийное открывание</w:t>
+              <w:t>В выдаче Алисы, как и в обычной, смешались эксплуатационная проблема и аварийное открывание</w:t>
             </w:r>
           </w:p>
           <w:p>
@@ -1036,7 +1027,7 @@
                 <w:b/>
                 <w:sz w:val="18"/>
               </w:rPr>
-              <w:t xml:space="preserve">Что показал ответ Алисы: </w:t>
+              <w:t xml:space="preserve">Что показала проверка выдачи Алисы: </w:t>
             </w:r>
             <w:r>
               <w:rPr>
@@ -1081,7 +1072,7 @@
         <w:rPr>
           <w:rFonts w:ascii="Liberation Sans" w:hAnsi="Liberation Sans"/>
         </w:rPr>
-        <w:t>Таким образом, дополнительная проверка ответов Алисы повысила точность уже принятых решений: контрольные запросы подтвердили устойчивые роли страниц, а сравнение по неоднозначным темам помогло точнее сформулировать содержание нескольких доработок.</w:t>
+        <w:t>Таким образом, дополнительная проверка выдачи Алисы повысила точность уже принятых решений: контрольные запросы подтвердили устойчивые роли страниц, а сравнение по неоднозначным темам помогло точнее сформулировать содержание нескольких доработок.</w:t>
       </w:r>
     </w:p>
     <w:p>
@@ -1154,7 +1145,7 @@
         <w:rPr>
           <w:rFonts w:ascii="Liberation Sans" w:hAnsi="Liberation Sans"/>
         </w:rPr>
-        <w:t xml:space="preserve"> это разные сценарии выбора. Человеку важно понять, какое решение подходит его проёму и что именно нужно обсуждать на замере. Обычная выдача и дополнительная проверка ответа Алисы подтверждают самостоятельную роль темы французских окон.</w:t>
+        <w:t xml:space="preserve"> это разные сценарии выбора. Человеку важно понять, какое решение подходит его проёму и что именно нужно обсуждать на замере. Обычная выдача и дополнительная проверка выдачи Алисы подтверждают самостоятельную роль темы французских окон.</w:t>
       </w:r>
     </w:p>
     <w:p>
@@ -1190,9 +1181,7 @@
       </w:r>
     </w:p>
     <w:p>
-      <w:pPr>
-        <w:keepNext/>
-      </w:pPr>
+      <w:pPr/>
       <w:r>
         <w:rPr>
           <w:rFonts w:ascii="Liberation Sans" w:hAnsi="Liberation Sans"/>
@@ -1208,9 +1197,7 @@
       </w:r>
     </w:p>
     <w:p>
-      <w:pPr>
-        <w:keepNext/>
-      </w:pPr>
+      <w:pPr/>
       <w:r>
         <w:rPr>
           <w:rFonts w:ascii="Liberation Sans" w:hAnsi="Liberation Sans"/>
@@ -1330,9 +1317,7 @@
       </w:r>
     </w:p>
     <w:p>
-      <w:pPr>
-        <w:keepNext/>
-      </w:pPr>
+      <w:pPr/>
       <w:r>
         <w:rPr>
           <w:rFonts w:ascii="Liberation Sans" w:hAnsi="Liberation Sans"/>
@@ -1348,9 +1333,7 @@
       </w:r>
     </w:p>
     <w:p>
-      <w:pPr>
-        <w:keepNext/>
-      </w:pPr>
+      <w:pPr/>
       <w:r>
         <w:rPr>
           <w:rFonts w:ascii="Liberation Sans" w:hAnsi="Liberation Sans"/>
@@ -1470,9 +1453,7 @@
       </w:r>
     </w:p>
     <w:p>
-      <w:pPr>
-        <w:keepNext/>
-      </w:pPr>
+      <w:pPr/>
       <w:r>
         <w:rPr>
           <w:rFonts w:ascii="Liberation Sans" w:hAnsi="Liberation Sans"/>
@@ -1488,9 +1469,7 @@
       </w:r>
     </w:p>
     <w:p>
-      <w:pPr>
-        <w:keepNext/>
-      </w:pPr>
+      <w:pPr/>
       <w:r>
         <w:rPr>
           <w:rFonts w:ascii="Liberation Sans" w:hAnsi="Liberation Sans"/>
@@ -1610,9 +1589,7 @@
       </w:r>
     </w:p>
     <w:p>
-      <w:pPr>
-        <w:keepNext/>
-      </w:pPr>
+      <w:pPr/>
       <w:r>
         <w:rPr>
           <w:rFonts w:ascii="Liberation Sans" w:hAnsi="Liberation Sans"/>
@@ -1628,9 +1605,7 @@
       </w:r>
     </w:p>
     <w:p>
-      <w:pPr>
-        <w:keepNext/>
-      </w:pPr>
+      <w:pPr/>
       <w:r>
         <w:rPr>
           <w:rFonts w:ascii="Liberation Sans" w:hAnsi="Liberation Sans"/>
@@ -1750,9 +1725,7 @@
       </w:r>
     </w:p>
     <w:p>
-      <w:pPr>
-        <w:keepNext/>
-      </w:pPr>
+      <w:pPr/>
       <w:r>
         <w:rPr>
           <w:rFonts w:ascii="Liberation Sans" w:hAnsi="Liberation Sans"/>
@@ -1768,9 +1741,7 @@
       </w:r>
     </w:p>
     <w:p>
-      <w:pPr>
-        <w:keepNext/>
-      </w:pPr>
+      <w:pPr/>
       <w:r>
         <w:rPr>
           <w:rFonts w:ascii="Liberation Sans" w:hAnsi="Liberation Sans"/>
@@ -1838,7 +1809,7 @@
         <w:rPr>
           <w:rFonts w:ascii="Liberation Sans" w:hAnsi="Liberation Sans"/>
         </w:rPr>
-        <w:t xml:space="preserve"> существующий раздел алюминиевых окон уже является подходящей коммерческой страницей для панорамных алюминиевых решений. Обычная выдача и дополнительная проверка ответа Алисы показывают, что при крупных проёмах пользователю нужен более подробный выбор внутри той же темы.</w:t>
+        <w:t xml:space="preserve"> существующий раздел алюминиевых окон уже является подходящей коммерческой страницей для панорамных алюминиевых решений. Обычная выдача и дополнительная проверка выдачи Алисы показывают, что при крупных проёмах пользователю нужен более подробный выбор внутри той же темы.</w:t>
       </w:r>
     </w:p>
     <w:p>
@@ -1890,9 +1861,7 @@
       </w:r>
     </w:p>
     <w:p>
-      <w:pPr>
-        <w:keepNext/>
-      </w:pPr>
+      <w:pPr/>
       <w:r>
         <w:rPr>
           <w:rFonts w:ascii="Liberation Sans" w:hAnsi="Liberation Sans"/>
@@ -1908,9 +1877,7 @@
       </w:r>
     </w:p>
     <w:p>
-      <w:pPr>
-        <w:keepNext/>
-      </w:pPr>
+      <w:pPr/>
       <w:r>
         <w:rPr>
           <w:rFonts w:ascii="Liberation Sans" w:hAnsi="Liberation Sans"/>
@@ -1994,7 +1961,7 @@
         <w:rPr>
           <w:rFonts w:ascii="Liberation Sans" w:hAnsi="Liberation Sans"/>
         </w:rPr>
-        <w:t xml:space="preserve"> без видимой методики сравнения читателю трудно понять, на чём основан список и насколько он актуален. Дополнительная проверка ответа Алисы также усилила значение свежести данных и понятных критериев.</w:t>
+        <w:t xml:space="preserve"> без видимой методики сравнения читателю трудно понять, на чём основан список и насколько он актуален. Дополнительная проверка выдачи Алисы также усилила значение свежести данных и понятных критериев.</w:t>
       </w:r>
     </w:p>
     <w:p>
@@ -2030,9 +1997,7 @@
       </w:r>
     </w:p>
     <w:p>
-      <w:pPr>
-        <w:keepNext/>
-      </w:pPr>
+      <w:pPr/>
       <w:r>
         <w:rPr>
           <w:rFonts w:ascii="Liberation Sans" w:hAnsi="Liberation Sans"/>
@@ -2048,9 +2013,7 @@
       </w:r>
     </w:p>
     <w:p>
-      <w:pPr>
-        <w:keepNext/>
-      </w:pPr>
+      <w:pPr/>
       <w:r>
         <w:rPr>
           <w:rFonts w:ascii="Liberation Sans" w:hAnsi="Liberation Sans"/>
@@ -2095,16 +2058,7 @@
         <w:rPr>
           <w:rFonts w:ascii="Liberation Sans" w:hAnsi="Liberation Sans"/>
         </w:rPr>
-        <w:t>Исследование подтвердило несколько важных решений в существующей структуре. Специализированная страница панорамного остекления балкона соответствует спросу на этот вид работ. Общая страница веранды и раздел алюминиевых окон выполняют разные роли: первая помогает выбрать решение для конкретного объекта, второй — материал и систему. Страница замены окна и общая страница монтажа также отвечают на разные поисковые формулировки: одна — на замену существующего окна, другая — на установку.</w:t>
-      </w:r>
-    </w:p>
-    <w:p>
-      <w:pPr/>
-      <w:r>
-        <w:rPr>
-          <w:rFonts w:ascii="Liberation Sans" w:hAnsi="Liberation Sans"/>
-        </w:rPr>
-        <w:t>То же относится к ряду товарных и информационных материалов: страница изделия и статья о выборе могут дополнять друг друга, когда человек сначала изучает вариант, а затем переходит к покупке или услуге. Эти подтверждённые роли страниц стоит сохранять, а бюджет и работу сосредоточить на семи улучшениях выше.</w:t>
+        <w:t>Исследование подтвердило, что значительная часть существующего распределения поискового спроса по страницам уже настроена правильно. Поэтому массовая перестройка структуры и полная пересборка ядра на сайте не требуются. Практический смысл этого вывода — не тратить работу на уже корректные части сайта, а сосредоточиться на семи конкретных улучшениях, описанных выше.</w:t>
       </w:r>
     </w:p>
     <w:p>
@@ -2165,7 +2119,7 @@
         <w:rPr>
           <w:rFonts w:ascii="Liberation Sans" w:hAnsi="Liberation Sans"/>
         </w:rPr>
-        <w:t>В работе пересобрано поисковое ядро сайта для Москвы: собраны и очищены поисковые формулировки, близкий спрос объединён в 168 групп, а активные запросы распределены между существующими страницами. Из 2 332 активных формулировок для 2 313 определена подходящая страница; 19 оставлены без принудительного назначения до появления более сильных оснований.</w:t>
+        <w:t>В работе для Москвы собрано и проанализировано поисковое ядро: поисковые фразы очищены, близкий спрос объединён в 168 групп, а активные запросы сопоставлены с существующими страницами. Из 2 332 активных фраз для 2 313 определена подходящая страница; 19 оставлены без принудительного назначения до появления более сильных оснований. Исследование показало, что полностью пересобирать существующее распределение ядра по сайту не требуется: в целом оно уже соответствует выявленному спросу как в обычной выдаче Яндекса, так и в выдаче Алисы.</w:t>
       </w:r>
     </w:p>
     <w:p>
@@ -2174,4991 +2128,9 @@
         <w:rPr>
           <w:rFonts w:ascii="Liberation Sans" w:hAnsi="Liberation Sans"/>
         </w:rPr>
-        <w:t>Обычная выдача Яндекса помогла проверить 75 неоднозначных или важных для распределения запросов случаев. Ответы Алисы в поиске Яндекса дополнительно проверили восемь выбранных тем и помогли точнее сформулировать часть рекомендаций. Практический результат — семь конкретных улучшений, которые можно передавать в работу сейчас, и два следующих улучшения, для которых компания сначала должна подтвердить фактические данные.</w:t>
+        <w:t>Обычная выдача Яндекса помогла проверить 75 неоднозначных или важных для распределения запросов случаев. Выдача Алисы была дополнительно проверена по восьми выбранным темам и помогли точнее сформулировать часть рекомендаций. Практический результат — семь конкретных улучшений, которые можно передавать в работу сейчас, и два следующих улучшения, для которых компания сначала должна подтвердить фактические данные.</w:t>
       </w:r>
     </w:p>
-    <w:p>
-      <w:pPr>
-        <w:pStyle w:val="Heading1"/>
-      </w:pPr>
-      <w:r>
-        <w:t>Приложение. Что показала обычная выдача Яндекса по 75 конкретным запросам</w:t>
-      </w:r>
-    </w:p>
-    <w:p>
-      <w:pPr/>
-      <w:r>
-        <w:rPr>
-          <w:rFonts w:ascii="Liberation Sans" w:hAnsi="Liberation Sans"/>
-        </w:rPr>
-        <w:t>Каждая строка ниже относится только к той формулировке, которая действительно проверялась. Написание запросов сохранено в исходном виде.</w:t>
-      </w:r>
-    </w:p>
-    <w:tbl>
-      <w:tblPr>
-        <w:tblStyle w:val="TableGrid"/>
-        <w:tblW w:type="auto" w:w="0"/>
-        <w:jc w:val="center"/>
-        <w:tblLook w:firstColumn="1" w:firstRow="1" w:lastColumn="0" w:lastRow="0" w:noHBand="0" w:noVBand="1" w:val="04A0"/>
-      </w:tblPr>
-      <w:tblGrid>
-        <w:gridCol w:w="3289"/>
-        <w:gridCol w:w="3289"/>
-        <w:gridCol w:w="3289"/>
-      </w:tblGrid>
-      <w:tr>
-        <w:trPr>
-          <w:tblHeader w:val="true"/>
-        </w:trPr>
-        <w:tc>
-          <w:tcPr>
-            <w:tcW w:type="dxa" w:w="453"/>
-            <w:shd w:fill="E9EDF2"/>
-            <w:vAlign w:val="center"/>
-            <w:tcMar>
-              <w:top w:w="70" w:type="dxa"/>
-              <w:start w:w="70" w:type="dxa"/>
-              <w:bottom w:w="70" w:type="dxa"/>
-              <w:end w:w="70" w:type="dxa"/>
-            </w:tcMar>
-          </w:tcPr>
-          <w:p>
-            <w:pPr>
-              <w:pStyle w:val="SmallTable"/>
-            </w:pPr>
-            <w:r>
-              <w:rPr>
-                <w:b/>
-              </w:rPr>
-              <w:t>№</w:t>
-            </w:r>
-          </w:p>
-        </w:tc>
-        <w:tc>
-          <w:tcPr>
-            <w:tcW w:type="dxa" w:w="3345"/>
-            <w:shd w:fill="E9EDF2"/>
-            <w:vAlign w:val="center"/>
-            <w:tcMar>
-              <w:top w:w="70" w:type="dxa"/>
-              <w:start w:w="70" w:type="dxa"/>
-              <w:bottom w:w="70" w:type="dxa"/>
-              <w:end w:w="70" w:type="dxa"/>
-            </w:tcMar>
-          </w:tcPr>
-          <w:p>
-            <w:pPr>
-              <w:pStyle w:val="SmallTable"/>
-            </w:pPr>
-            <w:r>
-              <w:rPr>
-                <w:b/>
-              </w:rPr>
-              <w:t>Проверенная формулировка</w:t>
-            </w:r>
-          </w:p>
-        </w:tc>
-        <w:tc>
-          <w:tcPr>
-            <w:tcW w:type="dxa" w:w="5216"/>
-            <w:shd w:fill="E9EDF2"/>
-            <w:vAlign w:val="center"/>
-            <w:tcMar>
-              <w:top w:w="70" w:type="dxa"/>
-              <w:start w:w="70" w:type="dxa"/>
-              <w:bottom w:w="70" w:type="dxa"/>
-              <w:end w:w="70" w:type="dxa"/>
-            </w:tcMar>
-          </w:tcPr>
-          <w:p>
-            <w:pPr>
-              <w:pStyle w:val="SmallTable"/>
-            </w:pPr>
-            <w:r>
-              <w:rPr>
-                <w:b/>
-              </w:rPr>
-              <w:t>Что было видно в обычной выдаче</w:t>
-            </w:r>
-          </w:p>
-        </w:tc>
-      </w:tr>
-      <w:tr>
-        <w:trPr>
-          <w:cantSplit/>
-        </w:trPr>
-        <w:tc>
-          <w:tcPr>
-            <w:tcW w:type="dxa" w:w="453"/>
-            <w:vAlign w:val="top"/>
-            <w:tcMar>
-              <w:top w:w="55" w:type="dxa"/>
-              <w:start w:w="60" w:type="dxa"/>
-              <w:bottom w:w="55" w:type="dxa"/>
-              <w:end w:w="60" w:type="dxa"/>
-            </w:tcMar>
-          </w:tcPr>
-          <w:p>
-            <w:pPr>
-              <w:pStyle w:val="SmallTable"/>
-            </w:pPr>
-            <w:r>
-              <w:t>1</w:t>
-            </w:r>
-          </w:p>
-        </w:tc>
-        <w:tc>
-          <w:tcPr>
-            <w:tcW w:type="dxa" w:w="3345"/>
-            <w:vAlign w:val="top"/>
-            <w:tcMar>
-              <w:top w:w="55" w:type="dxa"/>
-              <w:start w:w="60" w:type="dxa"/>
-              <w:bottom w:w="55" w:type="dxa"/>
-              <w:end w:w="60" w:type="dxa"/>
-            </w:tcMar>
-          </w:tcPr>
-          <w:p>
-            <w:pPr>
-              <w:pStyle w:val="SmallTable"/>
-            </w:pPr>
-            <w:r>
-              <w:t>аксессуары для пластиковых окон</w:t>
-            </w:r>
-          </w:p>
-        </w:tc>
-        <w:tc>
-          <w:tcPr>
-            <w:tcW w:type="dxa" w:w="5216"/>
-            <w:vAlign w:val="top"/>
-            <w:tcMar>
-              <w:top w:w="55" w:type="dxa"/>
-              <w:start w:w="60" w:type="dxa"/>
-              <w:bottom w:w="55" w:type="dxa"/>
-              <w:end w:w="60" w:type="dxa"/>
-            </w:tcMar>
-          </w:tcPr>
-          <w:p>
-            <w:pPr>
-              <w:pStyle w:val="SmallTable"/>
-            </w:pPr>
-            <w:r>
-              <w:t>покупка аксессуаров; товарная категория</w:t>
-            </w:r>
-          </w:p>
-        </w:tc>
-      </w:tr>
-      <w:tr>
-        <w:trPr>
-          <w:cantSplit/>
-        </w:trPr>
-        <w:tc>
-          <w:tcPr>
-            <w:tcW w:type="dxa" w:w="453"/>
-            <w:vAlign w:val="top"/>
-            <w:tcMar>
-              <w:top w:w="55" w:type="dxa"/>
-              <w:start w:w="60" w:type="dxa"/>
-              <w:bottom w:w="55" w:type="dxa"/>
-              <w:end w:w="60" w:type="dxa"/>
-            </w:tcMar>
-          </w:tcPr>
-          <w:p>
-            <w:pPr>
-              <w:pStyle w:val="SmallTable"/>
-            </w:pPr>
-            <w:r>
-              <w:t>2</w:t>
-            </w:r>
-          </w:p>
-        </w:tc>
-        <w:tc>
-          <w:tcPr>
-            <w:tcW w:type="dxa" w:w="3345"/>
-            <w:vAlign w:val="top"/>
-            <w:tcMar>
-              <w:top w:w="55" w:type="dxa"/>
-              <w:start w:w="60" w:type="dxa"/>
-              <w:bottom w:w="55" w:type="dxa"/>
-              <w:end w:w="60" w:type="dxa"/>
-            </w:tcMar>
-          </w:tcPr>
-          <w:p>
-            <w:pPr>
-              <w:pStyle w:val="SmallTable"/>
-            </w:pPr>
-            <w:r>
-              <w:t>алюминиевые окна fapim</w:t>
-            </w:r>
-          </w:p>
-        </w:tc>
-        <w:tc>
-          <w:tcPr>
-            <w:tcW w:type="dxa" w:w="5216"/>
-            <w:vAlign w:val="top"/>
-            <w:tcMar>
-              <w:top w:w="55" w:type="dxa"/>
-              <w:start w:w="60" w:type="dxa"/>
-              <w:bottom w:w="55" w:type="dxa"/>
-              <w:end w:w="60" w:type="dxa"/>
-            </w:tcMar>
-          </w:tcPr>
-          <w:p>
-            <w:pPr>
-              <w:pStyle w:val="SmallTable"/>
-            </w:pPr>
-            <w:r>
-              <w:t>поиск брендовой оконной фурнитуры; товарная категория</w:t>
-            </w:r>
-          </w:p>
-        </w:tc>
-      </w:tr>
-      <w:tr>
-        <w:trPr>
-          <w:cantSplit/>
-        </w:trPr>
-        <w:tc>
-          <w:tcPr>
-            <w:tcW w:type="dxa" w:w="453"/>
-            <w:vAlign w:val="top"/>
-            <w:tcMar>
-              <w:top w:w="55" w:type="dxa"/>
-              <w:start w:w="60" w:type="dxa"/>
-              <w:bottom w:w="55" w:type="dxa"/>
-              <w:end w:w="60" w:type="dxa"/>
-            </w:tcMar>
-          </w:tcPr>
-          <w:p>
-            <w:pPr>
-              <w:pStyle w:val="SmallTable"/>
-            </w:pPr>
-            <w:r>
-              <w:t>3</w:t>
-            </w:r>
-          </w:p>
-        </w:tc>
-        <w:tc>
-          <w:tcPr>
-            <w:tcW w:type="dxa" w:w="3345"/>
-            <w:vAlign w:val="top"/>
-            <w:tcMar>
-              <w:top w:w="55" w:type="dxa"/>
-              <w:start w:w="60" w:type="dxa"/>
-              <w:bottom w:w="55" w:type="dxa"/>
-              <w:end w:w="60" w:type="dxa"/>
-            </w:tcMar>
-          </w:tcPr>
-          <w:p>
-            <w:pPr>
-              <w:pStyle w:val="SmallTable"/>
-            </w:pPr>
-            <w:r>
-              <w:t>балкон без остекления</w:t>
-            </w:r>
-          </w:p>
-        </w:tc>
-        <w:tc>
-          <w:tcPr>
-            <w:tcW w:type="dxa" w:w="5216"/>
-            <w:vAlign w:val="top"/>
-            <w:tcMar>
-              <w:top w:w="55" w:type="dxa"/>
-              <w:start w:w="60" w:type="dxa"/>
-              <w:bottom w:w="55" w:type="dxa"/>
-              <w:end w:w="60" w:type="dxa"/>
-            </w:tcMar>
-          </w:tcPr>
-          <w:p>
-            <w:pPr>
-              <w:pStyle w:val="SmallTable"/>
-            </w:pPr>
-            <w:r>
-              <w:t>отделка открытого балкона; смешанная услуга и информация</w:t>
-            </w:r>
-          </w:p>
-        </w:tc>
-      </w:tr>
-      <w:tr>
-        <w:trPr>
-          <w:cantSplit/>
-        </w:trPr>
-        <w:tc>
-          <w:tcPr>
-            <w:tcW w:type="dxa" w:w="453"/>
-            <w:vAlign w:val="top"/>
-            <w:tcMar>
-              <w:top w:w="55" w:type="dxa"/>
-              <w:start w:w="60" w:type="dxa"/>
-              <w:bottom w:w="55" w:type="dxa"/>
-              <w:end w:w="60" w:type="dxa"/>
-            </w:tcMar>
-          </w:tcPr>
-          <w:p>
-            <w:pPr>
-              <w:pStyle w:val="SmallTable"/>
-            </w:pPr>
-            <w:r>
-              <w:t>4</w:t>
-            </w:r>
-          </w:p>
-        </w:tc>
-        <w:tc>
-          <w:tcPr>
-            <w:tcW w:type="dxa" w:w="3345"/>
-            <w:vAlign w:val="top"/>
-            <w:tcMar>
-              <w:top w:w="55" w:type="dxa"/>
-              <w:start w:w="60" w:type="dxa"/>
-              <w:bottom w:w="55" w:type="dxa"/>
-              <w:end w:w="60" w:type="dxa"/>
-            </w:tcMar>
-          </w:tcPr>
-          <w:p>
-            <w:pPr>
-              <w:pStyle w:val="SmallTable"/>
-            </w:pPr>
-            <w:r>
-              <w:t>безрамное остекление веранды</w:t>
-            </w:r>
-          </w:p>
-        </w:tc>
-        <w:tc>
-          <w:tcPr>
-            <w:tcW w:type="dxa" w:w="5216"/>
-            <w:vAlign w:val="top"/>
-            <w:tcMar>
-              <w:top w:w="55" w:type="dxa"/>
-              <w:start w:w="60" w:type="dxa"/>
-              <w:bottom w:w="55" w:type="dxa"/>
-              <w:end w:w="60" w:type="dxa"/>
-            </w:tcMar>
-          </w:tcPr>
-          <w:p>
-            <w:pPr>
-              <w:pStyle w:val="SmallTable"/>
-            </w:pPr>
-            <w:r>
-              <w:t>коммерческая услуга безрамного остекления веранды</w:t>
-            </w:r>
-          </w:p>
-        </w:tc>
-      </w:tr>
-      <w:tr>
-        <w:trPr>
-          <w:cantSplit/>
-        </w:trPr>
-        <w:tc>
-          <w:tcPr>
-            <w:tcW w:type="dxa" w:w="453"/>
-            <w:vAlign w:val="top"/>
-            <w:tcMar>
-              <w:top w:w="55" w:type="dxa"/>
-              <w:start w:w="60" w:type="dxa"/>
-              <w:bottom w:w="55" w:type="dxa"/>
-              <w:end w:w="60" w:type="dxa"/>
-            </w:tcMar>
-          </w:tcPr>
-          <w:p>
-            <w:pPr>
-              <w:pStyle w:val="SmallTable"/>
-            </w:pPr>
-            <w:r>
-              <w:t>5</w:t>
-            </w:r>
-          </w:p>
-        </w:tc>
-        <w:tc>
-          <w:tcPr>
-            <w:tcW w:type="dxa" w:w="3345"/>
-            <w:vAlign w:val="top"/>
-            <w:tcMar>
-              <w:top w:w="55" w:type="dxa"/>
-              <w:start w:w="60" w:type="dxa"/>
-              <w:bottom w:w="55" w:type="dxa"/>
-              <w:end w:w="60" w:type="dxa"/>
-            </w:tcMar>
-          </w:tcPr>
-          <w:p>
-            <w:pPr>
-              <w:pStyle w:val="SmallTable"/>
-            </w:pPr>
-            <w:r>
-              <w:t>демонтаж остекления балкона</w:t>
-            </w:r>
-          </w:p>
-        </w:tc>
-        <w:tc>
-          <w:tcPr>
-            <w:tcW w:type="dxa" w:w="5216"/>
-            <w:vAlign w:val="top"/>
-            <w:tcMar>
-              <w:top w:w="55" w:type="dxa"/>
-              <w:start w:w="60" w:type="dxa"/>
-              <w:bottom w:w="55" w:type="dxa"/>
-              <w:end w:w="60" w:type="dxa"/>
-            </w:tcMar>
-          </w:tcPr>
-          <w:p>
-            <w:pPr>
-              <w:pStyle w:val="SmallTable"/>
-            </w:pPr>
-            <w:r>
-              <w:t>коммерческая услуга демонтажа остекления</w:t>
-            </w:r>
-          </w:p>
-        </w:tc>
-      </w:tr>
-      <w:tr>
-        <w:trPr>
-          <w:cantSplit/>
-        </w:trPr>
-        <w:tc>
-          <w:tcPr>
-            <w:tcW w:type="dxa" w:w="453"/>
-            <w:vAlign w:val="top"/>
-            <w:tcMar>
-              <w:top w:w="55" w:type="dxa"/>
-              <w:start w:w="60" w:type="dxa"/>
-              <w:bottom w:w="55" w:type="dxa"/>
-              <w:end w:w="60" w:type="dxa"/>
-            </w:tcMar>
-          </w:tcPr>
-          <w:p>
-            <w:pPr>
-              <w:pStyle w:val="SmallTable"/>
-            </w:pPr>
-            <w:r>
-              <w:t>6</w:t>
-            </w:r>
-          </w:p>
-        </w:tc>
-        <w:tc>
-          <w:tcPr>
-            <w:tcW w:type="dxa" w:w="3345"/>
-            <w:vAlign w:val="top"/>
-            <w:tcMar>
-              <w:top w:w="55" w:type="dxa"/>
-              <w:start w:w="60" w:type="dxa"/>
-              <w:bottom w:w="55" w:type="dxa"/>
-              <w:end w:w="60" w:type="dxa"/>
-            </w:tcMar>
-          </w:tcPr>
-          <w:p>
-            <w:pPr>
-              <w:pStyle w:val="SmallTable"/>
-            </w:pPr>
-            <w:r>
-              <w:t>дерево алюминиевые окна</w:t>
-            </w:r>
-          </w:p>
-        </w:tc>
-        <w:tc>
-          <w:tcPr>
-            <w:tcW w:type="dxa" w:w="5216"/>
-            <w:vAlign w:val="top"/>
-            <w:tcMar>
-              <w:top w:w="55" w:type="dxa"/>
-              <w:start w:w="60" w:type="dxa"/>
-              <w:bottom w:w="55" w:type="dxa"/>
-              <w:end w:w="60" w:type="dxa"/>
-            </w:tcMar>
-          </w:tcPr>
-          <w:p>
-            <w:pPr>
-              <w:pStyle w:val="SmallTable"/>
-            </w:pPr>
-            <w:r>
-              <w:t>отдельный материал окон; коммерческий товар</w:t>
-            </w:r>
-          </w:p>
-        </w:tc>
-      </w:tr>
-      <w:tr>
-        <w:trPr>
-          <w:cantSplit/>
-        </w:trPr>
-        <w:tc>
-          <w:tcPr>
-            <w:tcW w:type="dxa" w:w="453"/>
-            <w:vAlign w:val="top"/>
-            <w:tcMar>
-              <w:top w:w="55" w:type="dxa"/>
-              <w:start w:w="60" w:type="dxa"/>
-              <w:bottom w:w="55" w:type="dxa"/>
-              <w:end w:w="60" w:type="dxa"/>
-            </w:tcMar>
-          </w:tcPr>
-          <w:p>
-            <w:pPr>
-              <w:pStyle w:val="SmallTable"/>
-            </w:pPr>
-            <w:r>
-              <w:t>7</w:t>
-            </w:r>
-          </w:p>
-        </w:tc>
-        <w:tc>
-          <w:tcPr>
-            <w:tcW w:type="dxa" w:w="3345"/>
-            <w:vAlign w:val="top"/>
-            <w:tcMar>
-              <w:top w:w="55" w:type="dxa"/>
-              <w:start w:w="60" w:type="dxa"/>
-              <w:bottom w:w="55" w:type="dxa"/>
-              <w:end w:w="60" w:type="dxa"/>
-            </w:tcMar>
-          </w:tcPr>
-          <w:p>
-            <w:pPr>
-              <w:pStyle w:val="SmallTable"/>
-            </w:pPr>
-            <w:r>
-              <w:t>деревянные окна для частного дома</w:t>
-            </w:r>
-          </w:p>
-        </w:tc>
-        <w:tc>
-          <w:tcPr>
-            <w:tcW w:type="dxa" w:w="5216"/>
-            <w:vAlign w:val="top"/>
-            <w:tcMar>
-              <w:top w:w="55" w:type="dxa"/>
-              <w:start w:w="60" w:type="dxa"/>
-              <w:bottom w:w="55" w:type="dxa"/>
-              <w:end w:w="60" w:type="dxa"/>
-            </w:tcMar>
-          </w:tcPr>
-          <w:p>
-            <w:pPr>
-              <w:pStyle w:val="SmallTable"/>
-            </w:pPr>
-            <w:r>
-              <w:t>деревянные окна для частного дома; коммерческий товар</w:t>
-            </w:r>
-          </w:p>
-        </w:tc>
-      </w:tr>
-      <w:tr>
-        <w:trPr>
-          <w:cantSplit/>
-        </w:trPr>
-        <w:tc>
-          <w:tcPr>
-            <w:tcW w:type="dxa" w:w="453"/>
-            <w:vAlign w:val="top"/>
-            <w:tcMar>
-              <w:top w:w="55" w:type="dxa"/>
-              <w:start w:w="60" w:type="dxa"/>
-              <w:bottom w:w="55" w:type="dxa"/>
-              <w:end w:w="60" w:type="dxa"/>
-            </w:tcMar>
-          </w:tcPr>
-          <w:p>
-            <w:pPr>
-              <w:pStyle w:val="SmallTable"/>
-            </w:pPr>
-            <w:r>
-              <w:t>8</w:t>
-            </w:r>
-          </w:p>
-        </w:tc>
-        <w:tc>
-          <w:tcPr>
-            <w:tcW w:type="dxa" w:w="3345"/>
-            <w:vAlign w:val="top"/>
-            <w:tcMar>
-              <w:top w:w="55" w:type="dxa"/>
-              <w:start w:w="60" w:type="dxa"/>
-              <w:bottom w:w="55" w:type="dxa"/>
-              <w:end w:w="60" w:type="dxa"/>
-            </w:tcMar>
-          </w:tcPr>
-          <w:p>
-            <w:pPr>
-              <w:pStyle w:val="SmallTable"/>
-            </w:pPr>
-            <w:r>
-              <w:t>дом с панорамными окнами</w:t>
-            </w:r>
-          </w:p>
-        </w:tc>
-        <w:tc>
-          <w:tcPr>
-            <w:tcW w:type="dxa" w:w="5216"/>
-            <w:vAlign w:val="top"/>
-            <w:tcMar>
-              <w:top w:w="55" w:type="dxa"/>
-              <w:start w:w="60" w:type="dxa"/>
-              <w:bottom w:w="55" w:type="dxa"/>
-              <w:end w:w="60" w:type="dxa"/>
-            </w:tcMar>
-          </w:tcPr>
-          <w:p>
-            <w:pPr>
-              <w:pStyle w:val="SmallTable"/>
-            </w:pPr>
-            <w:r>
-              <w:t>проекты домов и недвижимость; вне основной покупки окон</w:t>
-            </w:r>
-          </w:p>
-        </w:tc>
-      </w:tr>
-      <w:tr>
-        <w:trPr>
-          <w:cantSplit/>
-        </w:trPr>
-        <w:tc>
-          <w:tcPr>
-            <w:tcW w:type="dxa" w:w="453"/>
-            <w:vAlign w:val="top"/>
-            <w:tcMar>
-              <w:top w:w="55" w:type="dxa"/>
-              <w:start w:w="60" w:type="dxa"/>
-              <w:bottom w:w="55" w:type="dxa"/>
-              <w:end w:w="60" w:type="dxa"/>
-            </w:tcMar>
-          </w:tcPr>
-          <w:p>
-            <w:pPr>
-              <w:pStyle w:val="SmallTable"/>
-            </w:pPr>
-            <w:r>
-              <w:t>9</w:t>
-            </w:r>
-          </w:p>
-        </w:tc>
-        <w:tc>
-          <w:tcPr>
-            <w:tcW w:type="dxa" w:w="3345"/>
-            <w:vAlign w:val="top"/>
-            <w:tcMar>
-              <w:top w:w="55" w:type="dxa"/>
-              <w:start w:w="60" w:type="dxa"/>
-              <w:bottom w:w="55" w:type="dxa"/>
-              <w:end w:w="60" w:type="dxa"/>
-            </w:tcMar>
-          </w:tcPr>
-          <w:p>
-            <w:pPr>
-              <w:pStyle w:val="SmallTable"/>
-            </w:pPr>
-            <w:r>
-              <w:t>как выбрать шторы на пластиковые окна</w:t>
-            </w:r>
-          </w:p>
-        </w:tc>
-        <w:tc>
-          <w:tcPr>
-            <w:tcW w:type="dxa" w:w="5216"/>
-            <w:vAlign w:val="top"/>
-            <w:tcMar>
-              <w:top w:w="55" w:type="dxa"/>
-              <w:start w:w="60" w:type="dxa"/>
-              <w:bottom w:w="55" w:type="dxa"/>
-              <w:end w:w="60" w:type="dxa"/>
-            </w:tcMar>
-          </w:tcPr>
-          <w:p>
-            <w:pPr>
-              <w:pStyle w:val="SmallTable"/>
-            </w:pPr>
-            <w:r>
-              <w:t>выбор штор; информационная и розничная задача вне оконного ядра</w:t>
-            </w:r>
-          </w:p>
-        </w:tc>
-      </w:tr>
-      <w:tr>
-        <w:trPr>
-          <w:cantSplit/>
-        </w:trPr>
-        <w:tc>
-          <w:tcPr>
-            <w:tcW w:type="dxa" w:w="453"/>
-            <w:vAlign w:val="top"/>
-            <w:tcMar>
-              <w:top w:w="55" w:type="dxa"/>
-              <w:start w:w="60" w:type="dxa"/>
-              <w:bottom w:w="55" w:type="dxa"/>
-              <w:end w:w="60" w:type="dxa"/>
-            </w:tcMar>
-          </w:tcPr>
-          <w:p>
-            <w:pPr>
-              <w:pStyle w:val="SmallTable"/>
-            </w:pPr>
-            <w:r>
-              <w:t>10</w:t>
-            </w:r>
-          </w:p>
-        </w:tc>
-        <w:tc>
-          <w:tcPr>
-            <w:tcW w:type="dxa" w:w="3345"/>
-            <w:vAlign w:val="top"/>
-            <w:tcMar>
-              <w:top w:w="55" w:type="dxa"/>
-              <w:start w:w="60" w:type="dxa"/>
-              <w:bottom w:w="55" w:type="dxa"/>
-              <w:end w:w="60" w:type="dxa"/>
-            </w:tcMar>
-          </w:tcPr>
-          <w:p>
-            <w:pPr>
-              <w:pStyle w:val="SmallTable"/>
-            </w:pPr>
-            <w:r>
-              <w:t>комплект для окна алюминиевые</w:t>
-            </w:r>
-          </w:p>
-        </w:tc>
-        <w:tc>
-          <w:tcPr>
-            <w:tcW w:type="dxa" w:w="5216"/>
-            <w:vAlign w:val="top"/>
-            <w:tcMar>
-              <w:top w:w="55" w:type="dxa"/>
-              <w:start w:w="60" w:type="dxa"/>
-              <w:bottom w:w="55" w:type="dxa"/>
-              <w:end w:w="60" w:type="dxa"/>
-            </w:tcMar>
-          </w:tcPr>
-          <w:p>
-            <w:pPr>
-              <w:pStyle w:val="SmallTable"/>
-            </w:pPr>
-            <w:r>
-              <w:t>комплект оконной фурнитуры; товарная задача</w:t>
-            </w:r>
-          </w:p>
-        </w:tc>
-      </w:tr>
-      <w:tr>
-        <w:trPr>
-          <w:cantSplit/>
-        </w:trPr>
-        <w:tc>
-          <w:tcPr>
-            <w:tcW w:type="dxa" w:w="453"/>
-            <w:vAlign w:val="top"/>
-            <w:tcMar>
-              <w:top w:w="55" w:type="dxa"/>
-              <w:start w:w="60" w:type="dxa"/>
-              <w:bottom w:w="55" w:type="dxa"/>
-              <w:end w:w="60" w:type="dxa"/>
-            </w:tcMar>
-          </w:tcPr>
-          <w:p>
-            <w:pPr>
-              <w:pStyle w:val="SmallTable"/>
-            </w:pPr>
-            <w:r>
-              <w:t>11</w:t>
-            </w:r>
-          </w:p>
-        </w:tc>
-        <w:tc>
-          <w:tcPr>
-            <w:tcW w:type="dxa" w:w="3345"/>
-            <w:vAlign w:val="top"/>
-            <w:tcMar>
-              <w:top w:w="55" w:type="dxa"/>
-              <w:start w:w="60" w:type="dxa"/>
-              <w:bottom w:w="55" w:type="dxa"/>
-              <w:end w:w="60" w:type="dxa"/>
-            </w:tcMar>
-          </w:tcPr>
-          <w:p>
-            <w:pPr>
-              <w:pStyle w:val="SmallTable"/>
-            </w:pPr>
-            <w:r>
-              <w:t>крыльцо для частного дома окна</w:t>
-            </w:r>
-          </w:p>
-        </w:tc>
-        <w:tc>
-          <w:tcPr>
-            <w:tcW w:type="dxa" w:w="5216"/>
-            <w:vAlign w:val="top"/>
-            <w:tcMar>
-              <w:top w:w="55" w:type="dxa"/>
-              <w:start w:w="60" w:type="dxa"/>
-              <w:bottom w:w="55" w:type="dxa"/>
-              <w:end w:w="60" w:type="dxa"/>
-            </w:tcMar>
-          </w:tcPr>
-          <w:p>
-            <w:pPr>
-              <w:pStyle w:val="SmallTable"/>
-            </w:pPr>
-            <w:r>
-              <w:t>остекление крыльца частного дома; смежная услуга</w:t>
-            </w:r>
-          </w:p>
-        </w:tc>
-      </w:tr>
-      <w:tr>
-        <w:trPr>
-          <w:cantSplit/>
-        </w:trPr>
-        <w:tc>
-          <w:tcPr>
-            <w:tcW w:type="dxa" w:w="453"/>
-            <w:vAlign w:val="top"/>
-            <w:tcMar>
-              <w:top w:w="55" w:type="dxa"/>
-              <w:start w:w="60" w:type="dxa"/>
-              <w:bottom w:w="55" w:type="dxa"/>
-              <w:end w:w="60" w:type="dxa"/>
-            </w:tcMar>
-          </w:tcPr>
-          <w:p>
-            <w:pPr>
-              <w:pStyle w:val="SmallTable"/>
-            </w:pPr>
-            <w:r>
-              <w:t>12</w:t>
-            </w:r>
-          </w:p>
-        </w:tc>
-        <w:tc>
-          <w:tcPr>
-            <w:tcW w:type="dxa" w:w="3345"/>
-            <w:vAlign w:val="top"/>
-            <w:tcMar>
-              <w:top w:w="55" w:type="dxa"/>
-              <w:start w:w="60" w:type="dxa"/>
-              <w:bottom w:w="55" w:type="dxa"/>
-              <w:end w:w="60" w:type="dxa"/>
-            </w:tcMar>
-          </w:tcPr>
-          <w:p>
-            <w:pPr>
-              <w:pStyle w:val="SmallTable"/>
-            </w:pPr>
-            <w:r>
-              <w:t>окна rehau 70</w:t>
-            </w:r>
-          </w:p>
-        </w:tc>
-        <w:tc>
-          <w:tcPr>
-            <w:tcW w:type="dxa" w:w="5216"/>
-            <w:vAlign w:val="top"/>
-            <w:tcMar>
-              <w:top w:w="55" w:type="dxa"/>
-              <w:start w:w="60" w:type="dxa"/>
-              <w:bottom w:w="55" w:type="dxa"/>
-              <w:end w:w="60" w:type="dxa"/>
-            </w:tcMar>
-          </w:tcPr>
-          <w:p>
-            <w:pPr>
-              <w:pStyle w:val="SmallTable"/>
-            </w:pPr>
-            <w:r>
-              <w:t>товарная задача по системе REHAU 70</w:t>
-            </w:r>
-          </w:p>
-        </w:tc>
-      </w:tr>
-      <w:tr>
-        <w:trPr>
-          <w:cantSplit/>
-        </w:trPr>
-        <w:tc>
-          <w:tcPr>
-            <w:tcW w:type="dxa" w:w="453"/>
-            <w:vAlign w:val="top"/>
-            <w:tcMar>
-              <w:top w:w="55" w:type="dxa"/>
-              <w:start w:w="60" w:type="dxa"/>
-              <w:bottom w:w="55" w:type="dxa"/>
-              <w:end w:w="60" w:type="dxa"/>
-            </w:tcMar>
-          </w:tcPr>
-          <w:p>
-            <w:pPr>
-              <w:pStyle w:val="SmallTable"/>
-            </w:pPr>
-            <w:r>
-              <w:t>13</w:t>
-            </w:r>
-          </w:p>
-        </w:tc>
-        <w:tc>
-          <w:tcPr>
-            <w:tcW w:type="dxa" w:w="3345"/>
-            <w:vAlign w:val="top"/>
-            <w:tcMar>
-              <w:top w:w="55" w:type="dxa"/>
-              <w:start w:w="60" w:type="dxa"/>
-              <w:bottom w:w="55" w:type="dxa"/>
-              <w:end w:w="60" w:type="dxa"/>
-            </w:tcMar>
-          </w:tcPr>
-          <w:p>
-            <w:pPr>
-              <w:pStyle w:val="SmallTable"/>
-            </w:pPr>
-            <w:r>
-              <w:t>окна rehau kbe</w:t>
-            </w:r>
-          </w:p>
-        </w:tc>
-        <w:tc>
-          <w:tcPr>
-            <w:tcW w:type="dxa" w:w="5216"/>
-            <w:vAlign w:val="top"/>
-            <w:tcMar>
-              <w:top w:w="55" w:type="dxa"/>
-              <w:start w:w="60" w:type="dxa"/>
-              <w:bottom w:w="55" w:type="dxa"/>
-              <w:end w:w="60" w:type="dxa"/>
-            </w:tcMar>
-          </w:tcPr>
-          <w:p>
-            <w:pPr>
-              <w:pStyle w:val="SmallTable"/>
-            </w:pPr>
-            <w:r>
-              <w:t>сравнение REHAU и KBE; смешанная сравнительная задача</w:t>
-            </w:r>
-          </w:p>
-        </w:tc>
-      </w:tr>
-      <w:tr>
-        <w:trPr>
-          <w:cantSplit/>
-        </w:trPr>
-        <w:tc>
-          <w:tcPr>
-            <w:tcW w:type="dxa" w:w="453"/>
-            <w:vAlign w:val="top"/>
-            <w:tcMar>
-              <w:top w:w="55" w:type="dxa"/>
-              <w:start w:w="60" w:type="dxa"/>
-              <w:bottom w:w="55" w:type="dxa"/>
-              <w:end w:w="60" w:type="dxa"/>
-            </w:tcMar>
-          </w:tcPr>
-          <w:p>
-            <w:pPr>
-              <w:pStyle w:val="SmallTable"/>
-            </w:pPr>
-            <w:r>
-              <w:t>14</w:t>
-            </w:r>
-          </w:p>
-        </w:tc>
-        <w:tc>
-          <w:tcPr>
-            <w:tcW w:type="dxa" w:w="3345"/>
-            <w:vAlign w:val="top"/>
-            <w:tcMar>
-              <w:top w:w="55" w:type="dxa"/>
-              <w:start w:w="60" w:type="dxa"/>
-              <w:bottom w:w="55" w:type="dxa"/>
-              <w:end w:w="60" w:type="dxa"/>
-            </w:tcMar>
-          </w:tcPr>
-          <w:p>
-            <w:pPr>
-              <w:pStyle w:val="SmallTable"/>
-            </w:pPr>
-            <w:r>
-              <w:t>окна rehau официальный</w:t>
-            </w:r>
-          </w:p>
-        </w:tc>
-        <w:tc>
-          <w:tcPr>
-            <w:tcW w:type="dxa" w:w="5216"/>
-            <w:vAlign w:val="top"/>
-            <w:tcMar>
-              <w:top w:w="55" w:type="dxa"/>
-              <w:start w:w="60" w:type="dxa"/>
-              <w:bottom w:w="55" w:type="dxa"/>
-              <w:end w:w="60" w:type="dxa"/>
-            </w:tcMar>
-          </w:tcPr>
-          <w:p>
-            <w:pPr>
-              <w:pStyle w:val="SmallTable"/>
-            </w:pPr>
-            <w:r>
-              <w:t>навигационная задача по официальному брендовому предложению</w:t>
-            </w:r>
-          </w:p>
-        </w:tc>
-      </w:tr>
-      <w:tr>
-        <w:trPr>
-          <w:cantSplit/>
-        </w:trPr>
-        <w:tc>
-          <w:tcPr>
-            <w:tcW w:type="dxa" w:w="453"/>
-            <w:vAlign w:val="top"/>
-            <w:tcMar>
-              <w:top w:w="55" w:type="dxa"/>
-              <w:start w:w="60" w:type="dxa"/>
-              <w:bottom w:w="55" w:type="dxa"/>
-              <w:end w:w="60" w:type="dxa"/>
-            </w:tcMar>
-          </w:tcPr>
-          <w:p>
-            <w:pPr>
-              <w:pStyle w:val="SmallTable"/>
-            </w:pPr>
-            <w:r>
-              <w:t>15</w:t>
-            </w:r>
-          </w:p>
-        </w:tc>
-        <w:tc>
-          <w:tcPr>
-            <w:tcW w:type="dxa" w:w="3345"/>
-            <w:vAlign w:val="top"/>
-            <w:tcMar>
-              <w:top w:w="55" w:type="dxa"/>
-              <w:start w:w="60" w:type="dxa"/>
-              <w:bottom w:w="55" w:type="dxa"/>
-              <w:end w:w="60" w:type="dxa"/>
-            </w:tcMar>
-          </w:tcPr>
-          <w:p>
-            <w:pPr>
-              <w:pStyle w:val="SmallTable"/>
-            </w:pPr>
-            <w:r>
-              <w:t>окна rehau провисли</w:t>
-            </w:r>
-          </w:p>
-        </w:tc>
-        <w:tc>
-          <w:tcPr>
-            <w:tcW w:type="dxa" w:w="5216"/>
-            <w:vAlign w:val="top"/>
-            <w:tcMar>
-              <w:top w:w="55" w:type="dxa"/>
-              <w:start w:w="60" w:type="dxa"/>
-              <w:bottom w:w="55" w:type="dxa"/>
-              <w:end w:w="60" w:type="dxa"/>
-            </w:tcMar>
-          </w:tcPr>
-          <w:p>
-            <w:pPr>
-              <w:pStyle w:val="SmallTable"/>
-            </w:pPr>
-            <w:r>
-              <w:t>ремонт и диагностика окна REHAU</w:t>
-            </w:r>
-          </w:p>
-        </w:tc>
-      </w:tr>
-      <w:tr>
-        <w:trPr>
-          <w:cantSplit/>
-        </w:trPr>
-        <w:tc>
-          <w:tcPr>
-            <w:tcW w:type="dxa" w:w="453"/>
-            <w:vAlign w:val="top"/>
-            <w:tcMar>
-              <w:top w:w="55" w:type="dxa"/>
-              <w:start w:w="60" w:type="dxa"/>
-              <w:bottom w:w="55" w:type="dxa"/>
-              <w:end w:w="60" w:type="dxa"/>
-            </w:tcMar>
-          </w:tcPr>
-          <w:p>
-            <w:pPr>
-              <w:pStyle w:val="SmallTable"/>
-            </w:pPr>
-            <w:r>
-              <w:t>16</w:t>
-            </w:r>
-          </w:p>
-        </w:tc>
-        <w:tc>
-          <w:tcPr>
-            <w:tcW w:type="dxa" w:w="3345"/>
-            <w:vAlign w:val="top"/>
-            <w:tcMar>
-              <w:top w:w="55" w:type="dxa"/>
-              <w:start w:w="60" w:type="dxa"/>
-              <w:bottom w:w="55" w:type="dxa"/>
-              <w:end w:w="60" w:type="dxa"/>
-            </w:tcMar>
-          </w:tcPr>
-          <w:p>
-            <w:pPr>
-              <w:pStyle w:val="SmallTable"/>
-            </w:pPr>
-            <w:r>
-              <w:t>окна пластиковые москитная</w:t>
-            </w:r>
-          </w:p>
-        </w:tc>
-        <w:tc>
-          <w:tcPr>
-            <w:tcW w:type="dxa" w:w="5216"/>
-            <w:vAlign w:val="top"/>
-            <w:tcMar>
-              <w:top w:w="55" w:type="dxa"/>
-              <w:start w:w="60" w:type="dxa"/>
-              <w:bottom w:w="55" w:type="dxa"/>
-              <w:end w:w="60" w:type="dxa"/>
-            </w:tcMar>
-          </w:tcPr>
-          <w:p>
-            <w:pPr>
-              <w:pStyle w:val="SmallTable"/>
-            </w:pPr>
-            <w:r>
-              <w:t>москитная сетка как аксессуар</w:t>
-            </w:r>
-          </w:p>
-        </w:tc>
-      </w:tr>
-      <w:tr>
-        <w:trPr>
-          <w:cantSplit/>
-        </w:trPr>
-        <w:tc>
-          <w:tcPr>
-            <w:tcW w:type="dxa" w:w="453"/>
-            <w:vAlign w:val="top"/>
-            <w:tcMar>
-              <w:top w:w="55" w:type="dxa"/>
-              <w:start w:w="60" w:type="dxa"/>
-              <w:bottom w:w="55" w:type="dxa"/>
-              <w:end w:w="60" w:type="dxa"/>
-            </w:tcMar>
-          </w:tcPr>
-          <w:p>
-            <w:pPr>
-              <w:pStyle w:val="SmallTable"/>
-            </w:pPr>
-            <w:r>
-              <w:t>17</w:t>
-            </w:r>
-          </w:p>
-        </w:tc>
-        <w:tc>
-          <w:tcPr>
-            <w:tcW w:type="dxa" w:w="3345"/>
-            <w:vAlign w:val="top"/>
-            <w:tcMar>
-              <w:top w:w="55" w:type="dxa"/>
-              <w:start w:w="60" w:type="dxa"/>
-              <w:bottom w:w="55" w:type="dxa"/>
-              <w:end w:w="60" w:type="dxa"/>
-            </w:tcMar>
-          </w:tcPr>
-          <w:p>
-            <w:pPr>
-              <w:pStyle w:val="SmallTable"/>
-            </w:pPr>
-            <w:r>
-              <w:t>окна стеклопакеты rehau</w:t>
-            </w:r>
-          </w:p>
-        </w:tc>
-        <w:tc>
-          <w:tcPr>
-            <w:tcW w:type="dxa" w:w="5216"/>
-            <w:vAlign w:val="top"/>
-            <w:tcMar>
-              <w:top w:w="55" w:type="dxa"/>
-              <w:start w:w="60" w:type="dxa"/>
-              <w:bottom w:w="55" w:type="dxa"/>
-              <w:end w:w="60" w:type="dxa"/>
-            </w:tcMar>
-          </w:tcPr>
-          <w:p>
-            <w:pPr>
-              <w:pStyle w:val="SmallTable"/>
-            </w:pPr>
-            <w:r>
-              <w:t>стеклопакеты для окон REHAU; коммерческий товар</w:t>
-            </w:r>
-          </w:p>
-        </w:tc>
-      </w:tr>
-      <w:tr>
-        <w:trPr>
-          <w:cantSplit/>
-        </w:trPr>
-        <w:tc>
-          <w:tcPr>
-            <w:tcW w:type="dxa" w:w="453"/>
-            <w:vAlign w:val="top"/>
-            <w:tcMar>
-              <w:top w:w="55" w:type="dxa"/>
-              <w:start w:w="60" w:type="dxa"/>
-              <w:bottom w:w="55" w:type="dxa"/>
-              <w:end w:w="60" w:type="dxa"/>
-            </w:tcMar>
-          </w:tcPr>
-          <w:p>
-            <w:pPr>
-              <w:pStyle w:val="SmallTable"/>
-            </w:pPr>
-            <w:r>
-              <w:t>18</w:t>
-            </w:r>
-          </w:p>
-        </w:tc>
-        <w:tc>
-          <w:tcPr>
-            <w:tcW w:type="dxa" w:w="3345"/>
-            <w:vAlign w:val="top"/>
-            <w:tcMar>
-              <w:top w:w="55" w:type="dxa"/>
-              <w:start w:w="60" w:type="dxa"/>
-              <w:bottom w:w="55" w:type="dxa"/>
-              <w:end w:w="60" w:type="dxa"/>
-            </w:tcMar>
-          </w:tcPr>
-          <w:p>
-            <w:pPr>
-              <w:pStyle w:val="SmallTable"/>
-            </w:pPr>
-            <w:r>
-              <w:t>оконная фурнитура отзывы</w:t>
-            </w:r>
-          </w:p>
-        </w:tc>
-        <w:tc>
-          <w:tcPr>
-            <w:tcW w:type="dxa" w:w="5216"/>
-            <w:vAlign w:val="top"/>
-            <w:tcMar>
-              <w:top w:w="55" w:type="dxa"/>
-              <w:start w:w="60" w:type="dxa"/>
-              <w:bottom w:w="55" w:type="dxa"/>
-              <w:end w:w="60" w:type="dxa"/>
-            </w:tcMar>
-          </w:tcPr>
-          <w:p>
-            <w:pPr>
-              <w:pStyle w:val="SmallTable"/>
-            </w:pPr>
-            <w:r>
-              <w:t>отзывы и обсуждения фурнитуры; информационная задача</w:t>
-            </w:r>
-          </w:p>
-        </w:tc>
-      </w:tr>
-      <w:tr>
-        <w:trPr>
-          <w:cantSplit/>
-        </w:trPr>
-        <w:tc>
-          <w:tcPr>
-            <w:tcW w:type="dxa" w:w="453"/>
-            <w:vAlign w:val="top"/>
-            <w:tcMar>
-              <w:top w:w="55" w:type="dxa"/>
-              <w:start w:w="60" w:type="dxa"/>
-              <w:bottom w:w="55" w:type="dxa"/>
-              <w:end w:w="60" w:type="dxa"/>
-            </w:tcMar>
-          </w:tcPr>
-          <w:p>
-            <w:pPr>
-              <w:pStyle w:val="SmallTable"/>
-            </w:pPr>
-            <w:r>
-              <w:t>19</w:t>
-            </w:r>
-          </w:p>
-        </w:tc>
-        <w:tc>
-          <w:tcPr>
-            <w:tcW w:type="dxa" w:w="3345"/>
-            <w:vAlign w:val="top"/>
-            <w:tcMar>
-              <w:top w:w="55" w:type="dxa"/>
-              <w:start w:w="60" w:type="dxa"/>
-              <w:bottom w:w="55" w:type="dxa"/>
-              <w:end w:w="60" w:type="dxa"/>
-            </w:tcMar>
-          </w:tcPr>
-          <w:p>
-            <w:pPr>
-              <w:pStyle w:val="SmallTable"/>
-            </w:pPr>
-            <w:r>
-              <w:t>остекление балкона с выносом подоконника</w:t>
-            </w:r>
-          </w:p>
-        </w:tc>
-        <w:tc>
-          <w:tcPr>
-            <w:tcW w:type="dxa" w:w="5216"/>
-            <w:vAlign w:val="top"/>
-            <w:tcMar>
-              <w:top w:w="55" w:type="dxa"/>
-              <w:start w:w="60" w:type="dxa"/>
-              <w:bottom w:w="55" w:type="dxa"/>
-              <w:end w:w="60" w:type="dxa"/>
-            </w:tcMar>
-          </w:tcPr>
-          <w:p>
-            <w:pPr>
-              <w:pStyle w:val="SmallTable"/>
-            </w:pPr>
-            <w:r>
-              <w:t>специальная услуга остекления балкона с выносом</w:t>
-            </w:r>
-          </w:p>
-        </w:tc>
-      </w:tr>
-      <w:tr>
-        <w:trPr>
-          <w:cantSplit/>
-        </w:trPr>
-        <w:tc>
-          <w:tcPr>
-            <w:tcW w:type="dxa" w:w="453"/>
-            <w:vAlign w:val="top"/>
-            <w:tcMar>
-              <w:top w:w="55" w:type="dxa"/>
-              <w:start w:w="60" w:type="dxa"/>
-              <w:bottom w:w="55" w:type="dxa"/>
-              <w:end w:w="60" w:type="dxa"/>
-            </w:tcMar>
-          </w:tcPr>
-          <w:p>
-            <w:pPr>
-              <w:pStyle w:val="SmallTable"/>
-            </w:pPr>
-            <w:r>
-              <w:t>20</w:t>
-            </w:r>
-          </w:p>
-        </w:tc>
-        <w:tc>
-          <w:tcPr>
-            <w:tcW w:type="dxa" w:w="3345"/>
-            <w:vAlign w:val="top"/>
-            <w:tcMar>
-              <w:top w:w="55" w:type="dxa"/>
-              <w:start w:w="60" w:type="dxa"/>
-              <w:bottom w:w="55" w:type="dxa"/>
-              <w:end w:w="60" w:type="dxa"/>
-            </w:tcMar>
-          </w:tcPr>
-          <w:p>
-            <w:pPr>
-              <w:pStyle w:val="SmallTable"/>
-            </w:pPr>
-            <w:r>
-              <w:t>остекление балкона с крышей цена</w:t>
-            </w:r>
-          </w:p>
-        </w:tc>
-        <w:tc>
-          <w:tcPr>
-            <w:tcW w:type="dxa" w:w="5216"/>
-            <w:vAlign w:val="top"/>
-            <w:tcMar>
-              <w:top w:w="55" w:type="dxa"/>
-              <w:start w:w="60" w:type="dxa"/>
-              <w:bottom w:w="55" w:type="dxa"/>
-              <w:end w:w="60" w:type="dxa"/>
-            </w:tcMar>
-          </w:tcPr>
-          <w:p>
-            <w:pPr>
-              <w:pStyle w:val="SmallTable"/>
-            </w:pPr>
-            <w:r>
-              <w:t>специальная услуга остекления балкона с крышей и ценовой интерес</w:t>
-            </w:r>
-          </w:p>
-        </w:tc>
-      </w:tr>
-      <w:tr>
-        <w:trPr>
-          <w:cantSplit/>
-        </w:trPr>
-        <w:tc>
-          <w:tcPr>
-            <w:tcW w:type="dxa" w:w="453"/>
-            <w:vAlign w:val="top"/>
-            <w:tcMar>
-              <w:top w:w="55" w:type="dxa"/>
-              <w:start w:w="60" w:type="dxa"/>
-              <w:bottom w:w="55" w:type="dxa"/>
-              <w:end w:w="60" w:type="dxa"/>
-            </w:tcMar>
-          </w:tcPr>
-          <w:p>
-            <w:pPr>
-              <w:pStyle w:val="SmallTable"/>
-            </w:pPr>
-            <w:r>
-              <w:t>21</w:t>
-            </w:r>
-          </w:p>
-        </w:tc>
-        <w:tc>
-          <w:tcPr>
-            <w:tcW w:type="dxa" w:w="3345"/>
-            <w:vAlign w:val="top"/>
-            <w:tcMar>
-              <w:top w:w="55" w:type="dxa"/>
-              <w:start w:w="60" w:type="dxa"/>
-              <w:bottom w:w="55" w:type="dxa"/>
-              <w:end w:w="60" w:type="dxa"/>
-            </w:tcMar>
-          </w:tcPr>
-          <w:p>
-            <w:pPr>
-              <w:pStyle w:val="SmallTable"/>
-            </w:pPr>
-            <w:r>
-              <w:t>остекление балконов деревянными рамами</w:t>
-            </w:r>
-          </w:p>
-        </w:tc>
-        <w:tc>
-          <w:tcPr>
-            <w:tcW w:type="dxa" w:w="5216"/>
-            <w:vAlign w:val="top"/>
-            <w:tcMar>
-              <w:top w:w="55" w:type="dxa"/>
-              <w:start w:w="60" w:type="dxa"/>
-              <w:bottom w:w="55" w:type="dxa"/>
-              <w:end w:w="60" w:type="dxa"/>
-            </w:tcMar>
-          </w:tcPr>
-          <w:p>
-            <w:pPr>
-              <w:pStyle w:val="SmallTable"/>
-            </w:pPr>
-            <w:r>
-              <w:t>балконное остекление с конкретным материалом рам</w:t>
-            </w:r>
-          </w:p>
-        </w:tc>
-      </w:tr>
-      <w:tr>
-        <w:trPr>
-          <w:cantSplit/>
-        </w:trPr>
-        <w:tc>
-          <w:tcPr>
-            <w:tcW w:type="dxa" w:w="453"/>
-            <w:vAlign w:val="top"/>
-            <w:tcMar>
-              <w:top w:w="55" w:type="dxa"/>
-              <w:start w:w="60" w:type="dxa"/>
-              <w:bottom w:w="55" w:type="dxa"/>
-              <w:end w:w="60" w:type="dxa"/>
-            </w:tcMar>
-          </w:tcPr>
-          <w:p>
-            <w:pPr>
-              <w:pStyle w:val="SmallTable"/>
-            </w:pPr>
-            <w:r>
-              <w:t>22</w:t>
-            </w:r>
-          </w:p>
-        </w:tc>
-        <w:tc>
-          <w:tcPr>
-            <w:tcW w:type="dxa" w:w="3345"/>
-            <w:vAlign w:val="top"/>
-            <w:tcMar>
-              <w:top w:w="55" w:type="dxa"/>
-              <w:start w:w="60" w:type="dxa"/>
-              <w:bottom w:w="55" w:type="dxa"/>
-              <w:end w:w="60" w:type="dxa"/>
-            </w:tcMar>
-          </w:tcPr>
-          <w:p>
-            <w:pPr>
-              <w:pStyle w:val="SmallTable"/>
-            </w:pPr>
-            <w:r>
-              <w:t>остекление балконов конструкция</w:t>
-            </w:r>
-          </w:p>
-        </w:tc>
-        <w:tc>
-          <w:tcPr>
-            <w:tcW w:type="dxa" w:w="5216"/>
-            <w:vAlign w:val="top"/>
-            <w:tcMar>
-              <w:top w:w="55" w:type="dxa"/>
-              <w:start w:w="60" w:type="dxa"/>
-              <w:bottom w:w="55" w:type="dxa"/>
-              <w:end w:w="60" w:type="dxa"/>
-            </w:tcMar>
-          </w:tcPr>
-          <w:p>
-            <w:pPr>
-              <w:pStyle w:val="SmallTable"/>
-            </w:pPr>
-            <w:r>
-              <w:t>информационный интерес к видам и конструкции остекления</w:t>
-            </w:r>
-          </w:p>
-        </w:tc>
-      </w:tr>
-      <w:tr>
-        <w:trPr>
-          <w:cantSplit/>
-        </w:trPr>
-        <w:tc>
-          <w:tcPr>
-            <w:tcW w:type="dxa" w:w="453"/>
-            <w:vAlign w:val="top"/>
-            <w:tcMar>
-              <w:top w:w="55" w:type="dxa"/>
-              <w:start w:w="60" w:type="dxa"/>
-              <w:bottom w:w="55" w:type="dxa"/>
-              <w:end w:w="60" w:type="dxa"/>
-            </w:tcMar>
-          </w:tcPr>
-          <w:p>
-            <w:pPr>
-              <w:pStyle w:val="SmallTable"/>
-            </w:pPr>
-            <w:r>
-              <w:t>23</w:t>
-            </w:r>
-          </w:p>
-        </w:tc>
-        <w:tc>
-          <w:tcPr>
-            <w:tcW w:type="dxa" w:w="3345"/>
-            <w:vAlign w:val="top"/>
-            <w:tcMar>
-              <w:top w:w="55" w:type="dxa"/>
-              <w:start w:w="60" w:type="dxa"/>
-              <w:bottom w:w="55" w:type="dxa"/>
-              <w:end w:w="60" w:type="dxa"/>
-            </w:tcMar>
-          </w:tcPr>
-          <w:p>
-            <w:pPr>
-              <w:pStyle w:val="SmallTable"/>
-            </w:pPr>
-            <w:r>
-              <w:t>остекление веранды фото</w:t>
-            </w:r>
-          </w:p>
-        </w:tc>
-        <w:tc>
-          <w:tcPr>
-            <w:tcW w:type="dxa" w:w="5216"/>
-            <w:vAlign w:val="top"/>
-            <w:tcMar>
-              <w:top w:w="55" w:type="dxa"/>
-              <w:start w:w="60" w:type="dxa"/>
-              <w:bottom w:w="55" w:type="dxa"/>
-              <w:end w:w="60" w:type="dxa"/>
-            </w:tcMar>
-          </w:tcPr>
-          <w:p>
-            <w:pPr>
-              <w:pStyle w:val="SmallTable"/>
-            </w:pPr>
-            <w:r>
-              <w:t>портфолио и примеры остекления веранды</w:t>
-            </w:r>
-          </w:p>
-        </w:tc>
-      </w:tr>
-      <w:tr>
-        <w:trPr>
-          <w:cantSplit/>
-        </w:trPr>
-        <w:tc>
-          <w:tcPr>
-            <w:tcW w:type="dxa" w:w="453"/>
-            <w:vAlign w:val="top"/>
-            <w:tcMar>
-              <w:top w:w="55" w:type="dxa"/>
-              <w:start w:w="60" w:type="dxa"/>
-              <w:bottom w:w="55" w:type="dxa"/>
-              <w:end w:w="60" w:type="dxa"/>
-            </w:tcMar>
-          </w:tcPr>
-          <w:p>
-            <w:pPr>
-              <w:pStyle w:val="SmallTable"/>
-            </w:pPr>
-            <w:r>
-              <w:t>24</w:t>
-            </w:r>
-          </w:p>
-        </w:tc>
-        <w:tc>
-          <w:tcPr>
-            <w:tcW w:type="dxa" w:w="3345"/>
-            <w:vAlign w:val="top"/>
-            <w:tcMar>
-              <w:top w:w="55" w:type="dxa"/>
-              <w:start w:w="60" w:type="dxa"/>
-              <w:bottom w:w="55" w:type="dxa"/>
-              <w:end w:w="60" w:type="dxa"/>
-            </w:tcMar>
-          </w:tcPr>
-          <w:p>
-            <w:pPr>
-              <w:pStyle w:val="SmallTable"/>
-            </w:pPr>
-            <w:r>
-              <w:t>панорамные деревянные окна</w:t>
-            </w:r>
-          </w:p>
-        </w:tc>
-        <w:tc>
-          <w:tcPr>
-            <w:tcW w:type="dxa" w:w="5216"/>
-            <w:vAlign w:val="top"/>
-            <w:tcMar>
-              <w:top w:w="55" w:type="dxa"/>
-              <w:start w:w="60" w:type="dxa"/>
-              <w:bottom w:w="55" w:type="dxa"/>
-              <w:end w:w="60" w:type="dxa"/>
-            </w:tcMar>
-          </w:tcPr>
-          <w:p>
-            <w:pPr>
-              <w:pStyle w:val="SmallTable"/>
-            </w:pPr>
-            <w:r>
-              <w:t>панорамные деревянные окна как отдельный товарный материал</w:t>
-            </w:r>
-          </w:p>
-        </w:tc>
-      </w:tr>
-      <w:tr>
-        <w:trPr>
-          <w:cantSplit/>
-        </w:trPr>
-        <w:tc>
-          <w:tcPr>
-            <w:tcW w:type="dxa" w:w="453"/>
-            <w:vAlign w:val="top"/>
-            <w:tcMar>
-              <w:top w:w="55" w:type="dxa"/>
-              <w:start w:w="60" w:type="dxa"/>
-              <w:bottom w:w="55" w:type="dxa"/>
-              <w:end w:w="60" w:type="dxa"/>
-            </w:tcMar>
-          </w:tcPr>
-          <w:p>
-            <w:pPr>
-              <w:pStyle w:val="SmallTable"/>
-            </w:pPr>
-            <w:r>
-              <w:t>25</w:t>
-            </w:r>
-          </w:p>
-        </w:tc>
-        <w:tc>
-          <w:tcPr>
-            <w:tcW w:type="dxa" w:w="3345"/>
-            <w:vAlign w:val="top"/>
-            <w:tcMar>
-              <w:top w:w="55" w:type="dxa"/>
-              <w:start w:w="60" w:type="dxa"/>
-              <w:bottom w:w="55" w:type="dxa"/>
-              <w:end w:w="60" w:type="dxa"/>
-            </w:tcMar>
-          </w:tcPr>
-          <w:p>
-            <w:pPr>
-              <w:pStyle w:val="SmallTable"/>
-            </w:pPr>
-            <w:r>
-              <w:t>панорамные окна лес</w:t>
-            </w:r>
-          </w:p>
-        </w:tc>
-        <w:tc>
-          <w:tcPr>
-            <w:tcW w:type="dxa" w:w="5216"/>
-            <w:vAlign w:val="top"/>
-            <w:tcMar>
-              <w:top w:w="55" w:type="dxa"/>
-              <w:start w:w="60" w:type="dxa"/>
-              <w:bottom w:w="55" w:type="dxa"/>
-              <w:end w:w="60" w:type="dxa"/>
-            </w:tcMar>
-          </w:tcPr>
-          <w:p>
-            <w:pPr>
-              <w:pStyle w:val="SmallTable"/>
-            </w:pPr>
-            <w:r>
-              <w:t>проекты и вдохновение вокруг дома с панорамными окнами; вне основной покупки окон</w:t>
-            </w:r>
-          </w:p>
-        </w:tc>
-      </w:tr>
-      <w:tr>
-        <w:trPr>
-          <w:cantSplit/>
-        </w:trPr>
-        <w:tc>
-          <w:tcPr>
-            <w:tcW w:type="dxa" w:w="453"/>
-            <w:vAlign w:val="top"/>
-            <w:tcMar>
-              <w:top w:w="55" w:type="dxa"/>
-              <w:start w:w="60" w:type="dxa"/>
-              <w:bottom w:w="55" w:type="dxa"/>
-              <w:end w:w="60" w:type="dxa"/>
-            </w:tcMar>
-          </w:tcPr>
-          <w:p>
-            <w:pPr>
-              <w:pStyle w:val="SmallTable"/>
-            </w:pPr>
-            <w:r>
-              <w:t>26</w:t>
-            </w:r>
-          </w:p>
-        </w:tc>
-        <w:tc>
-          <w:tcPr>
-            <w:tcW w:type="dxa" w:w="3345"/>
-            <w:vAlign w:val="top"/>
-            <w:tcMar>
-              <w:top w:w="55" w:type="dxa"/>
-              <w:start w:w="60" w:type="dxa"/>
-              <w:bottom w:w="55" w:type="dxa"/>
-              <w:end w:w="60" w:type="dxa"/>
-            </w:tcMar>
-          </w:tcPr>
-          <w:p>
-            <w:pPr>
-              <w:pStyle w:val="SmallTable"/>
-            </w:pPr>
-            <w:r>
-              <w:t>пластиковые двери видео</w:t>
-            </w:r>
-          </w:p>
-        </w:tc>
-        <w:tc>
-          <w:tcPr>
-            <w:tcW w:type="dxa" w:w="5216"/>
-            <w:vAlign w:val="top"/>
-            <w:tcMar>
-              <w:top w:w="55" w:type="dxa"/>
-              <w:start w:w="60" w:type="dxa"/>
-              <w:bottom w:w="55" w:type="dxa"/>
-              <w:end w:w="60" w:type="dxa"/>
-            </w:tcMar>
-          </w:tcPr>
-          <w:p>
-            <w:pPr>
-              <w:pStyle w:val="SmallTable"/>
-            </w:pPr>
-            <w:r>
-              <w:t>видео и пошаговое объяснение по пластиковым дверям</w:t>
-            </w:r>
-          </w:p>
-        </w:tc>
-      </w:tr>
-      <w:tr>
-        <w:trPr>
-          <w:cantSplit/>
-        </w:trPr>
-        <w:tc>
-          <w:tcPr>
-            <w:tcW w:type="dxa" w:w="453"/>
-            <w:vAlign w:val="top"/>
-            <w:tcMar>
-              <w:top w:w="55" w:type="dxa"/>
-              <w:start w:w="60" w:type="dxa"/>
-              <w:bottom w:w="55" w:type="dxa"/>
-              <w:end w:w="60" w:type="dxa"/>
-            </w:tcMar>
-          </w:tcPr>
-          <w:p>
-            <w:pPr>
-              <w:pStyle w:val="SmallTable"/>
-            </w:pPr>
-            <w:r>
-              <w:t>27</w:t>
-            </w:r>
-          </w:p>
-        </w:tc>
-        <w:tc>
-          <w:tcPr>
-            <w:tcW w:type="dxa" w:w="3345"/>
-            <w:vAlign w:val="top"/>
-            <w:tcMar>
-              <w:top w:w="55" w:type="dxa"/>
-              <w:start w:w="60" w:type="dxa"/>
-              <w:bottom w:w="55" w:type="dxa"/>
-              <w:end w:w="60" w:type="dxa"/>
-            </w:tcMar>
-          </w:tcPr>
-          <w:p>
-            <w:pPr>
-              <w:pStyle w:val="SmallTable"/>
-            </w:pPr>
-            <w:r>
-              <w:t>пластиковые двери межкомнатные</w:t>
-            </w:r>
-          </w:p>
-        </w:tc>
-        <w:tc>
-          <w:tcPr>
-            <w:tcW w:type="dxa" w:w="5216"/>
-            <w:vAlign w:val="top"/>
-            <w:tcMar>
-              <w:top w:w="55" w:type="dxa"/>
-              <w:start w:w="60" w:type="dxa"/>
-              <w:bottom w:w="55" w:type="dxa"/>
-              <w:end w:w="60" w:type="dxa"/>
-            </w:tcMar>
-          </w:tcPr>
-          <w:p>
-            <w:pPr>
-              <w:pStyle w:val="SmallTable"/>
-            </w:pPr>
-            <w:r>
-              <w:t>товарная задача по межкомнатным пластиковым дверям</w:t>
-            </w:r>
-          </w:p>
-        </w:tc>
-      </w:tr>
-      <w:tr>
-        <w:trPr>
-          <w:cantSplit/>
-        </w:trPr>
-        <w:tc>
-          <w:tcPr>
-            <w:tcW w:type="dxa" w:w="453"/>
-            <w:vAlign w:val="top"/>
-            <w:tcMar>
-              <w:top w:w="55" w:type="dxa"/>
-              <w:start w:w="60" w:type="dxa"/>
-              <w:bottom w:w="55" w:type="dxa"/>
-              <w:end w:w="60" w:type="dxa"/>
-            </w:tcMar>
-          </w:tcPr>
-          <w:p>
-            <w:pPr>
-              <w:pStyle w:val="SmallTable"/>
-            </w:pPr>
-            <w:r>
-              <w:t>28</w:t>
-            </w:r>
-          </w:p>
-        </w:tc>
-        <w:tc>
-          <w:tcPr>
-            <w:tcW w:type="dxa" w:w="3345"/>
-            <w:vAlign w:val="top"/>
-            <w:tcMar>
-              <w:top w:w="55" w:type="dxa"/>
-              <w:start w:w="60" w:type="dxa"/>
-              <w:bottom w:w="55" w:type="dxa"/>
-              <w:end w:w="60" w:type="dxa"/>
-            </w:tcMar>
-          </w:tcPr>
-          <w:p>
-            <w:pPr>
-              <w:pStyle w:val="SmallTable"/>
-            </w:pPr>
-            <w:r>
-              <w:t>пластиковые двери старый</w:t>
-            </w:r>
-          </w:p>
-        </w:tc>
-        <w:tc>
-          <w:tcPr>
-            <w:tcW w:type="dxa" w:w="5216"/>
-            <w:vAlign w:val="top"/>
-            <w:tcMar>
-              <w:top w:w="55" w:type="dxa"/>
-              <w:start w:w="60" w:type="dxa"/>
-              <w:bottom w:w="55" w:type="dxa"/>
-              <w:end w:w="60" w:type="dxa"/>
-            </w:tcMar>
-          </w:tcPr>
-          <w:p>
-            <w:pPr>
-              <w:pStyle w:val="SmallTable"/>
-            </w:pPr>
-            <w:r>
-              <w:t>бывшие в употреблении пластиковые двери; вторичный рынок</w:t>
-            </w:r>
-          </w:p>
-        </w:tc>
-      </w:tr>
-      <w:tr>
-        <w:trPr>
-          <w:cantSplit/>
-        </w:trPr>
-        <w:tc>
-          <w:tcPr>
-            <w:tcW w:type="dxa" w:w="453"/>
-            <w:vAlign w:val="top"/>
-            <w:tcMar>
-              <w:top w:w="55" w:type="dxa"/>
-              <w:start w:w="60" w:type="dxa"/>
-              <w:bottom w:w="55" w:type="dxa"/>
-              <w:end w:w="60" w:type="dxa"/>
-            </w:tcMar>
-          </w:tcPr>
-          <w:p>
-            <w:pPr>
-              <w:pStyle w:val="SmallTable"/>
-            </w:pPr>
-            <w:r>
-              <w:t>29</w:t>
-            </w:r>
-          </w:p>
-        </w:tc>
-        <w:tc>
-          <w:tcPr>
-            <w:tcW w:type="dxa" w:w="3345"/>
-            <w:vAlign w:val="top"/>
-            <w:tcMar>
-              <w:top w:w="55" w:type="dxa"/>
-              <w:start w:w="60" w:type="dxa"/>
-              <w:bottom w:w="55" w:type="dxa"/>
-              <w:end w:w="60" w:type="dxa"/>
-            </w:tcMar>
-          </w:tcPr>
-          <w:p>
-            <w:pPr>
-              <w:pStyle w:val="SmallTable"/>
-            </w:pPr>
-            <w:r>
-              <w:t>пластиковые окна в халва рассрочка</w:t>
-            </w:r>
-          </w:p>
-        </w:tc>
-        <w:tc>
-          <w:tcPr>
-            <w:tcW w:type="dxa" w:w="5216"/>
-            <w:vAlign w:val="top"/>
-            <w:tcMar>
-              <w:top w:w="55" w:type="dxa"/>
-              <w:start w:w="60" w:type="dxa"/>
-              <w:bottom w:w="55" w:type="dxa"/>
-              <w:end w:w="60" w:type="dxa"/>
-            </w:tcMar>
-          </w:tcPr>
-          <w:p>
-            <w:pPr>
-              <w:pStyle w:val="SmallTable"/>
-            </w:pPr>
-            <w:r>
-              <w:t>финансовый модификатор покупки окон: рассрочка</w:t>
-            </w:r>
-          </w:p>
-        </w:tc>
-      </w:tr>
-      <w:tr>
-        <w:trPr>
-          <w:cantSplit/>
-        </w:trPr>
-        <w:tc>
-          <w:tcPr>
-            <w:tcW w:type="dxa" w:w="453"/>
-            <w:vAlign w:val="top"/>
-            <w:tcMar>
-              <w:top w:w="55" w:type="dxa"/>
-              <w:start w:w="60" w:type="dxa"/>
-              <w:bottom w:w="55" w:type="dxa"/>
-              <w:end w:w="60" w:type="dxa"/>
-            </w:tcMar>
-          </w:tcPr>
-          <w:p>
-            <w:pPr>
-              <w:pStyle w:val="SmallTable"/>
-            </w:pPr>
-            <w:r>
-              <w:t>30</w:t>
-            </w:r>
-          </w:p>
-        </w:tc>
-        <w:tc>
-          <w:tcPr>
-            <w:tcW w:type="dxa" w:w="3345"/>
-            <w:vAlign w:val="top"/>
-            <w:tcMar>
-              <w:top w:w="55" w:type="dxa"/>
-              <w:start w:w="60" w:type="dxa"/>
-              <w:bottom w:w="55" w:type="dxa"/>
-              <w:end w:w="60" w:type="dxa"/>
-            </w:tcMar>
-          </w:tcPr>
-          <w:p>
-            <w:pPr>
-              <w:pStyle w:val="SmallTable"/>
-            </w:pPr>
-            <w:r>
-              <w:t>пластиковые окна район</w:t>
-            </w:r>
-          </w:p>
-        </w:tc>
-        <w:tc>
-          <w:tcPr>
-            <w:tcW w:type="dxa" w:w="5216"/>
-            <w:vAlign w:val="top"/>
-            <w:tcMar>
-              <w:top w:w="55" w:type="dxa"/>
-              <w:start w:w="60" w:type="dxa"/>
-              <w:bottom w:w="55" w:type="dxa"/>
-              <w:end w:w="60" w:type="dxa"/>
-            </w:tcMar>
-          </w:tcPr>
-          <w:p>
-            <w:pPr>
-              <w:pStyle w:val="SmallTable"/>
-            </w:pPr>
-            <w:r>
-              <w:t>общая коммерческая задача по пластиковым окнам</w:t>
-            </w:r>
-          </w:p>
-        </w:tc>
-      </w:tr>
-      <w:tr>
-        <w:trPr>
-          <w:cantSplit/>
-        </w:trPr>
-        <w:tc>
-          <w:tcPr>
-            <w:tcW w:type="dxa" w:w="453"/>
-            <w:vAlign w:val="top"/>
-            <w:tcMar>
-              <w:top w:w="55" w:type="dxa"/>
-              <w:start w:w="60" w:type="dxa"/>
-              <w:bottom w:w="55" w:type="dxa"/>
-              <w:end w:w="60" w:type="dxa"/>
-            </w:tcMar>
-          </w:tcPr>
-          <w:p>
-            <w:pPr>
-              <w:pStyle w:val="SmallTable"/>
-            </w:pPr>
-            <w:r>
-              <w:t>31</w:t>
-            </w:r>
-          </w:p>
-        </w:tc>
-        <w:tc>
-          <w:tcPr>
-            <w:tcW w:type="dxa" w:w="3345"/>
-            <w:vAlign w:val="top"/>
-            <w:tcMar>
-              <w:top w:w="55" w:type="dxa"/>
-              <w:start w:w="60" w:type="dxa"/>
-              <w:bottom w:w="55" w:type="dxa"/>
-              <w:end w:w="60" w:type="dxa"/>
-            </w:tcMar>
-          </w:tcPr>
-          <w:p>
-            <w:pPr>
-              <w:pStyle w:val="SmallTable"/>
-            </w:pPr>
-            <w:r>
-              <w:t>почему алюминиевые окна</w:t>
-            </w:r>
-          </w:p>
-        </w:tc>
-        <w:tc>
-          <w:tcPr>
-            <w:tcW w:type="dxa" w:w="5216"/>
-            <w:vAlign w:val="top"/>
-            <w:tcMar>
-              <w:top w:w="55" w:type="dxa"/>
-              <w:start w:w="60" w:type="dxa"/>
-              <w:bottom w:w="55" w:type="dxa"/>
-              <w:end w:w="60" w:type="dxa"/>
-            </w:tcMar>
-          </w:tcPr>
-          <w:p>
-            <w:pPr>
-              <w:pStyle w:val="SmallTable"/>
-            </w:pPr>
-            <w:r>
-              <w:t>информационное сравнение и объяснение выбора алюминия</w:t>
-            </w:r>
-          </w:p>
-        </w:tc>
-      </w:tr>
-      <w:tr>
-        <w:trPr>
-          <w:cantSplit/>
-        </w:trPr>
-        <w:tc>
-          <w:tcPr>
-            <w:tcW w:type="dxa" w:w="453"/>
-            <w:vAlign w:val="top"/>
-            <w:tcMar>
-              <w:top w:w="55" w:type="dxa"/>
-              <w:start w:w="60" w:type="dxa"/>
-              <w:bottom w:w="55" w:type="dxa"/>
-              <w:end w:w="60" w:type="dxa"/>
-            </w:tcMar>
-          </w:tcPr>
-          <w:p>
-            <w:pPr>
-              <w:pStyle w:val="SmallTable"/>
-            </w:pPr>
-            <w:r>
-              <w:t>32</w:t>
-            </w:r>
-          </w:p>
-        </w:tc>
-        <w:tc>
-          <w:tcPr>
-            <w:tcW w:type="dxa" w:w="3345"/>
-            <w:vAlign w:val="top"/>
-            <w:tcMar>
-              <w:top w:w="55" w:type="dxa"/>
-              <w:start w:w="60" w:type="dxa"/>
-              <w:bottom w:w="55" w:type="dxa"/>
-              <w:end w:w="60" w:type="dxa"/>
-            </w:tcMar>
-          </w:tcPr>
-          <w:p>
-            <w:pPr>
-              <w:pStyle w:val="SmallTable"/>
-            </w:pPr>
-            <w:r>
-              <w:t>ремонт квартиры пластиковые окна</w:t>
-            </w:r>
-          </w:p>
-        </w:tc>
-        <w:tc>
-          <w:tcPr>
-            <w:tcW w:type="dxa" w:w="5216"/>
-            <w:vAlign w:val="top"/>
-            <w:tcMar>
-              <w:top w:w="55" w:type="dxa"/>
-              <w:start w:w="60" w:type="dxa"/>
-              <w:bottom w:w="55" w:type="dxa"/>
-              <w:end w:w="60" w:type="dxa"/>
-            </w:tcMar>
-          </w:tcPr>
-          <w:p>
-            <w:pPr>
-              <w:pStyle w:val="SmallTable"/>
-            </w:pPr>
-            <w:r>
-              <w:t>коммерческая ремонтная услуга по пластиковым окнам</w:t>
-            </w:r>
-          </w:p>
-        </w:tc>
-      </w:tr>
-      <w:tr>
-        <w:trPr>
-          <w:cantSplit/>
-        </w:trPr>
-        <w:tc>
-          <w:tcPr>
-            <w:tcW w:type="dxa" w:w="453"/>
-            <w:vAlign w:val="top"/>
-            <w:tcMar>
-              <w:top w:w="55" w:type="dxa"/>
-              <w:start w:w="60" w:type="dxa"/>
-              <w:bottom w:w="55" w:type="dxa"/>
-              <w:end w:w="60" w:type="dxa"/>
-            </w:tcMar>
-          </w:tcPr>
-          <w:p>
-            <w:pPr>
-              <w:pStyle w:val="SmallTable"/>
-            </w:pPr>
-            <w:r>
-              <w:t>33</w:t>
-            </w:r>
-          </w:p>
-        </w:tc>
-        <w:tc>
-          <w:tcPr>
-            <w:tcW w:type="dxa" w:w="3345"/>
-            <w:vAlign w:val="top"/>
-            <w:tcMar>
-              <w:top w:w="55" w:type="dxa"/>
-              <w:start w:w="60" w:type="dxa"/>
-              <w:bottom w:w="55" w:type="dxa"/>
-              <w:end w:w="60" w:type="dxa"/>
-            </w:tcMar>
-          </w:tcPr>
-          <w:p>
-            <w:pPr>
-              <w:pStyle w:val="SmallTable"/>
-            </w:pPr>
-            <w:r>
-              <w:t>ремонт пластиковых окон район</w:t>
-            </w:r>
-          </w:p>
-        </w:tc>
-        <w:tc>
-          <w:tcPr>
-            <w:tcW w:type="dxa" w:w="5216"/>
-            <w:vAlign w:val="top"/>
-            <w:tcMar>
-              <w:top w:w="55" w:type="dxa"/>
-              <w:start w:w="60" w:type="dxa"/>
-              <w:bottom w:w="55" w:type="dxa"/>
-              <w:end w:w="60" w:type="dxa"/>
-            </w:tcMar>
-          </w:tcPr>
-          <w:p>
-            <w:pPr>
-              <w:pStyle w:val="SmallTable"/>
-            </w:pPr>
-            <w:r>
-              <w:t>локальная ремонтная услуга</w:t>
-            </w:r>
-          </w:p>
-        </w:tc>
-      </w:tr>
-      <w:tr>
-        <w:trPr>
-          <w:cantSplit/>
-        </w:trPr>
-        <w:tc>
-          <w:tcPr>
-            <w:tcW w:type="dxa" w:w="453"/>
-            <w:vAlign w:val="top"/>
-            <w:tcMar>
-              <w:top w:w="55" w:type="dxa"/>
-              <w:start w:w="60" w:type="dxa"/>
-              <w:bottom w:w="55" w:type="dxa"/>
-              <w:end w:w="60" w:type="dxa"/>
-            </w:tcMar>
-          </w:tcPr>
-          <w:p>
-            <w:pPr>
-              <w:pStyle w:val="SmallTable"/>
-            </w:pPr>
-            <w:r>
-              <w:t>34</w:t>
-            </w:r>
-          </w:p>
-        </w:tc>
-        <w:tc>
-          <w:tcPr>
-            <w:tcW w:type="dxa" w:w="3345"/>
-            <w:vAlign w:val="top"/>
-            <w:tcMar>
-              <w:top w:w="55" w:type="dxa"/>
-              <w:start w:w="60" w:type="dxa"/>
-              <w:bottom w:w="55" w:type="dxa"/>
-              <w:end w:w="60" w:type="dxa"/>
-            </w:tcMar>
-          </w:tcPr>
-          <w:p>
-            <w:pPr>
-              <w:pStyle w:val="SmallTable"/>
-            </w:pPr>
-            <w:r>
-              <w:t>ремонт пластиковых окон телефон</w:t>
-            </w:r>
-          </w:p>
-        </w:tc>
-        <w:tc>
-          <w:tcPr>
-            <w:tcW w:type="dxa" w:w="5216"/>
-            <w:vAlign w:val="top"/>
-            <w:tcMar>
-              <w:top w:w="55" w:type="dxa"/>
-              <w:start w:w="60" w:type="dxa"/>
-              <w:bottom w:w="55" w:type="dxa"/>
-              <w:end w:w="60" w:type="dxa"/>
-            </w:tcMar>
-          </w:tcPr>
-          <w:p>
-            <w:pPr>
-              <w:pStyle w:val="SmallTable"/>
-            </w:pPr>
-            <w:r>
-              <w:t>ремонтная услуга с контактно-навигационным намерением</w:t>
-            </w:r>
-          </w:p>
-        </w:tc>
-      </w:tr>
-      <w:tr>
-        <w:trPr>
-          <w:cantSplit/>
-        </w:trPr>
-        <w:tc>
-          <w:tcPr>
-            <w:tcW w:type="dxa" w:w="453"/>
-            <w:vAlign w:val="top"/>
-            <w:tcMar>
-              <w:top w:w="55" w:type="dxa"/>
-              <w:start w:w="60" w:type="dxa"/>
-              <w:bottom w:w="55" w:type="dxa"/>
-              <w:end w:w="60" w:type="dxa"/>
-            </w:tcMar>
-          </w:tcPr>
-          <w:p>
-            <w:pPr>
-              <w:pStyle w:val="SmallTable"/>
-            </w:pPr>
-            <w:r>
-              <w:t>35</w:t>
-            </w:r>
-          </w:p>
-        </w:tc>
-        <w:tc>
-          <w:tcPr>
-            <w:tcW w:type="dxa" w:w="3345"/>
-            <w:vAlign w:val="top"/>
-            <w:tcMar>
-              <w:top w:w="55" w:type="dxa"/>
-              <w:start w:w="60" w:type="dxa"/>
-              <w:bottom w:w="55" w:type="dxa"/>
-              <w:end w:w="60" w:type="dxa"/>
-            </w:tcMar>
-          </w:tcPr>
-          <w:p>
-            <w:pPr>
-              <w:pStyle w:val="SmallTable"/>
-            </w:pPr>
-            <w:r>
-              <w:t>ремонт подоконников пластиковых окон</w:t>
-            </w:r>
-          </w:p>
-        </w:tc>
-        <w:tc>
-          <w:tcPr>
-            <w:tcW w:type="dxa" w:w="5216"/>
-            <w:vAlign w:val="top"/>
-            <w:tcMar>
-              <w:top w:w="55" w:type="dxa"/>
-              <w:start w:w="60" w:type="dxa"/>
-              <w:bottom w:w="55" w:type="dxa"/>
-              <w:end w:w="60" w:type="dxa"/>
-            </w:tcMar>
-          </w:tcPr>
-          <w:p>
-            <w:pPr>
-              <w:pStyle w:val="SmallTable"/>
-            </w:pPr>
-            <w:r>
-              <w:t>специализированный ремонт подоконников</w:t>
-            </w:r>
-          </w:p>
-        </w:tc>
-      </w:tr>
-      <w:tr>
-        <w:trPr>
-          <w:cantSplit/>
-        </w:trPr>
-        <w:tc>
-          <w:tcPr>
-            <w:tcW w:type="dxa" w:w="453"/>
-            <w:vAlign w:val="top"/>
-            <w:tcMar>
-              <w:top w:w="55" w:type="dxa"/>
-              <w:start w:w="60" w:type="dxa"/>
-              <w:bottom w:w="55" w:type="dxa"/>
-              <w:end w:w="60" w:type="dxa"/>
-            </w:tcMar>
-          </w:tcPr>
-          <w:p>
-            <w:pPr>
-              <w:pStyle w:val="SmallTable"/>
-            </w:pPr>
-            <w:r>
-              <w:t>36</w:t>
-            </w:r>
-          </w:p>
-        </w:tc>
-        <w:tc>
-          <w:tcPr>
-            <w:tcW w:type="dxa" w:w="3345"/>
-            <w:vAlign w:val="top"/>
-            <w:tcMar>
-              <w:top w:w="55" w:type="dxa"/>
-              <w:start w:w="60" w:type="dxa"/>
-              <w:bottom w:w="55" w:type="dxa"/>
-              <w:end w:w="60" w:type="dxa"/>
-            </w:tcMar>
-          </w:tcPr>
-          <w:p>
-            <w:pPr>
-              <w:pStyle w:val="SmallTable"/>
-            </w:pPr>
-            <w:r>
-              <w:t>установка пластиковых окон деревянном</w:t>
-            </w:r>
-          </w:p>
-        </w:tc>
-        <w:tc>
-          <w:tcPr>
-            <w:tcW w:type="dxa" w:w="5216"/>
-            <w:vAlign w:val="top"/>
-            <w:tcMar>
-              <w:top w:w="55" w:type="dxa"/>
-              <w:start w:w="60" w:type="dxa"/>
-              <w:bottom w:w="55" w:type="dxa"/>
-              <w:end w:w="60" w:type="dxa"/>
-            </w:tcMar>
-          </w:tcPr>
-          <w:p>
-            <w:pPr>
-              <w:pStyle w:val="SmallTable"/>
-            </w:pPr>
-            <w:r>
-              <w:t>монтаж пластиковых окон в деревянном доме; смешанная коммерческая и информационная задача</w:t>
-            </w:r>
-          </w:p>
-        </w:tc>
-      </w:tr>
-      <w:tr>
-        <w:trPr>
-          <w:cantSplit/>
-        </w:trPr>
-        <w:tc>
-          <w:tcPr>
-            <w:tcW w:type="dxa" w:w="453"/>
-            <w:vAlign w:val="top"/>
-            <w:tcMar>
-              <w:top w:w="55" w:type="dxa"/>
-              <w:start w:w="60" w:type="dxa"/>
-              <w:bottom w:w="55" w:type="dxa"/>
-              <w:end w:w="60" w:type="dxa"/>
-            </w:tcMar>
-          </w:tcPr>
-          <w:p>
-            <w:pPr>
-              <w:pStyle w:val="SmallTable"/>
-            </w:pPr>
-            <w:r>
-              <w:t>37</w:t>
-            </w:r>
-          </w:p>
-        </w:tc>
-        <w:tc>
-          <w:tcPr>
-            <w:tcW w:type="dxa" w:w="3345"/>
-            <w:vAlign w:val="top"/>
-            <w:tcMar>
-              <w:top w:w="55" w:type="dxa"/>
-              <w:start w:w="60" w:type="dxa"/>
-              <w:bottom w:w="55" w:type="dxa"/>
-              <w:end w:w="60" w:type="dxa"/>
-            </w:tcMar>
-          </w:tcPr>
-          <w:p>
-            <w:pPr>
-              <w:pStyle w:val="SmallTable"/>
-            </w:pPr>
-            <w:r>
-              <w:t>установка пластиковых окон размером</w:t>
-            </w:r>
-          </w:p>
-        </w:tc>
-        <w:tc>
-          <w:tcPr>
-            <w:tcW w:type="dxa" w:w="5216"/>
-            <w:vAlign w:val="top"/>
-            <w:tcMar>
-              <w:top w:w="55" w:type="dxa"/>
-              <w:start w:w="60" w:type="dxa"/>
-              <w:bottom w:w="55" w:type="dxa"/>
-              <w:end w:w="60" w:type="dxa"/>
-            </w:tcMar>
-          </w:tcPr>
-          <w:p>
-            <w:pPr>
-              <w:pStyle w:val="SmallTable"/>
-            </w:pPr>
-            <w:r>
-              <w:t>информационный интерес к замеру для монтажа</w:t>
-            </w:r>
-          </w:p>
-        </w:tc>
-      </w:tr>
-      <w:tr>
-        <w:trPr>
-          <w:cantSplit/>
-        </w:trPr>
-        <w:tc>
-          <w:tcPr>
-            <w:tcW w:type="dxa" w:w="453"/>
-            <w:vAlign w:val="top"/>
-            <w:tcMar>
-              <w:top w:w="55" w:type="dxa"/>
-              <w:start w:w="60" w:type="dxa"/>
-              <w:bottom w:w="55" w:type="dxa"/>
-              <w:end w:w="60" w:type="dxa"/>
-            </w:tcMar>
-          </w:tcPr>
-          <w:p>
-            <w:pPr>
-              <w:pStyle w:val="SmallTable"/>
-            </w:pPr>
-            <w:r>
-              <w:t>38</w:t>
-            </w:r>
-          </w:p>
-        </w:tc>
-        <w:tc>
-          <w:tcPr>
-            <w:tcW w:type="dxa" w:w="3345"/>
-            <w:vAlign w:val="top"/>
-            <w:tcMar>
-              <w:top w:w="55" w:type="dxa"/>
-              <w:start w:w="60" w:type="dxa"/>
-              <w:bottom w:w="55" w:type="dxa"/>
-              <w:end w:w="60" w:type="dxa"/>
-            </w:tcMar>
-          </w:tcPr>
-          <w:p>
-            <w:pPr>
-              <w:pStyle w:val="SmallTable"/>
-            </w:pPr>
-            <w:r>
-              <w:t>французские мягкие окна</w:t>
-            </w:r>
-          </w:p>
-        </w:tc>
-        <w:tc>
-          <w:tcPr>
-            <w:tcW w:type="dxa" w:w="5216"/>
-            <w:vAlign w:val="top"/>
-            <w:tcMar>
-              <w:top w:w="55" w:type="dxa"/>
-              <w:start w:w="60" w:type="dxa"/>
-              <w:bottom w:w="55" w:type="dxa"/>
-              <w:end w:w="60" w:type="dxa"/>
-            </w:tcMar>
-          </w:tcPr>
-          <w:p>
-            <w:pPr>
-              <w:pStyle w:val="SmallTable"/>
-            </w:pPr>
-            <w:r>
-              <w:t>мягкие окна как отдельный товар, а не обычное французское окно</w:t>
-            </w:r>
-          </w:p>
-        </w:tc>
-      </w:tr>
-      <w:tr>
-        <w:trPr>
-          <w:cantSplit/>
-        </w:trPr>
-        <w:tc>
-          <w:tcPr>
-            <w:tcW w:type="dxa" w:w="453"/>
-            <w:vAlign w:val="top"/>
-            <w:tcMar>
-              <w:top w:w="55" w:type="dxa"/>
-              <w:start w:w="60" w:type="dxa"/>
-              <w:bottom w:w="55" w:type="dxa"/>
-              <w:end w:w="60" w:type="dxa"/>
-            </w:tcMar>
-          </w:tcPr>
-          <w:p>
-            <w:pPr>
-              <w:pStyle w:val="SmallTable"/>
-            </w:pPr>
-            <w:r>
-              <w:t>39</w:t>
-            </w:r>
-          </w:p>
-        </w:tc>
-        <w:tc>
-          <w:tcPr>
-            <w:tcW w:type="dxa" w:w="3345"/>
-            <w:vAlign w:val="top"/>
-            <w:tcMar>
-              <w:top w:w="55" w:type="dxa"/>
-              <w:start w:w="60" w:type="dxa"/>
-              <w:bottom w:w="55" w:type="dxa"/>
-              <w:end w:w="60" w:type="dxa"/>
-            </w:tcMar>
-          </w:tcPr>
-          <w:p>
-            <w:pPr>
-              <w:pStyle w:val="SmallTable"/>
-            </w:pPr>
-            <w:r>
-              <w:t>цены материала на пластиковые окна</w:t>
-            </w:r>
-          </w:p>
-        </w:tc>
-        <w:tc>
-          <w:tcPr>
-            <w:tcW w:type="dxa" w:w="5216"/>
-            <w:vAlign w:val="top"/>
-            <w:tcMar>
-              <w:top w:w="55" w:type="dxa"/>
-              <w:start w:w="60" w:type="dxa"/>
-              <w:bottom w:w="55" w:type="dxa"/>
-              <w:end w:w="60" w:type="dxa"/>
-            </w:tcMar>
-          </w:tcPr>
-          <w:p>
-            <w:pPr>
-              <w:pStyle w:val="SmallTable"/>
-            </w:pPr>
-            <w:r>
-              <w:t>неоднозначная ценовая и материальная задача</w:t>
-            </w:r>
-          </w:p>
-        </w:tc>
-      </w:tr>
-      <w:tr>
-        <w:trPr>
-          <w:cantSplit/>
-        </w:trPr>
-        <w:tc>
-          <w:tcPr>
-            <w:tcW w:type="dxa" w:w="453"/>
-            <w:vAlign w:val="top"/>
-            <w:tcMar>
-              <w:top w:w="55" w:type="dxa"/>
-              <w:start w:w="60" w:type="dxa"/>
-              <w:bottom w:w="55" w:type="dxa"/>
-              <w:end w:w="60" w:type="dxa"/>
-            </w:tcMar>
-          </w:tcPr>
-          <w:p>
-            <w:pPr>
-              <w:pStyle w:val="SmallTable"/>
-            </w:pPr>
-            <w:r>
-              <w:t>40</w:t>
-            </w:r>
-          </w:p>
-        </w:tc>
-        <w:tc>
-          <w:tcPr>
-            <w:tcW w:type="dxa" w:w="3345"/>
-            <w:vAlign w:val="top"/>
-            <w:tcMar>
-              <w:top w:w="55" w:type="dxa"/>
-              <w:start w:w="60" w:type="dxa"/>
-              <w:bottom w:w="55" w:type="dxa"/>
-              <w:end w:w="60" w:type="dxa"/>
-            </w:tcMar>
-          </w:tcPr>
-          <w:p>
-            <w:pPr>
-              <w:pStyle w:val="SmallTable"/>
-            </w:pPr>
-            <w:r>
-              <w:t>шторы на пластиковые окна фото цены</w:t>
-            </w:r>
-          </w:p>
-        </w:tc>
-        <w:tc>
-          <w:tcPr>
-            <w:tcW w:type="dxa" w:w="5216"/>
-            <w:vAlign w:val="top"/>
-            <w:tcMar>
-              <w:top w:w="55" w:type="dxa"/>
-              <w:start w:w="60" w:type="dxa"/>
-              <w:bottom w:w="55" w:type="dxa"/>
-              <w:end w:w="60" w:type="dxa"/>
-            </w:tcMar>
-          </w:tcPr>
-          <w:p>
-            <w:pPr>
-              <w:pStyle w:val="SmallTable"/>
-            </w:pPr>
-            <w:r>
-              <w:t>покупка штор; задача вне основного оконного предложения</w:t>
-            </w:r>
-          </w:p>
-        </w:tc>
-      </w:tr>
-      <w:tr>
-        <w:trPr>
-          <w:cantSplit/>
-        </w:trPr>
-        <w:tc>
-          <w:tcPr>
-            <w:tcW w:type="dxa" w:w="453"/>
-            <w:vAlign w:val="top"/>
-            <w:tcMar>
-              <w:top w:w="55" w:type="dxa"/>
-              <w:start w:w="60" w:type="dxa"/>
-              <w:bottom w:w="55" w:type="dxa"/>
-              <w:end w:w="60" w:type="dxa"/>
-            </w:tcMar>
-          </w:tcPr>
-          <w:p>
-            <w:pPr>
-              <w:pStyle w:val="SmallTable"/>
-            </w:pPr>
-            <w:r>
-              <w:t>41</w:t>
-            </w:r>
-          </w:p>
-        </w:tc>
-        <w:tc>
-          <w:tcPr>
-            <w:tcW w:type="dxa" w:w="3345"/>
-            <w:vAlign w:val="top"/>
-            <w:tcMar>
-              <w:top w:w="55" w:type="dxa"/>
-              <w:start w:w="60" w:type="dxa"/>
-              <w:bottom w:w="55" w:type="dxa"/>
-              <w:end w:w="60" w:type="dxa"/>
-            </w:tcMar>
-          </w:tcPr>
-          <w:p>
-            <w:pPr>
-              <w:pStyle w:val="SmallTable"/>
-            </w:pPr>
-            <w:r>
-              <w:t>provedal остекление веранды</w:t>
-            </w:r>
-          </w:p>
-        </w:tc>
-        <w:tc>
-          <w:tcPr>
-            <w:tcW w:type="dxa" w:w="5216"/>
-            <w:vAlign w:val="top"/>
-            <w:tcMar>
-              <w:top w:w="55" w:type="dxa"/>
-              <w:start w:w="60" w:type="dxa"/>
-              <w:bottom w:w="55" w:type="dxa"/>
-              <w:end w:w="60" w:type="dxa"/>
-            </w:tcMar>
-          </w:tcPr>
-          <w:p>
-            <w:pPr>
-              <w:pStyle w:val="SmallTable"/>
-            </w:pPr>
-            <w:r>
-              <w:t>остекление веранды системой Provedal; коммерческая услуга</w:t>
-            </w:r>
-          </w:p>
-        </w:tc>
-      </w:tr>
-      <w:tr>
-        <w:trPr>
-          <w:cantSplit/>
-        </w:trPr>
-        <w:tc>
-          <w:tcPr>
-            <w:tcW w:type="dxa" w:w="453"/>
-            <w:vAlign w:val="top"/>
-            <w:tcMar>
-              <w:top w:w="55" w:type="dxa"/>
-              <w:start w:w="60" w:type="dxa"/>
-              <w:bottom w:w="55" w:type="dxa"/>
-              <w:end w:w="60" w:type="dxa"/>
-            </w:tcMar>
-          </w:tcPr>
-          <w:p>
-            <w:pPr>
-              <w:pStyle w:val="SmallTable"/>
-            </w:pPr>
-            <w:r>
-              <w:t>42</w:t>
-            </w:r>
-          </w:p>
-        </w:tc>
-        <w:tc>
-          <w:tcPr>
-            <w:tcW w:type="dxa" w:w="3345"/>
-            <w:vAlign w:val="top"/>
-            <w:tcMar>
-              <w:top w:w="55" w:type="dxa"/>
-              <w:start w:w="60" w:type="dxa"/>
-              <w:bottom w:w="55" w:type="dxa"/>
-              <w:end w:w="60" w:type="dxa"/>
-            </w:tcMar>
-          </w:tcPr>
-          <w:p>
-            <w:pPr>
-              <w:pStyle w:val="SmallTable"/>
-            </w:pPr>
-            <w:r>
-              <w:t>алюминиевые окна provedal</w:t>
-            </w:r>
-          </w:p>
-        </w:tc>
-        <w:tc>
-          <w:tcPr>
-            <w:tcW w:type="dxa" w:w="5216"/>
-            <w:vAlign w:val="top"/>
-            <w:tcMar>
-              <w:top w:w="55" w:type="dxa"/>
-              <w:start w:w="60" w:type="dxa"/>
-              <w:bottom w:w="55" w:type="dxa"/>
-              <w:end w:w="60" w:type="dxa"/>
-            </w:tcMar>
-          </w:tcPr>
-          <w:p>
-            <w:pPr>
-              <w:pStyle w:val="SmallTable"/>
-            </w:pPr>
-            <w:r>
-              <w:t>алюминиевые окна Provedal; коммерческий товар</w:t>
-            </w:r>
-          </w:p>
-        </w:tc>
-      </w:tr>
-      <w:tr>
-        <w:trPr>
-          <w:cantSplit/>
-        </w:trPr>
-        <w:tc>
-          <w:tcPr>
-            <w:tcW w:type="dxa" w:w="453"/>
-            <w:vAlign w:val="top"/>
-            <w:tcMar>
-              <w:top w:w="55" w:type="dxa"/>
-              <w:start w:w="60" w:type="dxa"/>
-              <w:bottom w:w="55" w:type="dxa"/>
-              <w:end w:w="60" w:type="dxa"/>
-            </w:tcMar>
-          </w:tcPr>
-          <w:p>
-            <w:pPr>
-              <w:pStyle w:val="SmallTable"/>
-            </w:pPr>
-            <w:r>
-              <w:t>43</w:t>
-            </w:r>
-          </w:p>
-        </w:tc>
-        <w:tc>
-          <w:tcPr>
-            <w:tcW w:type="dxa" w:w="3345"/>
-            <w:vAlign w:val="top"/>
-            <w:tcMar>
-              <w:top w:w="55" w:type="dxa"/>
-              <w:start w:w="60" w:type="dxa"/>
-              <w:bottom w:w="55" w:type="dxa"/>
-              <w:end w:w="60" w:type="dxa"/>
-            </w:tcMar>
-          </w:tcPr>
-          <w:p>
-            <w:pPr>
-              <w:pStyle w:val="SmallTable"/>
-            </w:pPr>
-            <w:r>
-              <w:t>алюминиевые окна проведал</w:t>
-            </w:r>
-          </w:p>
-        </w:tc>
-        <w:tc>
-          <w:tcPr>
-            <w:tcW w:type="dxa" w:w="5216"/>
-            <w:vAlign w:val="top"/>
-            <w:tcMar>
-              <w:top w:w="55" w:type="dxa"/>
-              <w:start w:w="60" w:type="dxa"/>
-              <w:bottom w:w="55" w:type="dxa"/>
-              <w:end w:w="60" w:type="dxa"/>
-            </w:tcMar>
-          </w:tcPr>
-          <w:p>
-            <w:pPr>
-              <w:pStyle w:val="SmallTable"/>
-            </w:pPr>
-            <w:r>
-              <w:t>алюминиевые окна Provedal; коммерческий товар</w:t>
-            </w:r>
-          </w:p>
-        </w:tc>
-      </w:tr>
-      <w:tr>
-        <w:trPr>
-          <w:cantSplit/>
-        </w:trPr>
-        <w:tc>
-          <w:tcPr>
-            <w:tcW w:type="dxa" w:w="453"/>
-            <w:vAlign w:val="top"/>
-            <w:tcMar>
-              <w:top w:w="55" w:type="dxa"/>
-              <w:start w:w="60" w:type="dxa"/>
-              <w:bottom w:w="55" w:type="dxa"/>
-              <w:end w:w="60" w:type="dxa"/>
-            </w:tcMar>
-          </w:tcPr>
-          <w:p>
-            <w:pPr>
-              <w:pStyle w:val="SmallTable"/>
-            </w:pPr>
-            <w:r>
-              <w:t>44</w:t>
-            </w:r>
-          </w:p>
-        </w:tc>
-        <w:tc>
-          <w:tcPr>
-            <w:tcW w:type="dxa" w:w="3345"/>
-            <w:vAlign w:val="top"/>
-            <w:tcMar>
-              <w:top w:w="55" w:type="dxa"/>
-              <w:start w:w="60" w:type="dxa"/>
-              <w:bottom w:w="55" w:type="dxa"/>
-              <w:end w:w="60" w:type="dxa"/>
-            </w:tcMar>
-          </w:tcPr>
-          <w:p>
-            <w:pPr>
-              <w:pStyle w:val="SmallTable"/>
-            </w:pPr>
-            <w:r>
-              <w:t>окна rehau в рассрочку</w:t>
-            </w:r>
-          </w:p>
-        </w:tc>
-        <w:tc>
-          <w:tcPr>
-            <w:tcW w:type="dxa" w:w="5216"/>
-            <w:vAlign w:val="top"/>
-            <w:tcMar>
-              <w:top w:w="55" w:type="dxa"/>
-              <w:start w:w="60" w:type="dxa"/>
-              <w:bottom w:w="55" w:type="dxa"/>
-              <w:end w:w="60" w:type="dxa"/>
-            </w:tcMar>
-          </w:tcPr>
-          <w:p>
-            <w:pPr>
-              <w:pStyle w:val="SmallTable"/>
-            </w:pPr>
-            <w:r>
-              <w:t>окна REHAU с финансовым модификатором рассрочки</w:t>
-            </w:r>
-          </w:p>
-        </w:tc>
-      </w:tr>
-      <w:tr>
-        <w:trPr>
-          <w:cantSplit/>
-        </w:trPr>
-        <w:tc>
-          <w:tcPr>
-            <w:tcW w:type="dxa" w:w="453"/>
-            <w:vAlign w:val="top"/>
-            <w:tcMar>
-              <w:top w:w="55" w:type="dxa"/>
-              <w:start w:w="60" w:type="dxa"/>
-              <w:bottom w:w="55" w:type="dxa"/>
-              <w:end w:w="60" w:type="dxa"/>
-            </w:tcMar>
-          </w:tcPr>
-          <w:p>
-            <w:pPr>
-              <w:pStyle w:val="SmallTable"/>
-            </w:pPr>
-            <w:r>
-              <w:t>45</w:t>
-            </w:r>
-          </w:p>
-        </w:tc>
-        <w:tc>
-          <w:tcPr>
-            <w:tcW w:type="dxa" w:w="3345"/>
-            <w:vAlign w:val="top"/>
-            <w:tcMar>
-              <w:top w:w="55" w:type="dxa"/>
-              <w:start w:w="60" w:type="dxa"/>
-              <w:bottom w:w="55" w:type="dxa"/>
-              <w:end w:w="60" w:type="dxa"/>
-            </w:tcMar>
-          </w:tcPr>
-          <w:p>
-            <w:pPr>
-              <w:pStyle w:val="SmallTable"/>
-            </w:pPr>
-            <w:r>
-              <w:t>окна рехау в рассрочку</w:t>
-            </w:r>
-          </w:p>
-        </w:tc>
-        <w:tc>
-          <w:tcPr>
-            <w:tcW w:type="dxa" w:w="5216"/>
-            <w:vAlign w:val="top"/>
-            <w:tcMar>
-              <w:top w:w="55" w:type="dxa"/>
-              <w:start w:w="60" w:type="dxa"/>
-              <w:bottom w:w="55" w:type="dxa"/>
-              <w:end w:w="60" w:type="dxa"/>
-            </w:tcMar>
-          </w:tcPr>
-          <w:p>
-            <w:pPr>
-              <w:pStyle w:val="SmallTable"/>
-            </w:pPr>
-            <w:r>
-              <w:t>окна REHAU с финансовым модификатором рассрочки</w:t>
-            </w:r>
-          </w:p>
-        </w:tc>
-      </w:tr>
-      <w:tr>
-        <w:trPr>
-          <w:cantSplit/>
-        </w:trPr>
-        <w:tc>
-          <w:tcPr>
-            <w:tcW w:type="dxa" w:w="453"/>
-            <w:vAlign w:val="top"/>
-            <w:tcMar>
-              <w:top w:w="55" w:type="dxa"/>
-              <w:start w:w="60" w:type="dxa"/>
-              <w:bottom w:w="55" w:type="dxa"/>
-              <w:end w:w="60" w:type="dxa"/>
-            </w:tcMar>
-          </w:tcPr>
-          <w:p>
-            <w:pPr>
-              <w:pStyle w:val="SmallTable"/>
-            </w:pPr>
-            <w:r>
-              <w:t>46</w:t>
-            </w:r>
-          </w:p>
-        </w:tc>
-        <w:tc>
-          <w:tcPr>
-            <w:tcW w:type="dxa" w:w="3345"/>
-            <w:vAlign w:val="top"/>
-            <w:tcMar>
-              <w:top w:w="55" w:type="dxa"/>
-              <w:start w:w="60" w:type="dxa"/>
-              <w:bottom w:w="55" w:type="dxa"/>
-              <w:end w:w="60" w:type="dxa"/>
-            </w:tcMar>
-          </w:tcPr>
-          <w:p>
-            <w:pPr>
-              <w:pStyle w:val="SmallTable"/>
-            </w:pPr>
-            <w:r>
-              <w:t>оконная фурнитура rehau</w:t>
-            </w:r>
-          </w:p>
-        </w:tc>
-        <w:tc>
-          <w:tcPr>
-            <w:tcW w:type="dxa" w:w="5216"/>
-            <w:vAlign w:val="top"/>
-            <w:tcMar>
-              <w:top w:w="55" w:type="dxa"/>
-              <w:start w:w="60" w:type="dxa"/>
-              <w:bottom w:w="55" w:type="dxa"/>
-              <w:end w:w="60" w:type="dxa"/>
-            </w:tcMar>
-          </w:tcPr>
-          <w:p>
-            <w:pPr>
-              <w:pStyle w:val="SmallTable"/>
-            </w:pPr>
-            <w:r>
-              <w:t>фурнитура REHAU как аксессуарная товарная задача</w:t>
-            </w:r>
-          </w:p>
-        </w:tc>
-      </w:tr>
-      <w:tr>
-        <w:trPr>
-          <w:cantSplit/>
-        </w:trPr>
-        <w:tc>
-          <w:tcPr>
-            <w:tcW w:type="dxa" w:w="453"/>
-            <w:vAlign w:val="top"/>
-            <w:tcMar>
-              <w:top w:w="55" w:type="dxa"/>
-              <w:start w:w="60" w:type="dxa"/>
-              <w:bottom w:w="55" w:type="dxa"/>
-              <w:end w:w="60" w:type="dxa"/>
-            </w:tcMar>
-          </w:tcPr>
-          <w:p>
-            <w:pPr>
-              <w:pStyle w:val="SmallTable"/>
-            </w:pPr>
-            <w:r>
-              <w:t>47</w:t>
-            </w:r>
-          </w:p>
-        </w:tc>
-        <w:tc>
-          <w:tcPr>
-            <w:tcW w:type="dxa" w:w="3345"/>
-            <w:vAlign w:val="top"/>
-            <w:tcMar>
-              <w:top w:w="55" w:type="dxa"/>
-              <w:start w:w="60" w:type="dxa"/>
-              <w:bottom w:w="55" w:type="dxa"/>
-              <w:end w:w="60" w:type="dxa"/>
-            </w:tcMar>
-          </w:tcPr>
-          <w:p>
-            <w:pPr>
-              <w:pStyle w:val="SmallTable"/>
-            </w:pPr>
-            <w:r>
-              <w:t>оконная фурнитура рехау</w:t>
-            </w:r>
-          </w:p>
-        </w:tc>
-        <w:tc>
-          <w:tcPr>
-            <w:tcW w:type="dxa" w:w="5216"/>
-            <w:vAlign w:val="top"/>
-            <w:tcMar>
-              <w:top w:w="55" w:type="dxa"/>
-              <w:start w:w="60" w:type="dxa"/>
-              <w:bottom w:w="55" w:type="dxa"/>
-              <w:end w:w="60" w:type="dxa"/>
-            </w:tcMar>
-          </w:tcPr>
-          <w:p>
-            <w:pPr>
-              <w:pStyle w:val="SmallTable"/>
-            </w:pPr>
-            <w:r>
-              <w:t>фурнитура REHAU как аксессуарная товарная задача</w:t>
-            </w:r>
-          </w:p>
-        </w:tc>
-      </w:tr>
-      <w:tr>
-        <w:trPr>
-          <w:cantSplit/>
-        </w:trPr>
-        <w:tc>
-          <w:tcPr>
-            <w:tcW w:type="dxa" w:w="453"/>
-            <w:vAlign w:val="top"/>
-            <w:tcMar>
-              <w:top w:w="55" w:type="dxa"/>
-              <w:start w:w="60" w:type="dxa"/>
-              <w:bottom w:w="55" w:type="dxa"/>
-              <w:end w:w="60" w:type="dxa"/>
-            </w:tcMar>
-          </w:tcPr>
-          <w:p>
-            <w:pPr>
-              <w:pStyle w:val="SmallTable"/>
-            </w:pPr>
-            <w:r>
-              <w:t>48</w:t>
-            </w:r>
-          </w:p>
-        </w:tc>
-        <w:tc>
-          <w:tcPr>
-            <w:tcW w:type="dxa" w:w="3345"/>
-            <w:vAlign w:val="top"/>
-            <w:tcMar>
-              <w:top w:w="55" w:type="dxa"/>
-              <w:start w:w="60" w:type="dxa"/>
-              <w:bottom w:w="55" w:type="dxa"/>
-              <w:end w:w="60" w:type="dxa"/>
-            </w:tcMar>
-          </w:tcPr>
-          <w:p>
-            <w:pPr>
-              <w:pStyle w:val="SmallTable"/>
-            </w:pPr>
-            <w:r>
-              <w:t>пластиковые окна rehau</w:t>
-            </w:r>
-          </w:p>
-        </w:tc>
-        <w:tc>
-          <w:tcPr>
-            <w:tcW w:type="dxa" w:w="5216"/>
-            <w:vAlign w:val="top"/>
-            <w:tcMar>
-              <w:top w:w="55" w:type="dxa"/>
-              <w:start w:w="60" w:type="dxa"/>
-              <w:bottom w:w="55" w:type="dxa"/>
-              <w:end w:w="60" w:type="dxa"/>
-            </w:tcMar>
-          </w:tcPr>
-          <w:p>
-            <w:pPr>
-              <w:pStyle w:val="SmallTable"/>
-            </w:pPr>
-            <w:r>
-              <w:t>основная коммерческая товарная задача по окнам REHAU</w:t>
-            </w:r>
-          </w:p>
-        </w:tc>
-      </w:tr>
-      <w:tr>
-        <w:trPr>
-          <w:cantSplit/>
-        </w:trPr>
-        <w:tc>
-          <w:tcPr>
-            <w:tcW w:type="dxa" w:w="453"/>
-            <w:vAlign w:val="top"/>
-            <w:tcMar>
-              <w:top w:w="55" w:type="dxa"/>
-              <w:start w:w="60" w:type="dxa"/>
-              <w:bottom w:w="55" w:type="dxa"/>
-              <w:end w:w="60" w:type="dxa"/>
-            </w:tcMar>
-          </w:tcPr>
-          <w:p>
-            <w:pPr>
-              <w:pStyle w:val="SmallTable"/>
-            </w:pPr>
-            <w:r>
-              <w:t>49</w:t>
-            </w:r>
-          </w:p>
-        </w:tc>
-        <w:tc>
-          <w:tcPr>
-            <w:tcW w:type="dxa" w:w="3345"/>
-            <w:vAlign w:val="top"/>
-            <w:tcMar>
-              <w:top w:w="55" w:type="dxa"/>
-              <w:start w:w="60" w:type="dxa"/>
-              <w:bottom w:w="55" w:type="dxa"/>
-              <w:end w:w="60" w:type="dxa"/>
-            </w:tcMar>
-          </w:tcPr>
-          <w:p>
-            <w:pPr>
-              <w:pStyle w:val="SmallTable"/>
-            </w:pPr>
-            <w:r>
-              <w:t>пластиковые окна от производителя rehau</w:t>
-            </w:r>
-          </w:p>
-        </w:tc>
-        <w:tc>
-          <w:tcPr>
-            <w:tcW w:type="dxa" w:w="5216"/>
-            <w:vAlign w:val="top"/>
-            <w:tcMar>
-              <w:top w:w="55" w:type="dxa"/>
-              <w:start w:w="60" w:type="dxa"/>
-              <w:bottom w:w="55" w:type="dxa"/>
-              <w:end w:w="60" w:type="dxa"/>
-            </w:tcMar>
-          </w:tcPr>
-          <w:p>
-            <w:pPr>
-              <w:pStyle w:val="SmallTable"/>
-            </w:pPr>
-            <w:r>
-              <w:t>коммерческая задача по окнам REHAU от производителя</w:t>
-            </w:r>
-          </w:p>
-        </w:tc>
-      </w:tr>
-      <w:tr>
-        <w:trPr>
-          <w:cantSplit/>
-        </w:trPr>
-        <w:tc>
-          <w:tcPr>
-            <w:tcW w:type="dxa" w:w="453"/>
-            <w:vAlign w:val="top"/>
-            <w:tcMar>
-              <w:top w:w="55" w:type="dxa"/>
-              <w:start w:w="60" w:type="dxa"/>
-              <w:bottom w:w="55" w:type="dxa"/>
-              <w:end w:w="60" w:type="dxa"/>
-            </w:tcMar>
-          </w:tcPr>
-          <w:p>
-            <w:pPr>
-              <w:pStyle w:val="SmallTable"/>
-            </w:pPr>
-            <w:r>
-              <w:t>50</w:t>
-            </w:r>
-          </w:p>
-        </w:tc>
-        <w:tc>
-          <w:tcPr>
-            <w:tcW w:type="dxa" w:w="3345"/>
-            <w:vAlign w:val="top"/>
-            <w:tcMar>
-              <w:top w:w="55" w:type="dxa"/>
-              <w:start w:w="60" w:type="dxa"/>
-              <w:bottom w:w="55" w:type="dxa"/>
-              <w:end w:w="60" w:type="dxa"/>
-            </w:tcMar>
-          </w:tcPr>
-          <w:p>
-            <w:pPr>
-              <w:pStyle w:val="SmallTable"/>
-            </w:pPr>
-            <w:r>
-              <w:t>пластиковые окна рехау</w:t>
-            </w:r>
-          </w:p>
-        </w:tc>
-        <w:tc>
-          <w:tcPr>
-            <w:tcW w:type="dxa" w:w="5216"/>
-            <w:vAlign w:val="top"/>
-            <w:tcMar>
-              <w:top w:w="55" w:type="dxa"/>
-              <w:start w:w="60" w:type="dxa"/>
-              <w:bottom w:w="55" w:type="dxa"/>
-              <w:end w:w="60" w:type="dxa"/>
-            </w:tcMar>
-          </w:tcPr>
-          <w:p>
-            <w:pPr>
-              <w:pStyle w:val="SmallTable"/>
-            </w:pPr>
-            <w:r>
-              <w:t>основная коммерческая товарная задача по окнам REHAU</w:t>
-            </w:r>
-          </w:p>
-        </w:tc>
-      </w:tr>
-      <w:tr>
-        <w:trPr>
-          <w:cantSplit/>
-        </w:trPr>
-        <w:tc>
-          <w:tcPr>
-            <w:tcW w:type="dxa" w:w="453"/>
-            <w:vAlign w:val="top"/>
-            <w:tcMar>
-              <w:top w:w="55" w:type="dxa"/>
-              <w:start w:w="60" w:type="dxa"/>
-              <w:bottom w:w="55" w:type="dxa"/>
-              <w:end w:w="60" w:type="dxa"/>
-            </w:tcMar>
-          </w:tcPr>
-          <w:p>
-            <w:pPr>
-              <w:pStyle w:val="SmallTable"/>
-            </w:pPr>
-            <w:r>
-              <w:t>51</w:t>
-            </w:r>
-          </w:p>
-        </w:tc>
-        <w:tc>
-          <w:tcPr>
-            <w:tcW w:type="dxa" w:w="3345"/>
-            <w:vAlign w:val="top"/>
-            <w:tcMar>
-              <w:top w:w="55" w:type="dxa"/>
-              <w:start w:w="60" w:type="dxa"/>
-              <w:bottom w:w="55" w:type="dxa"/>
-              <w:end w:w="60" w:type="dxa"/>
-            </w:tcMar>
-          </w:tcPr>
-          <w:p>
-            <w:pPr>
-              <w:pStyle w:val="SmallTable"/>
-            </w:pPr>
-            <w:r>
-              <w:t>пластиковые окна рехау от производителя</w:t>
-            </w:r>
-          </w:p>
-        </w:tc>
-        <w:tc>
-          <w:tcPr>
-            <w:tcW w:type="dxa" w:w="5216"/>
-            <w:vAlign w:val="top"/>
-            <w:tcMar>
-              <w:top w:w="55" w:type="dxa"/>
-              <w:start w:w="60" w:type="dxa"/>
-              <w:bottom w:w="55" w:type="dxa"/>
-              <w:end w:w="60" w:type="dxa"/>
-            </w:tcMar>
-          </w:tcPr>
-          <w:p>
-            <w:pPr>
-              <w:pStyle w:val="SmallTable"/>
-            </w:pPr>
-            <w:r>
-              <w:t>коммерческая задача по окнам REHAU от производителя</w:t>
-            </w:r>
-          </w:p>
-        </w:tc>
-      </w:tr>
-      <w:tr>
-        <w:trPr>
-          <w:cantSplit/>
-        </w:trPr>
-        <w:tc>
-          <w:tcPr>
-            <w:tcW w:type="dxa" w:w="453"/>
-            <w:vAlign w:val="top"/>
-            <w:tcMar>
-              <w:top w:w="55" w:type="dxa"/>
-              <w:start w:w="60" w:type="dxa"/>
-              <w:bottom w:w="55" w:type="dxa"/>
-              <w:end w:w="60" w:type="dxa"/>
-            </w:tcMar>
-          </w:tcPr>
-          <w:p>
-            <w:pPr>
-              <w:pStyle w:val="SmallTable"/>
-            </w:pPr>
-            <w:r>
-              <w:t>52</w:t>
-            </w:r>
-          </w:p>
-        </w:tc>
-        <w:tc>
-          <w:tcPr>
-            <w:tcW w:type="dxa" w:w="3345"/>
-            <w:vAlign w:val="top"/>
-            <w:tcMar>
-              <w:top w:w="55" w:type="dxa"/>
-              <w:start w:w="60" w:type="dxa"/>
-              <w:bottom w:w="55" w:type="dxa"/>
-              <w:end w:w="60" w:type="dxa"/>
-            </w:tcMar>
-          </w:tcPr>
-          <w:p>
-            <w:pPr>
-              <w:pStyle w:val="SmallTable"/>
-            </w:pPr>
-            <w:r>
-              <w:t>пошаговая установка пластиковых окон</w:t>
-            </w:r>
-          </w:p>
-        </w:tc>
-        <w:tc>
-          <w:tcPr>
-            <w:tcW w:type="dxa" w:w="5216"/>
-            <w:vAlign w:val="top"/>
-            <w:tcMar>
-              <w:top w:w="55" w:type="dxa"/>
-              <w:start w:w="60" w:type="dxa"/>
-              <w:bottom w:w="55" w:type="dxa"/>
-              <w:end w:w="60" w:type="dxa"/>
-            </w:tcMar>
-          </w:tcPr>
-          <w:p>
-            <w:pPr>
-              <w:pStyle w:val="SmallTable"/>
-            </w:pPr>
-            <w:r>
-              <w:t>самостоятельная пошаговая инструкция по монтажу</w:t>
-            </w:r>
-          </w:p>
-        </w:tc>
-      </w:tr>
-      <w:tr>
-        <w:trPr>
-          <w:cantSplit/>
-        </w:trPr>
-        <w:tc>
-          <w:tcPr>
-            <w:tcW w:type="dxa" w:w="453"/>
-            <w:vAlign w:val="top"/>
-            <w:tcMar>
-              <w:top w:w="55" w:type="dxa"/>
-              <w:start w:w="60" w:type="dxa"/>
-              <w:bottom w:w="55" w:type="dxa"/>
-              <w:end w:w="60" w:type="dxa"/>
-            </w:tcMar>
-          </w:tcPr>
-          <w:p>
-            <w:pPr>
-              <w:pStyle w:val="SmallTable"/>
-            </w:pPr>
-            <w:r>
-              <w:t>53</w:t>
-            </w:r>
-          </w:p>
-        </w:tc>
-        <w:tc>
-          <w:tcPr>
-            <w:tcW w:type="dxa" w:w="3345"/>
-            <w:vAlign w:val="top"/>
-            <w:tcMar>
-              <w:top w:w="55" w:type="dxa"/>
-              <w:start w:w="60" w:type="dxa"/>
-              <w:bottom w:w="55" w:type="dxa"/>
-              <w:end w:w="60" w:type="dxa"/>
-            </w:tcMar>
-          </w:tcPr>
-          <w:p>
-            <w:pPr>
-              <w:pStyle w:val="SmallTable"/>
-            </w:pPr>
-            <w:r>
-              <w:t>проведал остекление веранды</w:t>
-            </w:r>
-          </w:p>
-        </w:tc>
-        <w:tc>
-          <w:tcPr>
-            <w:tcW w:type="dxa" w:w="5216"/>
-            <w:vAlign w:val="top"/>
-            <w:tcMar>
-              <w:top w:w="55" w:type="dxa"/>
-              <w:start w:w="60" w:type="dxa"/>
-              <w:bottom w:w="55" w:type="dxa"/>
-              <w:end w:w="60" w:type="dxa"/>
-            </w:tcMar>
-          </w:tcPr>
-          <w:p>
-            <w:pPr>
-              <w:pStyle w:val="SmallTable"/>
-            </w:pPr>
-            <w:r>
-              <w:t>остекление веранды системой Provedal; коммерческая услуга</w:t>
-            </w:r>
-          </w:p>
-        </w:tc>
-      </w:tr>
-      <w:tr>
-        <w:trPr>
-          <w:cantSplit/>
-        </w:trPr>
-        <w:tc>
-          <w:tcPr>
-            <w:tcW w:type="dxa" w:w="453"/>
-            <w:vAlign w:val="top"/>
-            <w:tcMar>
-              <w:top w:w="55" w:type="dxa"/>
-              <w:start w:w="60" w:type="dxa"/>
-              <w:bottom w:w="55" w:type="dxa"/>
-              <w:end w:w="60" w:type="dxa"/>
-            </w:tcMar>
-          </w:tcPr>
-          <w:p>
-            <w:pPr>
-              <w:pStyle w:val="SmallTable"/>
-            </w:pPr>
-            <w:r>
-              <w:t>54</w:t>
-            </w:r>
-          </w:p>
-        </w:tc>
-        <w:tc>
-          <w:tcPr>
-            <w:tcW w:type="dxa" w:w="3345"/>
-            <w:vAlign w:val="top"/>
-            <w:tcMar>
-              <w:top w:w="55" w:type="dxa"/>
-              <w:start w:w="60" w:type="dxa"/>
-              <w:bottom w:w="55" w:type="dxa"/>
-              <w:end w:w="60" w:type="dxa"/>
-            </w:tcMar>
-          </w:tcPr>
-          <w:p>
-            <w:pPr>
-              <w:pStyle w:val="SmallTable"/>
-            </w:pPr>
-            <w:r>
-              <w:t>ремонт пластиковых окон в одинцове</w:t>
-            </w:r>
-          </w:p>
-        </w:tc>
-        <w:tc>
-          <w:tcPr>
-            <w:tcW w:type="dxa" w:w="5216"/>
-            <w:vAlign w:val="top"/>
-            <w:tcMar>
-              <w:top w:w="55" w:type="dxa"/>
-              <w:start w:w="60" w:type="dxa"/>
-              <w:bottom w:w="55" w:type="dxa"/>
-              <w:end w:w="60" w:type="dxa"/>
-            </w:tcMar>
-          </w:tcPr>
-          <w:p>
-            <w:pPr>
-              <w:pStyle w:val="SmallTable"/>
-            </w:pPr>
-            <w:r>
-              <w:t>локальная ремонтная услуга в Одинцове</w:t>
-            </w:r>
-          </w:p>
-        </w:tc>
-      </w:tr>
-      <w:tr>
-        <w:trPr>
-          <w:cantSplit/>
-        </w:trPr>
-        <w:tc>
-          <w:tcPr>
-            <w:tcW w:type="dxa" w:w="453"/>
-            <w:vAlign w:val="top"/>
-            <w:tcMar>
-              <w:top w:w="55" w:type="dxa"/>
-              <w:start w:w="60" w:type="dxa"/>
-              <w:bottom w:w="55" w:type="dxa"/>
-              <w:end w:w="60" w:type="dxa"/>
-            </w:tcMar>
-          </w:tcPr>
-          <w:p>
-            <w:pPr>
-              <w:pStyle w:val="SmallTable"/>
-            </w:pPr>
-            <w:r>
-              <w:t>55</w:t>
-            </w:r>
-          </w:p>
-        </w:tc>
-        <w:tc>
-          <w:tcPr>
-            <w:tcW w:type="dxa" w:w="3345"/>
-            <w:vAlign w:val="top"/>
-            <w:tcMar>
-              <w:top w:w="55" w:type="dxa"/>
-              <w:start w:w="60" w:type="dxa"/>
-              <w:bottom w:w="55" w:type="dxa"/>
-              <w:end w:w="60" w:type="dxa"/>
-            </w:tcMar>
-          </w:tcPr>
-          <w:p>
-            <w:pPr>
-              <w:pStyle w:val="SmallTable"/>
-            </w:pPr>
-            <w:r>
-              <w:t>ремонт пластиковых окон в одинцово</w:t>
-            </w:r>
-          </w:p>
-        </w:tc>
-        <w:tc>
-          <w:tcPr>
-            <w:tcW w:type="dxa" w:w="5216"/>
-            <w:vAlign w:val="top"/>
-            <w:tcMar>
-              <w:top w:w="55" w:type="dxa"/>
-              <w:start w:w="60" w:type="dxa"/>
-              <w:bottom w:w="55" w:type="dxa"/>
-              <w:end w:w="60" w:type="dxa"/>
-            </w:tcMar>
-          </w:tcPr>
-          <w:p>
-            <w:pPr>
-              <w:pStyle w:val="SmallTable"/>
-            </w:pPr>
-            <w:r>
-              <w:t>локальная ремонтная услуга в Одинцове</w:t>
-            </w:r>
-          </w:p>
-        </w:tc>
-      </w:tr>
-      <w:tr>
-        <w:trPr>
-          <w:cantSplit/>
-        </w:trPr>
-        <w:tc>
-          <w:tcPr>
-            <w:tcW w:type="dxa" w:w="453"/>
-            <w:vAlign w:val="top"/>
-            <w:tcMar>
-              <w:top w:w="55" w:type="dxa"/>
-              <w:start w:w="60" w:type="dxa"/>
-              <w:bottom w:w="55" w:type="dxa"/>
-              <w:end w:w="60" w:type="dxa"/>
-            </w:tcMar>
-          </w:tcPr>
-          <w:p>
-            <w:pPr>
-              <w:pStyle w:val="SmallTable"/>
-            </w:pPr>
-            <w:r>
-              <w:t>56</w:t>
-            </w:r>
-          </w:p>
-        </w:tc>
-        <w:tc>
-          <w:tcPr>
-            <w:tcW w:type="dxa" w:w="3345"/>
-            <w:vAlign w:val="top"/>
-            <w:tcMar>
-              <w:top w:w="55" w:type="dxa"/>
-              <w:start w:w="60" w:type="dxa"/>
-              <w:bottom w:w="55" w:type="dxa"/>
-              <w:end w:w="60" w:type="dxa"/>
-            </w:tcMar>
-          </w:tcPr>
-          <w:p>
-            <w:pPr>
-              <w:pStyle w:val="SmallTable"/>
-            </w:pPr>
-            <w:r>
-              <w:t>установка пластиковых окон пошагово</w:t>
-            </w:r>
-          </w:p>
-        </w:tc>
-        <w:tc>
-          <w:tcPr>
-            <w:tcW w:type="dxa" w:w="5216"/>
-            <w:vAlign w:val="top"/>
-            <w:tcMar>
-              <w:top w:w="55" w:type="dxa"/>
-              <w:start w:w="60" w:type="dxa"/>
-              <w:bottom w:w="55" w:type="dxa"/>
-              <w:end w:w="60" w:type="dxa"/>
-            </w:tcMar>
-          </w:tcPr>
-          <w:p>
-            <w:pPr>
-              <w:pStyle w:val="SmallTable"/>
-            </w:pPr>
-            <w:r>
-              <w:t>самостоятельная пошаговая инструкция по монтажу</w:t>
-            </w:r>
-          </w:p>
-        </w:tc>
-      </w:tr>
-      <w:tr>
-        <w:trPr>
-          <w:cantSplit/>
-        </w:trPr>
-        <w:tc>
-          <w:tcPr>
-            <w:tcW w:type="dxa" w:w="453"/>
-            <w:vAlign w:val="top"/>
-            <w:tcMar>
-              <w:top w:w="55" w:type="dxa"/>
-              <w:start w:w="60" w:type="dxa"/>
-              <w:bottom w:w="55" w:type="dxa"/>
-              <w:end w:w="60" w:type="dxa"/>
-            </w:tcMar>
-          </w:tcPr>
-          <w:p>
-            <w:pPr>
-              <w:pStyle w:val="SmallTable"/>
-            </w:pPr>
-            <w:r>
-              <w:t>57</w:t>
-            </w:r>
-          </w:p>
-        </w:tc>
-        <w:tc>
-          <w:tcPr>
-            <w:tcW w:type="dxa" w:w="3345"/>
-            <w:vAlign w:val="top"/>
-            <w:tcMar>
-              <w:top w:w="55" w:type="dxa"/>
-              <w:start w:w="60" w:type="dxa"/>
-              <w:bottom w:w="55" w:type="dxa"/>
-              <w:end w:w="60" w:type="dxa"/>
-            </w:tcMar>
-          </w:tcPr>
-          <w:p>
-            <w:pPr>
-              <w:pStyle w:val="SmallTable"/>
-            </w:pPr>
-            <w:r>
-              <w:t>rehau thermo окна</w:t>
-            </w:r>
-          </w:p>
-        </w:tc>
-        <w:tc>
-          <w:tcPr>
-            <w:tcW w:type="dxa" w:w="5216"/>
-            <w:vAlign w:val="top"/>
-            <w:tcMar>
-              <w:top w:w="55" w:type="dxa"/>
-              <w:start w:w="60" w:type="dxa"/>
-              <w:bottom w:w="55" w:type="dxa"/>
-              <w:end w:w="60" w:type="dxa"/>
-            </w:tcMar>
-          </w:tcPr>
-          <w:p>
-            <w:pPr>
-              <w:pStyle w:val="SmallTable"/>
-            </w:pPr>
-            <w:r>
-              <w:t>товарная задача по конкретной системе REHAU Thermo</w:t>
-            </w:r>
-          </w:p>
-        </w:tc>
-      </w:tr>
-      <w:tr>
-        <w:trPr>
-          <w:cantSplit/>
-        </w:trPr>
-        <w:tc>
-          <w:tcPr>
-            <w:tcW w:type="dxa" w:w="453"/>
-            <w:vAlign w:val="top"/>
-            <w:tcMar>
-              <w:top w:w="55" w:type="dxa"/>
-              <w:start w:w="60" w:type="dxa"/>
-              <w:bottom w:w="55" w:type="dxa"/>
-              <w:end w:w="60" w:type="dxa"/>
-            </w:tcMar>
-          </w:tcPr>
-          <w:p>
-            <w:pPr>
-              <w:pStyle w:val="SmallTable"/>
-            </w:pPr>
-            <w:r>
-              <w:t>58</w:t>
-            </w:r>
-          </w:p>
-        </w:tc>
-        <w:tc>
-          <w:tcPr>
-            <w:tcW w:type="dxa" w:w="3345"/>
-            <w:vAlign w:val="top"/>
-            <w:tcMar>
-              <w:top w:w="55" w:type="dxa"/>
-              <w:start w:w="60" w:type="dxa"/>
-              <w:bottom w:w="55" w:type="dxa"/>
-              <w:end w:w="60" w:type="dxa"/>
-            </w:tcMar>
-          </w:tcPr>
-          <w:p>
-            <w:pPr>
-              <w:pStyle w:val="SmallTable"/>
-            </w:pPr>
-            <w:r>
-              <w:t>алюминиевые окна москва</w:t>
-            </w:r>
-          </w:p>
-        </w:tc>
-        <w:tc>
-          <w:tcPr>
-            <w:tcW w:type="dxa" w:w="5216"/>
-            <w:vAlign w:val="top"/>
-            <w:tcMar>
-              <w:top w:w="55" w:type="dxa"/>
-              <w:start w:w="60" w:type="dxa"/>
-              <w:bottom w:w="55" w:type="dxa"/>
-              <w:end w:w="60" w:type="dxa"/>
-            </w:tcMar>
-          </w:tcPr>
-          <w:p>
-            <w:pPr>
-              <w:pStyle w:val="SmallTable"/>
-            </w:pPr>
-            <w:r>
-              <w:t>коммерческая товарная задача по алюминиевым окнам в Москве</w:t>
-            </w:r>
-          </w:p>
-        </w:tc>
-      </w:tr>
-      <w:tr>
-        <w:trPr>
-          <w:cantSplit/>
-        </w:trPr>
-        <w:tc>
-          <w:tcPr>
-            <w:tcW w:type="dxa" w:w="453"/>
-            <w:vAlign w:val="top"/>
-            <w:tcMar>
-              <w:top w:w="55" w:type="dxa"/>
-              <w:start w:w="60" w:type="dxa"/>
-              <w:bottom w:w="55" w:type="dxa"/>
-              <w:end w:w="60" w:type="dxa"/>
-            </w:tcMar>
-          </w:tcPr>
-          <w:p>
-            <w:pPr>
-              <w:pStyle w:val="SmallTable"/>
-            </w:pPr>
-            <w:r>
-              <w:t>59</w:t>
-            </w:r>
-          </w:p>
-        </w:tc>
-        <w:tc>
-          <w:tcPr>
-            <w:tcW w:type="dxa" w:w="3345"/>
-            <w:vAlign w:val="top"/>
-            <w:tcMar>
-              <w:top w:w="55" w:type="dxa"/>
-              <w:start w:w="60" w:type="dxa"/>
-              <w:bottom w:w="55" w:type="dxa"/>
-              <w:end w:w="60" w:type="dxa"/>
-            </w:tcMar>
-          </w:tcPr>
-          <w:p>
-            <w:pPr>
-              <w:pStyle w:val="SmallTable"/>
-            </w:pPr>
-            <w:r>
-              <w:t>как выбрать пластиковые окна</w:t>
-            </w:r>
-          </w:p>
-        </w:tc>
-        <w:tc>
-          <w:tcPr>
-            <w:tcW w:type="dxa" w:w="5216"/>
-            <w:vAlign w:val="top"/>
-            <w:tcMar>
-              <w:top w:w="55" w:type="dxa"/>
-              <w:start w:w="60" w:type="dxa"/>
-              <w:bottom w:w="55" w:type="dxa"/>
-              <w:end w:w="60" w:type="dxa"/>
-            </w:tcMar>
-          </w:tcPr>
-          <w:p>
-            <w:pPr>
-              <w:pStyle w:val="SmallTable"/>
-            </w:pPr>
-            <w:r>
-              <w:t>информационное руководство по выбору пластиковых окон</w:t>
-            </w:r>
-          </w:p>
-        </w:tc>
-      </w:tr>
-      <w:tr>
-        <w:trPr>
-          <w:cantSplit/>
-        </w:trPr>
-        <w:tc>
-          <w:tcPr>
-            <w:tcW w:type="dxa" w:w="453"/>
-            <w:vAlign w:val="top"/>
-            <w:tcMar>
-              <w:top w:w="55" w:type="dxa"/>
-              <w:start w:w="60" w:type="dxa"/>
-              <w:bottom w:w="55" w:type="dxa"/>
-              <w:end w:w="60" w:type="dxa"/>
-            </w:tcMar>
-          </w:tcPr>
-          <w:p>
-            <w:pPr>
-              <w:pStyle w:val="SmallTable"/>
-            </w:pPr>
-            <w:r>
-              <w:t>60</w:t>
-            </w:r>
-          </w:p>
-        </w:tc>
-        <w:tc>
-          <w:tcPr>
-            <w:tcW w:type="dxa" w:w="3345"/>
-            <w:vAlign w:val="top"/>
-            <w:tcMar>
-              <w:top w:w="55" w:type="dxa"/>
-              <w:start w:w="60" w:type="dxa"/>
-              <w:bottom w:w="55" w:type="dxa"/>
-              <w:end w:w="60" w:type="dxa"/>
-            </w:tcMar>
-          </w:tcPr>
-          <w:p>
-            <w:pPr>
-              <w:pStyle w:val="SmallTable"/>
-            </w:pPr>
-            <w:r>
-              <w:t>какой профиль rehau выбрать</w:t>
-            </w:r>
-          </w:p>
-        </w:tc>
-        <w:tc>
-          <w:tcPr>
-            <w:tcW w:type="dxa" w:w="5216"/>
-            <w:vAlign w:val="top"/>
-            <w:tcMar>
-              <w:top w:w="55" w:type="dxa"/>
-              <w:start w:w="60" w:type="dxa"/>
-              <w:bottom w:w="55" w:type="dxa"/>
-              <w:end w:w="60" w:type="dxa"/>
-            </w:tcMar>
-          </w:tcPr>
-          <w:p>
-            <w:pPr>
-              <w:pStyle w:val="SmallTable"/>
-            </w:pPr>
-            <w:r>
-              <w:t>информационное руководство по выбору профиля REHAU</w:t>
-            </w:r>
-          </w:p>
-        </w:tc>
-      </w:tr>
-      <w:tr>
-        <w:trPr>
-          <w:cantSplit/>
-        </w:trPr>
-        <w:tc>
-          <w:tcPr>
-            <w:tcW w:type="dxa" w:w="453"/>
-            <w:vAlign w:val="top"/>
-            <w:tcMar>
-              <w:top w:w="55" w:type="dxa"/>
-              <w:start w:w="60" w:type="dxa"/>
-              <w:bottom w:w="55" w:type="dxa"/>
-              <w:end w:w="60" w:type="dxa"/>
-            </w:tcMar>
-          </w:tcPr>
-          <w:p>
-            <w:pPr>
-              <w:pStyle w:val="SmallTable"/>
-            </w:pPr>
-            <w:r>
-              <w:t>61</w:t>
-            </w:r>
-          </w:p>
-        </w:tc>
-        <w:tc>
-          <w:tcPr>
-            <w:tcW w:type="dxa" w:w="3345"/>
-            <w:vAlign w:val="top"/>
-            <w:tcMar>
-              <w:top w:w="55" w:type="dxa"/>
-              <w:start w:w="60" w:type="dxa"/>
-              <w:bottom w:w="55" w:type="dxa"/>
-              <w:end w:w="60" w:type="dxa"/>
-            </w:tcMar>
-          </w:tcPr>
-          <w:p>
-            <w:pPr>
-              <w:pStyle w:val="SmallTable"/>
-            </w:pPr>
-            <w:r>
-              <w:t>окна rehau москва</w:t>
-            </w:r>
-          </w:p>
-        </w:tc>
-        <w:tc>
-          <w:tcPr>
-            <w:tcW w:type="dxa" w:w="5216"/>
-            <w:vAlign w:val="top"/>
-            <w:tcMar>
-              <w:top w:w="55" w:type="dxa"/>
-              <w:start w:w="60" w:type="dxa"/>
-              <w:bottom w:w="55" w:type="dxa"/>
-              <w:end w:w="60" w:type="dxa"/>
-            </w:tcMar>
-          </w:tcPr>
-          <w:p>
-            <w:pPr>
-              <w:pStyle w:val="SmallTable"/>
-            </w:pPr>
-            <w:r>
-              <w:t>основная коммерческая задача по окнам REHAU в Москве</w:t>
-            </w:r>
-          </w:p>
-        </w:tc>
-      </w:tr>
-      <w:tr>
-        <w:trPr>
-          <w:cantSplit/>
-        </w:trPr>
-        <w:tc>
-          <w:tcPr>
-            <w:tcW w:type="dxa" w:w="453"/>
-            <w:vAlign w:val="top"/>
-            <w:tcMar>
-              <w:top w:w="55" w:type="dxa"/>
-              <w:start w:w="60" w:type="dxa"/>
-              <w:bottom w:w="55" w:type="dxa"/>
-              <w:end w:w="60" w:type="dxa"/>
-            </w:tcMar>
-          </w:tcPr>
-          <w:p>
-            <w:pPr>
-              <w:pStyle w:val="SmallTable"/>
-            </w:pPr>
-            <w:r>
-              <w:t>62</w:t>
-            </w:r>
-          </w:p>
-        </w:tc>
-        <w:tc>
-          <w:tcPr>
-            <w:tcW w:type="dxa" w:w="3345"/>
-            <w:vAlign w:val="top"/>
-            <w:tcMar>
-              <w:top w:w="55" w:type="dxa"/>
-              <w:start w:w="60" w:type="dxa"/>
-              <w:bottom w:w="55" w:type="dxa"/>
-              <w:end w:w="60" w:type="dxa"/>
-            </w:tcMar>
-          </w:tcPr>
-          <w:p>
-            <w:pPr>
-              <w:pStyle w:val="SmallTable"/>
-            </w:pPr>
-            <w:r>
-              <w:t>остекление балкона п 46</w:t>
-            </w:r>
-          </w:p>
-        </w:tc>
-        <w:tc>
-          <w:tcPr>
-            <w:tcW w:type="dxa" w:w="5216"/>
-            <w:vAlign w:val="top"/>
-            <w:tcMar>
-              <w:top w:w="55" w:type="dxa"/>
-              <w:start w:w="60" w:type="dxa"/>
-              <w:bottom w:w="55" w:type="dxa"/>
-              <w:end w:w="60" w:type="dxa"/>
-            </w:tcMar>
-          </w:tcPr>
-          <w:p>
-            <w:pPr>
-              <w:pStyle w:val="SmallTable"/>
-            </w:pPr>
-            <w:r>
-              <w:t>услуга остекления для конкретной серии дома</w:t>
-            </w:r>
-          </w:p>
-        </w:tc>
-      </w:tr>
-      <w:tr>
-        <w:trPr>
-          <w:cantSplit/>
-        </w:trPr>
-        <w:tc>
-          <w:tcPr>
-            <w:tcW w:type="dxa" w:w="453"/>
-            <w:vAlign w:val="top"/>
-            <w:tcMar>
-              <w:top w:w="55" w:type="dxa"/>
-              <w:start w:w="60" w:type="dxa"/>
-              <w:bottom w:w="55" w:type="dxa"/>
-              <w:end w:w="60" w:type="dxa"/>
-            </w:tcMar>
-          </w:tcPr>
-          <w:p>
-            <w:pPr>
-              <w:pStyle w:val="SmallTable"/>
-            </w:pPr>
-            <w:r>
-              <w:t>63</w:t>
-            </w:r>
-          </w:p>
-        </w:tc>
-        <w:tc>
-          <w:tcPr>
-            <w:tcW w:type="dxa" w:w="3345"/>
-            <w:vAlign w:val="top"/>
-            <w:tcMar>
-              <w:top w:w="55" w:type="dxa"/>
-              <w:start w:w="60" w:type="dxa"/>
-              <w:bottom w:w="55" w:type="dxa"/>
-              <w:end w:w="60" w:type="dxa"/>
-            </w:tcMar>
-          </w:tcPr>
-          <w:p>
-            <w:pPr>
-              <w:pStyle w:val="SmallTable"/>
-            </w:pPr>
-            <w:r>
-              <w:t>остекление балкона с выносом</w:t>
-            </w:r>
-          </w:p>
-        </w:tc>
-        <w:tc>
-          <w:tcPr>
-            <w:tcW w:type="dxa" w:w="5216"/>
-            <w:vAlign w:val="top"/>
-            <w:tcMar>
-              <w:top w:w="55" w:type="dxa"/>
-              <w:start w:w="60" w:type="dxa"/>
-              <w:bottom w:w="55" w:type="dxa"/>
-              <w:end w:w="60" w:type="dxa"/>
-            </w:tcMar>
-          </w:tcPr>
-          <w:p>
-            <w:pPr>
-              <w:pStyle w:val="SmallTable"/>
-            </w:pPr>
-            <w:r>
-              <w:t>специальная услуга остекления с выносом</w:t>
-            </w:r>
-          </w:p>
-        </w:tc>
-      </w:tr>
-      <w:tr>
-        <w:trPr>
-          <w:cantSplit/>
-        </w:trPr>
-        <w:tc>
-          <w:tcPr>
-            <w:tcW w:type="dxa" w:w="453"/>
-            <w:vAlign w:val="top"/>
-            <w:tcMar>
-              <w:top w:w="55" w:type="dxa"/>
-              <w:start w:w="60" w:type="dxa"/>
-              <w:bottom w:w="55" w:type="dxa"/>
-              <w:end w:w="60" w:type="dxa"/>
-            </w:tcMar>
-          </w:tcPr>
-          <w:p>
-            <w:pPr>
-              <w:pStyle w:val="SmallTable"/>
-            </w:pPr>
-            <w:r>
-              <w:t>64</w:t>
-            </w:r>
-          </w:p>
-        </w:tc>
-        <w:tc>
-          <w:tcPr>
-            <w:tcW w:type="dxa" w:w="3345"/>
-            <w:vAlign w:val="top"/>
-            <w:tcMar>
-              <w:top w:w="55" w:type="dxa"/>
-              <w:start w:w="60" w:type="dxa"/>
-              <w:bottom w:w="55" w:type="dxa"/>
-              <w:end w:w="60" w:type="dxa"/>
-            </w:tcMar>
-          </w:tcPr>
-          <w:p>
-            <w:pPr>
-              <w:pStyle w:val="SmallTable"/>
-            </w:pPr>
-            <w:r>
-              <w:t>остекление балкона с крышей</w:t>
-            </w:r>
-          </w:p>
-        </w:tc>
-        <w:tc>
-          <w:tcPr>
-            <w:tcW w:type="dxa" w:w="5216"/>
-            <w:vAlign w:val="top"/>
-            <w:tcMar>
-              <w:top w:w="55" w:type="dxa"/>
-              <w:start w:w="60" w:type="dxa"/>
-              <w:bottom w:w="55" w:type="dxa"/>
-              <w:end w:w="60" w:type="dxa"/>
-            </w:tcMar>
-          </w:tcPr>
-          <w:p>
-            <w:pPr>
-              <w:pStyle w:val="SmallTable"/>
-            </w:pPr>
-            <w:r>
-              <w:t>специальная услуга остекления с крышей</w:t>
-            </w:r>
-          </w:p>
-        </w:tc>
-      </w:tr>
-      <w:tr>
-        <w:trPr>
-          <w:cantSplit/>
-        </w:trPr>
-        <w:tc>
-          <w:tcPr>
-            <w:tcW w:type="dxa" w:w="453"/>
-            <w:vAlign w:val="top"/>
-            <w:tcMar>
-              <w:top w:w="55" w:type="dxa"/>
-              <w:start w:w="60" w:type="dxa"/>
-              <w:bottom w:w="55" w:type="dxa"/>
-              <w:end w:w="60" w:type="dxa"/>
-            </w:tcMar>
-          </w:tcPr>
-          <w:p>
-            <w:pPr>
-              <w:pStyle w:val="SmallTable"/>
-            </w:pPr>
-            <w:r>
-              <w:t>65</w:t>
-            </w:r>
-          </w:p>
-        </w:tc>
-        <w:tc>
-          <w:tcPr>
-            <w:tcW w:type="dxa" w:w="3345"/>
-            <w:vAlign w:val="top"/>
-            <w:tcMar>
-              <w:top w:w="55" w:type="dxa"/>
-              <w:start w:w="60" w:type="dxa"/>
-              <w:bottom w:w="55" w:type="dxa"/>
-              <w:end w:w="60" w:type="dxa"/>
-            </w:tcMar>
-          </w:tcPr>
-          <w:p>
-            <w:pPr>
-              <w:pStyle w:val="SmallTable"/>
-            </w:pPr>
-            <w:r>
-              <w:t>остекление балконов москва</w:t>
-            </w:r>
-          </w:p>
-        </w:tc>
-        <w:tc>
-          <w:tcPr>
-            <w:tcW w:type="dxa" w:w="5216"/>
-            <w:vAlign w:val="top"/>
-            <w:tcMar>
-              <w:top w:w="55" w:type="dxa"/>
-              <w:start w:w="60" w:type="dxa"/>
-              <w:bottom w:w="55" w:type="dxa"/>
-              <w:end w:w="60" w:type="dxa"/>
-            </w:tcMar>
-          </w:tcPr>
-          <w:p>
-            <w:pPr>
-              <w:pStyle w:val="SmallTable"/>
-            </w:pPr>
-            <w:r>
-              <w:t>основная коммерческая услуга остекления балконов в Москве</w:t>
-            </w:r>
-          </w:p>
-        </w:tc>
-      </w:tr>
-      <w:tr>
-        <w:trPr>
-          <w:cantSplit/>
-        </w:trPr>
-        <w:tc>
-          <w:tcPr>
-            <w:tcW w:type="dxa" w:w="453"/>
-            <w:vAlign w:val="top"/>
-            <w:tcMar>
-              <w:top w:w="55" w:type="dxa"/>
-              <w:start w:w="60" w:type="dxa"/>
-              <w:bottom w:w="55" w:type="dxa"/>
-              <w:end w:w="60" w:type="dxa"/>
-            </w:tcMar>
-          </w:tcPr>
-          <w:p>
-            <w:pPr>
-              <w:pStyle w:val="SmallTable"/>
-            </w:pPr>
-            <w:r>
-              <w:t>66</w:t>
-            </w:r>
-          </w:p>
-        </w:tc>
-        <w:tc>
-          <w:tcPr>
-            <w:tcW w:type="dxa" w:w="3345"/>
-            <w:vAlign w:val="top"/>
-            <w:tcMar>
-              <w:top w:w="55" w:type="dxa"/>
-              <w:start w:w="60" w:type="dxa"/>
-              <w:bottom w:w="55" w:type="dxa"/>
-              <w:end w:w="60" w:type="dxa"/>
-            </w:tcMar>
-          </w:tcPr>
-          <w:p>
-            <w:pPr>
-              <w:pStyle w:val="SmallTable"/>
-            </w:pPr>
-            <w:r>
-              <w:t>остекление беседки</w:t>
-            </w:r>
-          </w:p>
-        </w:tc>
-        <w:tc>
-          <w:tcPr>
-            <w:tcW w:type="dxa" w:w="5216"/>
-            <w:vAlign w:val="top"/>
-            <w:tcMar>
-              <w:top w:w="55" w:type="dxa"/>
-              <w:start w:w="60" w:type="dxa"/>
-              <w:bottom w:w="55" w:type="dxa"/>
-              <w:end w:w="60" w:type="dxa"/>
-            </w:tcMar>
-          </w:tcPr>
-          <w:p>
-            <w:pPr>
-              <w:pStyle w:val="SmallTable"/>
-            </w:pPr>
-            <w:r>
-              <w:t>основная коммерческая услуга остекления беседки</w:t>
-            </w:r>
-          </w:p>
-        </w:tc>
-      </w:tr>
-      <w:tr>
-        <w:trPr>
-          <w:cantSplit/>
-        </w:trPr>
-        <w:tc>
-          <w:tcPr>
-            <w:tcW w:type="dxa" w:w="453"/>
-            <w:vAlign w:val="top"/>
-            <w:tcMar>
-              <w:top w:w="55" w:type="dxa"/>
-              <w:start w:w="60" w:type="dxa"/>
-              <w:bottom w:w="55" w:type="dxa"/>
-              <w:end w:w="60" w:type="dxa"/>
-            </w:tcMar>
-          </w:tcPr>
-          <w:p>
-            <w:pPr>
-              <w:pStyle w:val="SmallTable"/>
-            </w:pPr>
-            <w:r>
-              <w:t>67</w:t>
-            </w:r>
-          </w:p>
-        </w:tc>
-        <w:tc>
-          <w:tcPr>
-            <w:tcW w:type="dxa" w:w="3345"/>
-            <w:vAlign w:val="top"/>
-            <w:tcMar>
-              <w:top w:w="55" w:type="dxa"/>
-              <w:start w:w="60" w:type="dxa"/>
-              <w:bottom w:w="55" w:type="dxa"/>
-              <w:end w:w="60" w:type="dxa"/>
-            </w:tcMar>
-          </w:tcPr>
-          <w:p>
-            <w:pPr>
-              <w:pStyle w:val="SmallTable"/>
-            </w:pPr>
-            <w:r>
-              <w:t>остекление веранды</w:t>
-            </w:r>
-          </w:p>
-        </w:tc>
-        <w:tc>
-          <w:tcPr>
-            <w:tcW w:type="dxa" w:w="5216"/>
-            <w:vAlign w:val="top"/>
-            <w:tcMar>
-              <w:top w:w="55" w:type="dxa"/>
-              <w:start w:w="60" w:type="dxa"/>
-              <w:bottom w:w="55" w:type="dxa"/>
-              <w:end w:w="60" w:type="dxa"/>
-            </w:tcMar>
-          </w:tcPr>
-          <w:p>
-            <w:pPr>
-              <w:pStyle w:val="SmallTable"/>
-            </w:pPr>
-            <w:r>
-              <w:t>основная коммерческая услуга остекления веранды</w:t>
-            </w:r>
-          </w:p>
-        </w:tc>
-      </w:tr>
-      <w:tr>
-        <w:trPr>
-          <w:cantSplit/>
-        </w:trPr>
-        <w:tc>
-          <w:tcPr>
-            <w:tcW w:type="dxa" w:w="453"/>
-            <w:vAlign w:val="top"/>
-            <w:tcMar>
-              <w:top w:w="55" w:type="dxa"/>
-              <w:start w:w="60" w:type="dxa"/>
-              <w:bottom w:w="55" w:type="dxa"/>
-              <w:end w:w="60" w:type="dxa"/>
-            </w:tcMar>
-          </w:tcPr>
-          <w:p>
-            <w:pPr>
-              <w:pStyle w:val="SmallTable"/>
-            </w:pPr>
-            <w:r>
-              <w:t>68</w:t>
-            </w:r>
-          </w:p>
-        </w:tc>
-        <w:tc>
-          <w:tcPr>
-            <w:tcW w:type="dxa" w:w="3345"/>
-            <w:vAlign w:val="top"/>
-            <w:tcMar>
-              <w:top w:w="55" w:type="dxa"/>
-              <w:start w:w="60" w:type="dxa"/>
-              <w:bottom w:w="55" w:type="dxa"/>
-              <w:end w:w="60" w:type="dxa"/>
-            </w:tcMar>
-          </w:tcPr>
-          <w:p>
-            <w:pPr>
-              <w:pStyle w:val="SmallTable"/>
-            </w:pPr>
-            <w:r>
-              <w:t>остекление террасы</w:t>
-            </w:r>
-          </w:p>
-        </w:tc>
-        <w:tc>
-          <w:tcPr>
-            <w:tcW w:type="dxa" w:w="5216"/>
-            <w:vAlign w:val="top"/>
-            <w:tcMar>
-              <w:top w:w="55" w:type="dxa"/>
-              <w:start w:w="60" w:type="dxa"/>
-              <w:bottom w:w="55" w:type="dxa"/>
-              <w:end w:w="60" w:type="dxa"/>
-            </w:tcMar>
-          </w:tcPr>
-          <w:p>
-            <w:pPr>
-              <w:pStyle w:val="SmallTable"/>
-            </w:pPr>
-            <w:r>
-              <w:t>основная коммерческая услуга остекления террасы</w:t>
-            </w:r>
-          </w:p>
-        </w:tc>
-      </w:tr>
-      <w:tr>
-        <w:trPr>
-          <w:cantSplit/>
-        </w:trPr>
-        <w:tc>
-          <w:tcPr>
-            <w:tcW w:type="dxa" w:w="453"/>
-            <w:vAlign w:val="top"/>
-            <w:tcMar>
-              <w:top w:w="55" w:type="dxa"/>
-              <w:start w:w="60" w:type="dxa"/>
-              <w:bottom w:w="55" w:type="dxa"/>
-              <w:end w:w="60" w:type="dxa"/>
-            </w:tcMar>
-          </w:tcPr>
-          <w:p>
-            <w:pPr>
-              <w:pStyle w:val="SmallTable"/>
-            </w:pPr>
-            <w:r>
-              <w:t>69</w:t>
-            </w:r>
-          </w:p>
-        </w:tc>
-        <w:tc>
-          <w:tcPr>
-            <w:tcW w:type="dxa" w:w="3345"/>
-            <w:vAlign w:val="top"/>
-            <w:tcMar>
-              <w:top w:w="55" w:type="dxa"/>
-              <w:start w:w="60" w:type="dxa"/>
-              <w:bottom w:w="55" w:type="dxa"/>
-              <w:end w:w="60" w:type="dxa"/>
-            </w:tcMar>
-          </w:tcPr>
-          <w:p>
-            <w:pPr>
-              <w:pStyle w:val="SmallTable"/>
-            </w:pPr>
-            <w:r>
-              <w:t>пластиковые двери москва</w:t>
-            </w:r>
-          </w:p>
-        </w:tc>
-        <w:tc>
-          <w:tcPr>
-            <w:tcW w:type="dxa" w:w="5216"/>
-            <w:vAlign w:val="top"/>
-            <w:tcMar>
-              <w:top w:w="55" w:type="dxa"/>
-              <w:start w:w="60" w:type="dxa"/>
-              <w:bottom w:w="55" w:type="dxa"/>
-              <w:end w:w="60" w:type="dxa"/>
-            </w:tcMar>
-          </w:tcPr>
-          <w:p>
-            <w:pPr>
-              <w:pStyle w:val="SmallTable"/>
-            </w:pPr>
-            <w:r>
-              <w:t>основная коммерческая товарная задача по пластиковым дверям</w:t>
-            </w:r>
-          </w:p>
-        </w:tc>
-      </w:tr>
-      <w:tr>
-        <w:trPr>
-          <w:cantSplit/>
-        </w:trPr>
-        <w:tc>
-          <w:tcPr>
-            <w:tcW w:type="dxa" w:w="453"/>
-            <w:vAlign w:val="top"/>
-            <w:tcMar>
-              <w:top w:w="55" w:type="dxa"/>
-              <w:start w:w="60" w:type="dxa"/>
-              <w:bottom w:w="55" w:type="dxa"/>
-              <w:end w:w="60" w:type="dxa"/>
-            </w:tcMar>
-          </w:tcPr>
-          <w:p>
-            <w:pPr>
-              <w:pStyle w:val="SmallTable"/>
-            </w:pPr>
-            <w:r>
-              <w:t>70</w:t>
-            </w:r>
-          </w:p>
-        </w:tc>
-        <w:tc>
-          <w:tcPr>
-            <w:tcW w:type="dxa" w:w="3345"/>
-            <w:vAlign w:val="top"/>
-            <w:tcMar>
-              <w:top w:w="55" w:type="dxa"/>
-              <w:start w:w="60" w:type="dxa"/>
-              <w:bottom w:w="55" w:type="dxa"/>
-              <w:end w:w="60" w:type="dxa"/>
-            </w:tcMar>
-          </w:tcPr>
-          <w:p>
-            <w:pPr>
-              <w:pStyle w:val="SmallTable"/>
-            </w:pPr>
-            <w:r>
-              <w:t>пластиковые окна митино</w:t>
-            </w:r>
-          </w:p>
-        </w:tc>
-        <w:tc>
-          <w:tcPr>
-            <w:tcW w:type="dxa" w:w="5216"/>
-            <w:vAlign w:val="top"/>
-            <w:tcMar>
-              <w:top w:w="55" w:type="dxa"/>
-              <w:start w:w="60" w:type="dxa"/>
-              <w:bottom w:w="55" w:type="dxa"/>
-              <w:end w:w="60" w:type="dxa"/>
-            </w:tcMar>
-          </w:tcPr>
-          <w:p>
-            <w:pPr>
-              <w:pStyle w:val="SmallTable"/>
-            </w:pPr>
-            <w:r>
-              <w:t>локальная коммерческая задача по пластиковым окнам в Митино</w:t>
-            </w:r>
-          </w:p>
-        </w:tc>
-      </w:tr>
-      <w:tr>
-        <w:trPr>
-          <w:cantSplit/>
-        </w:trPr>
-        <w:tc>
-          <w:tcPr>
-            <w:tcW w:type="dxa" w:w="453"/>
-            <w:vAlign w:val="top"/>
-            <w:tcMar>
-              <w:top w:w="55" w:type="dxa"/>
-              <w:start w:w="60" w:type="dxa"/>
-              <w:bottom w:w="55" w:type="dxa"/>
-              <w:end w:w="60" w:type="dxa"/>
-            </w:tcMar>
-          </w:tcPr>
-          <w:p>
-            <w:pPr>
-              <w:pStyle w:val="SmallTable"/>
-            </w:pPr>
-            <w:r>
-              <w:t>71</w:t>
-            </w:r>
-          </w:p>
-        </w:tc>
-        <w:tc>
-          <w:tcPr>
-            <w:tcW w:type="dxa" w:w="3345"/>
-            <w:vAlign w:val="top"/>
-            <w:tcMar>
-              <w:top w:w="55" w:type="dxa"/>
-              <w:start w:w="60" w:type="dxa"/>
-              <w:bottom w:w="55" w:type="dxa"/>
-              <w:end w:w="60" w:type="dxa"/>
-            </w:tcMar>
-          </w:tcPr>
-          <w:p>
-            <w:pPr>
-              <w:pStyle w:val="SmallTable"/>
-            </w:pPr>
-            <w:r>
-              <w:t>пластиковые окна москва</w:t>
-            </w:r>
-          </w:p>
-        </w:tc>
-        <w:tc>
-          <w:tcPr>
-            <w:tcW w:type="dxa" w:w="5216"/>
-            <w:vAlign w:val="top"/>
-            <w:tcMar>
-              <w:top w:w="55" w:type="dxa"/>
-              <w:start w:w="60" w:type="dxa"/>
-              <w:bottom w:w="55" w:type="dxa"/>
-              <w:end w:w="60" w:type="dxa"/>
-            </w:tcMar>
-          </w:tcPr>
-          <w:p>
-            <w:pPr>
-              <w:pStyle w:val="SmallTable"/>
-            </w:pPr>
-            <w:r>
-              <w:t>основная коммерческая товарная задача по пластиковым окнам в Москве</w:t>
-            </w:r>
-          </w:p>
-        </w:tc>
-      </w:tr>
-      <w:tr>
-        <w:trPr>
-          <w:cantSplit/>
-        </w:trPr>
-        <w:tc>
-          <w:tcPr>
-            <w:tcW w:type="dxa" w:w="453"/>
-            <w:vAlign w:val="top"/>
-            <w:tcMar>
-              <w:top w:w="55" w:type="dxa"/>
-              <w:start w:w="60" w:type="dxa"/>
-              <w:bottom w:w="55" w:type="dxa"/>
-              <w:end w:w="60" w:type="dxa"/>
-            </w:tcMar>
-          </w:tcPr>
-          <w:p>
-            <w:pPr>
-              <w:pStyle w:val="SmallTable"/>
-            </w:pPr>
-            <w:r>
-              <w:t>72</w:t>
-            </w:r>
-          </w:p>
-        </w:tc>
-        <w:tc>
-          <w:tcPr>
-            <w:tcW w:type="dxa" w:w="3345"/>
-            <w:vAlign w:val="top"/>
-            <w:tcMar>
-              <w:top w:w="55" w:type="dxa"/>
-              <w:start w:w="60" w:type="dxa"/>
-              <w:bottom w:w="55" w:type="dxa"/>
-              <w:end w:w="60" w:type="dxa"/>
-            </w:tcMar>
-          </w:tcPr>
-          <w:p>
-            <w:pPr>
-              <w:pStyle w:val="SmallTable"/>
-            </w:pPr>
-            <w:r>
-              <w:t>пластиковые окна от производителя</w:t>
-            </w:r>
-          </w:p>
-        </w:tc>
-        <w:tc>
-          <w:tcPr>
-            <w:tcW w:type="dxa" w:w="5216"/>
-            <w:vAlign w:val="top"/>
-            <w:tcMar>
-              <w:top w:w="55" w:type="dxa"/>
-              <w:start w:w="60" w:type="dxa"/>
-              <w:bottom w:w="55" w:type="dxa"/>
-              <w:end w:w="60" w:type="dxa"/>
-            </w:tcMar>
-          </w:tcPr>
-          <w:p>
-            <w:pPr>
-              <w:pStyle w:val="SmallTable"/>
-            </w:pPr>
-            <w:r>
-              <w:t>коммерческая задача по пластиковым окнам от производителя</w:t>
-            </w:r>
-          </w:p>
-        </w:tc>
-      </w:tr>
-      <w:tr>
-        <w:trPr>
-          <w:cantSplit/>
-        </w:trPr>
-        <w:tc>
-          <w:tcPr>
-            <w:tcW w:type="dxa" w:w="453"/>
-            <w:vAlign w:val="top"/>
-            <w:tcMar>
-              <w:top w:w="55" w:type="dxa"/>
-              <w:start w:w="60" w:type="dxa"/>
-              <w:bottom w:w="55" w:type="dxa"/>
-              <w:end w:w="60" w:type="dxa"/>
-            </w:tcMar>
-          </w:tcPr>
-          <w:p>
-            <w:pPr>
-              <w:pStyle w:val="SmallTable"/>
-            </w:pPr>
-            <w:r>
-              <w:t>73</w:t>
-            </w:r>
-          </w:p>
-        </w:tc>
-        <w:tc>
-          <w:tcPr>
-            <w:tcW w:type="dxa" w:w="3345"/>
-            <w:vAlign w:val="top"/>
-            <w:tcMar>
-              <w:top w:w="55" w:type="dxa"/>
-              <w:start w:w="60" w:type="dxa"/>
-              <w:bottom w:w="55" w:type="dxa"/>
-              <w:end w:w="60" w:type="dxa"/>
-            </w:tcMar>
-          </w:tcPr>
-          <w:p>
-            <w:pPr>
-              <w:pStyle w:val="SmallTable"/>
-            </w:pPr>
-            <w:r>
-              <w:t>теплое остекление балкона</w:t>
-            </w:r>
-          </w:p>
-        </w:tc>
-        <w:tc>
-          <w:tcPr>
-            <w:tcW w:type="dxa" w:w="5216"/>
-            <w:vAlign w:val="top"/>
-            <w:tcMar>
-              <w:top w:w="55" w:type="dxa"/>
-              <w:start w:w="60" w:type="dxa"/>
-              <w:bottom w:w="55" w:type="dxa"/>
-              <w:end w:w="60" w:type="dxa"/>
-            </w:tcMar>
-          </w:tcPr>
-          <w:p>
-            <w:pPr>
-              <w:pStyle w:val="SmallTable"/>
-            </w:pPr>
-            <w:r>
-              <w:t>коммерческая услуга тёплого остекления балкона</w:t>
-            </w:r>
-          </w:p>
-        </w:tc>
-      </w:tr>
-      <w:tr>
-        <w:trPr>
-          <w:cantSplit/>
-        </w:trPr>
-        <w:tc>
-          <w:tcPr>
-            <w:tcW w:type="dxa" w:w="453"/>
-            <w:vAlign w:val="top"/>
-            <w:tcMar>
-              <w:top w:w="55" w:type="dxa"/>
-              <w:start w:w="60" w:type="dxa"/>
-              <w:bottom w:w="55" w:type="dxa"/>
-              <w:end w:w="60" w:type="dxa"/>
-            </w:tcMar>
-          </w:tcPr>
-          <w:p>
-            <w:pPr>
-              <w:pStyle w:val="SmallTable"/>
-            </w:pPr>
-            <w:r>
-              <w:t>74</w:t>
-            </w:r>
-          </w:p>
-        </w:tc>
-        <w:tc>
-          <w:tcPr>
-            <w:tcW w:type="dxa" w:w="3345"/>
-            <w:vAlign w:val="top"/>
-            <w:tcMar>
-              <w:top w:w="55" w:type="dxa"/>
-              <w:start w:w="60" w:type="dxa"/>
-              <w:bottom w:w="55" w:type="dxa"/>
-              <w:end w:w="60" w:type="dxa"/>
-            </w:tcMar>
-          </w:tcPr>
-          <w:p>
-            <w:pPr>
-              <w:pStyle w:val="SmallTable"/>
-            </w:pPr>
-            <w:r>
-              <w:t>установка пластиковых окон москва</w:t>
-            </w:r>
-          </w:p>
-        </w:tc>
-        <w:tc>
-          <w:tcPr>
-            <w:tcW w:type="dxa" w:w="5216"/>
-            <w:vAlign w:val="top"/>
-            <w:tcMar>
-              <w:top w:w="55" w:type="dxa"/>
-              <w:start w:w="60" w:type="dxa"/>
-              <w:bottom w:w="55" w:type="dxa"/>
-              <w:end w:w="60" w:type="dxa"/>
-            </w:tcMar>
-          </w:tcPr>
-          <w:p>
-            <w:pPr>
-              <w:pStyle w:val="SmallTable"/>
-            </w:pPr>
-            <w:r>
-              <w:t>коммерческая услуга монтажа пластиковых окон в Москве</w:t>
-            </w:r>
-          </w:p>
-        </w:tc>
-      </w:tr>
-      <w:tr>
-        <w:trPr>
-          <w:cantSplit/>
-        </w:trPr>
-        <w:tc>
-          <w:tcPr>
-            <w:tcW w:type="dxa" w:w="453"/>
-            <w:vAlign w:val="top"/>
-            <w:tcMar>
-              <w:top w:w="55" w:type="dxa"/>
-              <w:start w:w="60" w:type="dxa"/>
-              <w:bottom w:w="55" w:type="dxa"/>
-              <w:end w:w="60" w:type="dxa"/>
-            </w:tcMar>
-          </w:tcPr>
-          <w:p>
-            <w:pPr>
-              <w:pStyle w:val="SmallTable"/>
-            </w:pPr>
-            <w:r>
-              <w:t>75</w:t>
-            </w:r>
-          </w:p>
-        </w:tc>
-        <w:tc>
-          <w:tcPr>
-            <w:tcW w:type="dxa" w:w="3345"/>
-            <w:vAlign w:val="top"/>
-            <w:tcMar>
-              <w:top w:w="55" w:type="dxa"/>
-              <w:start w:w="60" w:type="dxa"/>
-              <w:bottom w:w="55" w:type="dxa"/>
-              <w:end w:w="60" w:type="dxa"/>
-            </w:tcMar>
-          </w:tcPr>
-          <w:p>
-            <w:pPr>
-              <w:pStyle w:val="SmallTable"/>
-            </w:pPr>
-            <w:r>
-              <w:t>холодное остекление балкона</w:t>
-            </w:r>
-          </w:p>
-        </w:tc>
-        <w:tc>
-          <w:tcPr>
-            <w:tcW w:type="dxa" w:w="5216"/>
-            <w:vAlign w:val="top"/>
-            <w:tcMar>
-              <w:top w:w="55" w:type="dxa"/>
-              <w:start w:w="60" w:type="dxa"/>
-              <w:bottom w:w="55" w:type="dxa"/>
-              <w:end w:w="60" w:type="dxa"/>
-            </w:tcMar>
-          </w:tcPr>
-          <w:p>
-            <w:pPr>
-              <w:pStyle w:val="SmallTable"/>
-            </w:pPr>
-            <w:r>
-              <w:t>коммерческая услуга холодного остекления балкона</w:t>
-            </w:r>
-          </w:p>
-        </w:tc>
-      </w:tr>
-    </w:tbl>
     <w:sectPr>
       <w:headerReference w:type="default" r:id="rId9"/>
       <w:footerReference w:type="default" r:id="rId10"/>
@@ -7204,7 +2176,7 @@
         <w:rFonts w:ascii="Liberation Sans" w:hAnsi="Liberation Sans"/>
         <w:sz w:val="15"/>
       </w:rPr>
-      <w:t>ОКНО МОСКВА · поисковое ядро · обычный Яндекс и ответы Алисы</w:t>
+      <w:t>ОКНО МОСКВА · обычная выдача Яндекса и выдача Алисы</w:t>
     </w:r>
   </w:p>
 </w:hdr>
@@ -7936,7 +2908,7 @@
       <w:color w:val="17365D" w:themeColor="text2" w:themeShade="BF"/>
       <w:spacing w:val="5"/>
       <w:kern w:val="28"/>
-      <w:sz w:val="40"/>
+      <w:sz w:val="37"/>
       <w:szCs w:val="52"/>
     </w:rPr>
   </w:style>
@@ -19275,16 +14247,6 @@
     <w:rPr>
       <w:rFonts w:ascii="Liberation Sans" w:hAnsi="Liberation Sans"/>
       <w:sz w:val="20"/>
-    </w:rPr>
-  </w:style>
-  <w:style w:type="paragraph" w:customStyle="1" w:styleId="SmallTable">
-    <w:name w:val="SmallTable"/>
-    <w:pPr>
-      <w:spacing w:after="0" w:line="240" w:lineRule="auto"/>
-    </w:pPr>
-    <w:rPr>
-      <w:rFonts w:ascii="Liberation Sans" w:hAnsi="Liberation Sans"/>
-      <w:sz w:val="16"/>
     </w:rPr>
   </w:style>
 </w:styles>

--- a/extension/docs/kwork/KW001_AI_NATIVE_YANDEX_ALICE/tests/OKNO_MSK/OKNO_MSK_RESEARCH_RELEASE_CORRECTED_2026-09-05/editable/01_OKNO_MSK_CLIENT_RESEARCH_REPORT_RU_2026-09-05.docx
+++ b/extension/docs/kwork/KW001_AI_NATIVE_YANDEX_ALICE/tests/OKNO_MSK/OKNO_MSK_RESEARCH_RELEASE_CORRECTED_2026-09-05/editable/01_OKNO_MSK_CLIENT_RESEARCH_REPORT_RU_2026-09-05.docx
@@ -2128,7 +2128,7 @@
         <w:rPr>
           <w:rFonts w:ascii="Liberation Sans" w:hAnsi="Liberation Sans"/>
         </w:rPr>
-        <w:t>Обычная выдача Яндекса помогла проверить 75 неоднозначных или важных для распределения запросов случаев. Выдача Алисы была дополнительно проверена по восьми выбранным темам и помогли точнее сформулировать часть рекомендаций. Практический результат — семь конкретных улучшений, которые можно передавать в работу сейчас, и два следующих улучшения, для которых компания сначала должна подтвердить фактические данные.</w:t>
+        <w:t>Обычная выдача Яндекса помогла проверить 75 неоднозначных или важных для распределения запросов случаев. Выдачу Алисы дополнительно проверили по восьми выбранным темам; это помогло точнее сформулировать часть рекомендаций. Практический результат — семь конкретных улучшений, которые можно передавать в работу сейчас, и два следующих улучшения, для которых компания сначала должна подтвердить фактические данные.</w:t>
       </w:r>
     </w:p>
     <w:sectPr>

--- a/extension/docs/kwork/KW001_AI_NATIVE_YANDEX_ALICE/tests/OKNO_MSK/OKNO_MSK_RESEARCH_RELEASE_CORRECTED_2026-09-05/editable/01_OKNO_MSK_CLIENT_RESEARCH_REPORT_RU_2026-09-05.docx
+++ b/extension/docs/kwork/KW001_AI_NATIVE_YANDEX_ALICE/tests/OKNO_MSK/OKNO_MSK_RESEARCH_RELEASE_CORRECTED_2026-09-05/editable/01_OKNO_MSK_CLIENT_RESEARCH_REPORT_RU_2026-09-05.docx
@@ -7,7 +7,7 @@
         <w:pStyle w:val="Title"/>
       </w:pPr>
       <w:r>
-        <w:t>ОКНО МОСКВА — https://okno-msk.ru/ — исследование спроса в Яндексе: обычная выдача и выдача Алисы</w:t>
+        <w:t>ОКНО МОСКВА — https://okno-msk.ru/ — поисковое ядро под Алису и обычную выдачу Яндекса</w:t>
       </w:r>
     </w:p>
     <w:p>
@@ -16,7 +16,7 @@
         <w:rPr>
           <w:rFonts w:ascii="Liberation Sans" w:hAnsi="Liberation Sans"/>
         </w:rPr>
-        <w:t>Задача работы — собрать и проверить поисковое ядро сайта для Москвы: получить реальные поисковые фразы и показатели спроса, очистить и сгруппировать фразы, сопоставить группы спроса с существующими страницами, а затем проверить неоднозначные решения в обычной выдаче Яндекса и по выбранным темам — в выдаче Алисы. Исследование должно было показать, нужна ли сайту полная пересборка ядра и структуры или достаточно точечных изменений.</w:t>
+        <w:t>Главная задача кворка — пересобрать и проверить поисковое ядро сайта «Окно Москва» для Москвы под Алису — под современную выдачу Яндекса, где вместе с обычными результатами часть поискового ответа формирует Алиса. Для этого мы собрали реальные поисковые фразы и показатели спроса, очистили и сгруппировали ядро, распределили спрос между существующими страницами и проверили, насколько это распределение соответствует обычной выдаче Яндекса и выдаче Алисы.</w:t>
       </w:r>
     </w:p>
     <w:p>
@@ -33,7 +33,7 @@
         <w:rPr>
           <w:rFonts w:ascii="Liberation Sans" w:hAnsi="Liberation Sans"/>
         </w:rPr>
-        <w:t>В рамках исследования для Москвы было собрано и проанализировано поисковое ядро. После очистки в основной анализ вошли 2 332 активные поисковые фразы. Для 2 313 из них определена подходящая существующая страница; 19 фраз оставлены без принудительного назначения, потому что сохранённых данных недостаточно для уверенного выбора. Близкие запросы сведены в 168 групп поискового спроса.</w:t>
+        <w:t>В рамках исследования для Москвы было собрано и проанализировано поисковое ядро. После очистки в основной анализ вошли 2 332 активные поисковые фразы. Для 2 313 из них определена подходящая существующая страница; 19 фраз оставлены без принудительного назначения, чтобы не связывать запрос со страницей без достаточных оснований. Близкие запросы сведены в 168 групп поискового спроса.</w:t>
       </w:r>
     </w:p>
     <w:p>
@@ -42,7 +42,7 @@
         <w:rPr>
           <w:rFonts w:ascii="Liberation Sans" w:hAnsi="Liberation Sans"/>
         </w:rPr>
-        <w:t>Главный вывод исследования: сайт «Окно Москва» уже хорошо оптимизирован под выявленный спрос как в обычной выдаче Яндекса, так и в выдаче Алисы. Существующее распределение основных групп спроса между страницами в целом подтверждено, поэтому полностью пересобирать ядро и структуру сайта не требуется. Основной резерв улучшения находится в содержании и навигации нескольких существующих материалов. Семь доработок можно передавать в работу сейчас. Ещё две можно подготовить после того, как компания подтвердит фактический состав услуги по монтажу пластиковых дверей и актуальный ассортимент фурнитуры.</w:t>
+        <w:t>Главный вывод исследования: существующее распределение основных групп спроса по страницам сайта уже в целом хорошо соответствует как обычной выдаче Яндекса, так и выдаче Алисы. Поэтому полностью перестраивать существующее ядро и структуру сайта не требуется. Основной резерв улучшения находится в содержании и навигации нескольких существующих материалов. Семь доработок можно передавать в работу сейчас. Ещё две можно подготовить после того, как компания подтвердит фактический состав услуги по монтажу пластиковых дверей и актуальный ассортимент фурнитуры.</w:t>
       </w:r>
     </w:p>
     <w:p>
@@ -51,7 +51,7 @@
         <w:rPr>
           <w:rFonts w:ascii="Liberation Sans" w:hAnsi="Liberation Sans"/>
         </w:rPr>
-        <w:t>Обычная выдача Яндекса использовалась для проверки тех формулировок, где по самому запросу и содержанию сайта оставалась неоднозначность: например, покупка или монтаж, объект остекления или материал, информационный интерес или коммерческая услуга. По 75 конкретным запросам сохранена выдача и зафиксирован преобладающий тип ответа.</w:t>
+        <w:t>Обычная выдача Яндекса использовалась для тех формулировок, где от результата зависело правильное распределение спроса: например, нужно было отделить покупку от монтажа, объект остекления от материала, информационный интерес от коммерческой услуги. По 75 таким запросам сохранена выдача и зафиксирован преобладающий тип ответа.</w:t>
       </w:r>
     </w:p>
     <w:p>
@@ -60,7 +60,7 @@
         <w:rPr>
           <w:rFonts w:ascii="Liberation Sans" w:hAnsi="Liberation Sans"/>
         </w:rPr>
-        <w:t>После анализа ядра и проверок обычной выдачи был сформирован отдельный список тем, где сравнение с выдачей Алисы действительно могло уточнить решение или проверить уже уверенный вывод. Таких тем-кандидатов получилось 25. После отбора полностью проверены 8: шесть тем, где дополнительная выдача могла уточнить решение по странице, и два контрольных запроса с уже ясным результатом обычной выдачи.</w:t>
+        <w:t>Проверка ядра по выдаче Алисы была одной из основных частей кворка. По исследованным типам спроса она не выявила системного расхождения, которое требовало бы заново перестраивать ядро или структуру сайта: существующее распределение в целом соответствует тому, как эти темы раскрываются в выдаче Алисы. После этого общего вывода были выделены 25 тем, где более глубокий разбор мог уточнить содержание конкретных страниц. Из них 8 разобрали углублённо: шесть разных случаев, где можно было уточнить решение, и два контрольных запроса для проверки устойчивости уже понятного вывода.</w:t>
       </w:r>
     </w:p>
     <w:p>
@@ -77,7 +77,7 @@
         <w:rPr>
           <w:rFonts w:ascii="Liberation Sans" w:hAnsi="Liberation Sans"/>
         </w:rPr>
-        <w:t>Сначала был изучен сам сайт: услуги, товарные направления, информационные материалы и существующие страницы, на которые может приходиться поисковый спрос. После этого до просмотра результатов Wordstat был зафиксирован первый набор из 18 широких стартовых формулировок по основным направлениям бизнеса. Сбор выполнялся для Москвы и был предназначен для обнаружения реальной лексики спроса, синонимов и уточняющих формулировок.</w:t>
+        <w:t>Сначала был изучен сам сайт: услуги, товарные направления, информационные материалы и существующие страницы, на которые может приходиться поисковый спрос. После этого до просмотра результатов Wordstat был зафиксирован первый набор из 18 широких стартовых формулировок по основным направлениям бизнеса. Сбор выполнялся для Москвы и был нужен, чтобы получить реальную лексику спроса, синонимы и уточняющие формулировки.</w:t>
       </w:r>
     </w:p>
     <w:p>
@@ -86,7 +86,7 @@
         <w:rPr>
           <w:rFonts w:ascii="Liberation Sans" w:hAnsi="Liberation Sans"/>
         </w:rPr>
-        <w:t>Первый сбор в Wordstat дал 2 415 поисковых фраз. Затем отдельно расширили четыре направления, для которых первичный сбор оставлял заметный пробел: оконную фурнитуру, панорамные окна, остекление балкона с выносом и окна для частного дома. Дополнительный сбор дал ещё 550 фраз. Всего до объединения повторов было собрано 2 965 поисковых фраз.</w:t>
+        <w:t>Первый сбор в Wordstat дал 2 415 поисковых фраз. Затем отдельно расширили четыре направления, для которых первичный сбор оставлял заметный пробел: оконную фурнитуру, панорамные окна, остекление балкона с выносом и окна для частного дома. Второй сбор дал ещё 550 фраз. Всего до объединения повторов было собрано 2 965 поисковых фраз.</w:t>
       </w:r>
     </w:p>
     <w:p>
@@ -95,7 +95,7 @@
         <w:rPr>
           <w:rFonts w:ascii="Liberation Sans" w:hAnsi="Liberation Sans"/>
         </w:rPr>
-        <w:t>Вместе с каждой полученной фразой Wordstat сохранял числовой показатель спроса. Он отражает частотность в широком соответствии и помогал оценивать масштаб интереса по темам. Отдельная точная частотность для каждой из 2 840 уникальных формулировок операторами Wordstat не снималась, поэтому 2 840 — это количество уникальных фраз после объединения повторов, а не количество точных замеров частоты.</w:t>
+        <w:t>Вместе с поисковыми фразами Wordstat показывал показатель частотности по Москве. Эти значения использовались, чтобы видеть масштаб спроса по направлениям и учитывать его при анализе ядра. После объединения повторов осталось 2 840 уникальных поисковых фраз.</w:t>
       </w:r>
     </w:p>
     <w:p>
@@ -104,7 +104,7 @@
         <w:rPr>
           <w:rFonts w:ascii="Liberation Sans" w:hAnsi="Liberation Sans"/>
         </w:rPr>
-        <w:t>После очистки и объединения повторов осталось 2 840 уникальных поисковых фраз. Из них 334 были исключены как нерелевантные, выходящие за рамки задачи или механические, ещё 174 оставлены отдельно до появления более сильных оснований. В дальнейший анализ распределения спроса по страницам вошли 2 332 активные поисковые фразы.</w:t>
+        <w:t>Из 2 840 уникальных фраз 334 были исключены как нерелевантные, выходящие за рамки задачи или механические. Ещё 174 не включили в активное ядро, чтобы не назначать их страницам без достаточных оснований. В дальнейший анализ распределения спроса по страницам вошли 2 332 активные поисковые фразы.</w:t>
       </w:r>
     </w:p>
     <w:p>
@@ -113,7 +113,7 @@
         <w:rPr>
           <w:rFonts w:ascii="Liberation Sans" w:hAnsi="Liberation Sans"/>
         </w:rPr>
-        <w:t>Для 2 313 из этих 2 332 фраз удалось определить подходящую существующую страницу. Ещё 19 оставлены без принудительного назначения. Близкие формулировки были сведены в 168 групп поискового спроса: по типу окна или двери, объекту остекления, материалу, услуге, бренду, аксессуару или информационной теме. При группировке учитывалось, что именно человек хочет найти или сделать — например, купить изделие, заказать монтаж, сравнить системы или получить инструкцию. Это было критерием для правильного объединения запросов и распределения их по страницам, а не отдельным предметом исследования.</w:t>
+        <w:t>Для 2 313 из этих 2 332 фраз удалось определить подходящую существующую страницу. Ещё 19 оставлены без принудительного назначения. Близкие формулировки были сведены в 168 групп поискового спроса: по типу окна или двери, объекту остекления, материалу, услуге, бренду, аксессуару или информационной теме. Смысл запроса использовался как критерий группировки, чтобы не объединять разные виды спроса и правильно распределять ядро по страницам.</w:t>
       </w:r>
     </w:p>
     <w:p>
@@ -122,7 +122,7 @@
         <w:rPr>
           <w:rFonts w:ascii="Liberation Sans" w:hAnsi="Liberation Sans"/>
         </w:rPr>
-        <w:t>После этого обычная выдача Яндекса использовалась выборочно там, где границу между группами или роль страницы нельзя было уверенно определить только по формулировке запроса и содержанию сайта. По 75 конкретным запросам сохранена выдача и зафиксировано, какой тип ответа преобладал. Эти 75 проверок — не весь объём исследования, а углублённая проверка отдельных решений внутри уже разобранного поискового ядра.</w:t>
+        <w:t>После этого обычная выдача Яндекса использовалась выборочно там, где границу между группами или роль страницы нельзя было уверенно определить только по формулировке запроса и содержанию сайта. По 75 конкретным запросам сохранена выдача и зафиксировано, какой тип ответа преобладал. Эти 75 проверок — не весь объём исследования, а точечная проверка решений внутри уже собранного ядра.</w:t>
       </w:r>
     </w:p>
     <w:p>
@@ -131,7 +131,7 @@
         <w:rPr>
           <w:rFonts w:ascii="Liberation Sans" w:hAnsi="Liberation Sans"/>
         </w:rPr>
-        <w:t>После распределения ядра по страницам и выборочных проверок обычной выдачи мы выделили темы, где дополнительное сравнение с выдачей Алисы могло дать новый материал для решения: уточнить роль страницы, помочь сформулировать недостающий блок или проверить уже уверенный вывод. Таких кандидатов получилось 25. Из них для полной проверки выбрали 8: шесть тем, где дополнительная выдача могла уточнить решение, и два контрольных запроса с уже ясным результатом обычной выдачи. Ещё 16 тем повторяли уже охваченные типы решений, одну тему оставили без дальнейшей проверки.</w:t>
+        <w:t>Затем полученное распределение спроса по страницам проверили по выдаче Алисы. Это отвечало на главный вопрос кворка: требует ли современная выдача Яндекса с Алисой другого ядра, другой структуры страниц или другого распределения спроса. По исследованным типам запросов системного расхождения не выявлено: сайт в целом уже соответствует выдаче Алисы, а найденные изменения относятся прежде всего к содержанию и навигации отдельных страниц.</w:t>
       </w:r>
     </w:p>
     <w:p>
@@ -140,7 +140,16 @@
         <w:rPr>
           <w:rFonts w:ascii="Liberation Sans" w:hAnsi="Liberation Sans"/>
         </w:rPr>
-        <w:t>В итоге результаты Wordstat, текущих страниц, обычной выдачи Яндекса и восьми проверок выдачи Алисы были сведены в 34 значимых вывода. В клиентском отчёте подробно показаны выводы, которые приводят к реальному улучшению сайта, подтверждают важное существующее решение или требуют конкретного факта от компании.</w:t>
+        <w:t>После этого общего вывода были выделены 25 тем, где углублённая проверка могла помочь точнее сформулировать содержание конкретной страницы или проверить устойчивость решения. Восемь тем разобрали подробно: шесть разных случаев, где результат мог уточнить решение, и два контрольных запроса. Остальные 16 повторяли уже охваченные типы решений; одну тему не включили в углублённый разбор.</w:t>
+      </w:r>
+    </w:p>
+    <w:p>
+      <w:pPr/>
+      <w:r>
+        <w:rPr>
+          <w:rFonts w:ascii="Liberation Sans" w:hAnsi="Liberation Sans"/>
+        </w:rPr>
+        <w:t>В итоге результаты Wordstat, текущих страниц, обычной выдачи Яндекса и проверки по выдаче Алисы были сведены в 34 значимых вывода. В клиентском отчёте подробно показаны те выводы, которые приводят к реальному улучшению сайта, подтверждают общий результат или требуют конкретного факта от компании.</w:t>
       </w:r>
     </w:p>
     <w:p>
@@ -153,7 +162,7 @@
           <w:rFonts w:ascii="Liberation Sans" w:hAnsi="Liberation Sans"/>
           <w:b/>
         </w:rPr>
-        <w:t>Сайт → Wordstat → очистка и объединение повторов → 168 групп поискового спроса → распределение запросов по страницам → 75 выборочных проверок в обычном Яндексе → 8 проверок выдачи Алисы → 34 итоговых вывода → 7 готовых улучшений и 2 уточнения у компании.</w:t>
+        <w:t>Сайт → Wordstat по Москве и частотность → очистка и объединение повторов → 168 групп поискового спроса → распределение запросов по страницам → 75 выборочных проверок в обычном Яндексе → проверка ядра по выдаче Алисы → 8 углублённых разборов → 7 готовых улучшений и 2 уточнения у компании.</w:t>
       </w:r>
     </w:p>
     <w:p>
@@ -170,7 +179,7 @@
         <w:rPr>
           <w:rFonts w:ascii="Liberation Sans" w:hAnsi="Liberation Sans"/>
         </w:rPr>
-        <w:t>75 проверок конкретных формулировок понадобились не для повторного просмотра всех 2 840 уникальных запросов, а для тех случаев, где от выдачи зависело распределение спроса между страницами или понимание самой формулировки. Например, по запросам о панорамном остеклении балкона выдача была специализированной и подтверждала роль балконной страницы. По французским панорамным окнам преобладали материалы именно о французских окнах, поэтому существующая отдельная страница этой темы имеет самостоятельную роль. По замене окна на пластиковое выдача сохраняла отдельный коммерческий сценарий замены, а не сводила его к общей странице монтажа.</w:t>
+        <w:t>75 проверок конкретных формулировок понадобились для тех случаев, где от выдачи зависело правильное распределение спроса или понимание самой формулировки. Они помогали отделять покупку от монтажа, товарный запрос от информационного, выбор материала от выбора объекта остекления и другие близкие, но разные смыслы.</w:t>
       </w:r>
     </w:p>
     <w:p>
@@ -179,7 +188,7 @@
         <w:rPr>
           <w:rFonts w:ascii="Liberation Sans" w:hAnsi="Liberation Sans"/>
         </w:rPr>
-        <w:t>В других случаях выдача показывала смешанный смысл. Запрос «как открыть пластиковое окно» мог означать обычную эксплуатацию, заклинивание или аварийное открывание снаружи. Запрос об установке подоконника сочетал профессиональную услугу и самостоятельные инструкции. Такие проверки нужны были, чтобы не объединять разные смыслы в одну группу и не назначать одну страницу ответом на все варианты формулировки.</w:t>
+        <w:t>Это не отдельный маленький набор вместо всего ядра: к этому моменту уже были собраны, очищены и сгруппированы тысячи поисковых фраз. Обычная выдача использовалась именно там, где требовалось подтвердить границу между группами или роль страницы.</w:t>
       </w:r>
     </w:p>
     <w:p>
@@ -188,7 +197,7 @@
         <w:rPr>
           <w:rFonts w:ascii="Liberation Sans" w:hAnsi="Liberation Sans"/>
         </w:rPr>
-        <w:t>Общий вывод по обычной выдаче: основные роли существующих страниц в большинстве проверенных тем выбраны логично. Точечные улучшения нужны там, где подходящая страница уже существует, но не объясняет важную часть выбора, либо где навигация мешает быстро найти подходящий материал.</w:t>
+        <w:t>Общий вывод по обычной выдаче: существующее распределение основных групп спроса по страницам в большинстве проверенных типов запросов выбрано логично. Точечные улучшения нужны там, где подходящая страница уже существует, но не объясняет важную часть выбора, либо где навигация мешает быстро найти нужный материал.</w:t>
       </w:r>
     </w:p>
     <w:p>
@@ -196,7 +205,7 @@
         <w:pStyle w:val="Heading1"/>
       </w:pPr>
       <w:r>
-        <w:t>Что дала проверка выдачи Алисы</w:t>
+        <w:t>Как сайт соответствует выдаче Алисы</w:t>
       </w:r>
     </w:p>
     <w:p>
@@ -205,7 +214,7 @@
         <w:rPr>
           <w:rFonts w:ascii="Liberation Sans" w:hAnsi="Liberation Sans"/>
         </w:rPr>
-        <w:t>Под выдачей Алисы здесь имеются в виду ответы Алисы, которые показываются в поиске Яндекса. Мы использовали эту выдачу только как дополнительную проверку выбранных тем наряду с обычной выдачей Яндекса; само исследование выполнялось по собранному ядру, страницам сайта и сохранённым поисковым данным.</w:t>
+        <w:t>Под выдачей Алисы здесь имеются в виду ответы Алисы, которые показываются в поиске Яндекса. Проверка по этой выдаче — одна из основных частей кворка по пересборке ядра под современный поиск, а не действие после «основной» SEO-работы.</w:t>
       </w:r>
     </w:p>
     <w:p>
@@ -214,7 +223,7 @@
         <w:rPr>
           <w:rFonts w:ascii="Liberation Sans" w:hAnsi="Liberation Sans"/>
         </w:rPr>
-        <w:t>К моменту этой проверки ядро уже было собрано, очищено, сгруппировано и распределено по страницам, а спорные границы дополнительно проверены в обычной выдаче. После этого выделили 25 тем, где выдача Алисы могла либо уточнить решение, либо проверить уже уверенный вывод. Из этих 25 кандидатов полностью проверили 8: шесть тем, где дополнительная выдача могла изменить или уточнить решение, и два контрольных запроса. Остальные 16 повторяли уже охваченные типы решений, одну тему оставили без дальнейшей проверки.</w:t>
+        <w:t>Главный результат проверки: существующее распределение основных групп спроса по страницам в целом соответствует выдаче Алисы. По исследованным типам запросов не выявлено системного расхождения, которое требовало бы заново перестраивать ядро или структуру сайта. Там, где изменения действительно нужны, они в основном связаны с тем, насколько полно существующая страница объясняет выбор и отвечает на вопросы пользователя.</w:t>
       </w:r>
     </w:p>
     <w:p>
@@ -223,7 +232,16 @@
         <w:rPr>
           <w:rFonts w:ascii="Liberation Sans" w:hAnsi="Liberation Sans"/>
         </w:rPr>
-        <w:t>Главный результат: сравнение с выдачей Алисы не дало оснований пересматривать общую картину распределения спроса по сайту. Там, где существующая страница уже подходила запросу, дополнительная проверка подтверждала её роль. Там, где странице не хватало объяснения, сравнение помогало точнее сформулировать содержание доработки.</w:t>
+        <w:t>После общего вывода о соответствии сайта выдаче Алисы были выделены 25 тем, где более глубокий разбор мог дать полезное уточнение по содержанию. Из этих 25 тем 8 разобрали углублённо: шесть разных случаев, где можно было уточнить решение по странице, и два контрольных запроса. Остальные темы повторяли уже охваченные типы решений и не требовали ещё одной одинаковой проверки.</w:t>
+      </w:r>
+    </w:p>
+    <w:p>
+      <w:pPr/>
+      <w:r>
+        <w:rPr>
+          <w:rFonts w:ascii="Liberation Sans" w:hAnsi="Liberation Sans"/>
+        </w:rPr>
+        <w:t>Восемь карточек ниже — не весь объём работы с Алисой, а углублённо зафиксированные случаи, на которых проверялись разные типы решений и уточнялось содержание конкретных страниц.</w:t>
       </w:r>
     </w:p>
     <w:tbl>
@@ -299,7 +317,7 @@
                 <w:rFonts w:ascii="Liberation Sans" w:hAnsi="Liberation Sans"/>
                 <w:sz w:val="18"/>
               </w:rPr>
-              <w:t>В ответе сохранился алюминиевый сценарий, но подробнее раскрывались особенности панорамного решения</w:t>
+              <w:t>В выдаче Алисы сохранился алюминиевый сценарий, но подробнее раскрывались особенности панорамного решения</w:t>
             </w:r>
           </w:p>
           <w:p>
@@ -404,7 +422,7 @@
                 <w:rFonts w:ascii="Liberation Sans" w:hAnsi="Liberation Sans"/>
                 <w:sz w:val="18"/>
               </w:rPr>
-              <w:t>В ответе сохранился сценарий веранды, а алюминий выступал уточнением выбора</w:t>
+              <w:t>В выдаче Алисы сохранился сценарий веранды, а алюминий выступал уточнением выбора</w:t>
             </w:r>
           </w:p>
           <w:p>
@@ -614,7 +632,7 @@
                 <w:rFonts w:ascii="Liberation Sans" w:hAnsi="Liberation Sans"/>
                 <w:sz w:val="18"/>
               </w:rPr>
-              <w:t>В ответе подробно раскрывался процесс установки, но сохранялась и профессиональная услуга</w:t>
+              <w:t>В выдаче Алисы подробно раскрывался процесс установки, но сохранялась и профессиональная услуга</w:t>
             </w:r>
           </w:p>
           <w:p>
@@ -824,7 +842,7 @@
                 <w:rFonts w:ascii="Liberation Sans" w:hAnsi="Liberation Sans"/>
                 <w:sz w:val="18"/>
               </w:rPr>
-              <w:t>В ответе сохранилась тема замены и цены</w:t>
+              <w:t>В выдаче Алисы сохранилась тема замены и цены</w:t>
             </w:r>
           </w:p>
           <w:p>
@@ -1034,7 +1052,7 @@
                 <w:rFonts w:ascii="Liberation Sans" w:hAnsi="Liberation Sans"/>
                 <w:sz w:val="18"/>
               </w:rPr>
-              <w:t>В ответе сильнее проявились требования к свежести данных, понятным критериям и методике сравнения</w:t>
+              <w:t>В выдаче Алисы сильнее проявились требования к свежести данных, понятным критериям и методике сравнения</w:t>
             </w:r>
           </w:p>
           <w:p>
@@ -1072,7 +1090,7 @@
         <w:rPr>
           <w:rFonts w:ascii="Liberation Sans" w:hAnsi="Liberation Sans"/>
         </w:rPr>
-        <w:t>Таким образом, дополнительная проверка выдачи Алисы повысила точность уже принятых решений: контрольные запросы подтвердили устойчивые роли страниц, а сравнение по неоднозначным темам помогло точнее сформулировать содержание нескольких доработок.</w:t>
+        <w:t>Эти углублённые случаи не изменили общего вывода по сайту: ядро и распределение спроса в целом уже соответствуют выдаче Алисы. Их практическая польза — точнее сформулировать отдельные содержательные доработки и подтвердить устойчивость решений на разных типах запросов.</w:t>
       </w:r>
     </w:p>
     <w:p>
@@ -1145,7 +1163,7 @@
         <w:rPr>
           <w:rFonts w:ascii="Liberation Sans" w:hAnsi="Liberation Sans"/>
         </w:rPr>
-        <w:t xml:space="preserve"> это разные сценарии выбора. Человеку важно понять, какое решение подходит его проёму и что именно нужно обсуждать на замере. Обычная выдача и дополнительная проверка выдачи Алисы подтверждают самостоятельную роль темы французских окон.</w:t>
+        <w:t xml:space="preserve"> это разные сценарии выбора. Человеку важно понять, какое решение подходит его проёму и что именно нужно обсуждать на замере. Обычная выдача и проверка выдачи Алисы подтверждают самостоятельную роль темы французских окон.</w:t>
       </w:r>
     </w:p>
     <w:p>
@@ -1809,7 +1827,7 @@
         <w:rPr>
           <w:rFonts w:ascii="Liberation Sans" w:hAnsi="Liberation Sans"/>
         </w:rPr>
-        <w:t xml:space="preserve"> существующий раздел алюминиевых окон уже является подходящей коммерческой страницей для панорамных алюминиевых решений. Обычная выдача и дополнительная проверка выдачи Алисы показывают, что при крупных проёмах пользователю нужен более подробный выбор внутри той же темы.</w:t>
+        <w:t xml:space="preserve"> существующий раздел алюминиевых окон уже является подходящей коммерческой страницей для панорамных алюминиевых решений. Обычная выдача и проверка выдачи Алисы показывают, что при крупных проёмах пользователю нужен более подробный выбор внутри той же темы.</w:t>
       </w:r>
     </w:p>
     <w:p>
@@ -1961,7 +1979,7 @@
         <w:rPr>
           <w:rFonts w:ascii="Liberation Sans" w:hAnsi="Liberation Sans"/>
         </w:rPr>
-        <w:t xml:space="preserve"> без видимой методики сравнения читателю трудно понять, на чём основан список и насколько он актуален. Дополнительная проверка выдачи Алисы также усилила значение свежести данных и понятных критериев.</w:t>
+        <w:t xml:space="preserve"> без видимой методики сравнения читателю трудно понять, на чём основан список и насколько он актуален. Проверка выдачи Алисы также усилила значение свежести данных и понятных критериев.</w:t>
       </w:r>
     </w:p>
     <w:p>
@@ -2058,7 +2076,7 @@
         <w:rPr>
           <w:rFonts w:ascii="Liberation Sans" w:hAnsi="Liberation Sans"/>
         </w:rPr>
-        <w:t>Исследование подтвердило, что значительная часть существующего распределения поискового спроса по страницам уже настроена правильно. Поэтому массовая перестройка структуры и полная пересборка ядра на сайте не требуются. Практический смысл этого вывода — не тратить работу на уже корректные части сайта, а сосредоточиться на семи конкретных улучшениях, описанных выше.</w:t>
+        <w:t>Исследование подтвердило, что значительная часть существующего распределения поискового спроса по страницам уже настроена правильно и в целом соответствует как обычной выдаче Яндекса, так и выдаче Алисы. Поэтому массовая перестройка структуры не требуется: работу имеет смысл сосредоточить на найденных точечных улучшениях, а не переделывать уже корректные части сайта.</w:t>
       </w:r>
     </w:p>
     <w:p>
@@ -2119,7 +2137,7 @@
         <w:rPr>
           <w:rFonts w:ascii="Liberation Sans" w:hAnsi="Liberation Sans"/>
         </w:rPr>
-        <w:t>В работе для Москвы собрано и проанализировано поисковое ядро: поисковые фразы очищены, близкий спрос объединён в 168 групп, а активные запросы сопоставлены с существующими страницами. Из 2 332 активных фраз для 2 313 определена подходящая страница; 19 оставлены без принудительного назначения до появления более сильных оснований. Исследование показало, что полностью пересобирать существующее распределение ядра по сайту не требуется: в целом оно уже соответствует выявленному спросу как в обычной выдаче Яндекса, так и в выдаче Алисы.</w:t>
+        <w:t>Для Москвы собрано и проверено поисковое ядро под современную выдачу Яндекса с Алисой: поисковые фразы очищены и сгруппированы, активный спрос сопоставлен с существующими страницами, спорные границы проверены в обычной выдаче Яндекса, а соответствие полученного распределения — в выдаче Алисы.</w:t>
       </w:r>
     </w:p>
     <w:p>
@@ -2128,7 +2146,16 @@
         <w:rPr>
           <w:rFonts w:ascii="Liberation Sans" w:hAnsi="Liberation Sans"/>
         </w:rPr>
-        <w:t>Обычная выдача Яндекса помогла проверить 75 неоднозначных или важных для распределения запросов случаев. Выдачу Алисы дополнительно проверили по восьми выбранным темам; это помогло точнее сформулировать часть рекомендаций. Практический результат — семь конкретных улучшений, которые можно передавать в работу сейчас, и два следующих улучшения, для которых компания сначала должна подтвердить фактические данные.</w:t>
+        <w:t>Главный результат кворка: существующее распределение основных групп спроса по страницам сайта уже в целом хорошо соответствует и обычной выдаче Яндекса, и выдаче Алисы. Поэтому полностью перестраивать существующее ядро и структуру сайта не требуется. Выявлены семь точечных улучшений, которые можно передавать в работу сейчас, и ещё два изменения, для которых компания сначала должна подтвердить фактические данные.</w:t>
+      </w:r>
+    </w:p>
+    <w:p>
+      <w:pPr/>
+      <w:r>
+        <w:rPr>
+          <w:rFonts w:ascii="Liberation Sans" w:hAnsi="Liberation Sans"/>
+        </w:rPr>
+        <w:t>75 проверок обычной выдачи использовались для неоднозначных и важных для распределения запросов случаев. Восемь случаев по выдаче Алисы — это углублённо зафиксированные проверки разных типов решений внутри общей работы по ядру под Алису, а не вся ценность работы с Алисой.</w:t>
       </w:r>
     </w:p>
     <w:sectPr>
@@ -2176,7 +2203,7 @@
         <w:rFonts w:ascii="Liberation Sans" w:hAnsi="Liberation Sans"/>
         <w:sz w:val="15"/>
       </w:rPr>
-      <w:t>ОКНО МОСКВА · обычная выдача Яндекса и выдача Алисы</w:t>
+      <w:t>ОКНО МОСКВА · ядро под Алису · обычная выдача Яндекса</w:t>
     </w:r>
   </w:p>
 </w:hdr>

--- a/extension/docs/kwork/KW001_AI_NATIVE_YANDEX_ALICE/tests/OKNO_MSK/OKNO_MSK_RESEARCH_RELEASE_CORRECTED_2026-09-05/editable/01_OKNO_MSK_CLIENT_RESEARCH_REPORT_RU_2026-09-05.docx
+++ b/extension/docs/kwork/KW001_AI_NATIVE_YANDEX_ALICE/tests/OKNO_MSK/OKNO_MSK_RESEARCH_RELEASE_CORRECTED_2026-09-05/editable/01_OKNO_MSK_CLIENT_RESEARCH_REPORT_RU_2026-09-05.docx
@@ -122,7 +122,7 @@
         <w:rPr>
           <w:rFonts w:ascii="Liberation Sans" w:hAnsi="Liberation Sans"/>
         </w:rPr>
-        <w:t>После этого обычная выдача Яндекса использовалась выборочно там, где границу между группами или роль страницы нельзя было уверенно определить только по формулировке запроса и содержанию сайта. По 75 конкретным запросам сохранена выдача и зафиксировано, какой тип ответа преобладал. Эти 75 проверок — не весь объём исследования, а точечная проверка решений внутри уже собранного ядра.</w:t>
+        <w:t>После этого обычная выдача Яндекса использовалась выборочно там, где границу между группами или роль страницы нельзя было уверенно определить только по формулировке запроса и содержанию сайта. По 75 конкретным запросам сохранена выдача и зафиксировано, какой тип ответа преобладал. Эти 75 проверок служили точечной проверкой решений внутри уже собранного ядра.</w:t>
       </w:r>
     </w:p>
     <w:p>
@@ -188,7 +188,7 @@
         <w:rPr>
           <w:rFonts w:ascii="Liberation Sans" w:hAnsi="Liberation Sans"/>
         </w:rPr>
-        <w:t>Это не отдельный маленький набор вместо всего ядра: к этому моменту уже были собраны, очищены и сгруппированы тысячи поисковых фраз. Обычная выдача использовалась именно там, где требовалось подтвердить границу между группами или роль страницы.</w:t>
+        <w:t>К этому моменту уже были собраны, очищены и сгруппированы тысячи поисковых фраз. Обычная выдача использовалась там, где требовалось подтвердить границу между группами или роль страницы.</w:t>
       </w:r>
     </w:p>
     <w:p>
@@ -214,7 +214,7 @@
         <w:rPr>
           <w:rFonts w:ascii="Liberation Sans" w:hAnsi="Liberation Sans"/>
         </w:rPr>
-        <w:t>Под выдачей Алисы здесь имеются в виду ответы Алисы, которые показываются в поиске Яндекса. Проверка по этой выдаче — одна из основных частей кворка по пересборке ядра под современный поиск, а не действие после «основной» SEO-работы.</w:t>
+        <w:t>Под выдачей Алисы здесь имеются в виду ответы Алисы, которые показываются в поиске Яндекса. Проверка по этой выдаче — одна из основных частей работы по пересборке ядра под современный поиск. Она использовалась, чтобы оценить, соответствует ли распределение спроса по страницам тому, как эти темы раскрываются в выдаче Алисы.</w:t>
       </w:r>
     </w:p>
     <w:p>
@@ -241,7 +241,7 @@
         <w:rPr>
           <w:rFonts w:ascii="Liberation Sans" w:hAnsi="Liberation Sans"/>
         </w:rPr>
-        <w:t>Восемь карточек ниже — не весь объём работы с Алисой, а углублённо зафиксированные случаи, на которых проверялись разные типы решений и уточнялось содержание конкретных страниц.</w:t>
+        <w:t>Восемь карточек ниже показывают углублённо зафиксированные случаи разных типов. На них уточнялись конкретные решения по страницам после общего вывода о соответствии сайта выдаче Алисы.</w:t>
       </w:r>
     </w:p>
     <w:tbl>
@@ -2155,7 +2155,7 @@
         <w:rPr>
           <w:rFonts w:ascii="Liberation Sans" w:hAnsi="Liberation Sans"/>
         </w:rPr>
-        <w:t>75 проверок обычной выдачи использовались для неоднозначных и важных для распределения запросов случаев. Восемь случаев по выдаче Алисы — это углублённо зафиксированные проверки разных типов решений внутри общей работы по ядру под Алису, а не вся ценность работы с Алисой.</w:t>
+        <w:t>75 проверок обычной выдачи использовались для неоднозначных и важных для распределения запросов случаев. Восемь случаев по выдаче Алисы — это углублённо зафиксированные проверки разных типов решений внутри общей работы по ядру под Алису.</w:t>
       </w:r>
     </w:p>
     <w:sectPr>

--- a/extension/docs/kwork/KW001_AI_NATIVE_YANDEX_ALICE/tests/OKNO_MSK/OKNO_MSK_RESEARCH_RELEASE_CORRECTED_2026-09-05/editable/01_OKNO_MSK_CLIENT_RESEARCH_REPORT_RU_2026-09-05.docx
+++ b/extension/docs/kwork/KW001_AI_NATIVE_YANDEX_ALICE/tests/OKNO_MSK/OKNO_MSK_RESEARCH_RELEASE_CORRECTED_2026-09-05/editable/01_OKNO_MSK_CLIENT_RESEARCH_REPORT_RU_2026-09-05.docx
@@ -16,7 +16,7 @@
         <w:rPr>
           <w:rFonts w:ascii="Liberation Sans" w:hAnsi="Liberation Sans"/>
         </w:rPr>
-        <w:t>Главная задача кворка — пересобрать и проверить поисковое ядро сайта «Окно Москва» для Москвы под Алису — под современную выдачу Яндекса, где вместе с обычными результатами часть поискового ответа формирует Алиса. Для этого мы собрали реальные поисковые фразы и показатели спроса, очистили и сгруппировали ядро, распределили спрос между существующими страницами и проверили, насколько это распределение соответствует обычной выдаче Яндекса и выдаче Алисы.</w:t>
+        <w:t>Цель работы — пересобрать поисковое ядро сайта «Окно Москва» с учётом выдачи Алисы. Поиск в Яндексе изменился: по части запросов вместе с обычными результатами пользователь получает ответ Алисы. Поэтому мы собрали поисковые фразы и показатели спроса по Москве, очистили и сгруппировали ядро, распределили спрос между существующими страницами и проверили, насколько это распределение соответствует обычной выдаче Яндекса и выдаче Алисы.</w:t>
       </w:r>
     </w:p>
     <w:p>
@@ -60,7 +60,7 @@
         <w:rPr>
           <w:rFonts w:ascii="Liberation Sans" w:hAnsi="Liberation Sans"/>
         </w:rPr>
-        <w:t>Проверка ядра по выдаче Алисы была одной из основных частей кворка. По исследованным типам спроса она не выявила системного расхождения, которое требовало бы заново перестраивать ядро или структуру сайта: существующее распределение в целом соответствует тому, как эти темы раскрываются в выдаче Алисы. После этого общего вывода были выделены 25 тем, где более глубокий разбор мог уточнить содержание конкретных страниц. Из них 8 разобрали углублённо: шесть разных случаев, где можно было уточнить решение, и два контрольных запроса для проверки устойчивости уже понятного вывода.</w:t>
+        <w:t>Проверка ядра по выдаче Алисы была одной из основных частей работы. По исследованным типам спроса она не выявила системного расхождения, которое требовало бы заново перестраивать ядро или структуру сайта: существующее распределение в целом соответствует тому, как эти темы раскрываются в выдаче Алисы. После этого общего вывода были выделены 25 тем, где более глубокий разбор мог уточнить содержание конкретных страниц. Из них 8 разобрали углублённо: шесть разных случаев, где можно было уточнить решение, и два контрольных запроса для проверки устойчивости уже понятного вывода.</w:t>
       </w:r>
     </w:p>
     <w:p>
@@ -131,7 +131,7 @@
         <w:rPr>
           <w:rFonts w:ascii="Liberation Sans" w:hAnsi="Liberation Sans"/>
         </w:rPr>
-        <w:t>Затем полученное распределение спроса по страницам проверили по выдаче Алисы. Это отвечало на главный вопрос кворка: требует ли современная выдача Яндекса с Алисой другого ядра, другой структуры страниц или другого распределения спроса. По исследованным типам запросов системного расхождения не выявлено: сайт в целом уже соответствует выдаче Алисы, а найденные изменения относятся прежде всего к содержанию и навигации отдельных страниц.</w:t>
+        <w:t>Затем полученное распределение спроса по страницам проверили по выдаче Алисы. Это отвечало на главный вопрос исследования: требует ли современная выдача Яндекса с Алисой другого ядра, другой структуры страниц или другого распределения спроса. По исследованным типам запросов системного расхождения не выявлено: сайт в целом уже соответствует выдаче Алисы, а найденные изменения относятся прежде всего к содержанию и навигации отдельных страниц.</w:t>
       </w:r>
     </w:p>
     <w:p>
@@ -2146,7 +2146,7 @@
         <w:rPr>
           <w:rFonts w:ascii="Liberation Sans" w:hAnsi="Liberation Sans"/>
         </w:rPr>
-        <w:t>Главный результат кворка: существующее распределение основных групп спроса по страницам сайта уже в целом хорошо соответствует и обычной выдаче Яндекса, и выдаче Алисы. Поэтому полностью перестраивать существующее ядро и структуру сайта не требуется. Выявлены семь точечных улучшений, которые можно передавать в работу сейчас, и ещё два изменения, для которых компания сначала должна подтвердить фактические данные.</w:t>
+        <w:t>Главный результат исследования: существующее распределение основных групп спроса по страницам сайта уже в целом хорошо соответствует и обычной выдаче Яндекса, и выдаче Алисы. Поэтому полностью перестраивать существующее ядро и структуру сайта не требуется. Выявлены семь точечных улучшений, которые можно передавать в работу сейчас, и ещё два изменения, для которых компания сначала должна подтвердить фактические данные.</w:t>
       </w:r>
     </w:p>
     <w:p>
